--- a/internal_doc/07.版本报告/SequoiaDB_1.10版本发布评估说明书.docx
+++ b/internal_doc/07.版本报告/SequoiaDB_1.10版本发布评估说明书.docx
@@ -216,11 +216,6 @@
             </w:r>
           </w:p>
           <w:p>
-            <w:pPr>
-              <w:rPr>
-                <w:rFonts w:hint="eastAsia"/>
-              </w:rPr>
-            </w:pPr>
             <w:r>
               <w:rPr>
                 <w:rFonts w:hint="eastAsia"/>
@@ -509,11 +504,6 @@
             <w:tcW w:w="2943" w:type="dxa"/>
           </w:tcPr>
           <w:p>
-            <w:pPr>
-              <w:rPr>
-                <w:rFonts w:hint="eastAsia"/>
-              </w:rPr>
-            </w:pPr>
             <w:r>
               <w:rPr>
                 <w:rFonts w:hint="eastAsia"/>
@@ -576,11 +566,6 @@
             </w:r>
           </w:p>
           <w:p>
-            <w:pPr>
-              <w:rPr>
-                <w:rFonts w:hint="eastAsia"/>
-              </w:rPr>
-            </w:pPr>
             <w:r>
               <w:rPr>
                 <w:rFonts w:hint="eastAsia"/>
@@ -617,11 +602,6 @@
             </w:r>
           </w:p>
           <w:p>
-            <w:pPr>
-              <w:rPr>
-                <w:rFonts w:hint="eastAsia"/>
-              </w:rPr>
-            </w:pPr>
             <w:r>
               <w:rPr>
                 <w:rFonts w:hint="eastAsia"/>
@@ -630,11 +610,6 @@
             </w:r>
           </w:p>
           <w:p>
-            <w:pPr>
-              <w:rPr>
-                <w:rFonts w:hint="eastAsia"/>
-              </w:rPr>
-            </w:pPr>
             <w:r>
               <w:rPr>
                 <w:rFonts w:hint="eastAsia"/>
@@ -835,11 +810,6 @@
             <w:tcW w:w="2841" w:type="dxa"/>
           </w:tcPr>
           <w:p>
-            <w:pPr>
-              <w:rPr>
-                <w:rFonts w:hint="eastAsia"/>
-              </w:rPr>
-            </w:pPr>
             <w:r>
               <w:rPr>
                 <w:rFonts w:hint="eastAsia"/>
@@ -893,11 +863,6 @@
             <w:tcW w:w="2841" w:type="dxa"/>
           </w:tcPr>
           <w:p>
-            <w:pPr>
-              <w:rPr>
-                <w:rFonts w:hint="eastAsia"/>
-              </w:rPr>
-            </w:pPr>
             <w:r>
               <w:rPr>
                 <w:rFonts w:hint="eastAsia"/>
@@ -1152,11 +1117,6 @@
             <w:tcW w:w="2841" w:type="dxa"/>
           </w:tcPr>
           <w:p>
-            <w:pPr>
-              <w:rPr>
-                <w:rFonts w:hint="eastAsia"/>
-              </w:rPr>
-            </w:pPr>
             <w:proofErr w:type="spellStart"/>
             <w:r>
               <w:t>S</w:t>
@@ -1176,11 +1136,6 @@
             </w:r>
           </w:p>
           <w:p>
-            <w:pPr>
-              <w:rPr>
-                <w:rFonts w:hint="eastAsia"/>
-              </w:rPr>
-            </w:pPr>
             <w:proofErr w:type="spellStart"/>
             <w:r>
               <w:rPr>
@@ -1209,11 +1164,6 @@
             </w:r>
           </w:p>
           <w:p>
-            <w:pPr>
-              <w:rPr>
-                <w:rFonts w:hint="eastAsia"/>
-              </w:rPr>
-            </w:pPr>
             <w:proofErr w:type="spellStart"/>
             <w:r>
               <w:rPr>
@@ -1242,11 +1192,6 @@
             </w:r>
           </w:p>
           <w:p>
-            <w:pPr>
-              <w:rPr>
-                <w:rFonts w:hint="eastAsia"/>
-              </w:rPr>
-            </w:pPr>
             <w:proofErr w:type="spellStart"/>
             <w:r>
               <w:rPr>
@@ -1275,11 +1220,6 @@
             </w:r>
           </w:p>
           <w:p>
-            <w:pPr>
-              <w:rPr>
-                <w:rFonts w:hint="eastAsia"/>
-              </w:rPr>
-            </w:pPr>
             <w:proofErr w:type="spellStart"/>
             <w:r>
               <w:rPr>
@@ -1308,11 +1248,6 @@
             </w:r>
           </w:p>
           <w:p>
-            <w:pPr>
-              <w:rPr>
-                <w:rFonts w:hint="eastAsia"/>
-              </w:rPr>
-            </w:pPr>
             <w:proofErr w:type="spellStart"/>
             <w:r>
               <w:rPr>
@@ -1612,11 +1547,6 @@
             <w:tcW w:w="4399" w:type="dxa"/>
           </w:tcPr>
           <w:p>
-            <w:pPr>
-              <w:rPr>
-                <w:rFonts w:hint="eastAsia"/>
-              </w:rPr>
-            </w:pPr>
             <w:r>
               <w:rPr>
                 <w:rFonts w:hint="eastAsia"/>
@@ -1700,11 +1630,6 @@
             <w:tcW w:w="4399" w:type="dxa"/>
           </w:tcPr>
           <w:p>
-            <w:pPr>
-              <w:rPr>
-                <w:rFonts w:hint="eastAsia"/>
-              </w:rPr>
-            </w:pPr>
             <w:r>
               <w:rPr>
                 <w:rFonts w:hint="eastAsia"/>
@@ -1750,11 +1675,6 @@
             <w:tcW w:w="4399" w:type="dxa"/>
           </w:tcPr>
           <w:p>
-            <w:pPr>
-              <w:rPr>
-                <w:rFonts w:hint="eastAsia"/>
-              </w:rPr>
-            </w:pPr>
             <w:r>
               <w:rPr>
                 <w:rFonts w:hint="eastAsia"/>
@@ -2416,11 +2336,6 @@
             <w:tcW w:w="4399" w:type="dxa"/>
           </w:tcPr>
           <w:p>
-            <w:pPr>
-              <w:rPr>
-                <w:rFonts w:hint="eastAsia"/>
-              </w:rPr>
-            </w:pPr>
             <w:proofErr w:type="spellStart"/>
             <w:r>
               <w:rPr>
@@ -2490,11 +2405,6 @@
             <w:tcW w:w="4399" w:type="dxa"/>
           </w:tcPr>
           <w:p>
-            <w:pPr>
-              <w:rPr>
-                <w:rFonts w:hint="eastAsia"/>
-              </w:rPr>
-            </w:pPr>
             <w:r>
               <w:rPr>
                 <w:rFonts w:hint="eastAsia"/>
@@ -2598,11 +2508,6 @@
             <w:tcW w:w="4399" w:type="dxa"/>
           </w:tcPr>
           <w:p>
-            <w:pPr>
-              <w:rPr>
-                <w:rFonts w:hint="eastAsia"/>
-              </w:rPr>
-            </w:pPr>
             <w:r>
               <w:rPr>
                 <w:rFonts w:hint="eastAsia"/>
@@ -2729,11 +2634,6 @@
             <w:tcW w:w="4399" w:type="dxa"/>
           </w:tcPr>
           <w:p>
-            <w:pPr>
-              <w:rPr>
-                <w:rFonts w:hint="eastAsia"/>
-              </w:rPr>
-            </w:pPr>
             <w:r>
               <w:rPr>
                 <w:rFonts w:hint="eastAsia"/>
@@ -7321,11 +7221,6 @@
             <w:tcW w:w="5037" w:type="dxa"/>
           </w:tcPr>
           <w:p>
-            <w:pPr>
-              <w:rPr>
-                <w:rFonts w:hint="eastAsia"/>
-              </w:rPr>
-            </w:pPr>
             <w:r>
               <w:rPr>
                 <w:rFonts w:ascii="Arial" w:hAnsi="Arial" w:cs="Arial"/>
@@ -7767,11 +7662,6 @@
             <w:tcW w:w="5037" w:type="dxa"/>
           </w:tcPr>
           <w:p>
-            <w:pPr>
-              <w:rPr>
-                <w:rFonts w:hint="eastAsia"/>
-              </w:rPr>
-            </w:pPr>
             <w:r>
               <w:rPr>
                 <w:rFonts w:hint="eastAsia"/>
@@ -8094,11 +7984,6 @@
             <w:tcW w:w="1652" w:type="dxa"/>
           </w:tcPr>
           <w:p>
-            <w:pPr>
-              <w:rPr>
-                <w:rFonts w:hint="eastAsia"/>
-              </w:rPr>
-            </w:pPr>
             <w:r>
               <w:rPr>
                 <w:rFonts w:hint="eastAsia"/>
@@ -8165,11 +8050,6 @@
             <w:tcW w:w="1652" w:type="dxa"/>
           </w:tcPr>
           <w:p>
-            <w:pPr>
-              <w:rPr>
-                <w:rFonts w:hint="eastAsia"/>
-              </w:rPr>
-            </w:pPr>
             <w:r>
               <w:rPr>
                 <w:rFonts w:hint="eastAsia"/>
@@ -8960,7 +8840,19 @@
               <w:rPr>
                 <w:rFonts w:hint="eastAsia"/>
               </w:rPr>
-              <w:t>PPC:</w:t>
+              <w:t>PPC</w:t>
+            </w:r>
+            <w:r>
+              <w:rPr>
+                <w:rFonts w:hint="eastAsia"/>
+              </w:rPr>
+              <w:t>(1390)</w:t>
+            </w:r>
+            <w:r>
+              <w:rPr>
+                <w:rFonts w:hint="eastAsia"/>
+              </w:rPr>
+              <w:t>:</w:t>
             </w:r>
           </w:p>
           <w:p>
@@ -9015,7 +8907,19 @@
               <w:rPr>
                 <w:rFonts w:hint="eastAsia"/>
               </w:rPr>
-              <w:t>buntu:</w:t>
+              <w:t>buntu</w:t>
+            </w:r>
+            <w:r>
+              <w:rPr>
+                <w:rFonts w:hint="eastAsia"/>
+              </w:rPr>
+              <w:t>(1398)</w:t>
+            </w:r>
+            <w:r>
+              <w:rPr>
+                <w:rFonts w:hint="eastAsia"/>
+              </w:rPr>
+              <w:t>:</w:t>
             </w:r>
             <w:r>
               <w:rPr>
@@ -9060,6 +8964,12 @@
               <w:rPr>
                 <w:rFonts w:hint="eastAsia"/>
               </w:rPr>
+              <w:t>(1720)</w:t>
+            </w:r>
+            <w:r>
+              <w:rPr>
+                <w:rFonts w:hint="eastAsia"/>
+              </w:rPr>
               <w:t>：</w:t>
             </w:r>
             <w:r>
@@ -9117,11 +9027,6 @@
             <w:tcW w:w="4252" w:type="dxa"/>
           </w:tcPr>
           <w:p>
-            <w:pPr>
-              <w:rPr>
-                <w:rFonts w:hint="eastAsia"/>
-              </w:rPr>
-            </w:pPr>
             <w:r>
               <w:rPr>
                 <w:rFonts w:hint="eastAsia"/>
@@ -9264,11 +9169,6 @@
             <w:proofErr w:type="spellEnd"/>
           </w:p>
           <w:p>
-            <w:pPr>
-              <w:rPr>
-                <w:rFonts w:hint="eastAsia"/>
-              </w:rPr>
-            </w:pPr>
             <w:proofErr w:type="spellStart"/>
             <w:r>
               <w:t>sdblist</w:t>
@@ -9276,11 +9176,6 @@
             <w:proofErr w:type="spellEnd"/>
           </w:p>
           <w:p>
-            <w:pPr>
-              <w:rPr>
-                <w:rFonts w:hint="eastAsia"/>
-              </w:rPr>
-            </w:pPr>
             <w:proofErr w:type="spellStart"/>
             <w:r>
               <w:rPr>
@@ -9291,11 +9186,6 @@
             <w:proofErr w:type="spellEnd"/>
           </w:p>
           <w:p>
-            <w:pPr>
-              <w:rPr>
-                <w:rFonts w:hint="eastAsia"/>
-              </w:rPr>
-            </w:pPr>
             <w:proofErr w:type="spellStart"/>
             <w:r>
               <w:rPr>
@@ -9603,11 +9493,6 @@
             </w:r>
           </w:p>
           <w:p>
-            <w:pPr>
-              <w:rPr>
-                <w:rFonts w:hint="eastAsia"/>
-              </w:rPr>
-            </w:pPr>
             <w:r>
               <w:rPr>
                 <w:rFonts w:hint="eastAsia"/>
@@ -9696,11 +9581,6 @@
             <w:tcW w:w="2093" w:type="dxa"/>
           </w:tcPr>
           <w:p>
-            <w:pPr>
-              <w:rPr>
-                <w:rFonts w:hint="eastAsia"/>
-              </w:rPr>
-            </w:pPr>
             <w:r>
               <w:rPr>
                 <w:rFonts w:hint="eastAsia"/>
@@ -9714,11 +9594,6 @@
             <w:tcW w:w="1134" w:type="dxa"/>
           </w:tcPr>
           <w:p>
-            <w:pPr>
-              <w:rPr>
-                <w:rFonts w:hint="eastAsia"/>
-              </w:rPr>
-            </w:pPr>
             <w:r>
               <w:rPr>
                 <w:rFonts w:hint="eastAsia"/>

--- a/internal_doc/07.版本报告/SequoiaDB_1.10版本发布评估说明书.docx
+++ b/internal_doc/07.版本报告/SequoiaDB_1.10版本发布评估说明书.docx
@@ -177,21 +177,7 @@
               <w:rPr>
                 <w:rFonts w:hint="eastAsia"/>
               </w:rPr>
-              <w:t>PPC(192.168.30.150:/</w:t>
-            </w:r>
-            <w:proofErr w:type="spellStart"/>
-            <w:r>
-              <w:rPr>
-                <w:rFonts w:hint="eastAsia"/>
-              </w:rPr>
-              <w:t>test_tar</w:t>
-            </w:r>
-            <w:proofErr w:type="spellEnd"/>
-            <w:r>
-              <w:rPr>
-                <w:rFonts w:hint="eastAsia"/>
-              </w:rPr>
-              <w:t xml:space="preserve">/ </w:t>
+              <w:t xml:space="preserve">PPC(192.168.30.150:/test_tar/ </w:t>
             </w:r>
             <w:r>
               <w:rPr>
@@ -220,21 +206,7 @@
               <w:rPr>
                 <w:rFonts w:hint="eastAsia"/>
               </w:rPr>
-              <w:t>X86(192.168.30.184:/</w:t>
-            </w:r>
-            <w:proofErr w:type="spellStart"/>
-            <w:r>
-              <w:rPr>
-                <w:rFonts w:hint="eastAsia"/>
-              </w:rPr>
-              <w:t>test_tar</w:t>
-            </w:r>
-            <w:proofErr w:type="spellEnd"/>
-            <w:r>
-              <w:rPr>
-                <w:rFonts w:hint="eastAsia"/>
-              </w:rPr>
-              <w:t xml:space="preserve">/ </w:t>
+              <w:t xml:space="preserve">X86(192.168.30.184:/test_tar/ </w:t>
             </w:r>
             <w:r>
               <w:rPr>
@@ -246,7 +218,13 @@
               <w:rPr>
                 <w:rFonts w:hint="eastAsia"/>
               </w:rPr>
-              <w:t>2655</w:t>
+              <w:t>265</w:t>
+            </w:r>
+            <w:r>
+              <w:rPr>
+                <w:rFonts w:hint="eastAsia"/>
+              </w:rPr>
+              <w:t>6</w:t>
             </w:r>
             <w:r>
               <w:rPr>
@@ -881,14 +859,12 @@
               </w:rPr>
               <w:t>的</w:t>
             </w:r>
-            <w:proofErr w:type="spellStart"/>
             <w:r>
               <w:rPr>
                 <w:rFonts w:hint="eastAsia"/>
               </w:rPr>
               <w:t>c++</w:t>
             </w:r>
-            <w:proofErr w:type="spellEnd"/>
             <w:r>
               <w:rPr>
                 <w:rFonts w:hint="eastAsia"/>
@@ -961,28 +937,12 @@
             <w:tcW w:w="2841" w:type="dxa"/>
           </w:tcPr>
           <w:p>
-            <w:proofErr w:type="spellStart"/>
-            <w:r>
-              <w:rPr>
-                <w:rFonts w:hint="eastAsia"/>
-              </w:rPr>
-              <w:t>sdbcm</w:t>
-            </w:r>
-            <w:proofErr w:type="spellEnd"/>
-            <w:r>
-              <w:rPr>
-                <w:rFonts w:hint="eastAsia"/>
-              </w:rPr>
-              <w:t>/</w:t>
-            </w:r>
-            <w:proofErr w:type="spellStart"/>
-            <w:r>
-              <w:rPr>
-                <w:rFonts w:hint="eastAsia"/>
-              </w:rPr>
-              <w:t>sdbstart</w:t>
-            </w:r>
-            <w:proofErr w:type="spellEnd"/>
+            <w:r>
+              <w:rPr>
+                <w:rFonts w:hint="eastAsia"/>
+              </w:rPr>
+              <w:t>sdbcm/sdbstart</w:t>
+            </w:r>
             <w:r>
               <w:rPr>
                 <w:rFonts w:hint="eastAsia"/>
@@ -1040,7 +1000,6 @@
             <w:tcW w:w="2841" w:type="dxa"/>
           </w:tcPr>
           <w:p>
-            <w:proofErr w:type="spellStart"/>
             <w:r>
               <w:t>S</w:t>
             </w:r>
@@ -1048,37 +1007,8 @@
               <w:rPr>
                 <w:rFonts w:hint="eastAsia"/>
               </w:rPr>
-              <w:t>dbstart</w:t>
-            </w:r>
-            <w:proofErr w:type="spellEnd"/>
-            <w:r>
-              <w:rPr>
-                <w:rFonts w:hint="eastAsia"/>
-              </w:rPr>
-              <w:t>/</w:t>
-            </w:r>
-            <w:proofErr w:type="spellStart"/>
-            <w:r>
-              <w:rPr>
-                <w:rFonts w:hint="eastAsia"/>
-              </w:rPr>
-              <w:t>sdbstop</w:t>
-            </w:r>
-            <w:proofErr w:type="spellEnd"/>
-            <w:r>
-              <w:rPr>
-                <w:rFonts w:hint="eastAsia"/>
-              </w:rPr>
-              <w:t>/</w:t>
-            </w:r>
-            <w:proofErr w:type="spellStart"/>
-            <w:r>
-              <w:rPr>
-                <w:rFonts w:hint="eastAsia"/>
-              </w:rPr>
-              <w:t>sdblist</w:t>
-            </w:r>
-            <w:proofErr w:type="spellEnd"/>
+              <w:t>dbstart/sdbstop/sdblist</w:t>
+            </w:r>
             <w:r>
               <w:rPr>
                 <w:rFonts w:hint="eastAsia"/>
@@ -1117,7 +1047,6 @@
             <w:tcW w:w="2841" w:type="dxa"/>
           </w:tcPr>
           <w:p>
-            <w:proofErr w:type="spellStart"/>
             <w:r>
               <w:t>S</w:t>
             </w:r>
@@ -1127,7 +1056,6 @@
               </w:rPr>
               <w:t>db</w:t>
             </w:r>
-            <w:proofErr w:type="spellEnd"/>
             <w:r>
               <w:rPr>
                 <w:rFonts w:hint="eastAsia"/>
@@ -1136,7 +1064,6 @@
             </w:r>
           </w:p>
           <w:p>
-            <w:proofErr w:type="spellStart"/>
             <w:r>
               <w:rPr>
                 <w:rFonts w:hint="eastAsia"/>
@@ -1147,14 +1074,7 @@
               <w:rPr>
                 <w:rFonts w:hint="eastAsia"/>
               </w:rPr>
-              <w:t>createCoordRG</w:t>
-            </w:r>
-            <w:proofErr w:type="spellEnd"/>
-            <w:r>
-              <w:rPr>
-                <w:rFonts w:hint="eastAsia"/>
-              </w:rPr>
-              <w:t>()</w:t>
+              <w:t>createCoordRG()</w:t>
             </w:r>
             <w:r>
               <w:rPr>
@@ -1164,7 +1084,6 @@
             </w:r>
           </w:p>
           <w:p>
-            <w:proofErr w:type="spellStart"/>
             <w:r>
               <w:rPr>
                 <w:rFonts w:hint="eastAsia"/>
@@ -1175,14 +1094,7 @@
               <w:rPr>
                 <w:rFonts w:hint="eastAsia"/>
               </w:rPr>
-              <w:t>getCoordRG</w:t>
-            </w:r>
-            <w:proofErr w:type="spellEnd"/>
-            <w:r>
-              <w:rPr>
-                <w:rFonts w:hint="eastAsia"/>
-              </w:rPr>
-              <w:t>()</w:t>
+              <w:t>getCoordRG()</w:t>
             </w:r>
             <w:r>
               <w:rPr>
@@ -1192,7 +1104,6 @@
             </w:r>
           </w:p>
           <w:p>
-            <w:proofErr w:type="spellStart"/>
             <w:r>
               <w:rPr>
                 <w:rFonts w:hint="eastAsia"/>
@@ -1203,14 +1114,7 @@
               <w:rPr>
                 <w:rFonts w:hint="eastAsia"/>
               </w:rPr>
-              <w:t>removeCoordRG</w:t>
-            </w:r>
-            <w:proofErr w:type="spellEnd"/>
-            <w:r>
-              <w:rPr>
-                <w:rFonts w:hint="eastAsia"/>
-              </w:rPr>
-              <w:t>()</w:t>
+              <w:t>removeCoordRG()</w:t>
             </w:r>
             <w:r>
               <w:rPr>
@@ -1220,7 +1124,6 @@
             </w:r>
           </w:p>
           <w:p>
-            <w:proofErr w:type="spellStart"/>
             <w:r>
               <w:rPr>
                 <w:rFonts w:hint="eastAsia"/>
@@ -1231,14 +1134,7 @@
               <w:rPr>
                 <w:rFonts w:hint="eastAsia"/>
               </w:rPr>
-              <w:t>getCatalogRG</w:t>
-            </w:r>
-            <w:proofErr w:type="spellEnd"/>
-            <w:r>
-              <w:rPr>
-                <w:rFonts w:hint="eastAsia"/>
-              </w:rPr>
-              <w:t>()</w:t>
+              <w:t>getCatalogRG()</w:t>
             </w:r>
             <w:r>
               <w:rPr>
@@ -1248,19 +1144,11 @@
             </w:r>
           </w:p>
           <w:p>
-            <w:proofErr w:type="spellStart"/>
-            <w:r>
-              <w:rPr>
-                <w:rFonts w:hint="eastAsia"/>
-              </w:rPr>
-              <w:t>collection.findOne</w:t>
-            </w:r>
-            <w:proofErr w:type="spellEnd"/>
-            <w:r>
-              <w:rPr>
-                <w:rFonts w:hint="eastAsia"/>
-              </w:rPr>
-              <w:t>()</w:t>
+            <w:r>
+              <w:rPr>
+                <w:rFonts w:hint="eastAsia"/>
+              </w:rPr>
+              <w:t>collection.findOne()</w:t>
             </w:r>
           </w:p>
           <w:p>
@@ -1742,14 +1630,12 @@
               </w:rPr>
               <w:t>增加</w:t>
             </w:r>
-            <w:proofErr w:type="spellStart"/>
             <w:r>
               <w:rPr>
                 <w:rFonts w:hint="eastAsia"/>
               </w:rPr>
               <w:t>findOne</w:t>
             </w:r>
-            <w:proofErr w:type="spellEnd"/>
             <w:r>
               <w:rPr>
                 <w:rFonts w:hint="eastAsia"/>
@@ -1792,7 +1678,6 @@
             <w:tcW w:w="4399" w:type="dxa"/>
           </w:tcPr>
           <w:p>
-            <w:proofErr w:type="spellStart"/>
             <w:r>
               <w:t>S</w:t>
             </w:r>
@@ -1802,35 +1687,30 @@
               </w:rPr>
               <w:t>dblist</w:t>
             </w:r>
-            <w:proofErr w:type="spellEnd"/>
             <w:r>
               <w:rPr>
                 <w:rFonts w:hint="eastAsia"/>
               </w:rPr>
               <w:t>、</w:t>
             </w:r>
-            <w:proofErr w:type="spellStart"/>
             <w:r>
               <w:rPr>
                 <w:rFonts w:hint="eastAsia"/>
               </w:rPr>
               <w:t>sdbstart</w:t>
             </w:r>
-            <w:proofErr w:type="spellEnd"/>
             <w:r>
               <w:rPr>
                 <w:rFonts w:hint="eastAsia"/>
               </w:rPr>
               <w:t>、</w:t>
             </w:r>
-            <w:proofErr w:type="spellStart"/>
             <w:r>
               <w:rPr>
                 <w:rFonts w:hint="eastAsia"/>
               </w:rPr>
               <w:t>sdbstop</w:t>
             </w:r>
-            <w:proofErr w:type="spellEnd"/>
             <w:r>
               <w:rPr>
                 <w:rFonts w:hint="eastAsia"/>
@@ -1880,14 +1760,12 @@
             <w:tcW w:w="4399" w:type="dxa"/>
           </w:tcPr>
           <w:p>
-            <w:proofErr w:type="spellStart"/>
             <w:r>
               <w:rPr>
                 <w:rFonts w:hint="eastAsia"/>
               </w:rPr>
               <w:t>sdblist</w:t>
             </w:r>
-            <w:proofErr w:type="spellEnd"/>
             <w:r>
               <w:rPr>
                 <w:rFonts w:hint="eastAsia"/>
@@ -1943,14 +1821,12 @@
               </w:rPr>
               <w:t>【优化】</w:t>
             </w:r>
-            <w:proofErr w:type="spellStart"/>
             <w:r>
               <w:rPr>
                 <w:rFonts w:hint="eastAsia"/>
               </w:rPr>
               <w:t>sdblist</w:t>
             </w:r>
-            <w:proofErr w:type="spellEnd"/>
             <w:r>
               <w:rPr>
                 <w:rFonts w:hint="eastAsia"/>
@@ -2012,14 +1888,12 @@
             <w:tcW w:w="4399" w:type="dxa"/>
           </w:tcPr>
           <w:p>
-            <w:proofErr w:type="spellStart"/>
             <w:r>
               <w:rPr>
                 <w:rFonts w:hint="eastAsia"/>
               </w:rPr>
               <w:t>sdbstart</w:t>
             </w:r>
-            <w:proofErr w:type="spellEnd"/>
             <w:r>
               <w:rPr>
                 <w:rFonts w:hint="eastAsia"/>
@@ -2099,19 +1973,11 @@
               </w:rPr>
               <w:t>【特性】访问计划字段修正，并且增加</w:t>
             </w:r>
-            <w:proofErr w:type="spellStart"/>
-            <w:r>
-              <w:rPr>
-                <w:rFonts w:hint="eastAsia"/>
-              </w:rPr>
-              <w:t>Run:true</w:t>
-            </w:r>
-            <w:proofErr w:type="spellEnd"/>
-            <w:r>
-              <w:rPr>
-                <w:rFonts w:hint="eastAsia"/>
-              </w:rPr>
-              <w:t>/false</w:t>
+            <w:r>
+              <w:rPr>
+                <w:rFonts w:hint="eastAsia"/>
+              </w:rPr>
+              <w:t>Run:true/false</w:t>
             </w:r>
             <w:r>
               <w:rPr>
@@ -2226,7 +2092,6 @@
               </w:rPr>
               <w:t>提供</w:t>
             </w:r>
-            <w:proofErr w:type="spellStart"/>
             <w:r>
               <w:rPr>
                 <w:rFonts w:ascii="Arial" w:hAnsi="Arial" w:cs="Arial"/>
@@ -2236,7 +2101,6 @@
               </w:rPr>
               <w:t>forceSession</w:t>
             </w:r>
-            <w:proofErr w:type="spellEnd"/>
             <w:r>
               <w:rPr>
                 <w:rFonts w:hint="eastAsia"/>
@@ -2292,14 +2156,12 @@
               </w:rPr>
               <w:t>增加</w:t>
             </w:r>
-            <w:proofErr w:type="spellStart"/>
             <w:r>
               <w:rPr>
                 <w:rFonts w:hint="eastAsia"/>
               </w:rPr>
               <w:t>invalidateCache</w:t>
             </w:r>
-            <w:proofErr w:type="spellEnd"/>
             <w:r>
               <w:rPr>
                 <w:rFonts w:hint="eastAsia"/>
@@ -2336,14 +2198,12 @@
             <w:tcW w:w="4399" w:type="dxa"/>
           </w:tcPr>
           <w:p>
-            <w:proofErr w:type="spellStart"/>
             <w:r>
               <w:rPr>
                 <w:rFonts w:hint="eastAsia"/>
               </w:rPr>
               <w:t>Coord</w:t>
             </w:r>
-            <w:proofErr w:type="spellEnd"/>
             <w:r>
               <w:rPr>
                 <w:rFonts w:hint="eastAsia"/>
@@ -2362,28 +2222,24 @@
               </w:rPr>
               <w:t>管理，能够通过</w:t>
             </w:r>
-            <w:proofErr w:type="spellStart"/>
             <w:r>
               <w:rPr>
                 <w:rFonts w:hint="eastAsia"/>
               </w:rPr>
               <w:t>Coord</w:t>
             </w:r>
-            <w:proofErr w:type="spellEnd"/>
             <w:r>
               <w:rPr>
                 <w:rFonts w:hint="eastAsia"/>
               </w:rPr>
               <w:t>创建</w:t>
             </w:r>
-            <w:proofErr w:type="spellStart"/>
             <w:r>
               <w:rPr>
                 <w:rFonts w:hint="eastAsia"/>
               </w:rPr>
               <w:t>Coord</w:t>
             </w:r>
-            <w:proofErr w:type="spellEnd"/>
           </w:p>
         </w:tc>
         <w:tc>
@@ -2411,14 +2267,12 @@
               </w:rPr>
               <w:t>通过</w:t>
             </w:r>
-            <w:proofErr w:type="spellStart"/>
             <w:r>
               <w:rPr>
                 <w:rFonts w:hint="eastAsia"/>
               </w:rPr>
               <w:t>sdb</w:t>
             </w:r>
-            <w:proofErr w:type="spellEnd"/>
             <w:r>
               <w:rPr>
                 <w:rFonts w:hint="eastAsia"/>
@@ -2449,7 +2303,6 @@
               </w:rPr>
               <w:t>、</w:t>
             </w:r>
-            <w:proofErr w:type="spellStart"/>
             <w:r>
               <w:rPr>
                 <w:rFonts w:hint="eastAsia"/>
@@ -2457,21 +2310,18 @@
               <w:lastRenderedPageBreak/>
               <w:t>coord</w:t>
             </w:r>
-            <w:proofErr w:type="spellEnd"/>
             <w:r>
               <w:rPr>
                 <w:rFonts w:hint="eastAsia"/>
               </w:rPr>
               <w:t>、</w:t>
             </w:r>
-            <w:proofErr w:type="spellStart"/>
             <w:r>
               <w:rPr>
                 <w:rFonts w:hint="eastAsia"/>
               </w:rPr>
               <w:t>om</w:t>
             </w:r>
-            <w:proofErr w:type="spellEnd"/>
             <w:r>
               <w:rPr>
                 <w:rFonts w:hint="eastAsia"/>
@@ -2514,14 +2364,12 @@
               </w:rPr>
               <w:t>优化存储过程，实现存储过程继承当前会话的鉴权信息，并且存储过程执行的错误能在</w:t>
             </w:r>
-            <w:proofErr w:type="spellStart"/>
             <w:r>
               <w:rPr>
                 <w:rFonts w:hint="eastAsia"/>
               </w:rPr>
               <w:t>sdb</w:t>
             </w:r>
-            <w:proofErr w:type="spellEnd"/>
             <w:r>
               <w:rPr>
                 <w:rFonts w:hint="eastAsia"/>
@@ -2579,14 +2427,12 @@
               </w:rPr>
               <w:t>【优化】</w:t>
             </w:r>
-            <w:proofErr w:type="spellStart"/>
             <w:r>
               <w:rPr>
                 <w:rFonts w:hint="eastAsia"/>
               </w:rPr>
               <w:t>sequoaidb</w:t>
             </w:r>
-            <w:proofErr w:type="spellEnd"/>
             <w:r>
               <w:rPr>
                 <w:rFonts w:hint="eastAsia"/>
@@ -2605,14 +2451,12 @@
               </w:rPr>
               <w:t>账号下运行自动切换至</w:t>
             </w:r>
-            <w:proofErr w:type="spellStart"/>
             <w:r>
               <w:rPr>
                 <w:rFonts w:hint="eastAsia"/>
               </w:rPr>
               <w:t>sdbamdin</w:t>
             </w:r>
-            <w:proofErr w:type="spellEnd"/>
           </w:p>
         </w:tc>
         <w:tc>
@@ -2832,14 +2676,12 @@
             <w:tcW w:w="5037" w:type="dxa"/>
           </w:tcPr>
           <w:p>
-            <w:proofErr w:type="spellStart"/>
             <w:r>
               <w:rPr>
                 <w:rFonts w:hint="eastAsia"/>
               </w:rPr>
               <w:t>php</w:t>
             </w:r>
-            <w:proofErr w:type="spellEnd"/>
             <w:r>
               <w:rPr>
                 <w:rFonts w:hint="eastAsia"/>
@@ -2881,14 +2723,12 @@
             <w:tcW w:w="5037" w:type="dxa"/>
           </w:tcPr>
           <w:p>
-            <w:proofErr w:type="spellStart"/>
             <w:r>
               <w:rPr>
                 <w:rFonts w:hint="eastAsia"/>
               </w:rPr>
               <w:t>Coord</w:t>
             </w:r>
-            <w:proofErr w:type="spellEnd"/>
             <w:r>
               <w:rPr>
                 <w:rFonts w:hint="eastAsia"/>
@@ -2958,14 +2798,12 @@
                 <w:szCs w:val="15"/>
               </w:rPr>
             </w:pPr>
-            <w:proofErr w:type="spellStart"/>
             <w:r>
               <w:rPr>
                 <w:rFonts w:hint="eastAsia"/>
               </w:rPr>
               <w:t>sdb</w:t>
             </w:r>
-            <w:proofErr w:type="spellEnd"/>
             <w:r>
               <w:rPr>
                 <w:rFonts w:hint="eastAsia"/>
@@ -3015,14 +2853,12 @@
             <w:tcW w:w="5037" w:type="dxa"/>
           </w:tcPr>
           <w:p>
-            <w:proofErr w:type="spellStart"/>
             <w:r>
               <w:rPr>
                 <w:rFonts w:hint="eastAsia"/>
               </w:rPr>
               <w:t>oma</w:t>
             </w:r>
-            <w:proofErr w:type="spellEnd"/>
             <w:r>
               <w:rPr>
                 <w:rFonts w:hint="eastAsia"/>
@@ -3078,14 +2914,12 @@
             <w:tcW w:w="5037" w:type="dxa"/>
           </w:tcPr>
           <w:p>
-            <w:proofErr w:type="spellStart"/>
             <w:r>
               <w:rPr>
                 <w:rFonts w:hint="eastAsia"/>
               </w:rPr>
               <w:t>sdbcm</w:t>
             </w:r>
-            <w:proofErr w:type="spellEnd"/>
             <w:r>
               <w:rPr>
                 <w:rFonts w:hint="eastAsia"/>
@@ -3183,19 +3017,11 @@
               </w:rPr>
               <w:t>被</w:t>
             </w:r>
-            <w:proofErr w:type="spellStart"/>
-            <w:r>
-              <w:rPr>
-                <w:rFonts w:hint="eastAsia"/>
-              </w:rPr>
-              <w:t>forceSession</w:t>
-            </w:r>
-            <w:proofErr w:type="spellEnd"/>
-            <w:r>
-              <w:rPr>
-                <w:rFonts w:hint="eastAsia"/>
-              </w:rPr>
-              <w:t>()</w:t>
+            <w:r>
+              <w:rPr>
+                <w:rFonts w:hint="eastAsia"/>
+              </w:rPr>
+              <w:t>forceSession()</w:t>
             </w:r>
             <w:r>
               <w:rPr>
@@ -3203,19 +3029,11 @@
               </w:rPr>
               <w:t>之后，重连，再执行</w:t>
             </w:r>
-            <w:proofErr w:type="spellStart"/>
-            <w:r>
-              <w:rPr>
-                <w:rFonts w:hint="eastAsia"/>
-              </w:rPr>
-              <w:t>db.foo.bar.find</w:t>
-            </w:r>
-            <w:proofErr w:type="spellEnd"/>
-            <w:r>
-              <w:rPr>
-                <w:rFonts w:hint="eastAsia"/>
-              </w:rPr>
-              <w:t>(),</w:t>
+            <w:r>
+              <w:rPr>
+                <w:rFonts w:hint="eastAsia"/>
+              </w:rPr>
+              <w:t>db.foo.bar.find(),</w:t>
             </w:r>
             <w:r>
               <w:rPr>
@@ -3414,14 +3232,12 @@
             <w:tcW w:w="5037" w:type="dxa"/>
           </w:tcPr>
           <w:p>
-            <w:proofErr w:type="spellStart"/>
             <w:r>
               <w:rPr>
                 <w:rFonts w:hint="eastAsia"/>
               </w:rPr>
               <w:t>bsonobj</w:t>
             </w:r>
-            <w:proofErr w:type="spellEnd"/>
             <w:r>
               <w:rPr>
                 <w:rFonts w:hint="eastAsia"/>
@@ -3552,19 +3368,11 @@
             <w:tcW w:w="5037" w:type="dxa"/>
           </w:tcPr>
           <w:p>
-            <w:proofErr w:type="spellStart"/>
-            <w:r>
-              <w:rPr>
-                <w:rFonts w:hint="eastAsia"/>
-              </w:rPr>
-              <w:t>sdb</w:t>
-            </w:r>
-            <w:proofErr w:type="spellEnd"/>
-            <w:r>
-              <w:rPr>
-                <w:rFonts w:hint="eastAsia"/>
-              </w:rPr>
-              <w:t xml:space="preserve"> </w:t>
+            <w:r>
+              <w:rPr>
+                <w:rFonts w:hint="eastAsia"/>
+              </w:rPr>
+              <w:t xml:space="preserve">sdb </w:t>
             </w:r>
             <w:r>
               <w:rPr>
@@ -3615,14 +3423,12 @@
             <w:tcW w:w="5037" w:type="dxa"/>
           </w:tcPr>
           <w:p>
-            <w:proofErr w:type="spellStart"/>
             <w:r>
               <w:rPr>
                 <w:rFonts w:hint="eastAsia"/>
               </w:rPr>
               <w:t>sdbimprt</w:t>
             </w:r>
-            <w:proofErr w:type="spellEnd"/>
             <w:r>
               <w:rPr>
                 <w:rFonts w:hint="eastAsia"/>
@@ -3727,19 +3533,11 @@
             <w:tcW w:w="5037" w:type="dxa"/>
           </w:tcPr>
           <w:p>
-            <w:proofErr w:type="spellStart"/>
-            <w:r>
-              <w:rPr>
-                <w:rFonts w:hint="eastAsia"/>
-              </w:rPr>
-              <w:t>sdbimprt</w:t>
-            </w:r>
-            <w:proofErr w:type="spellEnd"/>
-            <w:r>
-              <w:rPr>
-                <w:rFonts w:hint="eastAsia"/>
-              </w:rPr>
-              <w:t xml:space="preserve"> </w:t>
+            <w:r>
+              <w:rPr>
+                <w:rFonts w:hint="eastAsia"/>
+              </w:rPr>
+              <w:t xml:space="preserve">sdbimprt </w:t>
             </w:r>
             <w:r>
               <w:rPr>
@@ -3802,14 +3600,12 @@
               </w:rPr>
               <w:t>下创建</w:t>
             </w:r>
-            <w:proofErr w:type="spellStart"/>
             <w:r>
               <w:rPr>
                 <w:rFonts w:hint="eastAsia"/>
               </w:rPr>
               <w:t>cs</w:t>
             </w:r>
-            <w:proofErr w:type="spellEnd"/>
             <w:r>
               <w:rPr>
                 <w:rFonts w:hint="eastAsia"/>
@@ -3932,28 +3728,24 @@
               </w:rPr>
               <w:t>通过</w:t>
             </w:r>
-            <w:proofErr w:type="spellStart"/>
             <w:r>
               <w:rPr>
                 <w:rFonts w:hint="eastAsia"/>
               </w:rPr>
               <w:t>coord</w:t>
             </w:r>
-            <w:proofErr w:type="spellEnd"/>
             <w:r>
               <w:rPr>
                 <w:rFonts w:hint="eastAsia"/>
               </w:rPr>
               <w:t>重复调用</w:t>
             </w:r>
-            <w:proofErr w:type="spellStart"/>
             <w:r>
               <w:rPr>
                 <w:rFonts w:hint="eastAsia"/>
               </w:rPr>
               <w:t>createCataRG</w:t>
             </w:r>
-            <w:proofErr w:type="spellEnd"/>
             <w:r>
               <w:rPr>
                 <w:rFonts w:hint="eastAsia"/>
@@ -4057,14 +3849,12 @@
               </w:rPr>
               <w:t>通过第一个</w:t>
             </w:r>
-            <w:proofErr w:type="spellStart"/>
             <w:r>
               <w:rPr>
                 <w:rFonts w:hint="eastAsia"/>
               </w:rPr>
               <w:t>coord</w:t>
             </w:r>
-            <w:proofErr w:type="spellEnd"/>
             <w:r>
               <w:rPr>
                 <w:rFonts w:hint="eastAsia"/>
@@ -4136,16 +3926,8 @@
               <w:rPr>
                 <w:rFonts w:hint="eastAsia"/>
               </w:rPr>
-              <w:t>$</w:t>
-            </w:r>
-            <w:proofErr w:type="spellStart"/>
-            <w:r>
-              <w:rPr>
-                <w:rFonts w:hint="eastAsia"/>
-              </w:rPr>
-              <w:t>isnull</w:t>
-            </w:r>
-            <w:proofErr w:type="spellEnd"/>
+              <w:t>$isnull</w:t>
+            </w:r>
             <w:r>
               <w:rPr>
                 <w:rFonts w:hint="eastAsia"/>
@@ -4266,14 +4048,12 @@
             <w:tcW w:w="5037" w:type="dxa"/>
           </w:tcPr>
           <w:p>
-            <w:proofErr w:type="spellStart"/>
             <w:r>
               <w:rPr>
                 <w:rFonts w:hint="eastAsia"/>
               </w:rPr>
               <w:t>php</w:t>
             </w:r>
-            <w:proofErr w:type="spellEnd"/>
             <w:r>
               <w:rPr>
                 <w:rFonts w:hint="eastAsia"/>
@@ -4337,19 +4117,11 @@
             <w:tcW w:w="5037" w:type="dxa"/>
           </w:tcPr>
           <w:p>
-            <w:proofErr w:type="spellStart"/>
-            <w:r>
-              <w:rPr>
-                <w:rFonts w:hint="eastAsia"/>
-              </w:rPr>
-              <w:t>sdb</w:t>
-            </w:r>
-            <w:proofErr w:type="spellEnd"/>
-            <w:r>
-              <w:rPr>
-                <w:rFonts w:hint="eastAsia"/>
-              </w:rPr>
-              <w:t xml:space="preserve"> </w:t>
+            <w:r>
+              <w:rPr>
+                <w:rFonts w:hint="eastAsia"/>
+              </w:rPr>
+              <w:t xml:space="preserve">sdb </w:t>
             </w:r>
             <w:r>
               <w:rPr>
@@ -4357,28 +4129,24 @@
               </w:rPr>
               <w:t>执行</w:t>
             </w:r>
-            <w:proofErr w:type="spellStart"/>
             <w:r>
               <w:rPr>
                 <w:rFonts w:hint="eastAsia"/>
               </w:rPr>
               <w:t>traceOff</w:t>
             </w:r>
-            <w:proofErr w:type="spellEnd"/>
             <w:r>
               <w:rPr>
                 <w:rFonts w:hint="eastAsia"/>
               </w:rPr>
               <w:t>传入参数为数字时</w:t>
             </w:r>
-            <w:proofErr w:type="spellStart"/>
             <w:r>
               <w:rPr>
                 <w:rFonts w:hint="eastAsia"/>
               </w:rPr>
               <w:t>coredump</w:t>
             </w:r>
-            <w:proofErr w:type="spellEnd"/>
           </w:p>
         </w:tc>
         <w:tc>
@@ -4497,19 +4265,11 @@
               </w:rPr>
               <w:t>驱动</w:t>
             </w:r>
-            <w:proofErr w:type="spellStart"/>
-            <w:r>
-              <w:rPr>
-                <w:rFonts w:hint="eastAsia"/>
-              </w:rPr>
-              <w:t>bson</w:t>
-            </w:r>
-            <w:proofErr w:type="spellEnd"/>
-            <w:r>
-              <w:rPr>
-                <w:rFonts w:hint="eastAsia"/>
-              </w:rPr>
-              <w:t xml:space="preserve"> timestamp</w:t>
+            <w:r>
+              <w:rPr>
+                <w:rFonts w:hint="eastAsia"/>
+              </w:rPr>
+              <w:t>bson timestamp</w:t>
             </w:r>
             <w:r>
               <w:rPr>
@@ -4572,28 +4332,24 @@
             <w:tcW w:w="5037" w:type="dxa"/>
           </w:tcPr>
           <w:p>
-            <w:proofErr w:type="spellStart"/>
             <w:r>
               <w:rPr>
                 <w:rFonts w:hint="eastAsia"/>
               </w:rPr>
               <w:t>postgresql</w:t>
             </w:r>
-            <w:proofErr w:type="spellEnd"/>
             <w:r>
               <w:rPr>
                 <w:rFonts w:hint="eastAsia"/>
               </w:rPr>
               <w:t>与</w:t>
             </w:r>
-            <w:proofErr w:type="spellStart"/>
             <w:r>
               <w:rPr>
                 <w:rFonts w:hint="eastAsia"/>
               </w:rPr>
               <w:t>sequoiadb</w:t>
             </w:r>
-            <w:proofErr w:type="spellEnd"/>
             <w:r>
               <w:rPr>
                 <w:rFonts w:hint="eastAsia"/>
@@ -4665,21 +4421,7 @@
               <w:rPr>
                 <w:rFonts w:hint="eastAsia"/>
               </w:rPr>
-              <w:t>[</w:t>
-            </w:r>
-            <w:proofErr w:type="spellStart"/>
-            <w:r>
-              <w:rPr>
-                <w:rFonts w:hint="eastAsia"/>
-              </w:rPr>
-              <w:t>db.backupOffline</w:t>
-            </w:r>
-            <w:proofErr w:type="spellEnd"/>
-            <w:r>
-              <w:rPr>
-                <w:rFonts w:hint="eastAsia"/>
-              </w:rPr>
-              <w:t>()]</w:t>
+              <w:t>[db.backupOffline()]</w:t>
             </w:r>
             <w:r>
               <w:rPr>
@@ -4748,19 +4490,11 @@
               </w:rPr>
               <w:t>】</w:t>
             </w:r>
-            <w:proofErr w:type="spellStart"/>
-            <w:r>
-              <w:rPr>
-                <w:rFonts w:hint="eastAsia"/>
-              </w:rPr>
-              <w:t>db.foo.bar.find</w:t>
-            </w:r>
-            <w:proofErr w:type="spellEnd"/>
-            <w:r>
-              <w:rPr>
-                <w:rFonts w:hint="eastAsia"/>
-              </w:rPr>
-              <w:t>()</w:t>
+            <w:r>
+              <w:rPr>
+                <w:rFonts w:hint="eastAsia"/>
+              </w:rPr>
+              <w:t>db.foo.bar.find()</w:t>
             </w:r>
             <w:r>
               <w:rPr>
@@ -4768,19 +4502,11 @@
               </w:rPr>
               <w:t>进行查询时，使用</w:t>
             </w:r>
-            <w:proofErr w:type="spellStart"/>
-            <w:r>
-              <w:rPr>
-                <w:rFonts w:hint="eastAsia"/>
-              </w:rPr>
-              <w:t>db.interrupt</w:t>
-            </w:r>
-            <w:proofErr w:type="spellEnd"/>
-            <w:r>
-              <w:rPr>
-                <w:rFonts w:hint="eastAsia"/>
-              </w:rPr>
-              <w:t>()</w:t>
+            <w:r>
+              <w:rPr>
+                <w:rFonts w:hint="eastAsia"/>
+              </w:rPr>
+              <w:t>db.interrupt()</w:t>
             </w:r>
             <w:r>
               <w:rPr>
@@ -4849,19 +4575,11 @@
               </w:rPr>
               <w:t>】</w:t>
             </w:r>
-            <w:proofErr w:type="spellStart"/>
-            <w:r>
-              <w:rPr>
-                <w:rFonts w:hint="eastAsia"/>
-              </w:rPr>
-              <w:t>db.interrupt</w:t>
-            </w:r>
-            <w:proofErr w:type="spellEnd"/>
-            <w:r>
-              <w:rPr>
-                <w:rFonts w:hint="eastAsia"/>
-              </w:rPr>
-              <w:t>()</w:t>
+            <w:r>
+              <w:rPr>
+                <w:rFonts w:hint="eastAsia"/>
+              </w:rPr>
+              <w:t>db.interrupt()</w:t>
             </w:r>
             <w:r>
               <w:rPr>
@@ -5015,14 +4733,12 @@
               </w:rPr>
               <w:t>】</w:t>
             </w:r>
-            <w:proofErr w:type="spellStart"/>
             <w:r>
               <w:rPr>
                 <w:rFonts w:hint="eastAsia"/>
               </w:rPr>
               <w:t>sdbimprt</w:t>
             </w:r>
-            <w:proofErr w:type="spellEnd"/>
             <w:r>
               <w:rPr>
                 <w:rFonts w:hint="eastAsia"/>
@@ -5045,21 +4761,7 @@
               <w:rPr>
                 <w:rFonts w:hint="eastAsia"/>
               </w:rPr>
-              <w:t>true[</w:t>
-            </w:r>
-            <w:proofErr w:type="spellStart"/>
-            <w:r>
-              <w:rPr>
-                <w:rFonts w:hint="eastAsia"/>
-              </w:rPr>
-              <w:t>bool</w:t>
-            </w:r>
-            <w:proofErr w:type="spellEnd"/>
-            <w:r>
-              <w:rPr>
-                <w:rFonts w:hint="eastAsia"/>
-              </w:rPr>
-              <w:t>],</w:t>
+              <w:t>true[bool],</w:t>
             </w:r>
             <w:r>
               <w:rPr>
@@ -5201,14 +4903,12 @@
               </w:rPr>
               <w:t>卸载</w:t>
             </w:r>
-            <w:proofErr w:type="spellStart"/>
             <w:r>
               <w:rPr>
                 <w:rFonts w:hint="eastAsia"/>
               </w:rPr>
               <w:t>sequoiadb</w:t>
             </w:r>
-            <w:proofErr w:type="spellEnd"/>
             <w:r>
               <w:rPr>
                 <w:rFonts w:hint="eastAsia"/>
@@ -5319,14 +5019,12 @@
               </w:rPr>
               <w:t>插入数据过程中导致</w:t>
             </w:r>
-            <w:proofErr w:type="spellStart"/>
             <w:r>
               <w:rPr>
                 <w:rFonts w:hint="eastAsia"/>
               </w:rPr>
               <w:t>coord</w:t>
             </w:r>
-            <w:proofErr w:type="spellEnd"/>
             <w:r>
               <w:rPr>
                 <w:rFonts w:hint="eastAsia"/>
@@ -5394,14 +5092,12 @@
               </w:rPr>
               <w:t>驱动修改</w:t>
             </w:r>
-            <w:proofErr w:type="spellStart"/>
             <w:r>
               <w:rPr>
                 <w:rFonts w:hint="eastAsia"/>
               </w:rPr>
               <w:t>sdbGetList,sdbGetSnapshot</w:t>
             </w:r>
-            <w:proofErr w:type="spellEnd"/>
             <w:r>
               <w:rPr>
                 <w:rFonts w:hint="eastAsia"/>
@@ -5792,7 +5488,6 @@
               </w:rPr>
               <w:t>驱动使用普通方式而不是使用专用接口构建一个正则表达式</w:t>
             </w:r>
-            <w:proofErr w:type="spellStart"/>
             <w:r>
               <w:rPr>
                 <w:rFonts w:ascii="Arial" w:hAnsi="Arial" w:cs="Arial"/>
@@ -5802,7 +5497,6 @@
               </w:rPr>
               <w:t>bson</w:t>
             </w:r>
-            <w:proofErr w:type="spellEnd"/>
             <w:r>
               <w:rPr>
                 <w:rFonts w:ascii="Arial" w:hAnsi="Arial" w:cs="Arial"/>
@@ -5938,19 +5632,11 @@
             <w:tcW w:w="5037" w:type="dxa"/>
           </w:tcPr>
           <w:p>
-            <w:proofErr w:type="spellStart"/>
-            <w:r>
-              <w:rPr>
-                <w:rFonts w:hint="eastAsia"/>
-              </w:rPr>
-              <w:t>sdb</w:t>
-            </w:r>
-            <w:proofErr w:type="spellEnd"/>
-            <w:r>
-              <w:rPr>
-                <w:rFonts w:hint="eastAsia"/>
-              </w:rPr>
-              <w:t xml:space="preserve"> sleep </w:t>
+            <w:r>
+              <w:rPr>
+                <w:rFonts w:hint="eastAsia"/>
+              </w:rPr>
+              <w:t xml:space="preserve">sdb sleep </w:t>
             </w:r>
             <w:r>
               <w:rPr>
@@ -5958,14 +5644,12 @@
               </w:rPr>
               <w:t>消耗</w:t>
             </w:r>
-            <w:proofErr w:type="spellStart"/>
             <w:r>
               <w:rPr>
                 <w:rFonts w:hint="eastAsia"/>
               </w:rPr>
               <w:t>cpu</w:t>
             </w:r>
-            <w:proofErr w:type="spellEnd"/>
             <w:r>
               <w:rPr>
                 <w:rFonts w:hint="eastAsia"/>
@@ -6197,14 +5881,12 @@
             <w:tcW w:w="5037" w:type="dxa"/>
           </w:tcPr>
           <w:p>
-            <w:proofErr w:type="spellStart"/>
             <w:r>
               <w:rPr>
                 <w:rFonts w:hint="eastAsia"/>
               </w:rPr>
               <w:t>phtyon</w:t>
             </w:r>
-            <w:proofErr w:type="spellEnd"/>
             <w:r>
               <w:rPr>
                 <w:rFonts w:hint="eastAsia"/>
@@ -6307,7 +5989,6 @@
               </w:rPr>
               <w:t>】</w:t>
             </w:r>
-            <w:proofErr w:type="spellStart"/>
             <w:r>
               <w:rPr>
                 <w:rFonts w:ascii="Arial" w:hAnsi="Arial" w:cs="Arial"/>
@@ -6315,17 +5996,7 @@
                 <w:sz w:val="20"/>
                 <w:szCs w:val="20"/>
               </w:rPr>
-              <w:t>sdb</w:t>
-            </w:r>
-            <w:proofErr w:type="spellEnd"/>
-            <w:r>
-              <w:rPr>
-                <w:rFonts w:ascii="Arial" w:hAnsi="Arial" w:cs="Arial"/>
-                <w:color w:val="003366"/>
-                <w:sz w:val="20"/>
-                <w:szCs w:val="20"/>
-              </w:rPr>
-              <w:t xml:space="preserve"> shell </w:t>
+              <w:t xml:space="preserve">sdb shell </w:t>
             </w:r>
             <w:r>
               <w:rPr>
@@ -6451,16 +6122,8 @@
               <w:rPr>
                 <w:rFonts w:hint="eastAsia"/>
               </w:rPr>
-              <w:t xml:space="preserve">Lob </w:t>
-            </w:r>
-            <w:proofErr w:type="spellStart"/>
-            <w:r>
-              <w:rPr>
-                <w:rFonts w:hint="eastAsia"/>
-              </w:rPr>
-              <w:t>oid</w:t>
-            </w:r>
-            <w:proofErr w:type="spellEnd"/>
+              <w:t>Lob oid</w:t>
+            </w:r>
             <w:r>
               <w:rPr>
                 <w:rFonts w:hint="eastAsia"/>
@@ -6479,14 +6142,12 @@
               </w:rPr>
               <w:t>返回</w:t>
             </w:r>
-            <w:proofErr w:type="spellStart"/>
             <w:r>
               <w:rPr>
                 <w:rFonts w:hint="eastAsia"/>
               </w:rPr>
               <w:t>rc</w:t>
             </w:r>
-            <w:proofErr w:type="spellEnd"/>
             <w:r>
               <w:rPr>
                 <w:rFonts w:hint="eastAsia"/>
@@ -6717,28 +6378,24 @@
             <w:tcW w:w="5037" w:type="dxa"/>
           </w:tcPr>
           <w:p>
-            <w:proofErr w:type="spellStart"/>
             <w:r>
               <w:rPr>
                 <w:rFonts w:hint="eastAsia"/>
               </w:rPr>
               <w:t>sdblist</w:t>
             </w:r>
-            <w:proofErr w:type="spellEnd"/>
             <w:r>
               <w:rPr>
                 <w:rFonts w:hint="eastAsia"/>
               </w:rPr>
               <w:t>需要改进查找</w:t>
             </w:r>
-            <w:proofErr w:type="spellStart"/>
             <w:r>
               <w:rPr>
                 <w:rFonts w:hint="eastAsia"/>
               </w:rPr>
               <w:t>sdb.conf</w:t>
             </w:r>
-            <w:proofErr w:type="spellEnd"/>
             <w:r>
               <w:rPr>
                 <w:rFonts w:hint="eastAsia"/>
@@ -6837,14 +6494,12 @@
             <w:tcW w:w="5037" w:type="dxa"/>
           </w:tcPr>
           <w:p>
-            <w:proofErr w:type="spellStart"/>
             <w:r>
               <w:rPr>
                 <w:rFonts w:hint="eastAsia"/>
               </w:rPr>
               <w:t>Sequoiadb</w:t>
             </w:r>
-            <w:proofErr w:type="spellEnd"/>
             <w:r>
               <w:rPr>
                 <w:rFonts w:hint="eastAsia"/>
@@ -6894,14 +6549,12 @@
             <w:tcW w:w="5037" w:type="dxa"/>
           </w:tcPr>
           <w:p>
-            <w:proofErr w:type="spellStart"/>
             <w:r>
               <w:rPr>
                 <w:rFonts w:hint="eastAsia"/>
               </w:rPr>
               <w:t>sdbstop</w:t>
             </w:r>
-            <w:proofErr w:type="spellEnd"/>
             <w:r>
               <w:rPr>
                 <w:rFonts w:hint="eastAsia"/>
@@ -6955,21 +6608,7 @@
               <w:rPr>
                 <w:rFonts w:hint="eastAsia"/>
               </w:rPr>
-              <w:t>[</w:t>
-            </w:r>
-            <w:proofErr w:type="spellStart"/>
-            <w:r>
-              <w:rPr>
-                <w:rFonts w:hint="eastAsia"/>
-              </w:rPr>
-              <w:t>sdbInspect</w:t>
-            </w:r>
-            <w:proofErr w:type="spellEnd"/>
-            <w:r>
-              <w:rPr>
-                <w:rFonts w:hint="eastAsia"/>
-              </w:rPr>
-              <w:t xml:space="preserve">] </w:t>
+              <w:t xml:space="preserve">[sdbInspect] </w:t>
             </w:r>
             <w:r>
               <w:rPr>
@@ -7024,16 +6663,8 @@
               <w:rPr>
                 <w:rFonts w:hint="eastAsia"/>
               </w:rPr>
-              <w:t>[</w:t>
-            </w:r>
-            <w:proofErr w:type="spellStart"/>
-            <w:r>
-              <w:rPr>
-                <w:rFonts w:hint="eastAsia"/>
-              </w:rPr>
-              <w:t>sdbInspect</w:t>
-            </w:r>
-            <w:proofErr w:type="spellEnd"/>
+              <w:t>[sdbInspect</w:t>
+            </w:r>
             <w:r>
               <w:rPr>
                 <w:rFonts w:hint="eastAsia"/>
@@ -7052,28 +6683,24 @@
               </w:rPr>
               <w:t>指定检查一个</w:t>
             </w:r>
-            <w:proofErr w:type="spellStart"/>
             <w:r>
               <w:rPr>
                 <w:rFonts w:hint="eastAsia"/>
               </w:rPr>
               <w:t>cs</w:t>
             </w:r>
-            <w:proofErr w:type="spellEnd"/>
             <w:r>
               <w:rPr>
                 <w:rFonts w:hint="eastAsia"/>
               </w:rPr>
               <w:t>下的所有集合时，实际上会去检查所有的</w:t>
             </w:r>
-            <w:proofErr w:type="spellStart"/>
             <w:r>
               <w:rPr>
                 <w:rFonts w:hint="eastAsia"/>
               </w:rPr>
               <w:t>cs</w:t>
             </w:r>
-            <w:proofErr w:type="spellEnd"/>
             <w:r>
               <w:rPr>
                 <w:rFonts w:hint="eastAsia"/>
@@ -7590,14 +7217,12 @@
               </w:rPr>
               <w:t>和</w:t>
             </w:r>
-            <w:proofErr w:type="spellStart"/>
             <w:r>
               <w:rPr>
                 <w:rFonts w:hint="eastAsia"/>
               </w:rPr>
               <w:t>Upsert</w:t>
             </w:r>
-            <w:proofErr w:type="spellEnd"/>
             <w:r>
               <w:rPr>
                 <w:rFonts w:hint="eastAsia"/>
@@ -7608,21 +7233,7 @@
               <w:rPr>
                 <w:rFonts w:hint="eastAsia"/>
               </w:rPr>
-              <w:t>(</w:t>
-            </w:r>
-            <w:proofErr w:type="spellStart"/>
-            <w:r>
-              <w:rPr>
-                <w:rFonts w:hint="eastAsia"/>
-              </w:rPr>
-              <w:t>ShardingKey</w:t>
-            </w:r>
-            <w:proofErr w:type="spellEnd"/>
-            <w:r>
-              <w:rPr>
-                <w:rFonts w:hint="eastAsia"/>
-              </w:rPr>
-              <w:t>)</w:t>
+              <w:t>(ShardingKey)</w:t>
             </w:r>
             <w:r>
               <w:rPr>
@@ -7666,16 +7277,8 @@
               <w:rPr>
                 <w:rFonts w:hint="eastAsia"/>
               </w:rPr>
-              <w:t xml:space="preserve">delay </w:t>
-            </w:r>
-            <w:proofErr w:type="spellStart"/>
-            <w:r>
-              <w:rPr>
-                <w:rFonts w:hint="eastAsia"/>
-              </w:rPr>
-              <w:t>ack</w:t>
-            </w:r>
-            <w:proofErr w:type="spellEnd"/>
+              <w:t>delay ack</w:t>
+            </w:r>
             <w:r>
               <w:rPr>
                 <w:rFonts w:hint="eastAsia"/>
@@ -8017,14 +7620,12 @@
               </w:rPr>
               <w:t>安装业务时当</w:t>
             </w:r>
-            <w:proofErr w:type="spellStart"/>
             <w:r>
               <w:rPr>
                 <w:rFonts w:hint="eastAsia"/>
               </w:rPr>
               <w:t>OMAgent</w:t>
             </w:r>
-            <w:proofErr w:type="spellEnd"/>
             <w:r>
               <w:rPr>
                 <w:rFonts w:hint="eastAsia"/>
@@ -8561,7 +8162,6 @@
               </w:rPr>
               <w:t>驱动</w:t>
             </w:r>
-            <w:proofErr w:type="spellStart"/>
             <w:r>
               <w:rPr>
                 <w:rFonts w:hint="eastAsia"/>
@@ -8569,7 +8169,6 @@
               </w:rPr>
               <w:t>Sequoiadb</w:t>
             </w:r>
-            <w:proofErr w:type="spellEnd"/>
             <w:r>
               <w:rPr>
                 <w:rFonts w:hint="eastAsia"/>
@@ -8949,7 +8548,6 @@
               </w:rPr>
               <w:t xml:space="preserve">   </w:t>
             </w:r>
-            <w:proofErr w:type="spellStart"/>
             <w:r>
               <w:t>S</w:t>
             </w:r>
@@ -8959,7 +8557,6 @@
               </w:rPr>
               <w:t>use</w:t>
             </w:r>
-            <w:proofErr w:type="spellEnd"/>
             <w:r>
               <w:rPr>
                 <w:rFonts w:hint="eastAsia"/>
@@ -9128,7 +8725,6 @@
             <w:tcW w:w="4252" w:type="dxa"/>
           </w:tcPr>
           <w:p>
-            <w:proofErr w:type="spellStart"/>
             <w:r>
               <w:rPr>
                 <w:rFonts w:hint="eastAsia"/>
@@ -9138,79 +8734,60 @@
             <w:r>
               <w:t>dbload</w:t>
             </w:r>
-            <w:proofErr w:type="spellEnd"/>
-          </w:p>
-          <w:p>
-            <w:proofErr w:type="spellStart"/>
+          </w:p>
+          <w:p>
             <w:r>
               <w:t>sdbimprt</w:t>
             </w:r>
-            <w:proofErr w:type="spellEnd"/>
-          </w:p>
-          <w:p>
-            <w:proofErr w:type="spellStart"/>
+          </w:p>
+          <w:p>
             <w:r>
               <w:t>sdbexprt</w:t>
             </w:r>
-            <w:proofErr w:type="spellEnd"/>
-          </w:p>
-          <w:p>
-            <w:proofErr w:type="spellStart"/>
+          </w:p>
+          <w:p>
             <w:r>
               <w:t>sdbinspt</w:t>
             </w:r>
-            <w:proofErr w:type="spellEnd"/>
-          </w:p>
-          <w:p>
-            <w:proofErr w:type="spellStart"/>
+          </w:p>
+          <w:p>
             <w:r>
               <w:t>sdbrestore</w:t>
             </w:r>
-            <w:proofErr w:type="spellEnd"/>
-          </w:p>
-          <w:p>
-            <w:proofErr w:type="spellStart"/>
+          </w:p>
+          <w:p>
             <w:r>
               <w:t>sdblist</w:t>
             </w:r>
-            <w:proofErr w:type="spellEnd"/>
-          </w:p>
-          <w:p>
-            <w:proofErr w:type="spellStart"/>
+          </w:p>
+          <w:p>
             <w:r>
               <w:rPr>
                 <w:rFonts w:hint="eastAsia"/>
               </w:rPr>
               <w:t>sdbstart</w:t>
             </w:r>
-            <w:proofErr w:type="spellEnd"/>
-          </w:p>
-          <w:p>
-            <w:proofErr w:type="spellStart"/>
+          </w:p>
+          <w:p>
             <w:r>
               <w:rPr>
                 <w:rFonts w:hint="eastAsia"/>
               </w:rPr>
               <w:t>sdbstop</w:t>
             </w:r>
-            <w:proofErr w:type="spellEnd"/>
-          </w:p>
-          <w:p>
-            <w:proofErr w:type="spellStart"/>
+          </w:p>
+          <w:p>
             <w:r>
               <w:rPr>
                 <w:rFonts w:hint="eastAsia"/>
               </w:rPr>
               <w:t>sdbdmsdump</w:t>
             </w:r>
-            <w:proofErr w:type="spellEnd"/>
-          </w:p>
-          <w:p>
-            <w:proofErr w:type="spellStart"/>
+          </w:p>
+          <w:p>
             <w:r>
               <w:t>sdbdpsdump</w:t>
             </w:r>
-            <w:proofErr w:type="spellEnd"/>
           </w:p>
           <w:p>
             <w:r>
@@ -9394,14 +8971,12 @@
               </w:rPr>
               <w:t>（旧的</w:t>
             </w:r>
-            <w:proofErr w:type="spellStart"/>
             <w:r>
               <w:rPr>
                 <w:rFonts w:hint="eastAsia"/>
               </w:rPr>
               <w:t>php</w:t>
             </w:r>
-            <w:proofErr w:type="spellEnd"/>
             <w:r>
               <w:rPr>
                 <w:rFonts w:hint="eastAsia"/>
@@ -9497,35 +9072,7 @@
               <w:rPr>
                 <w:rFonts w:hint="eastAsia"/>
               </w:rPr>
-              <w:t>(c/</w:t>
-            </w:r>
-            <w:proofErr w:type="spellStart"/>
-            <w:r>
-              <w:rPr>
-                <w:rFonts w:hint="eastAsia"/>
-              </w:rPr>
-              <w:t>c++</w:t>
-            </w:r>
-            <w:proofErr w:type="spellEnd"/>
-            <w:r>
-              <w:rPr>
-                <w:rFonts w:hint="eastAsia"/>
-              </w:rPr>
-              <w:t>/java/</w:t>
-            </w:r>
-            <w:proofErr w:type="spellStart"/>
-            <w:r>
-              <w:rPr>
-                <w:rFonts w:hint="eastAsia"/>
-              </w:rPr>
-              <w:t>php</w:t>
-            </w:r>
-            <w:proofErr w:type="spellEnd"/>
-            <w:r>
-              <w:rPr>
-                <w:rFonts w:hint="eastAsia"/>
-              </w:rPr>
-              <w:t>/c#</w:t>
+              <w:t>(c/c++/java/php/c#</w:t>
             </w:r>
             <w:r>
               <w:rPr>

--- a/internal_doc/07.版本报告/SequoiaDB_1.10版本发布评估说明书.docx
+++ b/internal_doc/07.版本报告/SequoiaDB_1.10版本发布评估说明书.docx
@@ -177,7 +177,21 @@
               <w:rPr>
                 <w:rFonts w:hint="eastAsia"/>
               </w:rPr>
-              <w:t xml:space="preserve">PPC(192.168.30.150:/test_tar/ </w:t>
+              <w:t>PPC(192.168.30.150:/</w:t>
+            </w:r>
+            <w:proofErr w:type="spellStart"/>
+            <w:r>
+              <w:rPr>
+                <w:rFonts w:hint="eastAsia"/>
+              </w:rPr>
+              <w:t>test_tar</w:t>
+            </w:r>
+            <w:proofErr w:type="spellEnd"/>
+            <w:r>
+              <w:rPr>
+                <w:rFonts w:hint="eastAsia"/>
+              </w:rPr>
+              <w:t xml:space="preserve">/ </w:t>
             </w:r>
             <w:r>
               <w:rPr>
@@ -206,7 +220,21 @@
               <w:rPr>
                 <w:rFonts w:hint="eastAsia"/>
               </w:rPr>
-              <w:t xml:space="preserve">X86(192.168.30.184:/test_tar/ </w:t>
+              <w:t>X86(192.168.30.184:/</w:t>
+            </w:r>
+            <w:proofErr w:type="spellStart"/>
+            <w:r>
+              <w:rPr>
+                <w:rFonts w:hint="eastAsia"/>
+              </w:rPr>
+              <w:t>test_tar</w:t>
+            </w:r>
+            <w:proofErr w:type="spellEnd"/>
+            <w:r>
+              <w:rPr>
+                <w:rFonts w:hint="eastAsia"/>
+              </w:rPr>
+              <w:t xml:space="preserve">/ </w:t>
             </w:r>
             <w:r>
               <w:rPr>
@@ -859,12 +887,14 @@
               </w:rPr>
               <w:t>的</w:t>
             </w:r>
+            <w:proofErr w:type="spellStart"/>
             <w:r>
               <w:rPr>
                 <w:rFonts w:hint="eastAsia"/>
               </w:rPr>
               <w:t>c++</w:t>
             </w:r>
+            <w:proofErr w:type="spellEnd"/>
             <w:r>
               <w:rPr>
                 <w:rFonts w:hint="eastAsia"/>
@@ -937,12 +967,28 @@
             <w:tcW w:w="2841" w:type="dxa"/>
           </w:tcPr>
           <w:p>
-            <w:r>
-              <w:rPr>
-                <w:rFonts w:hint="eastAsia"/>
-              </w:rPr>
-              <w:t>sdbcm/sdbstart</w:t>
-            </w:r>
+            <w:proofErr w:type="spellStart"/>
+            <w:r>
+              <w:rPr>
+                <w:rFonts w:hint="eastAsia"/>
+              </w:rPr>
+              <w:t>sdbcm</w:t>
+            </w:r>
+            <w:proofErr w:type="spellEnd"/>
+            <w:r>
+              <w:rPr>
+                <w:rFonts w:hint="eastAsia"/>
+              </w:rPr>
+              <w:t>/</w:t>
+            </w:r>
+            <w:proofErr w:type="spellStart"/>
+            <w:r>
+              <w:rPr>
+                <w:rFonts w:hint="eastAsia"/>
+              </w:rPr>
+              <w:t>sdbstart</w:t>
+            </w:r>
+            <w:proofErr w:type="spellEnd"/>
             <w:r>
               <w:rPr>
                 <w:rFonts w:hint="eastAsia"/>
@@ -1000,6 +1046,7 @@
             <w:tcW w:w="2841" w:type="dxa"/>
           </w:tcPr>
           <w:p>
+            <w:proofErr w:type="spellStart"/>
             <w:r>
               <w:t>S</w:t>
             </w:r>
@@ -1007,8 +1054,37 @@
               <w:rPr>
                 <w:rFonts w:hint="eastAsia"/>
               </w:rPr>
-              <w:t>dbstart/sdbstop/sdblist</w:t>
-            </w:r>
+              <w:t>dbstart</w:t>
+            </w:r>
+            <w:proofErr w:type="spellEnd"/>
+            <w:r>
+              <w:rPr>
+                <w:rFonts w:hint="eastAsia"/>
+              </w:rPr>
+              <w:t>/</w:t>
+            </w:r>
+            <w:proofErr w:type="spellStart"/>
+            <w:r>
+              <w:rPr>
+                <w:rFonts w:hint="eastAsia"/>
+              </w:rPr>
+              <w:t>sdbstop</w:t>
+            </w:r>
+            <w:proofErr w:type="spellEnd"/>
+            <w:r>
+              <w:rPr>
+                <w:rFonts w:hint="eastAsia"/>
+              </w:rPr>
+              <w:t>/</w:t>
+            </w:r>
+            <w:proofErr w:type="spellStart"/>
+            <w:r>
+              <w:rPr>
+                <w:rFonts w:hint="eastAsia"/>
+              </w:rPr>
+              <w:t>sdblist</w:t>
+            </w:r>
+            <w:proofErr w:type="spellEnd"/>
             <w:r>
               <w:rPr>
                 <w:rFonts w:hint="eastAsia"/>
@@ -1047,6 +1123,7 @@
             <w:tcW w:w="2841" w:type="dxa"/>
           </w:tcPr>
           <w:p>
+            <w:proofErr w:type="spellStart"/>
             <w:r>
               <w:t>S</w:t>
             </w:r>
@@ -1056,6 +1133,7 @@
               </w:rPr>
               <w:t>db</w:t>
             </w:r>
+            <w:proofErr w:type="spellEnd"/>
             <w:r>
               <w:rPr>
                 <w:rFonts w:hint="eastAsia"/>
@@ -1064,6 +1142,7 @@
             </w:r>
           </w:p>
           <w:p>
+            <w:proofErr w:type="spellStart"/>
             <w:r>
               <w:rPr>
                 <w:rFonts w:hint="eastAsia"/>
@@ -1074,7 +1153,14 @@
               <w:rPr>
                 <w:rFonts w:hint="eastAsia"/>
               </w:rPr>
-              <w:t>createCoordRG()</w:t>
+              <w:t>createCoordRG</w:t>
+            </w:r>
+            <w:proofErr w:type="spellEnd"/>
+            <w:r>
+              <w:rPr>
+                <w:rFonts w:hint="eastAsia"/>
+              </w:rPr>
+              <w:t>()</w:t>
             </w:r>
             <w:r>
               <w:rPr>
@@ -1084,6 +1170,7 @@
             </w:r>
           </w:p>
           <w:p>
+            <w:proofErr w:type="spellStart"/>
             <w:r>
               <w:rPr>
                 <w:rFonts w:hint="eastAsia"/>
@@ -1094,7 +1181,14 @@
               <w:rPr>
                 <w:rFonts w:hint="eastAsia"/>
               </w:rPr>
-              <w:t>getCoordRG()</w:t>
+              <w:t>getCoordRG</w:t>
+            </w:r>
+            <w:proofErr w:type="spellEnd"/>
+            <w:r>
+              <w:rPr>
+                <w:rFonts w:hint="eastAsia"/>
+              </w:rPr>
+              <w:t>()</w:t>
             </w:r>
             <w:r>
               <w:rPr>
@@ -1104,6 +1198,7 @@
             </w:r>
           </w:p>
           <w:p>
+            <w:proofErr w:type="spellStart"/>
             <w:r>
               <w:rPr>
                 <w:rFonts w:hint="eastAsia"/>
@@ -1114,7 +1209,14 @@
               <w:rPr>
                 <w:rFonts w:hint="eastAsia"/>
               </w:rPr>
-              <w:t>removeCoordRG()</w:t>
+              <w:t>removeCoordRG</w:t>
+            </w:r>
+            <w:proofErr w:type="spellEnd"/>
+            <w:r>
+              <w:rPr>
+                <w:rFonts w:hint="eastAsia"/>
+              </w:rPr>
+              <w:t>()</w:t>
             </w:r>
             <w:r>
               <w:rPr>
@@ -1124,6 +1226,7 @@
             </w:r>
           </w:p>
           <w:p>
+            <w:proofErr w:type="spellStart"/>
             <w:r>
               <w:rPr>
                 <w:rFonts w:hint="eastAsia"/>
@@ -1134,7 +1237,14 @@
               <w:rPr>
                 <w:rFonts w:hint="eastAsia"/>
               </w:rPr>
-              <w:t>getCatalogRG()</w:t>
+              <w:t>getCatalogRG</w:t>
+            </w:r>
+            <w:proofErr w:type="spellEnd"/>
+            <w:r>
+              <w:rPr>
+                <w:rFonts w:hint="eastAsia"/>
+              </w:rPr>
+              <w:t>()</w:t>
             </w:r>
             <w:r>
               <w:rPr>
@@ -1144,11 +1254,19 @@
             </w:r>
           </w:p>
           <w:p>
-            <w:r>
-              <w:rPr>
-                <w:rFonts w:hint="eastAsia"/>
-              </w:rPr>
-              <w:t>collection.findOne()</w:t>
+            <w:proofErr w:type="spellStart"/>
+            <w:r>
+              <w:rPr>
+                <w:rFonts w:hint="eastAsia"/>
+              </w:rPr>
+              <w:t>collection.findOne</w:t>
+            </w:r>
+            <w:proofErr w:type="spellEnd"/>
+            <w:r>
+              <w:rPr>
+                <w:rFonts w:hint="eastAsia"/>
+              </w:rPr>
+              <w:t>()</w:t>
             </w:r>
           </w:p>
           <w:p>
@@ -1630,12 +1748,14 @@
               </w:rPr>
               <w:t>增加</w:t>
             </w:r>
+            <w:proofErr w:type="spellStart"/>
             <w:r>
               <w:rPr>
                 <w:rFonts w:hint="eastAsia"/>
               </w:rPr>
               <w:t>findOne</w:t>
             </w:r>
+            <w:proofErr w:type="spellEnd"/>
             <w:r>
               <w:rPr>
                 <w:rFonts w:hint="eastAsia"/>
@@ -1678,6 +1798,7 @@
             <w:tcW w:w="4399" w:type="dxa"/>
           </w:tcPr>
           <w:p>
+            <w:proofErr w:type="spellStart"/>
             <w:r>
               <w:t>S</w:t>
             </w:r>
@@ -1687,30 +1808,35 @@
               </w:rPr>
               <w:t>dblist</w:t>
             </w:r>
+            <w:proofErr w:type="spellEnd"/>
             <w:r>
               <w:rPr>
                 <w:rFonts w:hint="eastAsia"/>
               </w:rPr>
               <w:t>、</w:t>
             </w:r>
+            <w:proofErr w:type="spellStart"/>
             <w:r>
               <w:rPr>
                 <w:rFonts w:hint="eastAsia"/>
               </w:rPr>
               <w:t>sdbstart</w:t>
             </w:r>
+            <w:proofErr w:type="spellEnd"/>
             <w:r>
               <w:rPr>
                 <w:rFonts w:hint="eastAsia"/>
               </w:rPr>
               <w:t>、</w:t>
             </w:r>
+            <w:proofErr w:type="spellStart"/>
             <w:r>
               <w:rPr>
                 <w:rFonts w:hint="eastAsia"/>
               </w:rPr>
               <w:t>sdbstop</w:t>
             </w:r>
+            <w:proofErr w:type="spellEnd"/>
             <w:r>
               <w:rPr>
                 <w:rFonts w:hint="eastAsia"/>
@@ -1760,12 +1886,14 @@
             <w:tcW w:w="4399" w:type="dxa"/>
           </w:tcPr>
           <w:p>
+            <w:proofErr w:type="spellStart"/>
             <w:r>
               <w:rPr>
                 <w:rFonts w:hint="eastAsia"/>
               </w:rPr>
               <w:t>sdblist</w:t>
             </w:r>
+            <w:proofErr w:type="spellEnd"/>
             <w:r>
               <w:rPr>
                 <w:rFonts w:hint="eastAsia"/>
@@ -1821,12 +1949,14 @@
               </w:rPr>
               <w:t>【优化】</w:t>
             </w:r>
+            <w:proofErr w:type="spellStart"/>
             <w:r>
               <w:rPr>
                 <w:rFonts w:hint="eastAsia"/>
               </w:rPr>
               <w:t>sdblist</w:t>
             </w:r>
+            <w:proofErr w:type="spellEnd"/>
             <w:r>
               <w:rPr>
                 <w:rFonts w:hint="eastAsia"/>
@@ -1888,12 +2018,14 @@
             <w:tcW w:w="4399" w:type="dxa"/>
           </w:tcPr>
           <w:p>
+            <w:proofErr w:type="spellStart"/>
             <w:r>
               <w:rPr>
                 <w:rFonts w:hint="eastAsia"/>
               </w:rPr>
               <w:t>sdbstart</w:t>
             </w:r>
+            <w:proofErr w:type="spellEnd"/>
             <w:r>
               <w:rPr>
                 <w:rFonts w:hint="eastAsia"/>
@@ -1973,11 +2105,19 @@
               </w:rPr>
               <w:t>【特性】访问计划字段修正，并且增加</w:t>
             </w:r>
-            <w:r>
-              <w:rPr>
-                <w:rFonts w:hint="eastAsia"/>
-              </w:rPr>
-              <w:t>Run:true/false</w:t>
+            <w:proofErr w:type="spellStart"/>
+            <w:r>
+              <w:rPr>
+                <w:rFonts w:hint="eastAsia"/>
+              </w:rPr>
+              <w:t>Run:true</w:t>
+            </w:r>
+            <w:proofErr w:type="spellEnd"/>
+            <w:r>
+              <w:rPr>
+                <w:rFonts w:hint="eastAsia"/>
+              </w:rPr>
+              <w:t>/false</w:t>
             </w:r>
             <w:r>
               <w:rPr>
@@ -2092,6 +2232,7 @@
               </w:rPr>
               <w:t>提供</w:t>
             </w:r>
+            <w:proofErr w:type="spellStart"/>
             <w:r>
               <w:rPr>
                 <w:rFonts w:ascii="Arial" w:hAnsi="Arial" w:cs="Arial"/>
@@ -2101,6 +2242,7 @@
               </w:rPr>
               <w:t>forceSession</w:t>
             </w:r>
+            <w:proofErr w:type="spellEnd"/>
             <w:r>
               <w:rPr>
                 <w:rFonts w:hint="eastAsia"/>
@@ -2156,12 +2298,14 @@
               </w:rPr>
               <w:t>增加</w:t>
             </w:r>
+            <w:proofErr w:type="spellStart"/>
             <w:r>
               <w:rPr>
                 <w:rFonts w:hint="eastAsia"/>
               </w:rPr>
               <w:t>invalidateCache</w:t>
             </w:r>
+            <w:proofErr w:type="spellEnd"/>
             <w:r>
               <w:rPr>
                 <w:rFonts w:hint="eastAsia"/>
@@ -2198,12 +2342,14 @@
             <w:tcW w:w="4399" w:type="dxa"/>
           </w:tcPr>
           <w:p>
+            <w:proofErr w:type="spellStart"/>
             <w:r>
               <w:rPr>
                 <w:rFonts w:hint="eastAsia"/>
               </w:rPr>
               <w:t>Coord</w:t>
             </w:r>
+            <w:proofErr w:type="spellEnd"/>
             <w:r>
               <w:rPr>
                 <w:rFonts w:hint="eastAsia"/>
@@ -2222,24 +2368,28 @@
               </w:rPr>
               <w:t>管理，能够通过</w:t>
             </w:r>
+            <w:proofErr w:type="spellStart"/>
             <w:r>
               <w:rPr>
                 <w:rFonts w:hint="eastAsia"/>
               </w:rPr>
               <w:t>Coord</w:t>
             </w:r>
+            <w:proofErr w:type="spellEnd"/>
             <w:r>
               <w:rPr>
                 <w:rFonts w:hint="eastAsia"/>
               </w:rPr>
               <w:t>创建</w:t>
             </w:r>
+            <w:proofErr w:type="spellStart"/>
             <w:r>
               <w:rPr>
                 <w:rFonts w:hint="eastAsia"/>
               </w:rPr>
               <w:t>Coord</w:t>
             </w:r>
+            <w:proofErr w:type="spellEnd"/>
           </w:p>
         </w:tc>
         <w:tc>
@@ -2267,12 +2417,14 @@
               </w:rPr>
               <w:t>通过</w:t>
             </w:r>
+            <w:proofErr w:type="spellStart"/>
             <w:r>
               <w:rPr>
                 <w:rFonts w:hint="eastAsia"/>
               </w:rPr>
               <w:t>sdb</w:t>
             </w:r>
+            <w:proofErr w:type="spellEnd"/>
             <w:r>
               <w:rPr>
                 <w:rFonts w:hint="eastAsia"/>
@@ -2303,6 +2455,7 @@
               </w:rPr>
               <w:t>、</w:t>
             </w:r>
+            <w:proofErr w:type="spellStart"/>
             <w:r>
               <w:rPr>
                 <w:rFonts w:hint="eastAsia"/>
@@ -2310,18 +2463,21 @@
               <w:lastRenderedPageBreak/>
               <w:t>coord</w:t>
             </w:r>
+            <w:proofErr w:type="spellEnd"/>
             <w:r>
               <w:rPr>
                 <w:rFonts w:hint="eastAsia"/>
               </w:rPr>
               <w:t>、</w:t>
             </w:r>
+            <w:proofErr w:type="spellStart"/>
             <w:r>
               <w:rPr>
                 <w:rFonts w:hint="eastAsia"/>
               </w:rPr>
               <w:t>om</w:t>
             </w:r>
+            <w:proofErr w:type="spellEnd"/>
             <w:r>
               <w:rPr>
                 <w:rFonts w:hint="eastAsia"/>
@@ -2364,12 +2520,14 @@
               </w:rPr>
               <w:t>优化存储过程，实现存储过程继承当前会话的鉴权信息，并且存储过程执行的错误能在</w:t>
             </w:r>
+            <w:proofErr w:type="spellStart"/>
             <w:r>
               <w:rPr>
                 <w:rFonts w:hint="eastAsia"/>
               </w:rPr>
               <w:t>sdb</w:t>
             </w:r>
+            <w:proofErr w:type="spellEnd"/>
             <w:r>
               <w:rPr>
                 <w:rFonts w:hint="eastAsia"/>
@@ -2427,12 +2585,14 @@
               </w:rPr>
               <w:t>【优化】</w:t>
             </w:r>
+            <w:proofErr w:type="spellStart"/>
             <w:r>
               <w:rPr>
                 <w:rFonts w:hint="eastAsia"/>
               </w:rPr>
               <w:t>sequoaidb</w:t>
             </w:r>
+            <w:proofErr w:type="spellEnd"/>
             <w:r>
               <w:rPr>
                 <w:rFonts w:hint="eastAsia"/>
@@ -2451,12 +2611,14 @@
               </w:rPr>
               <w:t>账号下运行自动切换至</w:t>
             </w:r>
+            <w:proofErr w:type="spellStart"/>
             <w:r>
               <w:rPr>
                 <w:rFonts w:hint="eastAsia"/>
               </w:rPr>
               <w:t>sdbamdin</w:t>
             </w:r>
+            <w:proofErr w:type="spellEnd"/>
           </w:p>
         </w:tc>
         <w:tc>
@@ -2676,12 +2838,14 @@
             <w:tcW w:w="5037" w:type="dxa"/>
           </w:tcPr>
           <w:p>
+            <w:proofErr w:type="spellStart"/>
             <w:r>
               <w:rPr>
                 <w:rFonts w:hint="eastAsia"/>
               </w:rPr>
               <w:t>php</w:t>
             </w:r>
+            <w:proofErr w:type="spellEnd"/>
             <w:r>
               <w:rPr>
                 <w:rFonts w:hint="eastAsia"/>
@@ -2723,12 +2887,14 @@
             <w:tcW w:w="5037" w:type="dxa"/>
           </w:tcPr>
           <w:p>
+            <w:proofErr w:type="spellStart"/>
             <w:r>
               <w:rPr>
                 <w:rFonts w:hint="eastAsia"/>
               </w:rPr>
               <w:t>Coord</w:t>
             </w:r>
+            <w:proofErr w:type="spellEnd"/>
             <w:r>
               <w:rPr>
                 <w:rFonts w:hint="eastAsia"/>
@@ -2798,12 +2964,14 @@
                 <w:szCs w:val="15"/>
               </w:rPr>
             </w:pPr>
+            <w:proofErr w:type="spellStart"/>
             <w:r>
               <w:rPr>
                 <w:rFonts w:hint="eastAsia"/>
               </w:rPr>
               <w:t>sdb</w:t>
             </w:r>
+            <w:proofErr w:type="spellEnd"/>
             <w:r>
               <w:rPr>
                 <w:rFonts w:hint="eastAsia"/>
@@ -2853,12 +3021,14 @@
             <w:tcW w:w="5037" w:type="dxa"/>
           </w:tcPr>
           <w:p>
+            <w:proofErr w:type="spellStart"/>
             <w:r>
               <w:rPr>
                 <w:rFonts w:hint="eastAsia"/>
               </w:rPr>
               <w:t>oma</w:t>
             </w:r>
+            <w:proofErr w:type="spellEnd"/>
             <w:r>
               <w:rPr>
                 <w:rFonts w:hint="eastAsia"/>
@@ -2914,12 +3084,14 @@
             <w:tcW w:w="5037" w:type="dxa"/>
           </w:tcPr>
           <w:p>
+            <w:proofErr w:type="spellStart"/>
             <w:r>
               <w:rPr>
                 <w:rFonts w:hint="eastAsia"/>
               </w:rPr>
               <w:t>sdbcm</w:t>
             </w:r>
+            <w:proofErr w:type="spellEnd"/>
             <w:r>
               <w:rPr>
                 <w:rFonts w:hint="eastAsia"/>
@@ -3017,11 +3189,19 @@
               </w:rPr>
               <w:t>被</w:t>
             </w:r>
-            <w:r>
-              <w:rPr>
-                <w:rFonts w:hint="eastAsia"/>
-              </w:rPr>
-              <w:t>forceSession()</w:t>
+            <w:proofErr w:type="spellStart"/>
+            <w:r>
+              <w:rPr>
+                <w:rFonts w:hint="eastAsia"/>
+              </w:rPr>
+              <w:t>forceSession</w:t>
+            </w:r>
+            <w:proofErr w:type="spellEnd"/>
+            <w:r>
+              <w:rPr>
+                <w:rFonts w:hint="eastAsia"/>
+              </w:rPr>
+              <w:t>()</w:t>
             </w:r>
             <w:r>
               <w:rPr>
@@ -3029,11 +3209,19 @@
               </w:rPr>
               <w:t>之后，重连，再执行</w:t>
             </w:r>
-            <w:r>
-              <w:rPr>
-                <w:rFonts w:hint="eastAsia"/>
-              </w:rPr>
-              <w:t>db.foo.bar.find(),</w:t>
+            <w:proofErr w:type="spellStart"/>
+            <w:r>
+              <w:rPr>
+                <w:rFonts w:hint="eastAsia"/>
+              </w:rPr>
+              <w:t>db.foo.bar.find</w:t>
+            </w:r>
+            <w:proofErr w:type="spellEnd"/>
+            <w:r>
+              <w:rPr>
+                <w:rFonts w:hint="eastAsia"/>
+              </w:rPr>
+              <w:t>(),</w:t>
             </w:r>
             <w:r>
               <w:rPr>
@@ -3232,12 +3420,14 @@
             <w:tcW w:w="5037" w:type="dxa"/>
           </w:tcPr>
           <w:p>
+            <w:proofErr w:type="spellStart"/>
             <w:r>
               <w:rPr>
                 <w:rFonts w:hint="eastAsia"/>
               </w:rPr>
               <w:t>bsonobj</w:t>
             </w:r>
+            <w:proofErr w:type="spellEnd"/>
             <w:r>
               <w:rPr>
                 <w:rFonts w:hint="eastAsia"/>
@@ -3368,11 +3558,19 @@
             <w:tcW w:w="5037" w:type="dxa"/>
           </w:tcPr>
           <w:p>
-            <w:r>
-              <w:rPr>
-                <w:rFonts w:hint="eastAsia"/>
-              </w:rPr>
-              <w:t xml:space="preserve">sdb </w:t>
+            <w:proofErr w:type="spellStart"/>
+            <w:r>
+              <w:rPr>
+                <w:rFonts w:hint="eastAsia"/>
+              </w:rPr>
+              <w:t>sdb</w:t>
+            </w:r>
+            <w:proofErr w:type="spellEnd"/>
+            <w:r>
+              <w:rPr>
+                <w:rFonts w:hint="eastAsia"/>
+              </w:rPr>
+              <w:t xml:space="preserve"> </w:t>
             </w:r>
             <w:r>
               <w:rPr>
@@ -3423,12 +3621,14 @@
             <w:tcW w:w="5037" w:type="dxa"/>
           </w:tcPr>
           <w:p>
+            <w:proofErr w:type="spellStart"/>
             <w:r>
               <w:rPr>
                 <w:rFonts w:hint="eastAsia"/>
               </w:rPr>
               <w:t>sdbimprt</w:t>
             </w:r>
+            <w:proofErr w:type="spellEnd"/>
             <w:r>
               <w:rPr>
                 <w:rFonts w:hint="eastAsia"/>
@@ -3533,11 +3733,19 @@
             <w:tcW w:w="5037" w:type="dxa"/>
           </w:tcPr>
           <w:p>
-            <w:r>
-              <w:rPr>
-                <w:rFonts w:hint="eastAsia"/>
-              </w:rPr>
-              <w:t xml:space="preserve">sdbimprt </w:t>
+            <w:proofErr w:type="spellStart"/>
+            <w:r>
+              <w:rPr>
+                <w:rFonts w:hint="eastAsia"/>
+              </w:rPr>
+              <w:t>sdbimprt</w:t>
+            </w:r>
+            <w:proofErr w:type="spellEnd"/>
+            <w:r>
+              <w:rPr>
+                <w:rFonts w:hint="eastAsia"/>
+              </w:rPr>
+              <w:t xml:space="preserve"> </w:t>
             </w:r>
             <w:r>
               <w:rPr>
@@ -3600,12 +3808,14 @@
               </w:rPr>
               <w:t>下创建</w:t>
             </w:r>
+            <w:proofErr w:type="spellStart"/>
             <w:r>
               <w:rPr>
                 <w:rFonts w:hint="eastAsia"/>
               </w:rPr>
               <w:t>cs</w:t>
             </w:r>
+            <w:proofErr w:type="spellEnd"/>
             <w:r>
               <w:rPr>
                 <w:rFonts w:hint="eastAsia"/>
@@ -3728,24 +3938,28 @@
               </w:rPr>
               <w:t>通过</w:t>
             </w:r>
+            <w:proofErr w:type="spellStart"/>
             <w:r>
               <w:rPr>
                 <w:rFonts w:hint="eastAsia"/>
               </w:rPr>
               <w:t>coord</w:t>
             </w:r>
+            <w:proofErr w:type="spellEnd"/>
             <w:r>
               <w:rPr>
                 <w:rFonts w:hint="eastAsia"/>
               </w:rPr>
               <w:t>重复调用</w:t>
             </w:r>
+            <w:proofErr w:type="spellStart"/>
             <w:r>
               <w:rPr>
                 <w:rFonts w:hint="eastAsia"/>
               </w:rPr>
               <w:t>createCataRG</w:t>
             </w:r>
+            <w:proofErr w:type="spellEnd"/>
             <w:r>
               <w:rPr>
                 <w:rFonts w:hint="eastAsia"/>
@@ -3849,12 +4063,14 @@
               </w:rPr>
               <w:t>通过第一个</w:t>
             </w:r>
+            <w:proofErr w:type="spellStart"/>
             <w:r>
               <w:rPr>
                 <w:rFonts w:hint="eastAsia"/>
               </w:rPr>
               <w:t>coord</w:t>
             </w:r>
+            <w:proofErr w:type="spellEnd"/>
             <w:r>
               <w:rPr>
                 <w:rFonts w:hint="eastAsia"/>
@@ -3926,8 +4142,16 @@
               <w:rPr>
                 <w:rFonts w:hint="eastAsia"/>
               </w:rPr>
-              <w:t>$isnull</w:t>
-            </w:r>
+              <w:t>$</w:t>
+            </w:r>
+            <w:proofErr w:type="spellStart"/>
+            <w:r>
+              <w:rPr>
+                <w:rFonts w:hint="eastAsia"/>
+              </w:rPr>
+              <w:t>isnull</w:t>
+            </w:r>
+            <w:proofErr w:type="spellEnd"/>
             <w:r>
               <w:rPr>
                 <w:rFonts w:hint="eastAsia"/>
@@ -4048,12 +4272,14 @@
             <w:tcW w:w="5037" w:type="dxa"/>
           </w:tcPr>
           <w:p>
+            <w:proofErr w:type="spellStart"/>
             <w:r>
               <w:rPr>
                 <w:rFonts w:hint="eastAsia"/>
               </w:rPr>
               <w:t>php</w:t>
             </w:r>
+            <w:proofErr w:type="spellEnd"/>
             <w:r>
               <w:rPr>
                 <w:rFonts w:hint="eastAsia"/>
@@ -4117,11 +4343,19 @@
             <w:tcW w:w="5037" w:type="dxa"/>
           </w:tcPr>
           <w:p>
-            <w:r>
-              <w:rPr>
-                <w:rFonts w:hint="eastAsia"/>
-              </w:rPr>
-              <w:t xml:space="preserve">sdb </w:t>
+            <w:proofErr w:type="spellStart"/>
+            <w:r>
+              <w:rPr>
+                <w:rFonts w:hint="eastAsia"/>
+              </w:rPr>
+              <w:t>sdb</w:t>
+            </w:r>
+            <w:proofErr w:type="spellEnd"/>
+            <w:r>
+              <w:rPr>
+                <w:rFonts w:hint="eastAsia"/>
+              </w:rPr>
+              <w:t xml:space="preserve"> </w:t>
             </w:r>
             <w:r>
               <w:rPr>
@@ -4129,24 +4363,28 @@
               </w:rPr>
               <w:t>执行</w:t>
             </w:r>
+            <w:proofErr w:type="spellStart"/>
             <w:r>
               <w:rPr>
                 <w:rFonts w:hint="eastAsia"/>
               </w:rPr>
               <w:t>traceOff</w:t>
             </w:r>
+            <w:proofErr w:type="spellEnd"/>
             <w:r>
               <w:rPr>
                 <w:rFonts w:hint="eastAsia"/>
               </w:rPr>
               <w:t>传入参数为数字时</w:t>
             </w:r>
+            <w:proofErr w:type="spellStart"/>
             <w:r>
               <w:rPr>
                 <w:rFonts w:hint="eastAsia"/>
               </w:rPr>
               <w:t>coredump</w:t>
             </w:r>
+            <w:proofErr w:type="spellEnd"/>
           </w:p>
         </w:tc>
         <w:tc>
@@ -4265,11 +4503,19 @@
               </w:rPr>
               <w:t>驱动</w:t>
             </w:r>
-            <w:r>
-              <w:rPr>
-                <w:rFonts w:hint="eastAsia"/>
-              </w:rPr>
-              <w:t>bson timestamp</w:t>
+            <w:proofErr w:type="spellStart"/>
+            <w:r>
+              <w:rPr>
+                <w:rFonts w:hint="eastAsia"/>
+              </w:rPr>
+              <w:t>bson</w:t>
+            </w:r>
+            <w:proofErr w:type="spellEnd"/>
+            <w:r>
+              <w:rPr>
+                <w:rFonts w:hint="eastAsia"/>
+              </w:rPr>
+              <w:t xml:space="preserve"> timestamp</w:t>
             </w:r>
             <w:r>
               <w:rPr>
@@ -4332,24 +4578,28 @@
             <w:tcW w:w="5037" w:type="dxa"/>
           </w:tcPr>
           <w:p>
+            <w:proofErr w:type="spellStart"/>
             <w:r>
               <w:rPr>
                 <w:rFonts w:hint="eastAsia"/>
               </w:rPr>
               <w:t>postgresql</w:t>
             </w:r>
+            <w:proofErr w:type="spellEnd"/>
             <w:r>
               <w:rPr>
                 <w:rFonts w:hint="eastAsia"/>
               </w:rPr>
               <w:t>与</w:t>
             </w:r>
+            <w:proofErr w:type="spellStart"/>
             <w:r>
               <w:rPr>
                 <w:rFonts w:hint="eastAsia"/>
               </w:rPr>
               <w:t>sequoiadb</w:t>
             </w:r>
+            <w:proofErr w:type="spellEnd"/>
             <w:r>
               <w:rPr>
                 <w:rFonts w:hint="eastAsia"/>
@@ -4421,7 +4671,21 @@
               <w:rPr>
                 <w:rFonts w:hint="eastAsia"/>
               </w:rPr>
-              <w:t>[db.backupOffline()]</w:t>
+              <w:t>[</w:t>
+            </w:r>
+            <w:proofErr w:type="spellStart"/>
+            <w:r>
+              <w:rPr>
+                <w:rFonts w:hint="eastAsia"/>
+              </w:rPr>
+              <w:t>db.backupOffline</w:t>
+            </w:r>
+            <w:proofErr w:type="spellEnd"/>
+            <w:r>
+              <w:rPr>
+                <w:rFonts w:hint="eastAsia"/>
+              </w:rPr>
+              <w:t>()]</w:t>
             </w:r>
             <w:r>
               <w:rPr>
@@ -4490,11 +4754,19 @@
               </w:rPr>
               <w:t>】</w:t>
             </w:r>
-            <w:r>
-              <w:rPr>
-                <w:rFonts w:hint="eastAsia"/>
-              </w:rPr>
-              <w:t>db.foo.bar.find()</w:t>
+            <w:proofErr w:type="spellStart"/>
+            <w:r>
+              <w:rPr>
+                <w:rFonts w:hint="eastAsia"/>
+              </w:rPr>
+              <w:t>db.foo.bar.find</w:t>
+            </w:r>
+            <w:proofErr w:type="spellEnd"/>
+            <w:r>
+              <w:rPr>
+                <w:rFonts w:hint="eastAsia"/>
+              </w:rPr>
+              <w:t>()</w:t>
             </w:r>
             <w:r>
               <w:rPr>
@@ -4502,11 +4774,19 @@
               </w:rPr>
               <w:t>进行查询时，使用</w:t>
             </w:r>
-            <w:r>
-              <w:rPr>
-                <w:rFonts w:hint="eastAsia"/>
-              </w:rPr>
-              <w:t>db.interrupt()</w:t>
+            <w:proofErr w:type="spellStart"/>
+            <w:r>
+              <w:rPr>
+                <w:rFonts w:hint="eastAsia"/>
+              </w:rPr>
+              <w:t>db.interrupt</w:t>
+            </w:r>
+            <w:proofErr w:type="spellEnd"/>
+            <w:r>
+              <w:rPr>
+                <w:rFonts w:hint="eastAsia"/>
+              </w:rPr>
+              <w:t>()</w:t>
             </w:r>
             <w:r>
               <w:rPr>
@@ -4575,11 +4855,19 @@
               </w:rPr>
               <w:t>】</w:t>
             </w:r>
-            <w:r>
-              <w:rPr>
-                <w:rFonts w:hint="eastAsia"/>
-              </w:rPr>
-              <w:t>db.interrupt()</w:t>
+            <w:proofErr w:type="spellStart"/>
+            <w:r>
+              <w:rPr>
+                <w:rFonts w:hint="eastAsia"/>
+              </w:rPr>
+              <w:t>db.interrupt</w:t>
+            </w:r>
+            <w:proofErr w:type="spellEnd"/>
+            <w:r>
+              <w:rPr>
+                <w:rFonts w:hint="eastAsia"/>
+              </w:rPr>
+              <w:t>()</w:t>
             </w:r>
             <w:r>
               <w:rPr>
@@ -4733,12 +5021,14 @@
               </w:rPr>
               <w:t>】</w:t>
             </w:r>
+            <w:proofErr w:type="spellStart"/>
             <w:r>
               <w:rPr>
                 <w:rFonts w:hint="eastAsia"/>
               </w:rPr>
               <w:t>sdbimprt</w:t>
             </w:r>
+            <w:proofErr w:type="spellEnd"/>
             <w:r>
               <w:rPr>
                 <w:rFonts w:hint="eastAsia"/>
@@ -4761,7 +5051,21 @@
               <w:rPr>
                 <w:rFonts w:hint="eastAsia"/>
               </w:rPr>
-              <w:t>true[bool],</w:t>
+              <w:t>true[</w:t>
+            </w:r>
+            <w:proofErr w:type="spellStart"/>
+            <w:r>
+              <w:rPr>
+                <w:rFonts w:hint="eastAsia"/>
+              </w:rPr>
+              <w:t>bool</w:t>
+            </w:r>
+            <w:proofErr w:type="spellEnd"/>
+            <w:r>
+              <w:rPr>
+                <w:rFonts w:hint="eastAsia"/>
+              </w:rPr>
+              <w:t>],</w:t>
             </w:r>
             <w:r>
               <w:rPr>
@@ -4903,12 +5207,14 @@
               </w:rPr>
               <w:t>卸载</w:t>
             </w:r>
+            <w:proofErr w:type="spellStart"/>
             <w:r>
               <w:rPr>
                 <w:rFonts w:hint="eastAsia"/>
               </w:rPr>
               <w:t>sequoiadb</w:t>
             </w:r>
+            <w:proofErr w:type="spellEnd"/>
             <w:r>
               <w:rPr>
                 <w:rFonts w:hint="eastAsia"/>
@@ -5019,12 +5325,14 @@
               </w:rPr>
               <w:t>插入数据过程中导致</w:t>
             </w:r>
+            <w:proofErr w:type="spellStart"/>
             <w:r>
               <w:rPr>
                 <w:rFonts w:hint="eastAsia"/>
               </w:rPr>
               <w:t>coord</w:t>
             </w:r>
+            <w:proofErr w:type="spellEnd"/>
             <w:r>
               <w:rPr>
                 <w:rFonts w:hint="eastAsia"/>
@@ -5092,12 +5400,14 @@
               </w:rPr>
               <w:t>驱动修改</w:t>
             </w:r>
+            <w:proofErr w:type="spellStart"/>
             <w:r>
               <w:rPr>
                 <w:rFonts w:hint="eastAsia"/>
               </w:rPr>
               <w:t>sdbGetList,sdbGetSnapshot</w:t>
             </w:r>
+            <w:proofErr w:type="spellEnd"/>
             <w:r>
               <w:rPr>
                 <w:rFonts w:hint="eastAsia"/>
@@ -5488,6 +5798,7 @@
               </w:rPr>
               <w:t>驱动使用普通方式而不是使用专用接口构建一个正则表达式</w:t>
             </w:r>
+            <w:proofErr w:type="spellStart"/>
             <w:r>
               <w:rPr>
                 <w:rFonts w:ascii="Arial" w:hAnsi="Arial" w:cs="Arial"/>
@@ -5497,6 +5808,7 @@
               </w:rPr>
               <w:t>bson</w:t>
             </w:r>
+            <w:proofErr w:type="spellEnd"/>
             <w:r>
               <w:rPr>
                 <w:rFonts w:ascii="Arial" w:hAnsi="Arial" w:cs="Arial"/>
@@ -5632,11 +5944,19 @@
             <w:tcW w:w="5037" w:type="dxa"/>
           </w:tcPr>
           <w:p>
-            <w:r>
-              <w:rPr>
-                <w:rFonts w:hint="eastAsia"/>
-              </w:rPr>
-              <w:t xml:space="preserve">sdb sleep </w:t>
+            <w:proofErr w:type="spellStart"/>
+            <w:r>
+              <w:rPr>
+                <w:rFonts w:hint="eastAsia"/>
+              </w:rPr>
+              <w:t>sdb</w:t>
+            </w:r>
+            <w:proofErr w:type="spellEnd"/>
+            <w:r>
+              <w:rPr>
+                <w:rFonts w:hint="eastAsia"/>
+              </w:rPr>
+              <w:t xml:space="preserve"> sleep </w:t>
             </w:r>
             <w:r>
               <w:rPr>
@@ -5644,12 +5964,14 @@
               </w:rPr>
               <w:t>消耗</w:t>
             </w:r>
+            <w:proofErr w:type="spellStart"/>
             <w:r>
               <w:rPr>
                 <w:rFonts w:hint="eastAsia"/>
               </w:rPr>
               <w:t>cpu</w:t>
             </w:r>
+            <w:proofErr w:type="spellEnd"/>
             <w:r>
               <w:rPr>
                 <w:rFonts w:hint="eastAsia"/>
@@ -5881,12 +6203,14 @@
             <w:tcW w:w="5037" w:type="dxa"/>
           </w:tcPr>
           <w:p>
+            <w:proofErr w:type="spellStart"/>
             <w:r>
               <w:rPr>
                 <w:rFonts w:hint="eastAsia"/>
               </w:rPr>
               <w:t>phtyon</w:t>
             </w:r>
+            <w:proofErr w:type="spellEnd"/>
             <w:r>
               <w:rPr>
                 <w:rFonts w:hint="eastAsia"/>
@@ -5989,6 +6313,7 @@
               </w:rPr>
               <w:t>】</w:t>
             </w:r>
+            <w:proofErr w:type="spellStart"/>
             <w:r>
               <w:rPr>
                 <w:rFonts w:ascii="Arial" w:hAnsi="Arial" w:cs="Arial"/>
@@ -5996,7 +6321,17 @@
                 <w:sz w:val="20"/>
                 <w:szCs w:val="20"/>
               </w:rPr>
-              <w:t xml:space="preserve">sdb shell </w:t>
+              <w:t>sdb</w:t>
+            </w:r>
+            <w:proofErr w:type="spellEnd"/>
+            <w:r>
+              <w:rPr>
+                <w:rFonts w:ascii="Arial" w:hAnsi="Arial" w:cs="Arial"/>
+                <w:color w:val="003366"/>
+                <w:sz w:val="20"/>
+                <w:szCs w:val="20"/>
+              </w:rPr>
+              <w:t xml:space="preserve"> shell </w:t>
             </w:r>
             <w:r>
               <w:rPr>
@@ -6122,8 +6457,16 @@
               <w:rPr>
                 <w:rFonts w:hint="eastAsia"/>
               </w:rPr>
-              <w:t>Lob oid</w:t>
-            </w:r>
+              <w:t xml:space="preserve">Lob </w:t>
+            </w:r>
+            <w:proofErr w:type="spellStart"/>
+            <w:r>
+              <w:rPr>
+                <w:rFonts w:hint="eastAsia"/>
+              </w:rPr>
+              <w:t>oid</w:t>
+            </w:r>
+            <w:proofErr w:type="spellEnd"/>
             <w:r>
               <w:rPr>
                 <w:rFonts w:hint="eastAsia"/>
@@ -6142,12 +6485,14 @@
               </w:rPr>
               <w:t>返回</w:t>
             </w:r>
+            <w:proofErr w:type="spellStart"/>
             <w:r>
               <w:rPr>
                 <w:rFonts w:hint="eastAsia"/>
               </w:rPr>
               <w:t>rc</w:t>
             </w:r>
+            <w:proofErr w:type="spellEnd"/>
             <w:r>
               <w:rPr>
                 <w:rFonts w:hint="eastAsia"/>
@@ -6378,24 +6723,28 @@
             <w:tcW w:w="5037" w:type="dxa"/>
           </w:tcPr>
           <w:p>
+            <w:proofErr w:type="spellStart"/>
             <w:r>
               <w:rPr>
                 <w:rFonts w:hint="eastAsia"/>
               </w:rPr>
               <w:t>sdblist</w:t>
             </w:r>
+            <w:proofErr w:type="spellEnd"/>
             <w:r>
               <w:rPr>
                 <w:rFonts w:hint="eastAsia"/>
               </w:rPr>
               <w:t>需要改进查找</w:t>
             </w:r>
+            <w:proofErr w:type="spellStart"/>
             <w:r>
               <w:rPr>
                 <w:rFonts w:hint="eastAsia"/>
               </w:rPr>
               <w:t>sdb.conf</w:t>
             </w:r>
+            <w:proofErr w:type="spellEnd"/>
             <w:r>
               <w:rPr>
                 <w:rFonts w:hint="eastAsia"/>
@@ -6494,12 +6843,14 @@
             <w:tcW w:w="5037" w:type="dxa"/>
           </w:tcPr>
           <w:p>
+            <w:proofErr w:type="spellStart"/>
             <w:r>
               <w:rPr>
                 <w:rFonts w:hint="eastAsia"/>
               </w:rPr>
               <w:t>Sequoiadb</w:t>
             </w:r>
+            <w:proofErr w:type="spellEnd"/>
             <w:r>
               <w:rPr>
                 <w:rFonts w:hint="eastAsia"/>
@@ -6549,12 +6900,14 @@
             <w:tcW w:w="5037" w:type="dxa"/>
           </w:tcPr>
           <w:p>
+            <w:proofErr w:type="spellStart"/>
             <w:r>
               <w:rPr>
                 <w:rFonts w:hint="eastAsia"/>
               </w:rPr>
               <w:t>sdbstop</w:t>
             </w:r>
+            <w:proofErr w:type="spellEnd"/>
             <w:r>
               <w:rPr>
                 <w:rFonts w:hint="eastAsia"/>
@@ -6608,7 +6961,21 @@
               <w:rPr>
                 <w:rFonts w:hint="eastAsia"/>
               </w:rPr>
-              <w:t xml:space="preserve">[sdbInspect] </w:t>
+              <w:t>[</w:t>
+            </w:r>
+            <w:proofErr w:type="spellStart"/>
+            <w:r>
+              <w:rPr>
+                <w:rFonts w:hint="eastAsia"/>
+              </w:rPr>
+              <w:t>sdbInspect</w:t>
+            </w:r>
+            <w:proofErr w:type="spellEnd"/>
+            <w:r>
+              <w:rPr>
+                <w:rFonts w:hint="eastAsia"/>
+              </w:rPr>
+              <w:t xml:space="preserve">] </w:t>
             </w:r>
             <w:r>
               <w:rPr>
@@ -6663,8 +7030,16 @@
               <w:rPr>
                 <w:rFonts w:hint="eastAsia"/>
               </w:rPr>
-              <w:t>[sdbInspect</w:t>
-            </w:r>
+              <w:t>[</w:t>
+            </w:r>
+            <w:proofErr w:type="spellStart"/>
+            <w:r>
+              <w:rPr>
+                <w:rFonts w:hint="eastAsia"/>
+              </w:rPr>
+              <w:t>sdbInspect</w:t>
+            </w:r>
+            <w:proofErr w:type="spellEnd"/>
             <w:r>
               <w:rPr>
                 <w:rFonts w:hint="eastAsia"/>
@@ -6683,24 +7058,28 @@
               </w:rPr>
               <w:t>指定检查一个</w:t>
             </w:r>
+            <w:proofErr w:type="spellStart"/>
             <w:r>
               <w:rPr>
                 <w:rFonts w:hint="eastAsia"/>
               </w:rPr>
               <w:t>cs</w:t>
             </w:r>
+            <w:proofErr w:type="spellEnd"/>
             <w:r>
               <w:rPr>
                 <w:rFonts w:hint="eastAsia"/>
               </w:rPr>
               <w:t>下的所有集合时，实际上会去检查所有的</w:t>
             </w:r>
+            <w:proofErr w:type="spellStart"/>
             <w:r>
               <w:rPr>
                 <w:rFonts w:hint="eastAsia"/>
               </w:rPr>
               <w:t>cs</w:t>
             </w:r>
+            <w:proofErr w:type="spellEnd"/>
             <w:r>
               <w:rPr>
                 <w:rFonts w:hint="eastAsia"/>
@@ -7217,12 +7596,14 @@
               </w:rPr>
               <w:t>和</w:t>
             </w:r>
+            <w:proofErr w:type="spellStart"/>
             <w:r>
               <w:rPr>
                 <w:rFonts w:hint="eastAsia"/>
               </w:rPr>
               <w:t>Upsert</w:t>
             </w:r>
+            <w:proofErr w:type="spellEnd"/>
             <w:r>
               <w:rPr>
                 <w:rFonts w:hint="eastAsia"/>
@@ -7233,7 +7614,21 @@
               <w:rPr>
                 <w:rFonts w:hint="eastAsia"/>
               </w:rPr>
-              <w:t>(ShardingKey)</w:t>
+              <w:t>(</w:t>
+            </w:r>
+            <w:proofErr w:type="spellStart"/>
+            <w:r>
+              <w:rPr>
+                <w:rFonts w:hint="eastAsia"/>
+              </w:rPr>
+              <w:t>ShardingKey</w:t>
+            </w:r>
+            <w:proofErr w:type="spellEnd"/>
+            <w:r>
+              <w:rPr>
+                <w:rFonts w:hint="eastAsia"/>
+              </w:rPr>
+              <w:t>)</w:t>
             </w:r>
             <w:r>
               <w:rPr>
@@ -7277,8 +7672,16 @@
               <w:rPr>
                 <w:rFonts w:hint="eastAsia"/>
               </w:rPr>
-              <w:t>delay ack</w:t>
-            </w:r>
+              <w:t xml:space="preserve">delay </w:t>
+            </w:r>
+            <w:proofErr w:type="spellStart"/>
+            <w:r>
+              <w:rPr>
+                <w:rFonts w:hint="eastAsia"/>
+              </w:rPr>
+              <w:t>ack</w:t>
+            </w:r>
+            <w:proofErr w:type="spellEnd"/>
             <w:r>
               <w:rPr>
                 <w:rFonts w:hint="eastAsia"/>
@@ -7620,12 +8023,14 @@
               </w:rPr>
               <w:t>安装业务时当</w:t>
             </w:r>
+            <w:proofErr w:type="spellStart"/>
             <w:r>
               <w:rPr>
                 <w:rFonts w:hint="eastAsia"/>
               </w:rPr>
               <w:t>OMAgent</w:t>
             </w:r>
+            <w:proofErr w:type="spellEnd"/>
             <w:r>
               <w:rPr>
                 <w:rFonts w:hint="eastAsia"/>
@@ -7651,6 +8056,68 @@
             <w:tcW w:w="1652" w:type="dxa"/>
           </w:tcPr>
           <w:p>
+            <w:r>
+              <w:rPr>
+                <w:rFonts w:hint="eastAsia"/>
+              </w:rPr>
+              <w:t>一般</w:t>
+            </w:r>
+          </w:p>
+        </w:tc>
+      </w:tr>
+      <w:tr>
+        <w:tc>
+          <w:tcPr>
+            <w:tcW w:w="2442" w:type="dxa"/>
+          </w:tcPr>
+          <w:p/>
+        </w:tc>
+        <w:tc>
+          <w:tcPr>
+            <w:tcW w:w="4428" w:type="dxa"/>
+          </w:tcPr>
+          <w:p>
+            <w:pPr>
+              <w:rPr>
+                <w:rFonts w:hint="eastAsia"/>
+              </w:rPr>
+            </w:pPr>
+            <w:r>
+              <w:rPr>
+                <w:rFonts w:hint="eastAsia"/>
+              </w:rPr>
+              <w:t>OM</w:t>
+            </w:r>
+            <w:r>
+              <w:rPr>
+                <w:rFonts w:hint="eastAsia"/>
+              </w:rPr>
+              <w:t>暂不支持</w:t>
+            </w:r>
+            <w:r>
+              <w:rPr>
+                <w:rFonts w:hint="eastAsia"/>
+              </w:rPr>
+              <w:t>catalog</w:t>
+            </w:r>
+            <w:r>
+              <w:rPr>
+                <w:rFonts w:hint="eastAsia"/>
+              </w:rPr>
+              <w:t>带用户鉴权的相关操作</w:t>
+            </w:r>
+          </w:p>
+        </w:tc>
+        <w:tc>
+          <w:tcPr>
+            <w:tcW w:w="1652" w:type="dxa"/>
+          </w:tcPr>
+          <w:p>
+            <w:pPr>
+              <w:rPr>
+                <w:rFonts w:hint="eastAsia"/>
+              </w:rPr>
+            </w:pPr>
             <w:r>
               <w:rPr>
                 <w:rFonts w:hint="eastAsia"/>
@@ -7799,6 +8266,7 @@
                 <w:sz w:val="15"/>
                 <w:szCs w:val="15"/>
               </w:rPr>
+              <w:lastRenderedPageBreak/>
               <w:t>SEQUOIADBMAINSTREAM-</w:t>
             </w:r>
             <w:r>
@@ -7882,34 +8350,25 @@
                 <w:rFonts w:hint="eastAsia"/>
                 <w:color w:val="808080" w:themeColor="background1" w:themeShade="80"/>
               </w:rPr>
-              <w:t>字段大小</w:t>
-            </w:r>
-            <w:r>
-              <w:rPr>
-                <w:rFonts w:hint="eastAsia"/>
+              <w:t>字段大小换端转换问题。</w:t>
+            </w:r>
+          </w:p>
+        </w:tc>
+        <w:tc>
+          <w:tcPr>
+            <w:tcW w:w="1541" w:type="dxa"/>
+          </w:tcPr>
+          <w:p>
+            <w:pPr>
+              <w:rPr>
                 <w:color w:val="808080" w:themeColor="background1" w:themeShade="80"/>
               </w:rPr>
-              <w:lastRenderedPageBreak/>
-              <w:t>换端转换问题。</w:t>
-            </w:r>
-          </w:p>
-        </w:tc>
-        <w:tc>
-          <w:tcPr>
-            <w:tcW w:w="1541" w:type="dxa"/>
-          </w:tcPr>
-          <w:p>
-            <w:pPr>
-              <w:rPr>
+            </w:pPr>
+            <w:r>
+              <w:rPr>
+                <w:rFonts w:hint="eastAsia"/>
                 <w:color w:val="808080" w:themeColor="background1" w:themeShade="80"/>
               </w:rPr>
-            </w:pPr>
-            <w:r>
-              <w:rPr>
-                <w:rFonts w:hint="eastAsia"/>
-                <w:color w:val="808080" w:themeColor="background1" w:themeShade="80"/>
-              </w:rPr>
-              <w:lastRenderedPageBreak/>
               <w:t>已解决</w:t>
             </w:r>
           </w:p>
@@ -8162,6 +8621,7 @@
               </w:rPr>
               <w:t>驱动</w:t>
             </w:r>
+            <w:proofErr w:type="spellStart"/>
             <w:r>
               <w:rPr>
                 <w:rFonts w:hint="eastAsia"/>
@@ -8169,6 +8629,7 @@
               </w:rPr>
               <w:t>Sequoiadb</w:t>
             </w:r>
+            <w:proofErr w:type="spellEnd"/>
             <w:r>
               <w:rPr>
                 <w:rFonts w:hint="eastAsia"/>
@@ -8445,7 +8906,13 @@
               <w:rPr>
                 <w:rFonts w:hint="eastAsia"/>
               </w:rPr>
-              <w:t>(1390)</w:t>
+              <w:t>(1391</w:t>
+            </w:r>
+            <w:r>
+              <w:rPr>
+                <w:rFonts w:hint="eastAsia"/>
+              </w:rPr>
+              <w:t>)</w:t>
             </w:r>
             <w:r>
               <w:rPr>
@@ -8548,6 +9015,7 @@
               </w:rPr>
               <w:t xml:space="preserve">   </w:t>
             </w:r>
+            <w:proofErr w:type="spellStart"/>
             <w:r>
               <w:t>S</w:t>
             </w:r>
@@ -8557,6 +9025,7 @@
               </w:rPr>
               <w:t>use</w:t>
             </w:r>
+            <w:proofErr w:type="spellEnd"/>
             <w:r>
               <w:rPr>
                 <w:rFonts w:hint="eastAsia"/>
@@ -8725,6 +9194,7 @@
             <w:tcW w:w="4252" w:type="dxa"/>
           </w:tcPr>
           <w:p>
+            <w:proofErr w:type="spellStart"/>
             <w:r>
               <w:rPr>
                 <w:rFonts w:hint="eastAsia"/>
@@ -8734,60 +9204,79 @@
             <w:r>
               <w:t>dbload</w:t>
             </w:r>
-          </w:p>
-          <w:p>
+            <w:proofErr w:type="spellEnd"/>
+          </w:p>
+          <w:p>
+            <w:proofErr w:type="spellStart"/>
             <w:r>
               <w:t>sdbimprt</w:t>
             </w:r>
-          </w:p>
-          <w:p>
+            <w:proofErr w:type="spellEnd"/>
+          </w:p>
+          <w:p>
+            <w:proofErr w:type="spellStart"/>
             <w:r>
               <w:t>sdbexprt</w:t>
             </w:r>
-          </w:p>
-          <w:p>
+            <w:proofErr w:type="spellEnd"/>
+          </w:p>
+          <w:p>
+            <w:proofErr w:type="spellStart"/>
             <w:r>
               <w:t>sdbinspt</w:t>
             </w:r>
-          </w:p>
-          <w:p>
+            <w:proofErr w:type="spellEnd"/>
+          </w:p>
+          <w:p>
+            <w:proofErr w:type="spellStart"/>
             <w:r>
               <w:t>sdbrestore</w:t>
             </w:r>
-          </w:p>
-          <w:p>
+            <w:proofErr w:type="spellEnd"/>
+          </w:p>
+          <w:p>
+            <w:proofErr w:type="spellStart"/>
             <w:r>
               <w:t>sdblist</w:t>
             </w:r>
-          </w:p>
-          <w:p>
+            <w:proofErr w:type="spellEnd"/>
+          </w:p>
+          <w:p>
+            <w:proofErr w:type="spellStart"/>
             <w:r>
               <w:rPr>
                 <w:rFonts w:hint="eastAsia"/>
               </w:rPr>
               <w:t>sdbstart</w:t>
             </w:r>
-          </w:p>
-          <w:p>
+            <w:proofErr w:type="spellEnd"/>
+          </w:p>
+          <w:p>
+            <w:proofErr w:type="spellStart"/>
             <w:r>
               <w:rPr>
                 <w:rFonts w:hint="eastAsia"/>
               </w:rPr>
               <w:t>sdbstop</w:t>
             </w:r>
-          </w:p>
-          <w:p>
+            <w:proofErr w:type="spellEnd"/>
+          </w:p>
+          <w:p>
+            <w:proofErr w:type="spellStart"/>
             <w:r>
               <w:rPr>
                 <w:rFonts w:hint="eastAsia"/>
               </w:rPr>
               <w:t>sdbdmsdump</w:t>
             </w:r>
-          </w:p>
-          <w:p>
+            <w:proofErr w:type="spellEnd"/>
+          </w:p>
+          <w:p>
+            <w:proofErr w:type="spellStart"/>
             <w:r>
               <w:t>sdbdpsdump</w:t>
             </w:r>
+            <w:proofErr w:type="spellEnd"/>
           </w:p>
           <w:p>
             <w:r>
@@ -8904,6 +9393,7 @@
               <w:rPr>
                 <w:rFonts w:hint="eastAsia"/>
               </w:rPr>
+              <w:lastRenderedPageBreak/>
               <w:t>能否兼容</w:t>
             </w:r>
             <w:r>
@@ -8956,7 +9446,6 @@
               <w:rPr>
                 <w:rFonts w:hint="eastAsia"/>
               </w:rPr>
-              <w:lastRenderedPageBreak/>
               <w:t>Web</w:t>
             </w:r>
             <w:r>
@@ -8971,12 +9460,14 @@
               </w:rPr>
               <w:t>（旧的</w:t>
             </w:r>
+            <w:proofErr w:type="spellStart"/>
             <w:r>
               <w:rPr>
                 <w:rFonts w:hint="eastAsia"/>
               </w:rPr>
               <w:t>php</w:t>
             </w:r>
+            <w:proofErr w:type="spellEnd"/>
             <w:r>
               <w:rPr>
                 <w:rFonts w:hint="eastAsia"/>
@@ -9072,7 +9563,35 @@
               <w:rPr>
                 <w:rFonts w:hint="eastAsia"/>
               </w:rPr>
-              <w:t>(c/c++/java/php/c#</w:t>
+              <w:t>(c/</w:t>
+            </w:r>
+            <w:proofErr w:type="spellStart"/>
+            <w:r>
+              <w:rPr>
+                <w:rFonts w:hint="eastAsia"/>
+              </w:rPr>
+              <w:t>c++</w:t>
+            </w:r>
+            <w:proofErr w:type="spellEnd"/>
+            <w:r>
+              <w:rPr>
+                <w:rFonts w:hint="eastAsia"/>
+              </w:rPr>
+              <w:t>/java/</w:t>
+            </w:r>
+            <w:proofErr w:type="spellStart"/>
+            <w:r>
+              <w:rPr>
+                <w:rFonts w:hint="eastAsia"/>
+              </w:rPr>
+              <w:t>php</w:t>
+            </w:r>
+            <w:proofErr w:type="spellEnd"/>
+            <w:r>
+              <w:rPr>
+                <w:rFonts w:hint="eastAsia"/>
+              </w:rPr>
+              <w:t>/c#</w:t>
             </w:r>
             <w:r>
               <w:rPr>

--- a/internal_doc/07.版本报告/SequoiaDB_1.10版本发布评估说明书.docx
+++ b/internal_doc/07.版本报告/SequoiaDB_1.10版本发布评估说明书.docx
@@ -8077,11 +8077,6 @@
             <w:tcW w:w="4428" w:type="dxa"/>
           </w:tcPr>
           <w:p>
-            <w:pPr>
-              <w:rPr>
-                <w:rFonts w:hint="eastAsia"/>
-              </w:rPr>
-            </w:pPr>
             <w:r>
               <w:rPr>
                 <w:rFonts w:hint="eastAsia"/>
@@ -8113,11 +8108,6 @@
             <w:tcW w:w="1652" w:type="dxa"/>
           </w:tcPr>
           <w:p>
-            <w:pPr>
-              <w:rPr>
-                <w:rFonts w:hint="eastAsia"/>
-              </w:rPr>
-            </w:pPr>
             <w:r>
               <w:rPr>
                 <w:rFonts w:hint="eastAsia"/>
@@ -9196,48 +9186,45 @@
           <w:p>
             <w:proofErr w:type="spellStart"/>
             <w:r>
-              <w:rPr>
-                <w:rFonts w:hint="eastAsia"/>
-              </w:rPr>
-              <w:t>s</w:t>
-            </w:r>
-            <w:r>
-              <w:t>dbload</w:t>
+              <w:t>sdbimprt</w:t>
             </w:r>
             <w:proofErr w:type="spellEnd"/>
           </w:p>
           <w:p>
             <w:proofErr w:type="spellStart"/>
             <w:r>
-              <w:t>sdbimprt</w:t>
+              <w:t>sdbexprt</w:t>
             </w:r>
             <w:proofErr w:type="spellEnd"/>
           </w:p>
           <w:p>
             <w:proofErr w:type="spellStart"/>
             <w:r>
-              <w:t>sdbexprt</w:t>
+              <w:t>sdbinspect</w:t>
             </w:r>
             <w:proofErr w:type="spellEnd"/>
           </w:p>
           <w:p>
             <w:proofErr w:type="spellStart"/>
             <w:r>
-              <w:t>sdbinspt</w:t>
+              <w:t>sdbrestore</w:t>
             </w:r>
             <w:proofErr w:type="spellEnd"/>
           </w:p>
           <w:p>
             <w:proofErr w:type="spellStart"/>
             <w:r>
-              <w:t>sdbrestore</w:t>
+              <w:t>sdblist</w:t>
             </w:r>
             <w:proofErr w:type="spellEnd"/>
           </w:p>
           <w:p>
             <w:proofErr w:type="spellStart"/>
             <w:r>
-              <w:t>sdblist</w:t>
+              <w:rPr>
+                <w:rFonts w:hint="eastAsia"/>
+              </w:rPr>
+              <w:t>sdbstart</w:t>
             </w:r>
             <w:proofErr w:type="spellEnd"/>
           </w:p>
@@ -9247,7 +9234,7 @@
               <w:rPr>
                 <w:rFonts w:hint="eastAsia"/>
               </w:rPr>
-              <w:t>sdbstart</w:t>
+              <w:t>sdbstop</w:t>
             </w:r>
             <w:proofErr w:type="spellEnd"/>
           </w:p>
@@ -9257,28 +9244,18 @@
               <w:rPr>
                 <w:rFonts w:hint="eastAsia"/>
               </w:rPr>
-              <w:t>sdbstop</w:t>
+              <w:t>sdbdmsdump</w:t>
             </w:r>
             <w:proofErr w:type="spellEnd"/>
           </w:p>
           <w:p>
             <w:proofErr w:type="spellStart"/>
             <w:r>
-              <w:rPr>
-                <w:rFonts w:hint="eastAsia"/>
-              </w:rPr>
-              <w:t>sdbdmsdump</w:t>
+              <w:t>sdbdpsdump</w:t>
             </w:r>
             <w:proofErr w:type="spellEnd"/>
           </w:p>
           <w:p>
-            <w:proofErr w:type="spellStart"/>
-            <w:r>
-              <w:t>sdbdpsdump</w:t>
-            </w:r>
-            <w:proofErr w:type="spellEnd"/>
-          </w:p>
-          <w:p>
             <w:r>
               <w:t>sdbsupport.sh</w:t>
             </w:r>
@@ -9393,59 +9370,59 @@
               <w:rPr>
                 <w:rFonts w:hint="eastAsia"/>
               </w:rPr>
+              <w:t>能否兼容</w:t>
+            </w:r>
+            <w:r>
+              <w:rPr>
+                <w:rFonts w:hint="eastAsia"/>
+              </w:rPr>
+              <w:t>1.8</w:t>
+            </w:r>
+            <w:r>
+              <w:rPr>
+                <w:rFonts w:hint="eastAsia"/>
+              </w:rPr>
+              <w:t>版本</w:t>
+            </w:r>
+          </w:p>
+        </w:tc>
+        <w:tc>
+          <w:tcPr>
+            <w:tcW w:w="1134" w:type="dxa"/>
+          </w:tcPr>
+          <w:p>
+            <w:r>
+              <w:rPr>
+                <w:rFonts w:hint="eastAsia"/>
+              </w:rPr>
+              <w:t>丁普升</w:t>
+            </w:r>
+          </w:p>
+        </w:tc>
+        <w:tc>
+          <w:tcPr>
+            <w:tcW w:w="4252" w:type="dxa"/>
+          </w:tcPr>
+          <w:p/>
+        </w:tc>
+        <w:tc>
+          <w:tcPr>
+            <w:tcW w:w="1043" w:type="dxa"/>
+          </w:tcPr>
+          <w:p/>
+        </w:tc>
+      </w:tr>
+      <w:tr>
+        <w:tc>
+          <w:tcPr>
+            <w:tcW w:w="2093" w:type="dxa"/>
+          </w:tcPr>
+          <w:p>
+            <w:r>
+              <w:rPr>
+                <w:rFonts w:hint="eastAsia"/>
+              </w:rPr>
               <w:lastRenderedPageBreak/>
-              <w:t>能否兼容</w:t>
-            </w:r>
-            <w:r>
-              <w:rPr>
-                <w:rFonts w:hint="eastAsia"/>
-              </w:rPr>
-              <w:t>1.8</w:t>
-            </w:r>
-            <w:r>
-              <w:rPr>
-                <w:rFonts w:hint="eastAsia"/>
-              </w:rPr>
-              <w:t>版本</w:t>
-            </w:r>
-          </w:p>
-        </w:tc>
-        <w:tc>
-          <w:tcPr>
-            <w:tcW w:w="1134" w:type="dxa"/>
-          </w:tcPr>
-          <w:p>
-            <w:r>
-              <w:rPr>
-                <w:rFonts w:hint="eastAsia"/>
-              </w:rPr>
-              <w:t>丁普升</w:t>
-            </w:r>
-          </w:p>
-        </w:tc>
-        <w:tc>
-          <w:tcPr>
-            <w:tcW w:w="4252" w:type="dxa"/>
-          </w:tcPr>
-          <w:p/>
-        </w:tc>
-        <w:tc>
-          <w:tcPr>
-            <w:tcW w:w="1043" w:type="dxa"/>
-          </w:tcPr>
-          <w:p/>
-        </w:tc>
-      </w:tr>
-      <w:tr>
-        <w:tc>
-          <w:tcPr>
-            <w:tcW w:w="2093" w:type="dxa"/>
-          </w:tcPr>
-          <w:p>
-            <w:r>
-              <w:rPr>
-                <w:rFonts w:hint="eastAsia"/>
-              </w:rPr>
               <w:t>Web</w:t>
             </w:r>
             <w:r>

--- a/internal_doc/07.版本报告/SequoiaDB_1.10版本发布评估说明书.docx
+++ b/internal_doc/07.版本报告/SequoiaDB_1.10版本发布评估说明书.docx
@@ -7916,6 +7916,159 @@
             <w:tcW w:w="4428" w:type="dxa"/>
           </w:tcPr>
           <w:p>
+            <w:pPr>
+              <w:rPr>
+                <w:rFonts w:hint="eastAsia"/>
+              </w:rPr>
+            </w:pPr>
+            <w:r>
+              <w:rPr>
+                <w:rFonts w:hint="eastAsia"/>
+              </w:rPr>
+              <w:t>对匹配索引的数组不能做数组全匹配</w:t>
+            </w:r>
+          </w:p>
+        </w:tc>
+        <w:tc>
+          <w:tcPr>
+            <w:tcW w:w="1652" w:type="dxa"/>
+          </w:tcPr>
+          <w:p>
+            <w:pPr>
+              <w:rPr>
+                <w:rFonts w:hint="eastAsia"/>
+              </w:rPr>
+            </w:pPr>
+            <w:r>
+              <w:rPr>
+                <w:rFonts w:hint="eastAsia"/>
+              </w:rPr>
+              <w:t>一般</w:t>
+            </w:r>
+          </w:p>
+        </w:tc>
+      </w:tr>
+      <w:tr>
+        <w:tc>
+          <w:tcPr>
+            <w:tcW w:w="2442" w:type="dxa"/>
+          </w:tcPr>
+          <w:p/>
+        </w:tc>
+        <w:tc>
+          <w:tcPr>
+            <w:tcW w:w="4428" w:type="dxa"/>
+          </w:tcPr>
+          <w:p>
+            <w:pPr>
+              <w:rPr>
+                <w:rFonts w:hint="eastAsia"/>
+              </w:rPr>
+            </w:pPr>
+            <w:r>
+              <w:rPr>
+                <w:rFonts w:hint="eastAsia"/>
+              </w:rPr>
+              <w:t>对匹配索引的查询，不能做</w:t>
+            </w:r>
+            <w:r>
+              <w:rPr>
+                <w:rFonts w:hint="eastAsia"/>
+              </w:rPr>
+              <w:t>$type=4</w:t>
+            </w:r>
+            <w:r>
+              <w:rPr>
+                <w:rFonts w:hint="eastAsia"/>
+              </w:rPr>
+              <w:t>的查询</w:t>
+            </w:r>
+          </w:p>
+        </w:tc>
+        <w:tc>
+          <w:tcPr>
+            <w:tcW w:w="1652" w:type="dxa"/>
+          </w:tcPr>
+          <w:p>
+            <w:pPr>
+              <w:rPr>
+                <w:rFonts w:hint="eastAsia"/>
+              </w:rPr>
+            </w:pPr>
+            <w:r>
+              <w:rPr>
+                <w:rFonts w:hint="eastAsia"/>
+              </w:rPr>
+              <w:t>一般</w:t>
+            </w:r>
+          </w:p>
+        </w:tc>
+      </w:tr>
+      <w:tr>
+        <w:tc>
+          <w:tcPr>
+            <w:tcW w:w="2442" w:type="dxa"/>
+          </w:tcPr>
+          <w:p/>
+        </w:tc>
+        <w:tc>
+          <w:tcPr>
+            <w:tcW w:w="4428" w:type="dxa"/>
+          </w:tcPr>
+          <w:p>
+            <w:pPr>
+              <w:rPr>
+                <w:rFonts w:hint="eastAsia"/>
+              </w:rPr>
+            </w:pPr>
+            <w:r>
+              <w:t>S</w:t>
+            </w:r>
+            <w:r>
+              <w:rPr>
+                <w:rFonts w:hint="eastAsia"/>
+              </w:rPr>
+              <w:t>plit</w:t>
+            </w:r>
+            <w:r>
+              <w:rPr>
+                <w:rFonts w:hint="eastAsia"/>
+              </w:rPr>
+              <w:t>过程中可能存在查询的数据重复</w:t>
+            </w:r>
+          </w:p>
+        </w:tc>
+        <w:tc>
+          <w:tcPr>
+            <w:tcW w:w="1652" w:type="dxa"/>
+          </w:tcPr>
+          <w:p>
+            <w:pPr>
+              <w:rPr>
+                <w:rFonts w:hint="eastAsia"/>
+              </w:rPr>
+            </w:pPr>
+            <w:r>
+              <w:rPr>
+                <w:rFonts w:hint="eastAsia"/>
+              </w:rPr>
+              <w:t>一般</w:t>
+            </w:r>
+          </w:p>
+        </w:tc>
+      </w:tr>
+      <w:tr>
+        <w:tc>
+          <w:tcPr>
+            <w:tcW w:w="2442" w:type="dxa"/>
+          </w:tcPr>
+          <w:p/>
+        </w:tc>
+        <w:tc>
+          <w:tcPr>
+            <w:tcW w:w="4428" w:type="dxa"/>
+          </w:tcPr>
+          <w:p>
             <w:r>
               <w:t>S</w:t>
             </w:r>
@@ -8124,6 +8277,7 @@
         <w:rPr>
           <w:rFonts w:hint="eastAsia"/>
         </w:rPr>
+        <w:lastRenderedPageBreak/>
         <w:t>上一版本遗留问题解决情况：</w:t>
       </w:r>
     </w:p>
@@ -8256,7 +8410,6 @@
                 <w:sz w:val="15"/>
                 <w:szCs w:val="15"/>
               </w:rPr>
-              <w:lastRenderedPageBreak/>
               <w:t>SEQUOIADBMAINSTREAM-</w:t>
             </w:r>
             <w:r>
@@ -9278,6 +9431,7 @@
               <w:rPr>
                 <w:rFonts w:hint="eastAsia"/>
               </w:rPr>
+              <w:lastRenderedPageBreak/>
               <w:t>资料是否同步</w:t>
             </w:r>
           </w:p>
@@ -9422,7 +9576,6 @@
               <w:rPr>
                 <w:rFonts w:hint="eastAsia"/>
               </w:rPr>
-              <w:lastRenderedPageBreak/>
               <w:t>Web</w:t>
             </w:r>
             <w:r>

--- a/internal_doc/07.版本报告/SequoiaDB_1.10版本发布评估说明书.docx
+++ b/internal_doc/07.版本报告/SequoiaDB_1.10版本发布评估说明书.docx
@@ -1553,6 +1553,11 @@
             <w:tcW w:w="4399" w:type="dxa"/>
           </w:tcPr>
           <w:p>
+            <w:pPr>
+              <w:rPr>
+                <w:rFonts w:hint="eastAsia"/>
+              </w:rPr>
+            </w:pPr>
             <w:r>
               <w:rPr>
                 <w:rFonts w:hint="eastAsia"/>
@@ -1588,6 +1593,50 @@
                 <w:rFonts w:hint="eastAsia"/>
               </w:rPr>
               <w:t>数据存入数据库（如电影，图片等）</w:t>
+            </w:r>
+          </w:p>
+          <w:p>
+            <w:r>
+              <w:rPr>
+                <w:rFonts w:hint="eastAsia"/>
+              </w:rPr>
+              <w:t>【当</w:t>
+            </w:r>
+            <w:r>
+              <w:rPr>
+                <w:rFonts w:hint="eastAsia"/>
+              </w:rPr>
+              <w:t>Collection</w:t>
+            </w:r>
+            <w:r>
+              <w:rPr>
+                <w:rFonts w:hint="eastAsia"/>
+              </w:rPr>
+              <w:t>为</w:t>
+            </w:r>
+            <w:r>
+              <w:rPr>
+                <w:rFonts w:hint="eastAsia"/>
+              </w:rPr>
+              <w:t>Range</w:t>
+            </w:r>
+            <w:r>
+              <w:rPr>
+                <w:rFonts w:hint="eastAsia"/>
+              </w:rPr>
+              <w:t>分区不支持</w:t>
+            </w:r>
+            <w:r>
+              <w:rPr>
+                <w:rFonts w:hint="eastAsia"/>
+              </w:rPr>
+              <w:t>LOB</w:t>
+            </w:r>
+            <w:r>
+              <w:rPr>
+                <w:rFonts w:hint="eastAsia"/>
+              </w:rPr>
+              <w:t>功能】</w:t>
             </w:r>
           </w:p>
         </w:tc>
@@ -2460,7 +2509,6 @@
               <w:rPr>
                 <w:rFonts w:hint="eastAsia"/>
               </w:rPr>
-              <w:lastRenderedPageBreak/>
               <w:t>coord</w:t>
             </w:r>
             <w:proofErr w:type="spellEnd"/>
@@ -6659,14 +6707,7 @@
               <w:rPr>
                 <w:rFonts w:hint="eastAsia"/>
               </w:rPr>
-              <w:t>，写满磁盘，整个程</w:t>
-            </w:r>
-            <w:r>
-              <w:rPr>
-                <w:rFonts w:hint="eastAsia"/>
-              </w:rPr>
-              <w:lastRenderedPageBreak/>
-              <w:t>序</w:t>
+              <w:t>，写满磁盘，整个程序</w:t>
             </w:r>
             <w:r>
               <w:rPr>
@@ -7916,11 +7957,6 @@
             <w:tcW w:w="4428" w:type="dxa"/>
           </w:tcPr>
           <w:p>
-            <w:pPr>
-              <w:rPr>
-                <w:rFonts w:hint="eastAsia"/>
-              </w:rPr>
-            </w:pPr>
             <w:r>
               <w:rPr>
                 <w:rFonts w:hint="eastAsia"/>
@@ -7934,11 +7970,6 @@
             <w:tcW w:w="1652" w:type="dxa"/>
           </w:tcPr>
           <w:p>
-            <w:pPr>
-              <w:rPr>
-                <w:rFonts w:hint="eastAsia"/>
-              </w:rPr>
-            </w:pPr>
             <w:r>
               <w:rPr>
                 <w:rFonts w:hint="eastAsia"/>
@@ -7960,11 +7991,6 @@
             <w:tcW w:w="4428" w:type="dxa"/>
           </w:tcPr>
           <w:p>
-            <w:pPr>
-              <w:rPr>
-                <w:rFonts w:hint="eastAsia"/>
-              </w:rPr>
-            </w:pPr>
             <w:r>
               <w:rPr>
                 <w:rFonts w:hint="eastAsia"/>
@@ -7990,11 +8016,6 @@
             <w:tcW w:w="1652" w:type="dxa"/>
           </w:tcPr>
           <w:p>
-            <w:pPr>
-              <w:rPr>
-                <w:rFonts w:hint="eastAsia"/>
-              </w:rPr>
-            </w:pPr>
             <w:r>
               <w:rPr>
                 <w:rFonts w:hint="eastAsia"/>
@@ -8016,11 +8037,6 @@
             <w:tcW w:w="4428" w:type="dxa"/>
           </w:tcPr>
           <w:p>
-            <w:pPr>
-              <w:rPr>
-                <w:rFonts w:hint="eastAsia"/>
-              </w:rPr>
-            </w:pPr>
             <w:r>
               <w:t>S</w:t>
             </w:r>
@@ -8043,11 +8059,6 @@
             <w:tcW w:w="1652" w:type="dxa"/>
           </w:tcPr>
           <w:p>
-            <w:pPr>
-              <w:rPr>
-                <w:rFonts w:hint="eastAsia"/>
-              </w:rPr>
-            </w:pPr>
             <w:r>
               <w:rPr>
                 <w:rFonts w:hint="eastAsia"/>
@@ -8128,13 +8139,13 @@
               <w:rPr>
                 <w:rFonts w:hint="eastAsia"/>
               </w:rPr>
-              <w:t>Lob</w:t>
-            </w:r>
-            <w:r>
-              <w:rPr>
-                <w:rFonts w:hint="eastAsia"/>
-              </w:rPr>
-              <w:t>的备份和恢复，导入和导入暂不支持</w:t>
+              <w:t>LOB</w:t>
+            </w:r>
+            <w:r>
+              <w:rPr>
+                <w:rFonts w:hint="eastAsia"/>
+              </w:rPr>
+              <w:t>导入和导入暂不支持</w:t>
             </w:r>
           </w:p>
         </w:tc>
@@ -8277,7 +8288,6 @@
         <w:rPr>
           <w:rFonts w:hint="eastAsia"/>
         </w:rPr>
-        <w:lastRenderedPageBreak/>
         <w:t>上一版本遗留问题解决情况：</w:t>
       </w:r>
     </w:p>
@@ -8839,6 +8849,20 @@
                 <w:color w:val="808080" w:themeColor="background1" w:themeShade="80"/>
               </w:rPr>
             </w:pPr>
+            <w:r>
+              <w:rPr>
+                <w:rFonts w:hint="eastAsia"/>
+                <w:color w:val="808080" w:themeColor="background1" w:themeShade="80"/>
+              </w:rPr>
+              <w:t>LOB</w:t>
+            </w:r>
+            <w:r>
+              <w:rPr>
+                <w:rFonts w:hint="eastAsia"/>
+                <w:color w:val="808080" w:themeColor="background1" w:themeShade="80"/>
+              </w:rPr>
+              <w:t>的备份和恢复</w:t>
+            </w:r>
           </w:p>
         </w:tc>
         <w:tc>
@@ -8848,9 +8872,17 @@
           <w:p>
             <w:pPr>
               <w:rPr>
+                <w:rFonts w:hint="eastAsia"/>
                 <w:color w:val="808080" w:themeColor="background1" w:themeShade="80"/>
               </w:rPr>
             </w:pPr>
+            <w:r>
+              <w:rPr>
+                <w:rFonts w:hint="eastAsia"/>
+                <w:color w:val="808080" w:themeColor="background1" w:themeShade="80"/>
+              </w:rPr>
+              <w:t>已解决</w:t>
+            </w:r>
           </w:p>
         </w:tc>
       </w:tr>
@@ -9410,6 +9442,7 @@
           </w:p>
           <w:p>
             <w:r>
+              <w:lastRenderedPageBreak/>
               <w:t>sdbsupport.sh</w:t>
             </w:r>
           </w:p>

--- a/internal_doc/07.版本报告/SequoiaDB_1.10版本发布评估说明书.docx
+++ b/internal_doc/07.版本报告/SequoiaDB_1.10版本发布评估说明书.docx
@@ -206,7 +206,10 @@
               <w:t>2</w:t>
             </w:r>
             <w:r>
-              <w:t>691</w:t>
+              <w:rPr>
+                <w:rFonts w:hint="eastAsia"/>
+              </w:rPr>
+              <w:t>736</w:t>
             </w:r>
             <w:r>
               <w:rPr>
@@ -246,13 +249,7 @@
               <w:rPr>
                 <w:rFonts w:hint="eastAsia"/>
               </w:rPr>
-              <w:t>265</w:t>
-            </w:r>
-            <w:r>
-              <w:rPr>
-                <w:rFonts w:hint="eastAsia"/>
-              </w:rPr>
-              <w:t>6</w:t>
+              <w:t>2774</w:t>
             </w:r>
             <w:r>
               <w:rPr>
@@ -275,7 +272,13 @@
               <w:t>：</w:t>
             </w:r>
             <w:r>
-              <w:t>15844</w:t>
+              <w:t>1</w:t>
+            </w:r>
+            <w:r>
+              <w:rPr>
+                <w:rFonts w:hint="eastAsia"/>
+              </w:rPr>
+              <w:t>6127</w:t>
             </w:r>
           </w:p>
         </w:tc>
@@ -1226,6 +1229,11 @@
             </w:r>
           </w:p>
           <w:p>
+            <w:pPr>
+              <w:rPr>
+                <w:rFonts w:hint="eastAsia"/>
+              </w:rPr>
+            </w:pPr>
             <w:proofErr w:type="spellStart"/>
             <w:r>
               <w:rPr>
@@ -1238,6 +1246,136 @@
                 <w:rFonts w:hint="eastAsia"/>
               </w:rPr>
               <w:t>getCatalogRG</w:t>
+            </w:r>
+            <w:proofErr w:type="spellEnd"/>
+            <w:r>
+              <w:rPr>
+                <w:rFonts w:hint="eastAsia"/>
+              </w:rPr>
+              <w:t>()</w:t>
+            </w:r>
+            <w:r>
+              <w:rPr>
+                <w:rFonts w:hint="eastAsia"/>
+              </w:rPr>
+              <w:t>、</w:t>
+            </w:r>
+          </w:p>
+          <w:p>
+            <w:pPr>
+              <w:rPr>
+                <w:rFonts w:hint="eastAsia"/>
+              </w:rPr>
+            </w:pPr>
+            <w:proofErr w:type="spellStart"/>
+            <w:r>
+              <w:t>collection</w:t>
+            </w:r>
+            <w:r>
+              <w:rPr>
+                <w:rFonts w:hint="eastAsia"/>
+              </w:rPr>
+              <w:t>.putLob</w:t>
+            </w:r>
+            <w:proofErr w:type="spellEnd"/>
+            <w:r>
+              <w:rPr>
+                <w:rFonts w:hint="eastAsia"/>
+              </w:rPr>
+              <w:t>()</w:t>
+            </w:r>
+            <w:r>
+              <w:rPr>
+                <w:rFonts w:hint="eastAsia"/>
+              </w:rPr>
+              <w:t>、</w:t>
+            </w:r>
+          </w:p>
+          <w:p>
+            <w:pPr>
+              <w:rPr>
+                <w:rFonts w:hint="eastAsia"/>
+              </w:rPr>
+            </w:pPr>
+            <w:proofErr w:type="spellStart"/>
+            <w:r>
+              <w:rPr>
+                <w:rFonts w:hint="eastAsia"/>
+              </w:rPr>
+              <w:t>collection</w:t>
+            </w:r>
+            <w:r>
+              <w:rPr>
+                <w:rFonts w:hint="eastAsia"/>
+              </w:rPr>
+              <w:t>.getLob</w:t>
+            </w:r>
+            <w:proofErr w:type="spellEnd"/>
+            <w:r>
+              <w:rPr>
+                <w:rFonts w:hint="eastAsia"/>
+              </w:rPr>
+              <w:t>()</w:t>
+            </w:r>
+            <w:r>
+              <w:rPr>
+                <w:rFonts w:hint="eastAsia"/>
+              </w:rPr>
+              <w:t>、</w:t>
+            </w:r>
+          </w:p>
+          <w:p>
+            <w:pPr>
+              <w:rPr>
+                <w:rFonts w:hint="eastAsia"/>
+              </w:rPr>
+            </w:pPr>
+            <w:proofErr w:type="spellStart"/>
+            <w:r>
+              <w:rPr>
+                <w:rFonts w:hint="eastAsia"/>
+              </w:rPr>
+              <w:t>collection</w:t>
+            </w:r>
+            <w:r>
+              <w:rPr>
+                <w:rFonts w:hint="eastAsia"/>
+              </w:rPr>
+              <w:t>.delete</w:t>
+            </w:r>
+            <w:r>
+              <w:rPr>
+                <w:rFonts w:hint="eastAsia"/>
+              </w:rPr>
+              <w:t>Lob</w:t>
+            </w:r>
+            <w:proofErr w:type="spellEnd"/>
+            <w:r>
+              <w:rPr>
+                <w:rFonts w:hint="eastAsia"/>
+              </w:rPr>
+              <w:t>()</w:t>
+            </w:r>
+            <w:r>
+              <w:rPr>
+                <w:rFonts w:hint="eastAsia"/>
+              </w:rPr>
+              <w:t>、</w:t>
+            </w:r>
+          </w:p>
+          <w:p>
+            <w:proofErr w:type="spellStart"/>
+            <w:r>
+              <w:rPr>
+                <w:rFonts w:hint="eastAsia"/>
+              </w:rPr>
+              <w:t>collection</w:t>
+            </w:r>
+            <w:r>
+              <w:rPr>
+                <w:rFonts w:hint="eastAsia"/>
+              </w:rPr>
+              <w:t>.listLobs</w:t>
             </w:r>
             <w:proofErr w:type="spellEnd"/>
             <w:r>
@@ -1553,11 +1691,6 @@
             <w:tcW w:w="4399" w:type="dxa"/>
           </w:tcPr>
           <w:p>
-            <w:pPr>
-              <w:rPr>
-                <w:rFonts w:hint="eastAsia"/>
-              </w:rPr>
-            </w:pPr>
             <w:r>
               <w:rPr>
                 <w:rFonts w:hint="eastAsia"/>
@@ -2693,6 +2826,81 @@
                 <w:rFonts w:hint="eastAsia"/>
               </w:rPr>
               <w:t>事务在节点升主、降备、退出、启动时优化</w:t>
+            </w:r>
+          </w:p>
+        </w:tc>
+        <w:tc>
+          <w:tcPr>
+            <w:tcW w:w="1681" w:type="dxa"/>
+          </w:tcPr>
+          <w:p/>
+        </w:tc>
+      </w:tr>
+      <w:tr>
+        <w:tc>
+          <w:tcPr>
+            <w:tcW w:w="2442" w:type="dxa"/>
+          </w:tcPr>
+          <w:p>
+            <w:pPr>
+              <w:rPr>
+                <w:rFonts w:ascii="Arial" w:hAnsi="Arial" w:cs="Arial"/>
+                <w:b/>
+                <w:bCs/>
+                <w:color w:val="0000FF"/>
+                <w:sz w:val="15"/>
+                <w:szCs w:val="15"/>
+              </w:rPr>
+            </w:pPr>
+            <w:hyperlink r:id="rId19" w:history="1">
+              <w:r>
+                <w:rPr>
+                  <w:rStyle w:val="Hyperlink"/>
+                  <w:rFonts w:ascii="Arial" w:hAnsi="Arial" w:cs="Arial"/>
+                  <w:b/>
+                  <w:bCs/>
+                  <w:color w:val="0000FF"/>
+                  <w:sz w:val="15"/>
+                  <w:szCs w:val="15"/>
+                </w:rPr>
+                <w:t>SEQUOIADBMAINSTREAM-330</w:t>
+              </w:r>
+            </w:hyperlink>
+          </w:p>
+        </w:tc>
+        <w:tc>
+          <w:tcPr>
+            <w:tcW w:w="4399" w:type="dxa"/>
+          </w:tcPr>
+          <w:p>
+            <w:pPr>
+              <w:rPr>
+                <w:rFonts w:hint="eastAsia"/>
+                <w:color w:val="0000FF"/>
+              </w:rPr>
+            </w:pPr>
+            <w:r>
+              <w:rPr>
+                <w:rFonts w:hint="eastAsia"/>
+                <w:color w:val="0000FF"/>
+              </w:rPr>
+              <w:t>以固定字符串起始的正则表达式能够匹配索引（没有使用</w:t>
+            </w:r>
+            <w:proofErr w:type="spellStart"/>
+            <w:r>
+              <w:rPr>
+                <w:rFonts w:hint="eastAsia"/>
+                <w:color w:val="0000FF"/>
+              </w:rPr>
+              <w:t>i</w:t>
+            </w:r>
+            <w:proofErr w:type="spellEnd"/>
+            <w:r>
+              <w:rPr>
+                <w:rFonts w:hint="eastAsia"/>
+                <w:color w:val="0000FF"/>
+              </w:rPr>
+              <w:t>选项）</w:t>
             </w:r>
           </w:p>
         </w:tc>
@@ -2866,7 +3074,7 @@
             <w:tcW w:w="2442" w:type="dxa"/>
           </w:tcPr>
           <w:p>
-            <w:hyperlink r:id="rId19" w:history="1">
+            <w:hyperlink r:id="rId20" w:history="1">
               <w:r>
                 <w:rPr>
                   <w:rStyle w:val="Hyperlink"/>
@@ -2915,7 +3123,7 @@
             <w:tcW w:w="2442" w:type="dxa"/>
           </w:tcPr>
           <w:p>
-            <w:hyperlink r:id="rId20" w:history="1">
+            <w:hyperlink r:id="rId21" w:history="1">
               <w:r>
                 <w:rPr>
                   <w:rStyle w:val="Hyperlink"/>
@@ -2984,7 +3192,7 @@
                 <w:szCs w:val="13"/>
               </w:rPr>
             </w:pPr>
-            <w:hyperlink r:id="rId21" w:history="1">
+            <w:hyperlink r:id="rId22" w:history="1">
               <w:r>
                 <w:rPr>
                   <w:rStyle w:val="Hyperlink"/>
@@ -3049,7 +3257,7 @@
                 <w:szCs w:val="13"/>
               </w:rPr>
             </w:pPr>
-            <w:hyperlink r:id="rId22" w:history="1">
+            <w:hyperlink r:id="rId23" w:history="1">
               <w:r>
                 <w:rPr>
                   <w:rStyle w:val="Hyperlink"/>
@@ -3112,7 +3320,7 @@
                 <w:szCs w:val="13"/>
               </w:rPr>
             </w:pPr>
-            <w:hyperlink r:id="rId23" w:history="1">
+            <w:hyperlink r:id="rId24" w:history="1">
               <w:r>
                 <w:rPr>
                   <w:rStyle w:val="Hyperlink"/>
@@ -3187,7 +3395,7 @@
                 <w:szCs w:val="13"/>
               </w:rPr>
             </w:pPr>
-            <w:hyperlink r:id="rId24" w:history="1">
+            <w:hyperlink r:id="rId25" w:history="1">
               <w:r>
                 <w:rPr>
                   <w:rStyle w:val="Hyperlink"/>
@@ -3312,7 +3520,7 @@
                 <w:szCs w:val="13"/>
               </w:rPr>
             </w:pPr>
-            <w:hyperlink r:id="rId25" w:history="1">
+            <w:hyperlink r:id="rId26" w:history="1">
               <w:r>
                 <w:rPr>
                   <w:rStyle w:val="Hyperlink"/>
@@ -3369,7 +3577,7 @@
                 <w:szCs w:val="15"/>
               </w:rPr>
             </w:pPr>
-            <w:hyperlink r:id="rId26" w:history="1">
+            <w:hyperlink r:id="rId27" w:history="1">
               <w:r>
                 <w:rPr>
                   <w:rStyle w:val="Hyperlink"/>
@@ -3448,7 +3656,7 @@
                 <w:szCs w:val="13"/>
               </w:rPr>
             </w:pPr>
-            <w:hyperlink r:id="rId27" w:history="1">
+            <w:hyperlink r:id="rId28" w:history="1">
               <w:r>
                 <w:rPr>
                   <w:rStyle w:val="Hyperlink"/>
@@ -3535,7 +3743,7 @@
                 <w:szCs w:val="13"/>
               </w:rPr>
             </w:pPr>
-            <w:hyperlink r:id="rId28" w:history="1">
+            <w:hyperlink r:id="rId29" w:history="1">
               <w:r>
                 <w:rPr>
                   <w:rStyle w:val="Hyperlink"/>
@@ -3586,7 +3794,7 @@
                 <w:szCs w:val="15"/>
               </w:rPr>
             </w:pPr>
-            <w:hyperlink r:id="rId29" w:history="1">
+            <w:hyperlink r:id="rId30" w:history="1">
               <w:r>
                 <w:rPr>
                   <w:rStyle w:val="Hyperlink"/>
@@ -3649,7 +3857,7 @@
                 <w:szCs w:val="13"/>
               </w:rPr>
             </w:pPr>
-            <w:hyperlink r:id="rId30" w:history="1">
+            <w:hyperlink r:id="rId31" w:history="1">
               <w:r>
                 <w:rPr>
                   <w:rStyle w:val="Hyperlink"/>
@@ -3706,7 +3914,7 @@
                 <w:szCs w:val="13"/>
               </w:rPr>
             </w:pPr>
-            <w:hyperlink r:id="rId31" w:history="1">
+            <w:hyperlink r:id="rId32" w:history="1">
               <w:r>
                 <w:rPr>
                   <w:rStyle w:val="Hyperlink"/>
@@ -3761,7 +3969,7 @@
                 <w:szCs w:val="13"/>
               </w:rPr>
             </w:pPr>
-            <w:hyperlink r:id="rId32" w:history="1">
+            <w:hyperlink r:id="rId33" w:history="1">
               <w:r>
                 <w:rPr>
                   <w:rStyle w:val="Hyperlink"/>
@@ -3824,7 +4032,7 @@
                 <w:szCs w:val="13"/>
               </w:rPr>
             </w:pPr>
-            <w:hyperlink r:id="rId33" w:history="1">
+            <w:hyperlink r:id="rId34" w:history="1">
               <w:r>
                 <w:rPr>
                   <w:rStyle w:val="Hyperlink"/>
@@ -3899,7 +4107,7 @@
                 <w:szCs w:val="13"/>
               </w:rPr>
             </w:pPr>
-            <w:hyperlink r:id="rId34" w:history="1">
+            <w:hyperlink r:id="rId35" w:history="1">
               <w:r>
                 <w:rPr>
                   <w:rStyle w:val="Hyperlink"/>
@@ -3960,7 +4168,7 @@
                 <w:szCs w:val="13"/>
               </w:rPr>
             </w:pPr>
-            <w:hyperlink r:id="rId35" w:history="1">
+            <w:hyperlink r:id="rId36" w:history="1">
               <w:r>
                 <w:rPr>
                   <w:rStyle w:val="Hyperlink"/>
@@ -4085,7 +4293,7 @@
                 <w:szCs w:val="13"/>
               </w:rPr>
             </w:pPr>
-            <w:hyperlink r:id="rId36" w:history="1">
+            <w:hyperlink r:id="rId37" w:history="1">
               <w:r>
                 <w:rPr>
                   <w:rStyle w:val="Hyperlink"/>
@@ -4160,7 +4368,7 @@
                 <w:szCs w:val="13"/>
               </w:rPr>
             </w:pPr>
-            <w:hyperlink r:id="rId37" w:history="1">
+            <w:hyperlink r:id="rId38" w:history="1">
               <w:r>
                 <w:rPr>
                   <w:rStyle w:val="Hyperlink"/>
@@ -4243,7 +4451,7 @@
                 <w:szCs w:val="15"/>
               </w:rPr>
             </w:pPr>
-            <w:hyperlink r:id="rId38" w:history="1">
+            <w:hyperlink r:id="rId39" w:history="1">
               <w:r>
                 <w:rPr>
                   <w:rStyle w:val="Hyperlink"/>
@@ -4300,7 +4508,7 @@
                 <w:szCs w:val="15"/>
               </w:rPr>
             </w:pPr>
-            <w:hyperlink r:id="rId39" w:history="1">
+            <w:hyperlink r:id="rId40" w:history="1">
               <w:r>
                 <w:rPr>
                   <w:rStyle w:val="Hyperlink"/>
@@ -4371,7 +4579,7 @@
                 <w:szCs w:val="15"/>
               </w:rPr>
             </w:pPr>
-            <w:hyperlink r:id="rId40" w:history="1">
+            <w:hyperlink r:id="rId41" w:history="1">
               <w:r>
                 <w:rPr>
                   <w:rStyle w:val="Hyperlink"/>
@@ -4458,7 +4666,7 @@
                 <w:szCs w:val="15"/>
               </w:rPr>
             </w:pPr>
-            <w:hyperlink r:id="rId41" w:history="1">
+            <w:hyperlink r:id="rId42" w:history="1">
               <w:r>
                 <w:rPr>
                   <w:rStyle w:val="Hyperlink"/>
@@ -4519,7 +4727,7 @@
                 <w:szCs w:val="13"/>
               </w:rPr>
             </w:pPr>
-            <w:hyperlink r:id="rId42" w:history="1">
+            <w:hyperlink r:id="rId43" w:history="1">
               <w:r>
                 <w:rPr>
                   <w:rStyle w:val="Hyperlink"/>
@@ -4606,7 +4814,7 @@
                 <w:szCs w:val="13"/>
               </w:rPr>
             </w:pPr>
-            <w:hyperlink r:id="rId43" w:history="1">
+            <w:hyperlink r:id="rId44" w:history="1">
               <w:r>
                 <w:rPr>
                   <w:rStyle w:val="Hyperlink"/>
@@ -4677,7 +4885,7 @@
                 <w:szCs w:val="13"/>
               </w:rPr>
             </w:pPr>
-            <w:hyperlink r:id="rId44" w:history="1">
+            <w:hyperlink r:id="rId45" w:history="1">
               <w:r>
                 <w:rPr>
                   <w:rStyle w:val="Hyperlink"/>
@@ -4764,7 +4972,7 @@
                 <w:szCs w:val="13"/>
               </w:rPr>
             </w:pPr>
-            <w:hyperlink r:id="rId45" w:history="1">
+            <w:hyperlink r:id="rId46" w:history="1">
               <w:r>
                 <w:rPr>
                   <w:rStyle w:val="Hyperlink"/>
@@ -4865,7 +5073,7 @@
                 <w:szCs w:val="13"/>
               </w:rPr>
             </w:pPr>
-            <w:hyperlink r:id="rId46" w:history="1">
+            <w:hyperlink r:id="rId47" w:history="1">
               <w:r>
                 <w:rPr>
                   <w:rStyle w:val="Hyperlink"/>
@@ -4970,7 +5178,7 @@
                 <w:szCs w:val="13"/>
               </w:rPr>
             </w:pPr>
-            <w:hyperlink r:id="rId47" w:history="1">
+            <w:hyperlink r:id="rId48" w:history="1">
               <w:r>
                 <w:rPr>
                   <w:rStyle w:val="Hyperlink"/>
@@ -5031,7 +5239,7 @@
                 <w:szCs w:val="13"/>
               </w:rPr>
             </w:pPr>
-            <w:hyperlink r:id="rId48" w:history="1">
+            <w:hyperlink r:id="rId49" w:history="1">
               <w:r>
                 <w:rPr>
                   <w:rStyle w:val="Hyperlink"/>
@@ -5162,7 +5370,7 @@
                 <w:szCs w:val="13"/>
               </w:rPr>
             </w:pPr>
-            <w:hyperlink r:id="rId49" w:history="1">
+            <w:hyperlink r:id="rId50" w:history="1">
               <w:r>
                 <w:rPr>
                   <w:rStyle w:val="Hyperlink"/>
@@ -5229,7 +5437,7 @@
                 <w:szCs w:val="13"/>
               </w:rPr>
             </w:pPr>
-            <w:hyperlink r:id="rId50" w:history="1">
+            <w:hyperlink r:id="rId51" w:history="1">
               <w:r>
                 <w:rPr>
                   <w:rStyle w:val="Hyperlink"/>
@@ -5292,7 +5500,7 @@
                 <w:szCs w:val="13"/>
               </w:rPr>
             </w:pPr>
-            <w:hyperlink r:id="rId51" w:history="1">
+            <w:hyperlink r:id="rId52" w:history="1">
               <w:r>
                 <w:rPr>
                   <w:rStyle w:val="Hyperlink"/>
@@ -5347,7 +5555,7 @@
                 <w:szCs w:val="13"/>
               </w:rPr>
             </w:pPr>
-            <w:hyperlink r:id="rId52" w:history="1">
+            <w:hyperlink r:id="rId53" w:history="1">
               <w:r>
                 <w:rPr>
                   <w:rStyle w:val="Hyperlink"/>
@@ -5416,7 +5624,7 @@
                 <w:szCs w:val="13"/>
               </w:rPr>
             </w:pPr>
-            <w:hyperlink r:id="rId53" w:history="1">
+            <w:hyperlink r:id="rId54" w:history="1">
               <w:r>
                 <w:rPr>
                   <w:rStyle w:val="Hyperlink"/>
@@ -5495,7 +5703,7 @@
             <w:tcW w:w="2442" w:type="dxa"/>
           </w:tcPr>
           <w:p>
-            <w:hyperlink r:id="rId54" w:history="1">
+            <w:hyperlink r:id="rId55" w:history="1">
               <w:r>
                 <w:rPr>
                   <w:rStyle w:val="Hyperlink"/>
@@ -5580,7 +5788,7 @@
                 <w:szCs w:val="13"/>
               </w:rPr>
             </w:pPr>
-            <w:hyperlink r:id="rId55" w:history="1">
+            <w:hyperlink r:id="rId56" w:history="1">
               <w:r>
                 <w:rPr>
                   <w:rStyle w:val="Hyperlink"/>
@@ -5649,7 +5857,7 @@
                 <w:szCs w:val="15"/>
               </w:rPr>
             </w:pPr>
-            <w:hyperlink r:id="rId56" w:history="1">
+            <w:hyperlink r:id="rId57" w:history="1">
               <w:r>
                 <w:rPr>
                   <w:rStyle w:val="Hyperlink"/>
@@ -5724,7 +5932,7 @@
                 <w:szCs w:val="15"/>
               </w:rPr>
             </w:pPr>
-            <w:hyperlink r:id="rId57" w:history="1">
+            <w:hyperlink r:id="rId58" w:history="1">
               <w:r>
                 <w:rPr>
                   <w:rStyle w:val="Hyperlink"/>
@@ -5817,7 +6025,7 @@
                 <w:szCs w:val="15"/>
               </w:rPr>
             </w:pPr>
-            <w:hyperlink r:id="rId58" w:history="1">
+            <w:hyperlink r:id="rId59" w:history="1">
               <w:r>
                 <w:rPr>
                   <w:rStyle w:val="Hyperlink"/>
@@ -5891,7 +6099,7 @@
                 <w:szCs w:val="15"/>
               </w:rPr>
             </w:pPr>
-            <w:hyperlink r:id="rId59" w:history="1">
+            <w:hyperlink r:id="rId60" w:history="1">
               <w:r>
                 <w:rPr>
                   <w:rStyle w:val="Hyperlink"/>
@@ -5972,7 +6180,7 @@
                 <w:szCs w:val="15"/>
               </w:rPr>
             </w:pPr>
-            <w:hyperlink r:id="rId60" w:history="1">
+            <w:hyperlink r:id="rId61" w:history="1">
               <w:r>
                 <w:rPr>
                   <w:rStyle w:val="Hyperlink"/>
@@ -6051,7 +6259,7 @@
                 <w:szCs w:val="15"/>
               </w:rPr>
             </w:pPr>
-            <w:hyperlink r:id="rId61" w:history="1">
+            <w:hyperlink r:id="rId62" w:history="1">
               <w:r>
                 <w:rPr>
                   <w:rStyle w:val="Hyperlink"/>
@@ -6132,7 +6340,7 @@
                 <w:szCs w:val="15"/>
               </w:rPr>
             </w:pPr>
-            <w:hyperlink r:id="rId62" w:history="1">
+            <w:hyperlink r:id="rId63" w:history="1">
               <w:r>
                 <w:rPr>
                   <w:rStyle w:val="Hyperlink"/>
@@ -6231,7 +6439,7 @@
                 <w:szCs w:val="15"/>
               </w:rPr>
             </w:pPr>
-            <w:hyperlink r:id="rId63" w:history="1">
+            <w:hyperlink r:id="rId64" w:history="1">
               <w:r>
                 <w:rPr>
                   <w:rStyle w:val="Hyperlink"/>
@@ -6314,7 +6522,7 @@
                 <w:szCs w:val="15"/>
               </w:rPr>
             </w:pPr>
-            <w:hyperlink r:id="rId64" w:history="1">
+            <w:hyperlink r:id="rId65" w:history="1">
               <w:r>
                 <w:rPr>
                   <w:rStyle w:val="Hyperlink"/>
@@ -6397,6 +6605,7 @@
                 <w:sz w:val="20"/>
                 <w:szCs w:val="20"/>
               </w:rPr>
+              <w:lastRenderedPageBreak/>
               <w:t>split("g1","g2",{Partition:-10},{Partition:512})</w:t>
             </w:r>
             <w:r>
@@ -6451,7 +6660,7 @@
                 <w:szCs w:val="15"/>
               </w:rPr>
             </w:pPr>
-            <w:hyperlink r:id="rId65" w:history="1">
+            <w:hyperlink r:id="rId66" w:history="1">
               <w:r>
                 <w:rPr>
                   <w:rStyle w:val="Hyperlink"/>
@@ -6590,7 +6799,7 @@
                 <w:szCs w:val="15"/>
               </w:rPr>
             </w:pPr>
-            <w:hyperlink r:id="rId66" w:history="1">
+            <w:hyperlink r:id="rId67" w:history="1">
               <w:r>
                 <w:rPr>
                   <w:rStyle w:val="Hyperlink"/>
@@ -6659,7 +6868,7 @@
                 <w:szCs w:val="15"/>
               </w:rPr>
             </w:pPr>
-            <w:hyperlink r:id="rId67" w:history="1">
+            <w:hyperlink r:id="rId68" w:history="1">
               <w:r>
                 <w:rPr>
                   <w:rStyle w:val="Hyperlink"/>
@@ -6744,7 +6953,7 @@
                 <w:szCs w:val="13"/>
               </w:rPr>
             </w:pPr>
-            <w:hyperlink r:id="rId68" w:history="1">
+            <w:hyperlink r:id="rId69" w:history="1">
               <w:r>
                 <w:rPr>
                   <w:rStyle w:val="Hyperlink"/>
@@ -6815,7 +7024,7 @@
                 <w:szCs w:val="13"/>
               </w:rPr>
             </w:pPr>
-            <w:hyperlink r:id="rId69" w:history="1">
+            <w:hyperlink r:id="rId70" w:history="1">
               <w:r>
                 <w:rPr>
                   <w:rStyle w:val="Hyperlink"/>
@@ -6864,7 +7073,7 @@
                 <w:szCs w:val="13"/>
               </w:rPr>
             </w:pPr>
-            <w:hyperlink r:id="rId70" w:history="1">
+            <w:hyperlink r:id="rId71" w:history="1">
               <w:r>
                 <w:rPr>
                   <w:rStyle w:val="Hyperlink"/>
@@ -6921,7 +7130,7 @@
                 <w:szCs w:val="13"/>
               </w:rPr>
             </w:pPr>
-            <w:hyperlink r:id="rId71" w:history="1">
+            <w:hyperlink r:id="rId72" w:history="1">
               <w:r>
                 <w:rPr>
                   <w:rStyle w:val="Hyperlink"/>
@@ -6978,7 +7187,7 @@
                 <w:szCs w:val="13"/>
               </w:rPr>
             </w:pPr>
-            <w:hyperlink r:id="rId72" w:history="1">
+            <w:hyperlink r:id="rId73" w:history="1">
               <w:r>
                 <w:rPr>
                   <w:rStyle w:val="Hyperlink"/>
@@ -7047,7 +7256,7 @@
                 <w:szCs w:val="13"/>
               </w:rPr>
             </w:pPr>
-            <w:hyperlink r:id="rId73" w:history="1">
+            <w:hyperlink r:id="rId74" w:history="1">
               <w:r>
                 <w:rPr>
                   <w:rStyle w:val="Hyperlink"/>
@@ -7150,7 +7359,7 @@
                 <w:szCs w:val="13"/>
               </w:rPr>
             </w:pPr>
-            <w:hyperlink r:id="rId74" w:history="1">
+            <w:hyperlink r:id="rId75" w:history="1">
               <w:r>
                 <w:rPr>
                   <w:rStyle w:val="Hyperlink"/>
@@ -7199,7 +7408,7 @@
                 <w:szCs w:val="13"/>
               </w:rPr>
             </w:pPr>
-            <w:hyperlink r:id="rId75" w:history="1">
+            <w:hyperlink r:id="rId76" w:history="1">
               <w:r>
                 <w:rPr>
                   <w:rStyle w:val="Hyperlink"/>
@@ -7248,7 +7457,7 @@
                 <w:szCs w:val="13"/>
               </w:rPr>
             </w:pPr>
-            <w:hyperlink r:id="rId76" w:history="1">
+            <w:hyperlink r:id="rId77" w:history="1">
               <w:r>
                 <w:rPr>
                   <w:rStyle w:val="Hyperlink"/>
@@ -7338,7 +7547,7 @@
                 <w:szCs w:val="15"/>
               </w:rPr>
             </w:pPr>
-            <w:hyperlink r:id="rId77" w:history="1">
+            <w:hyperlink r:id="rId78" w:history="1">
               <w:r>
                 <w:rPr>
                   <w:rStyle w:val="Hyperlink"/>
@@ -7413,7 +7622,7 @@
                 <w:szCs w:val="15"/>
               </w:rPr>
             </w:pPr>
-            <w:hyperlink r:id="rId78" w:history="1">
+            <w:hyperlink r:id="rId79" w:history="1">
               <w:r>
                 <w:rPr>
                   <w:rStyle w:val="Hyperlink"/>
@@ -7504,7 +7713,7 @@
                 <w:szCs w:val="13"/>
               </w:rPr>
             </w:pPr>
-            <w:hyperlink r:id="rId79" w:history="1">
+            <w:hyperlink r:id="rId80" w:history="1">
               <w:r>
                 <w:rPr>
                   <w:rStyle w:val="Hyperlink"/>
@@ -7587,7 +7796,7 @@
             <w:tcW w:w="2442" w:type="dxa"/>
           </w:tcPr>
           <w:p>
-            <w:hyperlink r:id="rId80" w:history="1">
+            <w:hyperlink r:id="rId81" w:history="1">
               <w:r>
                 <w:rPr>
                   <w:rStyle w:val="Hyperlink"/>
@@ -7747,18 +7956,1128 @@
             <w:pPr>
               <w:rPr>
                 <w:rFonts w:ascii="Arial" w:hAnsi="Arial" w:cs="Arial"/>
-                <w:color w:val="333333"/>
+                <w:b/>
+                <w:bCs/>
+                <w:color w:val="0000FF"/>
+                <w:sz w:val="15"/>
+                <w:szCs w:val="15"/>
+              </w:rPr>
+            </w:pPr>
+            <w:hyperlink r:id="rId82" w:history="1">
+              <w:r>
+                <w:rPr>
+                  <w:rStyle w:val="Hyperlink"/>
+                  <w:rFonts w:ascii="Arial" w:hAnsi="Arial" w:cs="Arial"/>
+                  <w:b/>
+                  <w:bCs/>
+                  <w:color w:val="0000FF"/>
+                  <w:sz w:val="15"/>
+                  <w:szCs w:val="15"/>
+                </w:rPr>
+                <w:t>SEQUOIADBMAINSTREAM-402</w:t>
+              </w:r>
+            </w:hyperlink>
+          </w:p>
+        </w:tc>
+        <w:tc>
+          <w:tcPr>
+            <w:tcW w:w="5037" w:type="dxa"/>
+          </w:tcPr>
+          <w:p>
+            <w:pPr>
+              <w:rPr>
+                <w:rFonts w:hint="eastAsia"/>
+                <w:color w:val="0000FF"/>
+              </w:rPr>
+            </w:pPr>
+            <w:r>
+              <w:rPr>
+                <w:rFonts w:hint="eastAsia"/>
+                <w:color w:val="0000FF"/>
+              </w:rPr>
+              <w:t>SMS</w:t>
+            </w:r>
+            <w:r>
+              <w:rPr>
+                <w:rFonts w:hint="eastAsia"/>
+                <w:color w:val="0000FF"/>
+              </w:rPr>
+              <w:t>页面</w:t>
+            </w:r>
+            <w:r>
+              <w:rPr>
+                <w:rFonts w:hint="eastAsia"/>
+                <w:color w:val="0000FF"/>
+              </w:rPr>
+              <w:t>,</w:t>
+            </w:r>
+            <w:r>
+              <w:rPr>
+                <w:rFonts w:hint="eastAsia"/>
+                <w:color w:val="0000FF"/>
+              </w:rPr>
+              <w:t>修正安装和卸载时</w:t>
+            </w:r>
+            <w:r>
+              <w:rPr>
+                <w:rFonts w:hint="eastAsia"/>
+                <w:color w:val="0000FF"/>
+              </w:rPr>
+              <w:t>,</w:t>
+            </w:r>
+            <w:r>
+              <w:rPr>
+                <w:rFonts w:hint="eastAsia"/>
+                <w:color w:val="0000FF"/>
+              </w:rPr>
+              <w:t>出现错误后</w:t>
+            </w:r>
+            <w:r>
+              <w:rPr>
+                <w:rFonts w:hint="eastAsia"/>
+                <w:color w:val="0000FF"/>
+              </w:rPr>
+              <w:t>,</w:t>
+            </w:r>
+            <w:r>
+              <w:rPr>
+                <w:rFonts w:hint="eastAsia"/>
+                <w:color w:val="0000FF"/>
+              </w:rPr>
+              <w:t>不再发送请求</w:t>
+            </w:r>
+          </w:p>
+        </w:tc>
+        <w:tc>
+          <w:tcPr>
+            <w:tcW w:w="1043" w:type="dxa"/>
+          </w:tcPr>
+          <w:p>
+            <w:pPr>
+              <w:rPr>
+                <w:rFonts w:hint="eastAsia"/>
+              </w:rPr>
+            </w:pPr>
+          </w:p>
+        </w:tc>
+      </w:tr>
+      <w:tr>
+        <w:tc>
+          <w:tcPr>
+            <w:tcW w:w="2442" w:type="dxa"/>
+          </w:tcPr>
+          <w:p>
+            <w:pPr>
+              <w:rPr>
+                <w:rFonts w:ascii="Arial" w:hAnsi="Arial" w:cs="Arial"/>
+                <w:color w:val="0000FF"/>
                 <w:sz w:val="13"/>
                 <w:szCs w:val="13"/>
               </w:rPr>
             </w:pPr>
+            <w:hyperlink r:id="rId83" w:history="1">
+              <w:r>
+                <w:rPr>
+                  <w:rStyle w:val="Hyperlink"/>
+                  <w:rFonts w:ascii="Arial" w:hAnsi="Arial" w:cs="Arial"/>
+                  <w:b/>
+                  <w:bCs/>
+                  <w:color w:val="0000FF"/>
+                  <w:sz w:val="15"/>
+                  <w:szCs w:val="15"/>
+                </w:rPr>
+                <w:t>SEQUOIADBMAINSTREAM-401</w:t>
+              </w:r>
+            </w:hyperlink>
           </w:p>
         </w:tc>
         <w:tc>
           <w:tcPr>
             <w:tcW w:w="5037" w:type="dxa"/>
           </w:tcPr>
-          <w:p/>
+          <w:p>
+            <w:pPr>
+              <w:rPr>
+                <w:color w:val="0000FF"/>
+              </w:rPr>
+            </w:pPr>
+            <w:proofErr w:type="spellStart"/>
+            <w:r>
+              <w:rPr>
+                <w:rFonts w:hint="eastAsia"/>
+                <w:color w:val="0000FF"/>
+              </w:rPr>
+              <w:t>sdbimprt</w:t>
+            </w:r>
+            <w:proofErr w:type="spellEnd"/>
+            <w:r>
+              <w:rPr>
+                <w:rFonts w:hint="eastAsia"/>
+                <w:color w:val="0000FF"/>
+              </w:rPr>
+              <w:t xml:space="preserve"> </w:t>
+            </w:r>
+            <w:r>
+              <w:rPr>
+                <w:rFonts w:hint="eastAsia"/>
+                <w:color w:val="0000FF"/>
+              </w:rPr>
+              <w:t>导入大数据文件导入失败</w:t>
+            </w:r>
+          </w:p>
+        </w:tc>
+        <w:tc>
+          <w:tcPr>
+            <w:tcW w:w="1043" w:type="dxa"/>
+          </w:tcPr>
+          <w:p/>
+        </w:tc>
+      </w:tr>
+      <w:tr>
+        <w:tc>
+          <w:tcPr>
+            <w:tcW w:w="2442" w:type="dxa"/>
+          </w:tcPr>
+          <w:p>
+            <w:pPr>
+              <w:rPr>
+                <w:rFonts w:ascii="Arial" w:hAnsi="Arial" w:cs="Arial"/>
+                <w:b/>
+                <w:bCs/>
+                <w:color w:val="0000FF"/>
+                <w:sz w:val="15"/>
+                <w:szCs w:val="15"/>
+              </w:rPr>
+            </w:pPr>
+            <w:hyperlink r:id="rId84" w:history="1">
+              <w:r>
+                <w:rPr>
+                  <w:rStyle w:val="Hyperlink"/>
+                  <w:rFonts w:ascii="Arial" w:hAnsi="Arial" w:cs="Arial"/>
+                  <w:b/>
+                  <w:bCs/>
+                  <w:color w:val="0000FF"/>
+                  <w:sz w:val="15"/>
+                  <w:szCs w:val="15"/>
+                </w:rPr>
+                <w:t>SEQUOIADBMAINSTREAM-395</w:t>
+              </w:r>
+            </w:hyperlink>
+          </w:p>
+        </w:tc>
+        <w:tc>
+          <w:tcPr>
+            <w:tcW w:w="5037" w:type="dxa"/>
+          </w:tcPr>
+          <w:p>
+            <w:pPr>
+              <w:rPr>
+                <w:color w:val="0000FF"/>
+              </w:rPr>
+            </w:pPr>
+            <w:r>
+              <w:rPr>
+                <w:rFonts w:hint="eastAsia"/>
+                <w:color w:val="0000FF"/>
+              </w:rPr>
+              <w:t>在火狐浏览器中，业务列表标签栏显示的内容为</w:t>
+            </w:r>
+            <w:r>
+              <w:rPr>
+                <w:rFonts w:hint="eastAsia"/>
+                <w:color w:val="0000FF"/>
+              </w:rPr>
+              <w:t>"</w:t>
+            </w:r>
+            <w:r>
+              <w:rPr>
+                <w:rFonts w:hint="eastAsia"/>
+                <w:color w:val="0000FF"/>
+              </w:rPr>
+              <w:t>主机列表</w:t>
+            </w:r>
+            <w:r>
+              <w:rPr>
+                <w:rFonts w:hint="eastAsia"/>
+                <w:color w:val="0000FF"/>
+              </w:rPr>
+              <w:t>"</w:t>
+            </w:r>
+            <w:r>
+              <w:rPr>
+                <w:rFonts w:hint="eastAsia"/>
+                <w:color w:val="0000FF"/>
+              </w:rPr>
+              <w:t>，详见下图。</w:t>
+            </w:r>
+          </w:p>
+        </w:tc>
+        <w:tc>
+          <w:tcPr>
+            <w:tcW w:w="1043" w:type="dxa"/>
+          </w:tcPr>
+          <w:p/>
+        </w:tc>
+      </w:tr>
+      <w:tr>
+        <w:tc>
+          <w:tcPr>
+            <w:tcW w:w="2442" w:type="dxa"/>
+          </w:tcPr>
+          <w:p>
+            <w:pPr>
+              <w:rPr>
+                <w:rFonts w:ascii="Arial" w:hAnsi="Arial" w:cs="Arial"/>
+                <w:b/>
+                <w:bCs/>
+                <w:color w:val="0000FF"/>
+                <w:sz w:val="15"/>
+                <w:szCs w:val="15"/>
+              </w:rPr>
+            </w:pPr>
+            <w:hyperlink r:id="rId85" w:history="1">
+              <w:r>
+                <w:rPr>
+                  <w:rStyle w:val="Hyperlink"/>
+                  <w:rFonts w:ascii="Arial" w:hAnsi="Arial" w:cs="Arial"/>
+                  <w:b/>
+                  <w:bCs/>
+                  <w:color w:val="0000FF"/>
+                  <w:sz w:val="15"/>
+                  <w:szCs w:val="15"/>
+                </w:rPr>
+                <w:t>SEQUOIADBMAINSTREAM-394</w:t>
+              </w:r>
+            </w:hyperlink>
+          </w:p>
+        </w:tc>
+        <w:tc>
+          <w:tcPr>
+            <w:tcW w:w="5037" w:type="dxa"/>
+          </w:tcPr>
+          <w:p>
+            <w:pPr>
+              <w:rPr>
+                <w:color w:val="0000FF"/>
+              </w:rPr>
+            </w:pPr>
+            <w:r>
+              <w:rPr>
+                <w:rFonts w:hint="eastAsia"/>
+                <w:color w:val="0000FF"/>
+              </w:rPr>
+              <w:t>SMS</w:t>
+            </w:r>
+            <w:r>
+              <w:rPr>
+                <w:rFonts w:hint="eastAsia"/>
+                <w:color w:val="0000FF"/>
+              </w:rPr>
+              <w:t>页面</w:t>
+            </w:r>
+            <w:r>
+              <w:rPr>
+                <w:rFonts w:hint="eastAsia"/>
+                <w:color w:val="0000FF"/>
+              </w:rPr>
+              <w:t>,host_search.html</w:t>
+            </w:r>
+            <w:r>
+              <w:rPr>
+                <w:rFonts w:hint="eastAsia"/>
+                <w:color w:val="0000FF"/>
+              </w:rPr>
+              <w:t>检查主机时</w:t>
+            </w:r>
+            <w:r>
+              <w:rPr>
+                <w:rFonts w:hint="eastAsia"/>
+                <w:color w:val="0000FF"/>
+              </w:rPr>
+              <w:t>,</w:t>
+            </w:r>
+            <w:r>
+              <w:rPr>
+                <w:rFonts w:hint="eastAsia"/>
+                <w:color w:val="0000FF"/>
+              </w:rPr>
+              <w:t>返回的主机顺序可能跟原来的不一致</w:t>
+            </w:r>
+            <w:r>
+              <w:rPr>
+                <w:rFonts w:hint="eastAsia"/>
+                <w:color w:val="0000FF"/>
+              </w:rPr>
+              <w:t>,</w:t>
+            </w:r>
+            <w:r>
+              <w:rPr>
+                <w:rFonts w:hint="eastAsia"/>
+                <w:color w:val="0000FF"/>
+              </w:rPr>
+              <w:t>导致页面信息错乱</w:t>
+            </w:r>
+          </w:p>
+        </w:tc>
+        <w:tc>
+          <w:tcPr>
+            <w:tcW w:w="1043" w:type="dxa"/>
+          </w:tcPr>
+          <w:p/>
+        </w:tc>
+      </w:tr>
+      <w:tr>
+        <w:tc>
+          <w:tcPr>
+            <w:tcW w:w="2442" w:type="dxa"/>
+          </w:tcPr>
+          <w:p>
+            <w:pPr>
+              <w:rPr>
+                <w:rFonts w:ascii="Arial" w:hAnsi="Arial" w:cs="Arial"/>
+                <w:b/>
+                <w:bCs/>
+                <w:color w:val="0000FF"/>
+                <w:sz w:val="15"/>
+                <w:szCs w:val="15"/>
+              </w:rPr>
+            </w:pPr>
+            <w:hyperlink r:id="rId86" w:history="1">
+              <w:r>
+                <w:rPr>
+                  <w:rStyle w:val="Hyperlink"/>
+                  <w:rFonts w:ascii="Arial" w:hAnsi="Arial" w:cs="Arial"/>
+                  <w:b/>
+                  <w:bCs/>
+                  <w:color w:val="0000FF"/>
+                  <w:sz w:val="15"/>
+                  <w:szCs w:val="15"/>
+                </w:rPr>
+                <w:t>SEQUOIADBMAINSTREAM-393</w:t>
+              </w:r>
+            </w:hyperlink>
+          </w:p>
+        </w:tc>
+        <w:tc>
+          <w:tcPr>
+            <w:tcW w:w="5037" w:type="dxa"/>
+          </w:tcPr>
+          <w:p>
+            <w:pPr>
+              <w:rPr>
+                <w:rFonts w:hint="eastAsia"/>
+                <w:color w:val="0000FF"/>
+              </w:rPr>
+            </w:pPr>
+            <w:r>
+              <w:rPr>
+                <w:rFonts w:hint="eastAsia"/>
+                <w:color w:val="0000FF"/>
+              </w:rPr>
+              <w:t xml:space="preserve">OM </w:t>
+            </w:r>
+            <w:r>
+              <w:rPr>
+                <w:rFonts w:hint="eastAsia"/>
+                <w:color w:val="0000FF"/>
+              </w:rPr>
+              <w:t>安装页面下拉菜单对齐问题</w:t>
+            </w:r>
+          </w:p>
+        </w:tc>
+        <w:tc>
+          <w:tcPr>
+            <w:tcW w:w="1043" w:type="dxa"/>
+          </w:tcPr>
+          <w:p/>
+        </w:tc>
+      </w:tr>
+      <w:tr>
+        <w:tc>
+          <w:tcPr>
+            <w:tcW w:w="2442" w:type="dxa"/>
+          </w:tcPr>
+          <w:p>
+            <w:pPr>
+              <w:rPr>
+                <w:rFonts w:ascii="Arial" w:hAnsi="Arial" w:cs="Arial"/>
+                <w:b/>
+                <w:bCs/>
+                <w:color w:val="0000FF"/>
+                <w:sz w:val="15"/>
+                <w:szCs w:val="15"/>
+              </w:rPr>
+            </w:pPr>
+            <w:hyperlink r:id="rId87" w:history="1">
+              <w:r>
+                <w:rPr>
+                  <w:rStyle w:val="Hyperlink"/>
+                  <w:rFonts w:ascii="Arial" w:hAnsi="Arial" w:cs="Arial"/>
+                  <w:b/>
+                  <w:bCs/>
+                  <w:color w:val="0000FF"/>
+                  <w:sz w:val="15"/>
+                  <w:szCs w:val="15"/>
+                </w:rPr>
+                <w:t>SEQUOIADBMAINSTREAM-392</w:t>
+              </w:r>
+            </w:hyperlink>
+          </w:p>
+        </w:tc>
+        <w:tc>
+          <w:tcPr>
+            <w:tcW w:w="5037" w:type="dxa"/>
+          </w:tcPr>
+          <w:p>
+            <w:pPr>
+              <w:rPr>
+                <w:rFonts w:hint="eastAsia"/>
+                <w:color w:val="0000FF"/>
+              </w:rPr>
+            </w:pPr>
+            <w:r>
+              <w:rPr>
+                <w:rFonts w:hint="eastAsia"/>
+                <w:color w:val="0000FF"/>
+              </w:rPr>
+              <w:t>SMS</w:t>
+            </w:r>
+            <w:r>
+              <w:rPr>
+                <w:rFonts w:hint="eastAsia"/>
+                <w:color w:val="0000FF"/>
+              </w:rPr>
+              <w:t>页面</w:t>
+            </w:r>
+            <w:r>
+              <w:rPr>
+                <w:rFonts w:hint="eastAsia"/>
+                <w:color w:val="0000FF"/>
+              </w:rPr>
+              <w:t>,host_search.html</w:t>
+            </w:r>
+            <w:r>
+              <w:rPr>
+                <w:rFonts w:hint="eastAsia"/>
+                <w:color w:val="0000FF"/>
+              </w:rPr>
+              <w:t>扫描主机</w:t>
+            </w:r>
+            <w:r>
+              <w:rPr>
+                <w:rFonts w:hint="eastAsia"/>
+                <w:color w:val="0000FF"/>
+              </w:rPr>
+              <w:t>,</w:t>
+            </w:r>
+            <w:r>
+              <w:rPr>
+                <w:rFonts w:hint="eastAsia"/>
+                <w:color w:val="0000FF"/>
+              </w:rPr>
+              <w:t>增加支持多地址扫描</w:t>
+            </w:r>
+            <w:r>
+              <w:rPr>
+                <w:rFonts w:hint="eastAsia"/>
+                <w:color w:val="0000FF"/>
+              </w:rPr>
+              <w:t>,</w:t>
+            </w:r>
+            <w:r>
+              <w:rPr>
+                <w:rFonts w:hint="eastAsia"/>
+                <w:color w:val="0000FF"/>
+              </w:rPr>
+              <w:t>分隔符支持</w:t>
+            </w:r>
+            <w:r>
+              <w:rPr>
+                <w:rFonts w:hint="eastAsia"/>
+                <w:color w:val="0000FF"/>
+              </w:rPr>
+              <w:t>, ; \n tab</w:t>
+            </w:r>
+          </w:p>
+        </w:tc>
+        <w:tc>
+          <w:tcPr>
+            <w:tcW w:w="1043" w:type="dxa"/>
+          </w:tcPr>
+          <w:p/>
+        </w:tc>
+      </w:tr>
+      <w:tr>
+        <w:tc>
+          <w:tcPr>
+            <w:tcW w:w="2442" w:type="dxa"/>
+          </w:tcPr>
+          <w:p>
+            <w:pPr>
+              <w:rPr>
+                <w:rFonts w:ascii="Arial" w:hAnsi="Arial" w:cs="Arial"/>
+                <w:b/>
+                <w:bCs/>
+                <w:color w:val="0000FF"/>
+                <w:sz w:val="15"/>
+                <w:szCs w:val="15"/>
+              </w:rPr>
+            </w:pPr>
+            <w:hyperlink r:id="rId88" w:history="1">
+              <w:r>
+                <w:rPr>
+                  <w:rStyle w:val="Hyperlink"/>
+                  <w:rFonts w:ascii="Arial" w:hAnsi="Arial" w:cs="Arial"/>
+                  <w:b/>
+                  <w:bCs/>
+                  <w:color w:val="0000FF"/>
+                  <w:sz w:val="15"/>
+                  <w:szCs w:val="15"/>
+                </w:rPr>
+                <w:t>SEQUOIADBMAINSTREAM-388</w:t>
+              </w:r>
+            </w:hyperlink>
+          </w:p>
+        </w:tc>
+        <w:tc>
+          <w:tcPr>
+            <w:tcW w:w="5037" w:type="dxa"/>
+          </w:tcPr>
+          <w:p>
+            <w:pPr>
+              <w:rPr>
+                <w:rFonts w:hint="eastAsia"/>
+                <w:color w:val="0000FF"/>
+              </w:rPr>
+            </w:pPr>
+            <w:r>
+              <w:rPr>
+                <w:rFonts w:hint="eastAsia"/>
+                <w:color w:val="0000FF"/>
+              </w:rPr>
+              <w:t>SMS</w:t>
+            </w:r>
+            <w:r>
+              <w:rPr>
+                <w:rFonts w:hint="eastAsia"/>
+                <w:color w:val="0000FF"/>
+              </w:rPr>
+              <w:t>页面</w:t>
+            </w:r>
+            <w:r>
+              <w:rPr>
+                <w:rFonts w:hint="eastAsia"/>
+                <w:color w:val="0000FF"/>
+              </w:rPr>
+              <w:t>,</w:t>
+            </w:r>
+            <w:r>
+              <w:rPr>
+                <w:rFonts w:hint="eastAsia"/>
+                <w:color w:val="0000FF"/>
+              </w:rPr>
+              <w:t>增加部分输入框过滤前后空格字符</w:t>
+            </w:r>
+          </w:p>
+        </w:tc>
+        <w:tc>
+          <w:tcPr>
+            <w:tcW w:w="1043" w:type="dxa"/>
+          </w:tcPr>
+          <w:p/>
+        </w:tc>
+      </w:tr>
+      <w:tr>
+        <w:tc>
+          <w:tcPr>
+            <w:tcW w:w="2442" w:type="dxa"/>
+          </w:tcPr>
+          <w:p>
+            <w:pPr>
+              <w:rPr>
+                <w:rFonts w:ascii="Arial" w:hAnsi="Arial" w:cs="Arial"/>
+                <w:b/>
+                <w:bCs/>
+                <w:color w:val="0000FF"/>
+                <w:sz w:val="15"/>
+                <w:szCs w:val="15"/>
+              </w:rPr>
+            </w:pPr>
+            <w:hyperlink r:id="rId89" w:history="1">
+              <w:r>
+                <w:rPr>
+                  <w:rStyle w:val="Hyperlink"/>
+                  <w:rFonts w:ascii="Arial" w:hAnsi="Arial" w:cs="Arial"/>
+                  <w:b/>
+                  <w:bCs/>
+                  <w:color w:val="0000FF"/>
+                  <w:sz w:val="15"/>
+                  <w:szCs w:val="15"/>
+                </w:rPr>
+                <w:t>SEQUOIADBMAINSTREAM-387</w:t>
+              </w:r>
+            </w:hyperlink>
+          </w:p>
+        </w:tc>
+        <w:tc>
+          <w:tcPr>
+            <w:tcW w:w="5037" w:type="dxa"/>
+          </w:tcPr>
+          <w:p>
+            <w:pPr>
+              <w:rPr>
+                <w:rFonts w:hint="eastAsia"/>
+                <w:color w:val="0000FF"/>
+              </w:rPr>
+            </w:pPr>
+            <w:r>
+              <w:rPr>
+                <w:rFonts w:hint="eastAsia"/>
+                <w:color w:val="0000FF"/>
+              </w:rPr>
+              <w:t>SMS</w:t>
+            </w:r>
+            <w:r>
+              <w:rPr>
+                <w:rFonts w:hint="eastAsia"/>
+                <w:color w:val="0000FF"/>
+              </w:rPr>
+              <w:t>页面</w:t>
+            </w:r>
+            <w:r>
+              <w:rPr>
+                <w:rFonts w:hint="eastAsia"/>
+                <w:color w:val="0000FF"/>
+              </w:rPr>
+              <w:t>,</w:t>
+            </w:r>
+            <w:r>
+              <w:rPr>
+                <w:rFonts w:hint="eastAsia"/>
+                <w:color w:val="0000FF"/>
+              </w:rPr>
+              <w:t>增加没有限制大小的输入值</w:t>
+            </w:r>
+            <w:r>
+              <w:rPr>
+                <w:rFonts w:hint="eastAsia"/>
+                <w:color w:val="0000FF"/>
+              </w:rPr>
+              <w:t>,</w:t>
+            </w:r>
+            <w:r>
+              <w:rPr>
+                <w:rFonts w:hint="eastAsia"/>
+                <w:color w:val="0000FF"/>
+              </w:rPr>
+              <w:t>做整数检查</w:t>
+            </w:r>
+          </w:p>
+        </w:tc>
+        <w:tc>
+          <w:tcPr>
+            <w:tcW w:w="1043" w:type="dxa"/>
+          </w:tcPr>
+          <w:p/>
+        </w:tc>
+      </w:tr>
+      <w:tr>
+        <w:tc>
+          <w:tcPr>
+            <w:tcW w:w="2442" w:type="dxa"/>
+          </w:tcPr>
+          <w:p>
+            <w:pPr>
+              <w:rPr>
+                <w:rFonts w:ascii="Arial" w:hAnsi="Arial" w:cs="Arial"/>
+                <w:b/>
+                <w:bCs/>
+                <w:color w:val="0000FF"/>
+                <w:sz w:val="15"/>
+                <w:szCs w:val="15"/>
+              </w:rPr>
+            </w:pPr>
+            <w:hyperlink r:id="rId90" w:history="1">
+              <w:r>
+                <w:rPr>
+                  <w:rStyle w:val="Hyperlink"/>
+                  <w:rFonts w:ascii="Arial" w:hAnsi="Arial" w:cs="Arial"/>
+                  <w:b/>
+                  <w:bCs/>
+                  <w:color w:val="0000FF"/>
+                  <w:sz w:val="15"/>
+                  <w:szCs w:val="15"/>
+                </w:rPr>
+                <w:t>SEQUOIADBMAINSTREAM-385</w:t>
+              </w:r>
+            </w:hyperlink>
+          </w:p>
+        </w:tc>
+        <w:tc>
+          <w:tcPr>
+            <w:tcW w:w="5037" w:type="dxa"/>
+          </w:tcPr>
+          <w:p>
+            <w:pPr>
+              <w:rPr>
+                <w:rFonts w:hint="eastAsia"/>
+                <w:color w:val="0000FF"/>
+              </w:rPr>
+            </w:pPr>
+            <w:proofErr w:type="spellStart"/>
+            <w:r>
+              <w:rPr>
+                <w:rFonts w:hint="eastAsia"/>
+                <w:color w:val="0000FF"/>
+              </w:rPr>
+              <w:t>om</w:t>
+            </w:r>
+            <w:proofErr w:type="spellEnd"/>
+            <w:r>
+              <w:rPr>
+                <w:rFonts w:hint="eastAsia"/>
+                <w:color w:val="0000FF"/>
+              </w:rPr>
+              <w:t xml:space="preserve"> </w:t>
+            </w:r>
+            <w:r>
+              <w:rPr>
+                <w:rFonts w:hint="eastAsia"/>
+                <w:color w:val="0000FF"/>
+              </w:rPr>
+              <w:t>网页部署环境，添加数据路径时，页面显示错误</w:t>
+            </w:r>
+          </w:p>
+        </w:tc>
+        <w:tc>
+          <w:tcPr>
+            <w:tcW w:w="1043" w:type="dxa"/>
+          </w:tcPr>
+          <w:p/>
+        </w:tc>
+      </w:tr>
+      <w:tr>
+        <w:tc>
+          <w:tcPr>
+            <w:tcW w:w="2442" w:type="dxa"/>
+          </w:tcPr>
+          <w:p>
+            <w:pPr>
+              <w:rPr>
+                <w:rFonts w:ascii="Arial" w:hAnsi="Arial" w:cs="Arial"/>
+                <w:b/>
+                <w:bCs/>
+                <w:color w:val="0000FF"/>
+                <w:sz w:val="15"/>
+                <w:szCs w:val="15"/>
+              </w:rPr>
+            </w:pPr>
+            <w:hyperlink r:id="rId91" w:history="1">
+              <w:r>
+                <w:rPr>
+                  <w:rStyle w:val="Hyperlink"/>
+                  <w:rFonts w:ascii="Arial" w:hAnsi="Arial" w:cs="Arial"/>
+                  <w:b/>
+                  <w:bCs/>
+                  <w:color w:val="0000FF"/>
+                  <w:sz w:val="15"/>
+                  <w:szCs w:val="15"/>
+                </w:rPr>
+                <w:t>SEQUOIADBMAINSTREAM-382</w:t>
+              </w:r>
+            </w:hyperlink>
+          </w:p>
+        </w:tc>
+        <w:tc>
+          <w:tcPr>
+            <w:tcW w:w="5037" w:type="dxa"/>
+          </w:tcPr>
+          <w:p>
+            <w:pPr>
+              <w:rPr>
+                <w:rFonts w:hint="eastAsia"/>
+                <w:color w:val="0000FF"/>
+              </w:rPr>
+            </w:pPr>
+            <w:r>
+              <w:rPr>
+                <w:rFonts w:hint="eastAsia"/>
+                <w:color w:val="0000FF"/>
+              </w:rPr>
+              <w:t>SMS</w:t>
+            </w:r>
+            <w:r>
+              <w:rPr>
+                <w:rFonts w:hint="eastAsia"/>
+                <w:color w:val="0000FF"/>
+              </w:rPr>
+              <w:t>页面</w:t>
+            </w:r>
+            <w:r>
+              <w:rPr>
+                <w:rFonts w:hint="eastAsia"/>
+                <w:color w:val="0000FF"/>
+              </w:rPr>
+              <w:t>,uninstallbusiness.html</w:t>
+            </w:r>
+            <w:r>
+              <w:rPr>
+                <w:rFonts w:hint="eastAsia"/>
+                <w:color w:val="0000FF"/>
+              </w:rPr>
+              <w:t>增加业务卸载错误时</w:t>
+            </w:r>
+            <w:r>
+              <w:rPr>
+                <w:rFonts w:hint="eastAsia"/>
+                <w:color w:val="0000FF"/>
+              </w:rPr>
+              <w:t>,</w:t>
+            </w:r>
+            <w:r>
+              <w:rPr>
+                <w:rFonts w:hint="eastAsia"/>
+                <w:color w:val="0000FF"/>
+              </w:rPr>
+              <w:t>提示错误信息</w:t>
+            </w:r>
+          </w:p>
+        </w:tc>
+        <w:tc>
+          <w:tcPr>
+            <w:tcW w:w="1043" w:type="dxa"/>
+          </w:tcPr>
+          <w:p/>
+        </w:tc>
+      </w:tr>
+      <w:tr>
+        <w:tc>
+          <w:tcPr>
+            <w:tcW w:w="2442" w:type="dxa"/>
+          </w:tcPr>
+          <w:p>
+            <w:pPr>
+              <w:rPr>
+                <w:rFonts w:ascii="Arial" w:hAnsi="Arial" w:cs="Arial"/>
+                <w:b/>
+                <w:bCs/>
+                <w:color w:val="0000FF"/>
+                <w:sz w:val="15"/>
+                <w:szCs w:val="15"/>
+              </w:rPr>
+            </w:pPr>
+            <w:hyperlink r:id="rId92" w:history="1">
+              <w:r>
+                <w:rPr>
+                  <w:rStyle w:val="Hyperlink"/>
+                  <w:rFonts w:ascii="Arial" w:hAnsi="Arial" w:cs="Arial"/>
+                  <w:b/>
+                  <w:bCs/>
+                  <w:color w:val="0000FF"/>
+                  <w:sz w:val="15"/>
+                  <w:szCs w:val="15"/>
+                </w:rPr>
+                <w:t>SEQUOIADBMAINSTREAM-379</w:t>
+              </w:r>
+            </w:hyperlink>
+          </w:p>
+        </w:tc>
+        <w:tc>
+          <w:tcPr>
+            <w:tcW w:w="5037" w:type="dxa"/>
+          </w:tcPr>
+          <w:p>
+            <w:pPr>
+              <w:rPr>
+                <w:rFonts w:hint="eastAsia"/>
+                <w:color w:val="0000FF"/>
+              </w:rPr>
+            </w:pPr>
+            <w:r>
+              <w:rPr>
+                <w:rFonts w:hint="eastAsia"/>
+                <w:color w:val="0000FF"/>
+              </w:rPr>
+              <w:t>PHP</w:t>
+            </w:r>
+            <w:r>
+              <w:rPr>
+                <w:rFonts w:hint="eastAsia"/>
+                <w:color w:val="0000FF"/>
+              </w:rPr>
+              <w:t>监控页面修正</w:t>
+            </w:r>
+            <w:r>
+              <w:rPr>
+                <w:rFonts w:hint="eastAsia"/>
+                <w:color w:val="0000FF"/>
+              </w:rPr>
+              <w:t>,</w:t>
+            </w:r>
+            <w:r>
+              <w:rPr>
+                <w:rFonts w:hint="eastAsia"/>
+                <w:color w:val="0000FF"/>
+              </w:rPr>
+              <w:t>兼容新的</w:t>
+            </w:r>
+            <w:r>
+              <w:rPr>
+                <w:rFonts w:hint="eastAsia"/>
+                <w:color w:val="0000FF"/>
+              </w:rPr>
+              <w:t>PHP</w:t>
+            </w:r>
+            <w:r>
+              <w:rPr>
+                <w:rFonts w:hint="eastAsia"/>
+                <w:color w:val="0000FF"/>
+              </w:rPr>
+              <w:t>接口</w:t>
+            </w:r>
+          </w:p>
+        </w:tc>
+        <w:tc>
+          <w:tcPr>
+            <w:tcW w:w="1043" w:type="dxa"/>
+          </w:tcPr>
+          <w:p/>
+        </w:tc>
+      </w:tr>
+      <w:tr>
+        <w:tc>
+          <w:tcPr>
+            <w:tcW w:w="2442" w:type="dxa"/>
+          </w:tcPr>
+          <w:p>
+            <w:pPr>
+              <w:rPr>
+                <w:rFonts w:ascii="Arial" w:hAnsi="Arial" w:cs="Arial"/>
+                <w:b/>
+                <w:bCs/>
+                <w:color w:val="0000FF"/>
+                <w:sz w:val="15"/>
+                <w:szCs w:val="15"/>
+              </w:rPr>
+            </w:pPr>
+            <w:hyperlink r:id="rId93" w:history="1">
+              <w:r>
+                <w:rPr>
+                  <w:rStyle w:val="Hyperlink"/>
+                  <w:rFonts w:ascii="Arial" w:hAnsi="Arial" w:cs="Arial"/>
+                  <w:b/>
+                  <w:bCs/>
+                  <w:color w:val="0000FF"/>
+                  <w:sz w:val="15"/>
+                  <w:szCs w:val="15"/>
+                </w:rPr>
+                <w:t>SEQUOIADBMAINSTREAM-374</w:t>
+              </w:r>
+            </w:hyperlink>
+          </w:p>
+        </w:tc>
+        <w:tc>
+          <w:tcPr>
+            <w:tcW w:w="5037" w:type="dxa"/>
+          </w:tcPr>
+          <w:p>
+            <w:pPr>
+              <w:rPr>
+                <w:rFonts w:hint="eastAsia"/>
+                <w:color w:val="0000FF"/>
+              </w:rPr>
+            </w:pPr>
+            <w:r>
+              <w:rPr>
+                <w:rFonts w:hint="eastAsia"/>
+                <w:color w:val="0000FF"/>
+              </w:rPr>
+              <w:t>通过</w:t>
+            </w:r>
+            <w:proofErr w:type="spellStart"/>
+            <w:r>
+              <w:rPr>
+                <w:rFonts w:hint="eastAsia"/>
+                <w:color w:val="0000FF"/>
+              </w:rPr>
+              <w:t>sdb</w:t>
+            </w:r>
+            <w:proofErr w:type="spellEnd"/>
+            <w:r>
+              <w:rPr>
+                <w:rFonts w:hint="eastAsia"/>
+                <w:color w:val="0000FF"/>
+              </w:rPr>
+              <w:t>创建</w:t>
+            </w:r>
+            <w:proofErr w:type="spellStart"/>
+            <w:r>
+              <w:rPr>
+                <w:rFonts w:hint="eastAsia"/>
+                <w:color w:val="0000FF"/>
+              </w:rPr>
+              <w:t>coord</w:t>
+            </w:r>
+            <w:proofErr w:type="spellEnd"/>
+            <w:r>
+              <w:rPr>
+                <w:rFonts w:hint="eastAsia"/>
+                <w:color w:val="0000FF"/>
+              </w:rPr>
+              <w:t>报</w:t>
+            </w:r>
+            <w:r>
+              <w:rPr>
+                <w:rFonts w:hint="eastAsia"/>
+                <w:color w:val="0000FF"/>
+              </w:rPr>
+              <w:t>-6</w:t>
+            </w:r>
+            <w:r>
+              <w:rPr>
+                <w:rFonts w:hint="eastAsia"/>
+                <w:color w:val="0000FF"/>
+              </w:rPr>
+              <w:t>错误</w:t>
+            </w:r>
+          </w:p>
+        </w:tc>
+        <w:tc>
+          <w:tcPr>
+            <w:tcW w:w="1043" w:type="dxa"/>
+          </w:tcPr>
+          <w:p/>
+        </w:tc>
+      </w:tr>
+      <w:tr>
+        <w:tc>
+          <w:tcPr>
+            <w:tcW w:w="2442" w:type="dxa"/>
+          </w:tcPr>
+          <w:p>
+            <w:pPr>
+              <w:rPr>
+                <w:rFonts w:ascii="Arial" w:hAnsi="Arial" w:cs="Arial"/>
+                <w:b/>
+                <w:bCs/>
+                <w:color w:val="333333"/>
+                <w:sz w:val="15"/>
+                <w:szCs w:val="15"/>
+              </w:rPr>
+            </w:pPr>
+          </w:p>
+        </w:tc>
+        <w:tc>
+          <w:tcPr>
+            <w:tcW w:w="5037" w:type="dxa"/>
+          </w:tcPr>
+          <w:p>
+            <w:pPr>
+              <w:rPr>
+                <w:rFonts w:hint="eastAsia"/>
+              </w:rPr>
+            </w:pPr>
+          </w:p>
         </w:tc>
         <w:tc>
           <w:tcPr>
@@ -8281,6 +9600,102 @@
           </w:p>
         </w:tc>
       </w:tr>
+      <w:tr>
+        <w:tc>
+          <w:tcPr>
+            <w:tcW w:w="2442" w:type="dxa"/>
+          </w:tcPr>
+          <w:p/>
+        </w:tc>
+        <w:tc>
+          <w:tcPr>
+            <w:tcW w:w="4428" w:type="dxa"/>
+          </w:tcPr>
+          <w:p>
+            <w:pPr>
+              <w:rPr>
+                <w:rFonts w:hint="eastAsia"/>
+              </w:rPr>
+            </w:pPr>
+            <w:r>
+              <w:rPr>
+                <w:rFonts w:hint="eastAsia"/>
+              </w:rPr>
+              <w:t>cm</w:t>
+            </w:r>
+            <w:r>
+              <w:rPr>
+                <w:rFonts w:hint="eastAsia"/>
+              </w:rPr>
+              <w:t>会随机挂死在</w:t>
+            </w:r>
+            <w:proofErr w:type="spellStart"/>
+            <w:r>
+              <w:rPr>
+                <w:rFonts w:hint="eastAsia"/>
+              </w:rPr>
+              <w:t>malloc</w:t>
+            </w:r>
+            <w:proofErr w:type="spellEnd"/>
+            <w:r>
+              <w:rPr>
+                <w:rFonts w:hint="eastAsia"/>
+              </w:rPr>
+              <w:t>函数中</w:t>
+            </w:r>
+          </w:p>
+        </w:tc>
+        <w:tc>
+          <w:tcPr>
+            <w:tcW w:w="1652" w:type="dxa"/>
+          </w:tcPr>
+          <w:p>
+            <w:pPr>
+              <w:rPr>
+                <w:rFonts w:hint="eastAsia"/>
+              </w:rPr>
+            </w:pPr>
+            <w:r>
+              <w:rPr>
+                <w:rFonts w:hint="eastAsia"/>
+              </w:rPr>
+              <w:t>严重</w:t>
+            </w:r>
+          </w:p>
+        </w:tc>
+      </w:tr>
+      <w:tr>
+        <w:tc>
+          <w:tcPr>
+            <w:tcW w:w="2442" w:type="dxa"/>
+          </w:tcPr>
+          <w:p/>
+        </w:tc>
+        <w:tc>
+          <w:tcPr>
+            <w:tcW w:w="4428" w:type="dxa"/>
+          </w:tcPr>
+          <w:p>
+            <w:pPr>
+              <w:rPr>
+                <w:rFonts w:hint="eastAsia"/>
+              </w:rPr>
+            </w:pPr>
+          </w:p>
+        </w:tc>
+        <w:tc>
+          <w:tcPr>
+            <w:tcW w:w="1652" w:type="dxa"/>
+          </w:tcPr>
+          <w:p>
+            <w:pPr>
+              <w:rPr>
+                <w:rFonts w:hint="eastAsia"/>
+              </w:rPr>
+            </w:pPr>
+          </w:p>
+        </w:tc>
+      </w:tr>
     </w:tbl>
     <w:p/>
     <w:p>
@@ -8538,7 +9953,7 @@
                 <w:color w:val="808080" w:themeColor="background1" w:themeShade="80"/>
               </w:rPr>
             </w:pPr>
-            <w:hyperlink r:id="rId81" w:history="1">
+            <w:hyperlink r:id="rId94" w:history="1">
               <w:r>
                 <w:rPr>
                   <w:rStyle w:val="Hyperlink"/>
@@ -8872,7 +10287,6 @@
           <w:p>
             <w:pPr>
               <w:rPr>
-                <w:rFonts w:hint="eastAsia"/>
                 <w:color w:val="808080" w:themeColor="background1" w:themeShade="80"/>
               </w:rPr>
             </w:pPr>
@@ -9442,7 +10856,6 @@
           </w:p>
           <w:p>
             <w:r>
-              <w:lastRenderedPageBreak/>
               <w:t>sdbsupport.sh</w:t>
             </w:r>
           </w:p>
@@ -9464,7 +10877,6 @@
               <w:rPr>
                 <w:rFonts w:hint="eastAsia"/>
               </w:rPr>
-              <w:lastRenderedPageBreak/>
               <w:t>资料是否同步</w:t>
             </w:r>
           </w:p>
@@ -9705,7 +11117,19 @@
           <w:tcPr>
             <w:tcW w:w="1043" w:type="dxa"/>
           </w:tcPr>
-          <w:p/>
+          <w:p>
+            <w:pPr>
+              <w:rPr>
+                <w:rFonts w:hint="eastAsia"/>
+              </w:rPr>
+            </w:pPr>
+            <w:r>
+              <w:rPr>
+                <w:rFonts w:hint="eastAsia"/>
+              </w:rPr>
+              <w:t>OK</w:t>
+            </w:r>
+          </w:p>
         </w:tc>
       </w:tr>
       <w:tr>
@@ -9900,6 +11324,7 @@
         <w:rPr>
           <w:rFonts w:hint="eastAsia"/>
         </w:rPr>
+        <w:lastRenderedPageBreak/>
         <w:t>版本发布结论</w:t>
       </w:r>
     </w:p>

--- a/internal_doc/07.版本报告/SequoiaDB_1.10版本发布评估说明书.docx
+++ b/internal_doc/07.版本报告/SequoiaDB_1.10版本发布评估说明书.docx
@@ -1229,11 +1229,6 @@
             </w:r>
           </w:p>
           <w:p>
-            <w:pPr>
-              <w:rPr>
-                <w:rFonts w:hint="eastAsia"/>
-              </w:rPr>
-            </w:pPr>
             <w:proofErr w:type="spellStart"/>
             <w:r>
               <w:rPr>
@@ -1262,11 +1257,6 @@
             </w:r>
           </w:p>
           <w:p>
-            <w:pPr>
-              <w:rPr>
-                <w:rFonts w:hint="eastAsia"/>
-              </w:rPr>
-            </w:pPr>
             <w:proofErr w:type="spellStart"/>
             <w:r>
               <w:t>collection</w:t>
@@ -1292,11 +1282,6 @@
             </w:r>
           </w:p>
           <w:p>
-            <w:pPr>
-              <w:rPr>
-                <w:rFonts w:hint="eastAsia"/>
-              </w:rPr>
-            </w:pPr>
             <w:proofErr w:type="spellStart"/>
             <w:r>
               <w:rPr>
@@ -1325,11 +1310,6 @@
             </w:r>
           </w:p>
           <w:p>
-            <w:pPr>
-              <w:rPr>
-                <w:rFonts w:hint="eastAsia"/>
-              </w:rPr>
-            </w:pPr>
             <w:proofErr w:type="spellStart"/>
             <w:r>
               <w:rPr>
@@ -2875,7 +2855,6 @@
           <w:p>
             <w:pPr>
               <w:rPr>
-                <w:rFonts w:hint="eastAsia"/>
                 <w:color w:val="0000FF"/>
               </w:rPr>
             </w:pPr>
@@ -7986,7 +7965,6 @@
           <w:p>
             <w:pPr>
               <w:rPr>
-                <w:rFonts w:hint="eastAsia"/>
                 <w:color w:val="0000FF"/>
               </w:rPr>
             </w:pPr>
@@ -8052,13 +8030,7 @@
           <w:tcPr>
             <w:tcW w:w="1043" w:type="dxa"/>
           </w:tcPr>
-          <w:p>
-            <w:pPr>
-              <w:rPr>
-                <w:rFonts w:hint="eastAsia"/>
-              </w:rPr>
-            </w:pPr>
-          </w:p>
+          <w:p/>
         </w:tc>
       </w:tr>
       <w:tr>
@@ -8365,7 +8337,6 @@
           <w:p>
             <w:pPr>
               <w:rPr>
-                <w:rFonts w:hint="eastAsia"/>
                 <w:color w:val="0000FF"/>
               </w:rPr>
             </w:pPr>
@@ -8431,7 +8402,6 @@
           <w:p>
             <w:pPr>
               <w:rPr>
-                <w:rFonts w:hint="eastAsia"/>
                 <w:color w:val="0000FF"/>
               </w:rPr>
             </w:pPr>
@@ -8546,7 +8516,6 @@
           <w:p>
             <w:pPr>
               <w:rPr>
-                <w:rFonts w:hint="eastAsia"/>
                 <w:color w:val="0000FF"/>
               </w:rPr>
             </w:pPr>
@@ -8626,7 +8595,6 @@
           <w:p>
             <w:pPr>
               <w:rPr>
-                <w:rFonts w:hint="eastAsia"/>
                 <w:color w:val="0000FF"/>
               </w:rPr>
             </w:pPr>
@@ -8720,7 +8688,6 @@
           <w:p>
             <w:pPr>
               <w:rPr>
-                <w:rFonts w:hint="eastAsia"/>
                 <w:color w:val="0000FF"/>
               </w:rPr>
             </w:pPr>
@@ -8795,7 +8762,6 @@
           <w:p>
             <w:pPr>
               <w:rPr>
-                <w:rFonts w:hint="eastAsia"/>
                 <w:color w:val="0000FF"/>
               </w:rPr>
             </w:pPr>
@@ -8889,7 +8855,6 @@
           <w:p>
             <w:pPr>
               <w:rPr>
-                <w:rFonts w:hint="eastAsia"/>
                 <w:color w:val="0000FF"/>
               </w:rPr>
             </w:pPr>
@@ -8983,7 +8948,6 @@
           <w:p>
             <w:pPr>
               <w:rPr>
-                <w:rFonts w:hint="eastAsia"/>
                 <w:color w:val="0000FF"/>
               </w:rPr>
             </w:pPr>
@@ -9071,13 +9035,7 @@
           <w:tcPr>
             <w:tcW w:w="5037" w:type="dxa"/>
           </w:tcPr>
-          <w:p>
-            <w:pPr>
-              <w:rPr>
-                <w:rFonts w:hint="eastAsia"/>
-              </w:rPr>
-            </w:pPr>
-          </w:p>
+          <w:p/>
         </w:tc>
         <w:tc>
           <w:tcPr>
@@ -9614,18 +9572,23 @@
           <w:p>
             <w:pPr>
               <w:rPr>
-                <w:rFonts w:hint="eastAsia"/>
-              </w:rPr>
-            </w:pPr>
-            <w:r>
-              <w:rPr>
-                <w:rFonts w:hint="eastAsia"/>
+                <w:b/>
+                <w:color w:val="FF0000"/>
+              </w:rPr>
+            </w:pPr>
+            <w:r>
+              <w:rPr>
+                <w:rFonts w:hint="eastAsia"/>
+                <w:b/>
+                <w:color w:val="FF0000"/>
               </w:rPr>
               <w:t>cm</w:t>
             </w:r>
             <w:r>
               <w:rPr>
                 <w:rFonts w:hint="eastAsia"/>
+                <w:b/>
+                <w:color w:val="FF0000"/>
               </w:rPr>
               <w:t>会随机挂死在</w:t>
             </w:r>
@@ -9633,6 +9596,8 @@
             <w:r>
               <w:rPr>
                 <w:rFonts w:hint="eastAsia"/>
+                <w:b/>
+                <w:color w:val="FF0000"/>
               </w:rPr>
               <w:t>malloc</w:t>
             </w:r>
@@ -9640,6 +9605,8 @@
             <w:r>
               <w:rPr>
                 <w:rFonts w:hint="eastAsia"/>
+                <w:b/>
+                <w:color w:val="FF0000"/>
               </w:rPr>
               <w:t>函数中</w:t>
             </w:r>
@@ -9652,12 +9619,15 @@
           <w:p>
             <w:pPr>
               <w:rPr>
-                <w:rFonts w:hint="eastAsia"/>
-              </w:rPr>
-            </w:pPr>
-            <w:r>
-              <w:rPr>
-                <w:rFonts w:hint="eastAsia"/>
+                <w:b/>
+                <w:color w:val="FF0000"/>
+              </w:rPr>
+            </w:pPr>
+            <w:r>
+              <w:rPr>
+                <w:rFonts w:hint="eastAsia"/>
+                <w:b/>
+                <w:color w:val="FF0000"/>
               </w:rPr>
               <w:t>严重</w:t>
             </w:r>
@@ -9681,6 +9651,12 @@
                 <w:rFonts w:hint="eastAsia"/>
               </w:rPr>
             </w:pPr>
+            <w:r>
+              <w:rPr>
+                <w:rFonts w:hint="eastAsia"/>
+              </w:rPr>
+              <w:t>创建节点成功，但是启动节点失败时。下次再用相同配置创建将失败</w:t>
+            </w:r>
           </w:p>
         </w:tc>
         <w:tc>
@@ -9693,6 +9669,164 @@
                 <w:rFonts w:hint="eastAsia"/>
               </w:rPr>
             </w:pPr>
+            <w:r>
+              <w:rPr>
+                <w:rFonts w:hint="eastAsia"/>
+              </w:rPr>
+              <w:t>一般</w:t>
+            </w:r>
+          </w:p>
+        </w:tc>
+      </w:tr>
+      <w:tr>
+        <w:tc>
+          <w:tcPr>
+            <w:tcW w:w="2442" w:type="dxa"/>
+          </w:tcPr>
+          <w:p/>
+        </w:tc>
+        <w:tc>
+          <w:tcPr>
+            <w:tcW w:w="4428" w:type="dxa"/>
+          </w:tcPr>
+          <w:p>
+            <w:pPr>
+              <w:rPr>
+                <w:rFonts w:hint="eastAsia"/>
+              </w:rPr>
+            </w:pPr>
+            <w:r>
+              <w:rPr>
+                <w:rFonts w:hint="eastAsia"/>
+              </w:rPr>
+              <w:t>自动化安装当目标机器上为</w:t>
+            </w:r>
+            <w:r>
+              <w:rPr>
+                <w:rFonts w:hint="eastAsia"/>
+              </w:rPr>
+              <w:t>1.8</w:t>
+            </w:r>
+            <w:r>
+              <w:rPr>
+                <w:rFonts w:hint="eastAsia"/>
+              </w:rPr>
+              <w:t>版本时，兼容性存在风险</w:t>
+            </w:r>
+          </w:p>
+        </w:tc>
+        <w:tc>
+          <w:tcPr>
+            <w:tcW w:w="1652" w:type="dxa"/>
+          </w:tcPr>
+          <w:p>
+            <w:pPr>
+              <w:rPr>
+                <w:rFonts w:hint="eastAsia"/>
+              </w:rPr>
+            </w:pPr>
+            <w:r>
+              <w:rPr>
+                <w:rFonts w:hint="eastAsia"/>
+              </w:rPr>
+              <w:t>一般</w:t>
+            </w:r>
+          </w:p>
+        </w:tc>
+      </w:tr>
+      <w:tr>
+        <w:tc>
+          <w:tcPr>
+            <w:tcW w:w="2442" w:type="dxa"/>
+          </w:tcPr>
+          <w:p/>
+        </w:tc>
+        <w:tc>
+          <w:tcPr>
+            <w:tcW w:w="4428" w:type="dxa"/>
+          </w:tcPr>
+          <w:p>
+            <w:pPr>
+              <w:rPr>
+                <w:rFonts w:hint="eastAsia"/>
+              </w:rPr>
+            </w:pPr>
+            <w:r>
+              <w:rPr>
+                <w:rFonts w:hint="eastAsia"/>
+              </w:rPr>
+              <w:t>自动化安装未检测</w:t>
+            </w:r>
+            <w:r>
+              <w:rPr>
+                <w:rFonts w:hint="eastAsia"/>
+              </w:rPr>
+              <w:t>host</w:t>
+            </w:r>
+            <w:r>
+              <w:rPr>
+                <w:rFonts w:hint="eastAsia"/>
+              </w:rPr>
+              <w:t>冲突情况；对于节点的配置，未校验</w:t>
+            </w:r>
+            <w:r>
+              <w:rPr>
+                <w:rFonts w:hint="eastAsia"/>
+              </w:rPr>
+              <w:t>transaction</w:t>
+            </w:r>
+            <w:r>
+              <w:rPr>
+                <w:rFonts w:hint="eastAsia"/>
+              </w:rPr>
+              <w:t>一致性；对于节点的配置信息（如</w:t>
+            </w:r>
+            <w:proofErr w:type="spellStart"/>
+            <w:r>
+              <w:rPr>
+                <w:rFonts w:hint="eastAsia"/>
+              </w:rPr>
+              <w:t>svcname</w:t>
+            </w:r>
+            <w:proofErr w:type="spellEnd"/>
+            <w:r>
+              <w:rPr>
+                <w:rFonts w:hint="eastAsia"/>
+              </w:rPr>
+              <w:t xml:space="preserve">, </w:t>
+            </w:r>
+            <w:proofErr w:type="spellStart"/>
+            <w:r>
+              <w:rPr>
+                <w:rFonts w:hint="eastAsia"/>
+              </w:rPr>
+              <w:t>dbpath</w:t>
+            </w:r>
+            <w:proofErr w:type="spellEnd"/>
+            <w:r>
+              <w:rPr>
+                <w:rFonts w:hint="eastAsia"/>
+              </w:rPr>
+              <w:t>等）未在多业务间确保其合法性</w:t>
+            </w:r>
+          </w:p>
+        </w:tc>
+        <w:tc>
+          <w:tcPr>
+            <w:tcW w:w="1652" w:type="dxa"/>
+          </w:tcPr>
+          <w:p>
+            <w:pPr>
+              <w:rPr>
+                <w:rFonts w:hint="eastAsia"/>
+              </w:rPr>
+            </w:pPr>
+            <w:r>
+              <w:rPr>
+                <w:rFonts w:hint="eastAsia"/>
+              </w:rPr>
+              <w:t>一般</w:t>
+            </w:r>
           </w:p>
         </w:tc>
       </w:tr>
@@ -11118,11 +11252,6 @@
             <w:tcW w:w="1043" w:type="dxa"/>
           </w:tcPr>
           <w:p>
-            <w:pPr>
-              <w:rPr>
-                <w:rFonts w:hint="eastAsia"/>
-              </w:rPr>
-            </w:pPr>
             <w:r>
               <w:rPr>
                 <w:rFonts w:hint="eastAsia"/>
@@ -11238,6 +11367,7 @@
               <w:rPr>
                 <w:rFonts w:hint="eastAsia"/>
               </w:rPr>
+              <w:lastRenderedPageBreak/>
               <w:t>性能是否达标（指标）</w:t>
             </w:r>
           </w:p>
@@ -11324,7 +11454,6 @@
         <w:rPr>
           <w:rFonts w:hint="eastAsia"/>
         </w:rPr>
-        <w:lastRenderedPageBreak/>
         <w:t>版本发布结论</w:t>
       </w:r>
     </w:p>

--- a/internal_doc/07.版本报告/SequoiaDB_1.10版本发布评估说明书.docx
+++ b/internal_doc/07.版本报告/SequoiaDB_1.10版本发布评估说明书.docx
@@ -9646,11 +9646,6 @@
             <w:tcW w:w="4428" w:type="dxa"/>
           </w:tcPr>
           <w:p>
-            <w:pPr>
-              <w:rPr>
-                <w:rFonts w:hint="eastAsia"/>
-              </w:rPr>
-            </w:pPr>
             <w:r>
               <w:rPr>
                 <w:rFonts w:hint="eastAsia"/>
@@ -9664,11 +9659,6 @@
             <w:tcW w:w="1652" w:type="dxa"/>
           </w:tcPr>
           <w:p>
-            <w:pPr>
-              <w:rPr>
-                <w:rFonts w:hint="eastAsia"/>
-              </w:rPr>
-            </w:pPr>
             <w:r>
               <w:rPr>
                 <w:rFonts w:hint="eastAsia"/>
@@ -9690,11 +9680,6 @@
             <w:tcW w:w="4428" w:type="dxa"/>
           </w:tcPr>
           <w:p>
-            <w:pPr>
-              <w:rPr>
-                <w:rFonts w:hint="eastAsia"/>
-              </w:rPr>
-            </w:pPr>
             <w:r>
               <w:rPr>
                 <w:rFonts w:hint="eastAsia"/>
@@ -9720,11 +9705,6 @@
             <w:tcW w:w="1652" w:type="dxa"/>
           </w:tcPr>
           <w:p>
-            <w:pPr>
-              <w:rPr>
-                <w:rFonts w:hint="eastAsia"/>
-              </w:rPr>
-            </w:pPr>
             <w:r>
               <w:rPr>
                 <w:rFonts w:hint="eastAsia"/>
@@ -9746,11 +9726,6 @@
             <w:tcW w:w="4428" w:type="dxa"/>
           </w:tcPr>
           <w:p>
-            <w:pPr>
-              <w:rPr>
-                <w:rFonts w:hint="eastAsia"/>
-              </w:rPr>
-            </w:pPr>
             <w:r>
               <w:rPr>
                 <w:rFonts w:hint="eastAsia"/>
@@ -9816,11 +9791,6 @@
             <w:tcW w:w="1652" w:type="dxa"/>
           </w:tcPr>
           <w:p>
-            <w:pPr>
-              <w:rPr>
-                <w:rFonts w:hint="eastAsia"/>
-              </w:rPr>
-            </w:pPr>
             <w:r>
               <w:rPr>
                 <w:rFonts w:hint="eastAsia"/>
@@ -10629,7 +10599,7 @@
               <w:rPr>
                 <w:rFonts w:hint="eastAsia"/>
               </w:rPr>
-              <w:t>(1391</w:t>
+              <w:t>(1443</w:t>
             </w:r>
             <w:r>
               <w:rPr>
@@ -10661,25 +10631,101 @@
                 <w:rFonts w:hint="eastAsia"/>
                 <w:color w:val="FF0000"/>
               </w:rPr>
-              <w:t>XX</w:t>
+              <w:t>1</w:t>
             </w:r>
             <w:r>
               <w:rPr>
                 <w:rFonts w:hint="eastAsia"/>
                 <w:color w:val="FF0000"/>
               </w:rPr>
+              <w:t>个用例失败</w:t>
+            </w:r>
+            <w:r>
+              <w:rPr>
+                <w:rFonts w:hint="eastAsia"/>
+                <w:color w:val="FF0000"/>
+              </w:rPr>
+              <w:t>，主要原因：</w:t>
+            </w:r>
+            <w:r>
+              <w:rPr>
+                <w:rFonts w:hint="eastAsia"/>
+                <w:color w:val="FF0000"/>
+              </w:rPr>
+              <w:t xml:space="preserve"> </w:t>
+            </w:r>
+          </w:p>
+          <w:p>
+            <w:r>
+              <w:t>X8</w:t>
+            </w:r>
+            <w:r>
+              <w:rPr>
+                <w:rFonts w:hint="eastAsia"/>
+              </w:rPr>
+              <w:t>6:</w:t>
+            </w:r>
+          </w:p>
+          <w:p>
+            <w:r>
+              <w:rPr>
+                <w:rFonts w:hint="eastAsia"/>
+              </w:rPr>
+              <w:t xml:space="preserve">   </w:t>
+            </w:r>
+            <w:r>
+              <w:t>U</w:t>
+            </w:r>
+            <w:r>
+              <w:rPr>
+                <w:rFonts w:hint="eastAsia"/>
+              </w:rPr>
+              <w:t>buntu</w:t>
+            </w:r>
+            <w:r>
+              <w:rPr>
+                <w:rFonts w:hint="eastAsia"/>
+              </w:rPr>
+              <w:t>(1428</w:t>
+            </w:r>
+            <w:r>
+              <w:rPr>
+                <w:rFonts w:hint="eastAsia"/>
+              </w:rPr>
+              <w:t>)</w:t>
+            </w:r>
+            <w:r>
+              <w:rPr>
+                <w:rFonts w:hint="eastAsia"/>
+              </w:rPr>
+              <w:t>:</w:t>
+            </w:r>
+            <w:r>
+              <w:rPr>
+                <w:rFonts w:hint="eastAsia"/>
+              </w:rPr>
+              <w:t xml:space="preserve"> </w:t>
+            </w:r>
+            <w:r>
+              <w:rPr>
+                <w:rFonts w:hint="eastAsia"/>
+                <w:color w:val="FF0000"/>
+              </w:rPr>
+              <w:t>5</w:t>
+            </w:r>
+            <w:r>
+              <w:rPr>
+                <w:rFonts w:hint="eastAsia"/>
+                <w:color w:val="FF0000"/>
+              </w:rPr>
               <w:t>个用例失败，主要原因</w:t>
             </w:r>
-          </w:p>
-          <w:p>
-            <w:r>
-              <w:t>X8</w:t>
-            </w:r>
-            <w:r>
-              <w:rPr>
-                <w:rFonts w:hint="eastAsia"/>
-              </w:rPr>
-              <w:t>6:</w:t>
+            <w:r>
+              <w:rPr>
+                <w:rFonts w:hint="eastAsia"/>
+                <w:color w:val="FF0000"/>
+              </w:rPr>
+              <w:t>：</w:t>
             </w:r>
           </w:p>
           <w:p>
@@ -10689,39 +10735,41 @@
               </w:rPr>
               <w:t xml:space="preserve">   </w:t>
             </w:r>
-            <w:r>
-              <w:t>U</w:t>
-            </w:r>
-            <w:r>
-              <w:rPr>
-                <w:rFonts w:hint="eastAsia"/>
-              </w:rPr>
-              <w:t>buntu</w:t>
-            </w:r>
-            <w:r>
-              <w:rPr>
-                <w:rFonts w:hint="eastAsia"/>
-              </w:rPr>
-              <w:t>(1398)</w:t>
-            </w:r>
-            <w:r>
-              <w:rPr>
-                <w:rFonts w:hint="eastAsia"/>
-              </w:rPr>
-              <w:t>:</w:t>
-            </w:r>
-            <w:r>
-              <w:rPr>
-                <w:rFonts w:hint="eastAsia"/>
-              </w:rPr>
-              <w:t xml:space="preserve"> </w:t>
+            <w:proofErr w:type="spellStart"/>
+            <w:r>
+              <w:t>S</w:t>
+            </w:r>
+            <w:r>
+              <w:rPr>
+                <w:rFonts w:hint="eastAsia"/>
+              </w:rPr>
+              <w:t>use</w:t>
+            </w:r>
+            <w:proofErr w:type="spellEnd"/>
+            <w:r>
+              <w:rPr>
+                <w:rFonts w:hint="eastAsia"/>
+              </w:rPr>
+              <w:t>(1760</w:t>
+            </w:r>
+            <w:r>
+              <w:rPr>
+                <w:rFonts w:hint="eastAsia"/>
+              </w:rPr>
+              <w:t>)</w:t>
+            </w:r>
+            <w:r>
+              <w:rPr>
+                <w:rFonts w:hint="eastAsia"/>
+              </w:rPr>
+              <w:t>：</w:t>
             </w:r>
             <w:r>
               <w:rPr>
                 <w:rFonts w:hint="eastAsia"/>
                 <w:color w:val="FF0000"/>
               </w:rPr>
-              <w:t>XX</w:t>
+              <w:t>1</w:t>
             </w:r>
             <w:r>
               <w:rPr>
@@ -10730,50 +10778,12 @@
               </w:rPr>
               <w:t>个用例失败，主要原因</w:t>
             </w:r>
-          </w:p>
-          <w:p>
-            <w:r>
-              <w:rPr>
-                <w:rFonts w:hint="eastAsia"/>
-              </w:rPr>
-              <w:t xml:space="preserve">   </w:t>
-            </w:r>
-            <w:proofErr w:type="spellStart"/>
-            <w:r>
-              <w:t>S</w:t>
-            </w:r>
-            <w:r>
-              <w:rPr>
-                <w:rFonts w:hint="eastAsia"/>
-              </w:rPr>
-              <w:t>use</w:t>
-            </w:r>
-            <w:proofErr w:type="spellEnd"/>
-            <w:r>
-              <w:rPr>
-                <w:rFonts w:hint="eastAsia"/>
-              </w:rPr>
-              <w:t>(1720)</w:t>
-            </w:r>
-            <w:r>
-              <w:rPr>
-                <w:rFonts w:hint="eastAsia"/>
+            <w:r>
+              <w:rPr>
+                <w:rFonts w:hint="eastAsia"/>
+                <w:color w:val="FF0000"/>
               </w:rPr>
               <w:t>：</w:t>
-            </w:r>
-            <w:r>
-              <w:rPr>
-                <w:rFonts w:hint="eastAsia"/>
-                <w:color w:val="FF0000"/>
-              </w:rPr>
-              <w:t>XX</w:t>
-            </w:r>
-            <w:r>
-              <w:rPr>
-                <w:rFonts w:hint="eastAsia"/>
-                <w:color w:val="FF0000"/>
-              </w:rPr>
-              <w:t>个用例失败，主要原因</w:t>
             </w:r>
           </w:p>
         </w:tc>

--- a/internal_doc/07.版本报告/SequoiaDB_1.10版本发布评估说明书.docx
+++ b/internal_doc/07.版本报告/SequoiaDB_1.10版本发布评估说明书.docx
@@ -4827,14 +4827,12 @@
               </w:rPr>
               <w:t>与</w:t>
             </w:r>
-            <w:proofErr w:type="spellStart"/>
             <w:r>
               <w:rPr>
                 <w:rFonts w:hint="eastAsia"/>
               </w:rPr>
               <w:t>sequoiadb</w:t>
             </w:r>
-            <w:proofErr w:type="spellEnd"/>
             <w:r>
               <w:rPr>
                 <w:rFonts w:hint="eastAsia"/>
@@ -5442,14 +5440,12 @@
               </w:rPr>
               <w:t>卸载</w:t>
             </w:r>
-            <w:proofErr w:type="spellStart"/>
             <w:r>
               <w:rPr>
                 <w:rFonts w:hint="eastAsia"/>
               </w:rPr>
               <w:t>sequoiadb</w:t>
             </w:r>
-            <w:proofErr w:type="spellEnd"/>
             <w:r>
               <w:rPr>
                 <w:rFonts w:hint="eastAsia"/>
@@ -7072,14 +7068,12 @@
             <w:tcW w:w="5037" w:type="dxa"/>
           </w:tcPr>
           <w:p>
-            <w:proofErr w:type="spellStart"/>
             <w:r>
               <w:rPr>
                 <w:rFonts w:hint="eastAsia"/>
               </w:rPr>
               <w:t>Sequoiadb</w:t>
             </w:r>
-            <w:proofErr w:type="spellEnd"/>
             <w:r>
               <w:rPr>
                 <w:rFonts w:hint="eastAsia"/>
@@ -9927,7 +9921,7 @@
           <w:p>
             <w:pPr>
               <w:rPr>
-                <w:color w:val="808080" w:themeColor="background1" w:themeShade="80"/>
+                <w:color w:val="35A543" w:themeColor="background1" w:themeShade="80"/>
               </w:rPr>
             </w:pPr>
             <w:r>
@@ -9935,7 +9929,7 @@
                 <w:rFonts w:ascii="Arial" w:hAnsi="Arial" w:cs="Arial"/>
                 <w:b/>
                 <w:bCs/>
-                <w:color w:val="808080" w:themeColor="background1" w:themeShade="80"/>
+                <w:color w:val="35A543" w:themeColor="background1" w:themeShade="80"/>
                 <w:sz w:val="15"/>
                 <w:szCs w:val="15"/>
               </w:rPr>
@@ -9946,7 +9940,7 @@
                 <w:rFonts w:ascii="Arial" w:hAnsi="Arial" w:cs="Arial" w:hint="eastAsia"/>
                 <w:b/>
                 <w:bCs/>
-                <w:color w:val="808080" w:themeColor="background1" w:themeShade="80"/>
+                <w:color w:val="35A543" w:themeColor="background1" w:themeShade="80"/>
                 <w:sz w:val="15"/>
                 <w:szCs w:val="15"/>
               </w:rPr>
@@ -9961,66 +9955,66 @@
           <w:p>
             <w:pPr>
               <w:rPr>
-                <w:color w:val="808080" w:themeColor="background1" w:themeShade="80"/>
-              </w:rPr>
-            </w:pPr>
-            <w:r>
-              <w:rPr>
-                <w:color w:val="808080" w:themeColor="background1" w:themeShade="80"/>
+                <w:color w:val="35A543" w:themeColor="background1" w:themeShade="80"/>
+              </w:rPr>
+            </w:pPr>
+            <w:r>
+              <w:rPr>
+                <w:color w:val="35A543" w:themeColor="background1" w:themeShade="80"/>
               </w:rPr>
               <w:t>P</w:t>
             </w:r>
             <w:r>
               <w:rPr>
                 <w:rFonts w:hint="eastAsia"/>
-                <w:color w:val="808080" w:themeColor="background1" w:themeShade="80"/>
+                <w:color w:val="35A543" w:themeColor="background1" w:themeShade="80"/>
               </w:rPr>
               <w:t>ower pc</w:t>
             </w:r>
             <w:r>
               <w:rPr>
                 <w:rFonts w:hint="eastAsia"/>
-                <w:color w:val="808080" w:themeColor="background1" w:themeShade="80"/>
+                <w:color w:val="35A543" w:themeColor="background1" w:themeShade="80"/>
               </w:rPr>
               <w:t>与</w:t>
             </w:r>
             <w:r>
               <w:rPr>
                 <w:rFonts w:hint="eastAsia"/>
-                <w:color w:val="808080" w:themeColor="background1" w:themeShade="80"/>
+                <w:color w:val="35A543" w:themeColor="background1" w:themeShade="80"/>
               </w:rPr>
               <w:t>java</w:t>
             </w:r>
             <w:r>
               <w:rPr>
                 <w:rFonts w:hint="eastAsia"/>
-                <w:color w:val="808080" w:themeColor="background1" w:themeShade="80"/>
+                <w:color w:val="35A543" w:themeColor="background1" w:themeShade="80"/>
               </w:rPr>
               <w:t>通信时，存在</w:t>
             </w:r>
             <w:r>
               <w:rPr>
-                <w:color w:val="808080" w:themeColor="background1" w:themeShade="80"/>
+                <w:color w:val="35A543" w:themeColor="background1" w:themeShade="80"/>
               </w:rPr>
               <w:t>”</w:t>
             </w:r>
             <w:r>
               <w:rPr>
                 <w:rFonts w:hint="eastAsia"/>
-                <w:color w:val="808080" w:themeColor="background1" w:themeShade="80"/>
+                <w:color w:val="35A543" w:themeColor="background1" w:themeShade="80"/>
               </w:rPr>
               <w:t>_id</w:t>
             </w:r>
             <w:r>
               <w:rPr>
-                <w:color w:val="808080" w:themeColor="background1" w:themeShade="80"/>
+                <w:color w:val="35A543" w:themeColor="background1" w:themeShade="80"/>
               </w:rPr>
               <w:t>”</w:t>
             </w:r>
             <w:r>
               <w:rPr>
                 <w:rFonts w:hint="eastAsia"/>
-                <w:color w:val="808080" w:themeColor="background1" w:themeShade="80"/>
+                <w:color w:val="35A543" w:themeColor="background1" w:themeShade="80"/>
               </w:rPr>
               <w:t>字段大小换端转换问题。</w:t>
             </w:r>
@@ -10033,13 +10027,13 @@
           <w:p>
             <w:pPr>
               <w:rPr>
-                <w:color w:val="808080" w:themeColor="background1" w:themeShade="80"/>
-              </w:rPr>
-            </w:pPr>
-            <w:r>
-              <w:rPr>
-                <w:rFonts w:hint="eastAsia"/>
-                <w:color w:val="808080" w:themeColor="background1" w:themeShade="80"/>
+                <w:color w:val="35A543" w:themeColor="background1" w:themeShade="80"/>
+              </w:rPr>
+            </w:pPr>
+            <w:r>
+              <w:rPr>
+                <w:rFonts w:hint="eastAsia"/>
+                <w:color w:val="35A543" w:themeColor="background1" w:themeShade="80"/>
               </w:rPr>
               <w:t>已解决</w:t>
             </w:r>
@@ -10054,7 +10048,7 @@
           <w:p>
             <w:pPr>
               <w:rPr>
-                <w:color w:val="808080" w:themeColor="background1" w:themeShade="80"/>
+                <w:color w:val="35A543" w:themeColor="background1" w:themeShade="80"/>
               </w:rPr>
             </w:pPr>
             <w:hyperlink r:id="rId94" w:history="1">
@@ -10064,7 +10058,7 @@
                   <w:rFonts w:ascii="Arial" w:hAnsi="Arial" w:cs="Arial"/>
                   <w:b/>
                   <w:bCs/>
-                  <w:color w:val="808080" w:themeColor="background1" w:themeShade="80"/>
+                  <w:color w:val="35A543" w:themeColor="background1" w:themeShade="80"/>
                   <w:sz w:val="15"/>
                   <w:szCs w:val="15"/>
                 </w:rPr>
@@ -10080,13 +10074,13 @@
           <w:p>
             <w:pPr>
               <w:rPr>
-                <w:color w:val="808080" w:themeColor="background1" w:themeShade="80"/>
-              </w:rPr>
-            </w:pPr>
-            <w:r>
-              <w:rPr>
-                <w:rFonts w:hint="eastAsia"/>
-                <w:color w:val="808080" w:themeColor="background1" w:themeShade="80"/>
+                <w:color w:val="35A543" w:themeColor="background1" w:themeShade="80"/>
+              </w:rPr>
+            </w:pPr>
+            <w:r>
+              <w:rPr>
+                <w:rFonts w:hint="eastAsia"/>
+                <w:color w:val="35A543" w:themeColor="background1" w:themeShade="80"/>
               </w:rPr>
               <w:t>主节点不断插入数据，从节点一边同步的过程中，从节点的物理磁盘满后，再人工释放从节点的磁盘空间，从节点继续与主节点同步数据，同步完成后，从节点数据发生部分丢失，数据索引失效</w:t>
             </w:r>
@@ -10099,13 +10093,13 @@
           <w:p>
             <w:pPr>
               <w:rPr>
-                <w:color w:val="808080" w:themeColor="background1" w:themeShade="80"/>
-              </w:rPr>
-            </w:pPr>
-            <w:r>
-              <w:rPr>
-                <w:rFonts w:hint="eastAsia"/>
-                <w:color w:val="808080" w:themeColor="background1" w:themeShade="80"/>
+                <w:color w:val="35A543" w:themeColor="background1" w:themeShade="80"/>
+              </w:rPr>
+            </w:pPr>
+            <w:r>
+              <w:rPr>
+                <w:rFonts w:hint="eastAsia"/>
+                <w:color w:val="35A543" w:themeColor="background1" w:themeShade="80"/>
               </w:rPr>
               <w:t>已解决</w:t>
             </w:r>
@@ -10120,7 +10114,7 @@
           <w:p>
             <w:pPr>
               <w:rPr>
-                <w:color w:val="808080" w:themeColor="background1" w:themeShade="80"/>
+                <w:color w:val="35A543" w:themeColor="background1" w:themeShade="80"/>
               </w:rPr>
             </w:pPr>
           </w:p>
@@ -10132,83 +10126,83 @@
           <w:p>
             <w:pPr>
               <w:rPr>
-                <w:color w:val="808080" w:themeColor="background1" w:themeShade="80"/>
-              </w:rPr>
-            </w:pPr>
-            <w:r>
-              <w:rPr>
-                <w:rFonts w:hint="eastAsia"/>
-                <w:color w:val="808080" w:themeColor="background1" w:themeShade="80"/>
+                <w:color w:val="35A543" w:themeColor="background1" w:themeShade="80"/>
+              </w:rPr>
+            </w:pPr>
+            <w:r>
+              <w:rPr>
+                <w:rFonts w:hint="eastAsia"/>
+                <w:color w:val="35A543" w:themeColor="background1" w:themeShade="80"/>
               </w:rPr>
               <w:t>批量</w:t>
             </w:r>
             <w:r>
               <w:rPr>
                 <w:rFonts w:hint="eastAsia"/>
-                <w:color w:val="808080" w:themeColor="background1" w:themeShade="80"/>
+                <w:color w:val="35A543" w:themeColor="background1" w:themeShade="80"/>
               </w:rPr>
               <w:t>insert</w:t>
             </w:r>
             <w:r>
               <w:rPr>
                 <w:rFonts w:hint="eastAsia"/>
-                <w:color w:val="808080" w:themeColor="background1" w:themeShade="80"/>
+                <w:color w:val="35A543" w:themeColor="background1" w:themeShade="80"/>
               </w:rPr>
               <w:t>在</w:t>
             </w:r>
             <w:r>
               <w:rPr>
                 <w:rFonts w:hint="eastAsia"/>
-                <w:color w:val="808080" w:themeColor="background1" w:themeShade="80"/>
+                <w:color w:val="35A543" w:themeColor="background1" w:themeShade="80"/>
               </w:rPr>
               <w:t>split</w:t>
             </w:r>
             <w:r>
               <w:rPr>
                 <w:rFonts w:hint="eastAsia"/>
-                <w:color w:val="808080" w:themeColor="background1" w:themeShade="80"/>
+                <w:color w:val="35A543" w:themeColor="background1" w:themeShade="80"/>
               </w:rPr>
               <w:t>发生时，可能会导致批量内的数据</w:t>
             </w:r>
             <w:r>
               <w:rPr>
                 <w:rFonts w:hint="eastAsia"/>
-                <w:color w:val="808080" w:themeColor="background1" w:themeShade="80"/>
+                <w:color w:val="35A543" w:themeColor="background1" w:themeShade="80"/>
               </w:rPr>
               <w:t>insert</w:t>
             </w:r>
             <w:r>
               <w:rPr>
                 <w:rFonts w:hint="eastAsia"/>
-                <w:color w:val="808080" w:themeColor="background1" w:themeShade="80"/>
+                <w:color w:val="35A543" w:themeColor="background1" w:themeShade="80"/>
               </w:rPr>
               <w:t>在错误的节点（</w:t>
             </w:r>
             <w:r>
               <w:rPr>
                 <w:rFonts w:hint="eastAsia"/>
-                <w:color w:val="808080" w:themeColor="background1" w:themeShade="80"/>
+                <w:color w:val="35A543" w:themeColor="background1" w:themeShade="80"/>
               </w:rPr>
               <w:t>split</w:t>
             </w:r>
             <w:r>
               <w:rPr>
                 <w:rFonts w:hint="eastAsia"/>
-                <w:color w:val="808080" w:themeColor="background1" w:themeShade="80"/>
+                <w:color w:val="35A543" w:themeColor="background1" w:themeShade="80"/>
               </w:rPr>
               <w:t>源节点，本来应该在</w:t>
             </w:r>
             <w:r>
               <w:rPr>
                 <w:rFonts w:hint="eastAsia"/>
-                <w:color w:val="808080" w:themeColor="background1" w:themeShade="80"/>
+                <w:color w:val="35A543" w:themeColor="background1" w:themeShade="80"/>
               </w:rPr>
               <w:t>split</w:t>
             </w:r>
             <w:r>
               <w:rPr>
                 <w:rFonts w:hint="eastAsia"/>
-                <w:color w:val="808080" w:themeColor="background1" w:themeShade="80"/>
+                <w:color w:val="35A543" w:themeColor="background1" w:themeShade="80"/>
               </w:rPr>
               <w:t>目标节点）</w:t>
             </w:r>
@@ -10221,13 +10215,13 @@
           <w:p>
             <w:pPr>
               <w:rPr>
-                <w:color w:val="808080" w:themeColor="background1" w:themeShade="80"/>
-              </w:rPr>
-            </w:pPr>
-            <w:r>
-              <w:rPr>
-                <w:rFonts w:hint="eastAsia"/>
-                <w:color w:val="808080" w:themeColor="background1" w:themeShade="80"/>
+                <w:color w:val="35A543" w:themeColor="background1" w:themeShade="80"/>
+              </w:rPr>
+            </w:pPr>
+            <w:r>
+              <w:rPr>
+                <w:rFonts w:hint="eastAsia"/>
+                <w:color w:val="35A543" w:themeColor="background1" w:themeShade="80"/>
               </w:rPr>
               <w:t>已解决</w:t>
             </w:r>
@@ -10242,7 +10236,7 @@
           <w:p>
             <w:pPr>
               <w:rPr>
-                <w:color w:val="808080" w:themeColor="background1" w:themeShade="80"/>
+                <w:color w:val="35A543" w:themeColor="background1" w:themeShade="80"/>
               </w:rPr>
             </w:pPr>
             <w:r>
@@ -10250,7 +10244,7 @@
                 <w:rFonts w:ascii="Arial" w:hAnsi="Arial" w:cs="Arial"/>
                 <w:b/>
                 <w:bCs/>
-                <w:color w:val="808080" w:themeColor="background1" w:themeShade="80"/>
+                <w:color w:val="35A543" w:themeColor="background1" w:themeShade="80"/>
                 <w:sz w:val="15"/>
                 <w:szCs w:val="15"/>
               </w:rPr>
@@ -10261,7 +10255,7 @@
                 <w:rFonts w:ascii="Arial" w:hAnsi="Arial" w:cs="Arial" w:hint="eastAsia"/>
                 <w:b/>
                 <w:bCs/>
-                <w:color w:val="808080" w:themeColor="background1" w:themeShade="80"/>
+                <w:color w:val="35A543" w:themeColor="background1" w:themeShade="80"/>
                 <w:sz w:val="15"/>
                 <w:szCs w:val="15"/>
               </w:rPr>
@@ -10276,50 +10270,48 @@
           <w:p>
             <w:pPr>
               <w:rPr>
-                <w:color w:val="808080" w:themeColor="background1" w:themeShade="80"/>
-              </w:rPr>
-            </w:pPr>
-            <w:r>
-              <w:rPr>
-                <w:rFonts w:hint="eastAsia"/>
-                <w:color w:val="808080" w:themeColor="background1" w:themeShade="80"/>
+                <w:color w:val="35A543" w:themeColor="background1" w:themeShade="80"/>
+              </w:rPr>
+            </w:pPr>
+            <w:r>
+              <w:rPr>
+                <w:rFonts w:hint="eastAsia"/>
+                <w:color w:val="35A543" w:themeColor="background1" w:themeShade="80"/>
               </w:rPr>
               <w:t>java</w:t>
             </w:r>
             <w:r>
               <w:rPr>
                 <w:rFonts w:hint="eastAsia"/>
-                <w:color w:val="808080" w:themeColor="background1" w:themeShade="80"/>
+                <w:color w:val="35A543" w:themeColor="background1" w:themeShade="80"/>
               </w:rPr>
               <w:t>驱动</w:t>
             </w:r>
-            <w:proofErr w:type="spellStart"/>
-            <w:r>
-              <w:rPr>
-                <w:rFonts w:hint="eastAsia"/>
-                <w:color w:val="808080" w:themeColor="background1" w:themeShade="80"/>
+            <w:r>
+              <w:rPr>
+                <w:rFonts w:hint="eastAsia"/>
+                <w:color w:val="35A543" w:themeColor="background1" w:themeShade="80"/>
               </w:rPr>
               <w:t>Sequoiadb</w:t>
             </w:r>
-            <w:proofErr w:type="spellEnd"/>
-            <w:r>
-              <w:rPr>
-                <w:rFonts w:hint="eastAsia"/>
-                <w:color w:val="808080" w:themeColor="background1" w:themeShade="80"/>
+            <w:r>
+              <w:rPr>
+                <w:rFonts w:hint="eastAsia"/>
+                <w:color w:val="35A543" w:themeColor="background1" w:themeShade="80"/>
               </w:rPr>
               <w:t>类中，提供多个可选择地址的构造器函数在发布</w:t>
             </w:r>
             <w:r>
               <w:rPr>
                 <w:rFonts w:hint="eastAsia"/>
-                <w:color w:val="808080" w:themeColor="background1" w:themeShade="80"/>
+                <w:color w:val="35A543" w:themeColor="background1" w:themeShade="80"/>
               </w:rPr>
               <w:t>1.8</w:t>
             </w:r>
             <w:r>
               <w:rPr>
                 <w:rFonts w:hint="eastAsia"/>
-                <w:color w:val="808080" w:themeColor="background1" w:themeShade="80"/>
+                <w:color w:val="35A543" w:themeColor="background1" w:themeShade="80"/>
               </w:rPr>
               <w:t>版本时，忘记把调试信息删除。</w:t>
             </w:r>
@@ -10332,13 +10324,13 @@
           <w:p>
             <w:pPr>
               <w:rPr>
-                <w:color w:val="808080" w:themeColor="background1" w:themeShade="80"/>
-              </w:rPr>
-            </w:pPr>
-            <w:r>
-              <w:rPr>
-                <w:rFonts w:hint="eastAsia"/>
-                <w:color w:val="808080" w:themeColor="background1" w:themeShade="80"/>
+                <w:color w:val="35A543" w:themeColor="background1" w:themeShade="80"/>
+              </w:rPr>
+            </w:pPr>
+            <w:r>
+              <w:rPr>
+                <w:rFonts w:hint="eastAsia"/>
+                <w:color w:val="35A543" w:themeColor="background1" w:themeShade="80"/>
               </w:rPr>
               <w:t>已解决</w:t>
             </w:r>
@@ -10353,7 +10345,7 @@
           <w:p>
             <w:pPr>
               <w:rPr>
-                <w:color w:val="808080" w:themeColor="background1" w:themeShade="80"/>
+                <w:color w:val="35A543" w:themeColor="background1" w:themeShade="80"/>
               </w:rPr>
             </w:pPr>
           </w:p>
@@ -10365,20 +10357,20 @@
           <w:p>
             <w:pPr>
               <w:rPr>
-                <w:color w:val="808080" w:themeColor="background1" w:themeShade="80"/>
-              </w:rPr>
-            </w:pPr>
-            <w:r>
-              <w:rPr>
-                <w:rFonts w:hint="eastAsia"/>
-                <w:color w:val="808080" w:themeColor="background1" w:themeShade="80"/>
+                <w:color w:val="35A543" w:themeColor="background1" w:themeShade="80"/>
+              </w:rPr>
+            </w:pPr>
+            <w:r>
+              <w:rPr>
+                <w:rFonts w:hint="eastAsia"/>
+                <w:color w:val="35A543" w:themeColor="background1" w:themeShade="80"/>
               </w:rPr>
               <w:t>LOB</w:t>
             </w:r>
             <w:r>
               <w:rPr>
                 <w:rFonts w:hint="eastAsia"/>
-                <w:color w:val="808080" w:themeColor="background1" w:themeShade="80"/>
+                <w:color w:val="35A543" w:themeColor="background1" w:themeShade="80"/>
               </w:rPr>
               <w:t>的备份和恢复</w:t>
             </w:r>
@@ -10391,13 +10383,13 @@
           <w:p>
             <w:pPr>
               <w:rPr>
-                <w:color w:val="808080" w:themeColor="background1" w:themeShade="80"/>
-              </w:rPr>
-            </w:pPr>
-            <w:r>
-              <w:rPr>
-                <w:rFonts w:hint="eastAsia"/>
-                <w:color w:val="808080" w:themeColor="background1" w:themeShade="80"/>
+                <w:color w:val="35A543" w:themeColor="background1" w:themeShade="80"/>
+              </w:rPr>
+            </w:pPr>
+            <w:r>
+              <w:rPr>
+                <w:rFonts w:hint="eastAsia"/>
+                <w:color w:val="35A543" w:themeColor="background1" w:themeShade="80"/>
               </w:rPr>
               <w:t>已解决</w:t>
             </w:r>
@@ -10412,7 +10404,7 @@
           <w:p>
             <w:pPr>
               <w:rPr>
-                <w:color w:val="808080" w:themeColor="background1" w:themeShade="80"/>
+                <w:color w:val="35A543" w:themeColor="background1" w:themeShade="80"/>
               </w:rPr>
             </w:pPr>
           </w:p>
@@ -10424,7 +10416,7 @@
           <w:p>
             <w:pPr>
               <w:rPr>
-                <w:color w:val="808080" w:themeColor="background1" w:themeShade="80"/>
+                <w:color w:val="35A543" w:themeColor="background1" w:themeShade="80"/>
               </w:rPr>
             </w:pPr>
           </w:p>
@@ -10436,7 +10428,7 @@
           <w:p>
             <w:pPr>
               <w:rPr>
-                <w:color w:val="808080" w:themeColor="background1" w:themeShade="80"/>
+                <w:color w:val="35A543" w:themeColor="background1" w:themeShade="80"/>
               </w:rPr>
             </w:pPr>
           </w:p>
@@ -11100,7 +11092,14 @@
           <w:tcPr>
             <w:tcW w:w="1043" w:type="dxa"/>
           </w:tcPr>
-          <w:p/>
+          <w:p>
+            <w:r>
+              <w:rPr>
+                <w:rFonts w:hint="eastAsia"/>
+              </w:rPr>
+              <w:t>OK</w:t>
+            </w:r>
+          </w:p>
         </w:tc>
       </w:tr>
       <w:tr>
@@ -12221,7 +12220,7 @@
         <a:sysClr val="windowText" lastClr="000000"/>
       </a:dk1>
       <a:lt1>
-        <a:sysClr val="window" lastClr="FFFFFF"/>
+        <a:sysClr val="window" lastClr="C7EDCC"/>
       </a:lt1>
       <a:dk2>
         <a:srgbClr val="1F497D"/>

--- a/internal_doc/07.版本报告/SequoiaDB_1.10版本发布评估说明书.docx
+++ b/internal_doc/07.版本报告/SequoiaDB_1.10版本发布评估说明书.docx
@@ -9921,7 +9921,7 @@
           <w:p>
             <w:pPr>
               <w:rPr>
-                <w:color w:val="35A543" w:themeColor="background1" w:themeShade="80"/>
+                <w:color w:val="808080" w:themeColor="background1" w:themeShade="80"/>
               </w:rPr>
             </w:pPr>
             <w:r>
@@ -9929,7 +9929,7 @@
                 <w:rFonts w:ascii="Arial" w:hAnsi="Arial" w:cs="Arial"/>
                 <w:b/>
                 <w:bCs/>
-                <w:color w:val="35A543" w:themeColor="background1" w:themeShade="80"/>
+                <w:color w:val="808080" w:themeColor="background1" w:themeShade="80"/>
                 <w:sz w:val="15"/>
                 <w:szCs w:val="15"/>
               </w:rPr>
@@ -9940,7 +9940,7 @@
                 <w:rFonts w:ascii="Arial" w:hAnsi="Arial" w:cs="Arial" w:hint="eastAsia"/>
                 <w:b/>
                 <w:bCs/>
-                <w:color w:val="35A543" w:themeColor="background1" w:themeShade="80"/>
+                <w:color w:val="808080" w:themeColor="background1" w:themeShade="80"/>
                 <w:sz w:val="15"/>
                 <w:szCs w:val="15"/>
               </w:rPr>
@@ -9955,66 +9955,66 @@
           <w:p>
             <w:pPr>
               <w:rPr>
-                <w:color w:val="35A543" w:themeColor="background1" w:themeShade="80"/>
-              </w:rPr>
-            </w:pPr>
-            <w:r>
-              <w:rPr>
-                <w:color w:val="35A543" w:themeColor="background1" w:themeShade="80"/>
+                <w:color w:val="808080" w:themeColor="background1" w:themeShade="80"/>
+              </w:rPr>
+            </w:pPr>
+            <w:r>
+              <w:rPr>
+                <w:color w:val="808080" w:themeColor="background1" w:themeShade="80"/>
               </w:rPr>
               <w:t>P</w:t>
             </w:r>
             <w:r>
               <w:rPr>
                 <w:rFonts w:hint="eastAsia"/>
-                <w:color w:val="35A543" w:themeColor="background1" w:themeShade="80"/>
+                <w:color w:val="808080" w:themeColor="background1" w:themeShade="80"/>
               </w:rPr>
               <w:t>ower pc</w:t>
             </w:r>
             <w:r>
               <w:rPr>
                 <w:rFonts w:hint="eastAsia"/>
-                <w:color w:val="35A543" w:themeColor="background1" w:themeShade="80"/>
+                <w:color w:val="808080" w:themeColor="background1" w:themeShade="80"/>
               </w:rPr>
               <w:t>与</w:t>
             </w:r>
             <w:r>
               <w:rPr>
                 <w:rFonts w:hint="eastAsia"/>
-                <w:color w:val="35A543" w:themeColor="background1" w:themeShade="80"/>
+                <w:color w:val="808080" w:themeColor="background1" w:themeShade="80"/>
               </w:rPr>
               <w:t>java</w:t>
             </w:r>
             <w:r>
               <w:rPr>
                 <w:rFonts w:hint="eastAsia"/>
-                <w:color w:val="35A543" w:themeColor="background1" w:themeShade="80"/>
+                <w:color w:val="808080" w:themeColor="background1" w:themeShade="80"/>
               </w:rPr>
               <w:t>通信时，存在</w:t>
             </w:r>
             <w:r>
               <w:rPr>
-                <w:color w:val="35A543" w:themeColor="background1" w:themeShade="80"/>
+                <w:color w:val="808080" w:themeColor="background1" w:themeShade="80"/>
               </w:rPr>
               <w:t>”</w:t>
             </w:r>
             <w:r>
               <w:rPr>
                 <w:rFonts w:hint="eastAsia"/>
-                <w:color w:val="35A543" w:themeColor="background1" w:themeShade="80"/>
+                <w:color w:val="808080" w:themeColor="background1" w:themeShade="80"/>
               </w:rPr>
               <w:t>_id</w:t>
             </w:r>
             <w:r>
               <w:rPr>
-                <w:color w:val="35A543" w:themeColor="background1" w:themeShade="80"/>
+                <w:color w:val="808080" w:themeColor="background1" w:themeShade="80"/>
               </w:rPr>
               <w:t>”</w:t>
             </w:r>
             <w:r>
               <w:rPr>
                 <w:rFonts w:hint="eastAsia"/>
-                <w:color w:val="35A543" w:themeColor="background1" w:themeShade="80"/>
+                <w:color w:val="808080" w:themeColor="background1" w:themeShade="80"/>
               </w:rPr>
               <w:t>字段大小换端转换问题。</w:t>
             </w:r>
@@ -10027,13 +10027,13 @@
           <w:p>
             <w:pPr>
               <w:rPr>
-                <w:color w:val="35A543" w:themeColor="background1" w:themeShade="80"/>
-              </w:rPr>
-            </w:pPr>
-            <w:r>
-              <w:rPr>
-                <w:rFonts w:hint="eastAsia"/>
-                <w:color w:val="35A543" w:themeColor="background1" w:themeShade="80"/>
+                <w:color w:val="808080" w:themeColor="background1" w:themeShade="80"/>
+              </w:rPr>
+            </w:pPr>
+            <w:r>
+              <w:rPr>
+                <w:rFonts w:hint="eastAsia"/>
+                <w:color w:val="808080" w:themeColor="background1" w:themeShade="80"/>
               </w:rPr>
               <w:t>已解决</w:t>
             </w:r>
@@ -10048,7 +10048,7 @@
           <w:p>
             <w:pPr>
               <w:rPr>
-                <w:color w:val="35A543" w:themeColor="background1" w:themeShade="80"/>
+                <w:color w:val="808080" w:themeColor="background1" w:themeShade="80"/>
               </w:rPr>
             </w:pPr>
             <w:hyperlink r:id="rId94" w:history="1">
@@ -10058,7 +10058,7 @@
                   <w:rFonts w:ascii="Arial" w:hAnsi="Arial" w:cs="Arial"/>
                   <w:b/>
                   <w:bCs/>
-                  <w:color w:val="35A543" w:themeColor="background1" w:themeShade="80"/>
+                  <w:color w:val="808080" w:themeColor="background1" w:themeShade="80"/>
                   <w:sz w:val="15"/>
                   <w:szCs w:val="15"/>
                 </w:rPr>
@@ -10074,13 +10074,13 @@
           <w:p>
             <w:pPr>
               <w:rPr>
-                <w:color w:val="35A543" w:themeColor="background1" w:themeShade="80"/>
-              </w:rPr>
-            </w:pPr>
-            <w:r>
-              <w:rPr>
-                <w:rFonts w:hint="eastAsia"/>
-                <w:color w:val="35A543" w:themeColor="background1" w:themeShade="80"/>
+                <w:color w:val="808080" w:themeColor="background1" w:themeShade="80"/>
+              </w:rPr>
+            </w:pPr>
+            <w:r>
+              <w:rPr>
+                <w:rFonts w:hint="eastAsia"/>
+                <w:color w:val="808080" w:themeColor="background1" w:themeShade="80"/>
               </w:rPr>
               <w:t>主节点不断插入数据，从节点一边同步的过程中，从节点的物理磁盘满后，再人工释放从节点的磁盘空间，从节点继续与主节点同步数据，同步完成后，从节点数据发生部分丢失，数据索引失效</w:t>
             </w:r>
@@ -10093,13 +10093,13 @@
           <w:p>
             <w:pPr>
               <w:rPr>
-                <w:color w:val="35A543" w:themeColor="background1" w:themeShade="80"/>
-              </w:rPr>
-            </w:pPr>
-            <w:r>
-              <w:rPr>
-                <w:rFonts w:hint="eastAsia"/>
-                <w:color w:val="35A543" w:themeColor="background1" w:themeShade="80"/>
+                <w:color w:val="808080" w:themeColor="background1" w:themeShade="80"/>
+              </w:rPr>
+            </w:pPr>
+            <w:r>
+              <w:rPr>
+                <w:rFonts w:hint="eastAsia"/>
+                <w:color w:val="808080" w:themeColor="background1" w:themeShade="80"/>
               </w:rPr>
               <w:t>已解决</w:t>
             </w:r>
@@ -10114,7 +10114,7 @@
           <w:p>
             <w:pPr>
               <w:rPr>
-                <w:color w:val="35A543" w:themeColor="background1" w:themeShade="80"/>
+                <w:color w:val="808080" w:themeColor="background1" w:themeShade="80"/>
               </w:rPr>
             </w:pPr>
           </w:p>
@@ -10126,83 +10126,83 @@
           <w:p>
             <w:pPr>
               <w:rPr>
-                <w:color w:val="35A543" w:themeColor="background1" w:themeShade="80"/>
-              </w:rPr>
-            </w:pPr>
-            <w:r>
-              <w:rPr>
-                <w:rFonts w:hint="eastAsia"/>
-                <w:color w:val="35A543" w:themeColor="background1" w:themeShade="80"/>
+                <w:color w:val="808080" w:themeColor="background1" w:themeShade="80"/>
+              </w:rPr>
+            </w:pPr>
+            <w:r>
+              <w:rPr>
+                <w:rFonts w:hint="eastAsia"/>
+                <w:color w:val="808080" w:themeColor="background1" w:themeShade="80"/>
               </w:rPr>
               <w:t>批量</w:t>
             </w:r>
             <w:r>
               <w:rPr>
                 <w:rFonts w:hint="eastAsia"/>
-                <w:color w:val="35A543" w:themeColor="background1" w:themeShade="80"/>
+                <w:color w:val="808080" w:themeColor="background1" w:themeShade="80"/>
               </w:rPr>
               <w:t>insert</w:t>
             </w:r>
             <w:r>
               <w:rPr>
                 <w:rFonts w:hint="eastAsia"/>
-                <w:color w:val="35A543" w:themeColor="background1" w:themeShade="80"/>
+                <w:color w:val="808080" w:themeColor="background1" w:themeShade="80"/>
               </w:rPr>
               <w:t>在</w:t>
             </w:r>
             <w:r>
               <w:rPr>
                 <w:rFonts w:hint="eastAsia"/>
-                <w:color w:val="35A543" w:themeColor="background1" w:themeShade="80"/>
+                <w:color w:val="808080" w:themeColor="background1" w:themeShade="80"/>
               </w:rPr>
               <w:t>split</w:t>
             </w:r>
             <w:r>
               <w:rPr>
                 <w:rFonts w:hint="eastAsia"/>
-                <w:color w:val="35A543" w:themeColor="background1" w:themeShade="80"/>
+                <w:color w:val="808080" w:themeColor="background1" w:themeShade="80"/>
               </w:rPr>
               <w:t>发生时，可能会导致批量内的数据</w:t>
             </w:r>
             <w:r>
               <w:rPr>
                 <w:rFonts w:hint="eastAsia"/>
-                <w:color w:val="35A543" w:themeColor="background1" w:themeShade="80"/>
+                <w:color w:val="808080" w:themeColor="background1" w:themeShade="80"/>
               </w:rPr>
               <w:t>insert</w:t>
             </w:r>
             <w:r>
               <w:rPr>
                 <w:rFonts w:hint="eastAsia"/>
-                <w:color w:val="35A543" w:themeColor="background1" w:themeShade="80"/>
+                <w:color w:val="808080" w:themeColor="background1" w:themeShade="80"/>
               </w:rPr>
               <w:t>在错误的节点（</w:t>
             </w:r>
             <w:r>
               <w:rPr>
                 <w:rFonts w:hint="eastAsia"/>
-                <w:color w:val="35A543" w:themeColor="background1" w:themeShade="80"/>
+                <w:color w:val="808080" w:themeColor="background1" w:themeShade="80"/>
               </w:rPr>
               <w:t>split</w:t>
             </w:r>
             <w:r>
               <w:rPr>
                 <w:rFonts w:hint="eastAsia"/>
-                <w:color w:val="35A543" w:themeColor="background1" w:themeShade="80"/>
+                <w:color w:val="808080" w:themeColor="background1" w:themeShade="80"/>
               </w:rPr>
               <w:t>源节点，本来应该在</w:t>
             </w:r>
             <w:r>
               <w:rPr>
                 <w:rFonts w:hint="eastAsia"/>
-                <w:color w:val="35A543" w:themeColor="background1" w:themeShade="80"/>
+                <w:color w:val="808080" w:themeColor="background1" w:themeShade="80"/>
               </w:rPr>
               <w:t>split</w:t>
             </w:r>
             <w:r>
               <w:rPr>
                 <w:rFonts w:hint="eastAsia"/>
-                <w:color w:val="35A543" w:themeColor="background1" w:themeShade="80"/>
+                <w:color w:val="808080" w:themeColor="background1" w:themeShade="80"/>
               </w:rPr>
               <w:t>目标节点）</w:t>
             </w:r>
@@ -10215,13 +10215,13 @@
           <w:p>
             <w:pPr>
               <w:rPr>
-                <w:color w:val="35A543" w:themeColor="background1" w:themeShade="80"/>
-              </w:rPr>
-            </w:pPr>
-            <w:r>
-              <w:rPr>
-                <w:rFonts w:hint="eastAsia"/>
-                <w:color w:val="35A543" w:themeColor="background1" w:themeShade="80"/>
+                <w:color w:val="808080" w:themeColor="background1" w:themeShade="80"/>
+              </w:rPr>
+            </w:pPr>
+            <w:r>
+              <w:rPr>
+                <w:rFonts w:hint="eastAsia"/>
+                <w:color w:val="808080" w:themeColor="background1" w:themeShade="80"/>
               </w:rPr>
               <w:t>已解决</w:t>
             </w:r>
@@ -10236,7 +10236,7 @@
           <w:p>
             <w:pPr>
               <w:rPr>
-                <w:color w:val="35A543" w:themeColor="background1" w:themeShade="80"/>
+                <w:color w:val="808080" w:themeColor="background1" w:themeShade="80"/>
               </w:rPr>
             </w:pPr>
             <w:r>
@@ -10244,7 +10244,7 @@
                 <w:rFonts w:ascii="Arial" w:hAnsi="Arial" w:cs="Arial"/>
                 <w:b/>
                 <w:bCs/>
-                <w:color w:val="35A543" w:themeColor="background1" w:themeShade="80"/>
+                <w:color w:val="808080" w:themeColor="background1" w:themeShade="80"/>
                 <w:sz w:val="15"/>
                 <w:szCs w:val="15"/>
               </w:rPr>
@@ -10255,7 +10255,7 @@
                 <w:rFonts w:ascii="Arial" w:hAnsi="Arial" w:cs="Arial" w:hint="eastAsia"/>
                 <w:b/>
                 <w:bCs/>
-                <w:color w:val="35A543" w:themeColor="background1" w:themeShade="80"/>
+                <w:color w:val="808080" w:themeColor="background1" w:themeShade="80"/>
                 <w:sz w:val="15"/>
                 <w:szCs w:val="15"/>
               </w:rPr>
@@ -10270,48 +10270,48 @@
           <w:p>
             <w:pPr>
               <w:rPr>
-                <w:color w:val="35A543" w:themeColor="background1" w:themeShade="80"/>
-              </w:rPr>
-            </w:pPr>
-            <w:r>
-              <w:rPr>
-                <w:rFonts w:hint="eastAsia"/>
-                <w:color w:val="35A543" w:themeColor="background1" w:themeShade="80"/>
+                <w:color w:val="808080" w:themeColor="background1" w:themeShade="80"/>
+              </w:rPr>
+            </w:pPr>
+            <w:r>
+              <w:rPr>
+                <w:rFonts w:hint="eastAsia"/>
+                <w:color w:val="808080" w:themeColor="background1" w:themeShade="80"/>
               </w:rPr>
               <w:t>java</w:t>
             </w:r>
             <w:r>
               <w:rPr>
                 <w:rFonts w:hint="eastAsia"/>
-                <w:color w:val="35A543" w:themeColor="background1" w:themeShade="80"/>
+                <w:color w:val="808080" w:themeColor="background1" w:themeShade="80"/>
               </w:rPr>
               <w:t>驱动</w:t>
             </w:r>
             <w:r>
               <w:rPr>
                 <w:rFonts w:hint="eastAsia"/>
-                <w:color w:val="35A543" w:themeColor="background1" w:themeShade="80"/>
+                <w:color w:val="808080" w:themeColor="background1" w:themeShade="80"/>
               </w:rPr>
               <w:t>Sequoiadb</w:t>
             </w:r>
             <w:r>
               <w:rPr>
                 <w:rFonts w:hint="eastAsia"/>
-                <w:color w:val="35A543" w:themeColor="background1" w:themeShade="80"/>
+                <w:color w:val="808080" w:themeColor="background1" w:themeShade="80"/>
               </w:rPr>
               <w:t>类中，提供多个可选择地址的构造器函数在发布</w:t>
             </w:r>
             <w:r>
               <w:rPr>
                 <w:rFonts w:hint="eastAsia"/>
-                <w:color w:val="35A543" w:themeColor="background1" w:themeShade="80"/>
+                <w:color w:val="808080" w:themeColor="background1" w:themeShade="80"/>
               </w:rPr>
               <w:t>1.8</w:t>
             </w:r>
             <w:r>
               <w:rPr>
                 <w:rFonts w:hint="eastAsia"/>
-                <w:color w:val="35A543" w:themeColor="background1" w:themeShade="80"/>
+                <w:color w:val="808080" w:themeColor="background1" w:themeShade="80"/>
               </w:rPr>
               <w:t>版本时，忘记把调试信息删除。</w:t>
             </w:r>
@@ -10324,13 +10324,13 @@
           <w:p>
             <w:pPr>
               <w:rPr>
-                <w:color w:val="35A543" w:themeColor="background1" w:themeShade="80"/>
-              </w:rPr>
-            </w:pPr>
-            <w:r>
-              <w:rPr>
-                <w:rFonts w:hint="eastAsia"/>
-                <w:color w:val="35A543" w:themeColor="background1" w:themeShade="80"/>
+                <w:color w:val="808080" w:themeColor="background1" w:themeShade="80"/>
+              </w:rPr>
+            </w:pPr>
+            <w:r>
+              <w:rPr>
+                <w:rFonts w:hint="eastAsia"/>
+                <w:color w:val="808080" w:themeColor="background1" w:themeShade="80"/>
               </w:rPr>
               <w:t>已解决</w:t>
             </w:r>
@@ -10345,7 +10345,7 @@
           <w:p>
             <w:pPr>
               <w:rPr>
-                <w:color w:val="35A543" w:themeColor="background1" w:themeShade="80"/>
+                <w:color w:val="808080" w:themeColor="background1" w:themeShade="80"/>
               </w:rPr>
             </w:pPr>
           </w:p>
@@ -10357,20 +10357,20 @@
           <w:p>
             <w:pPr>
               <w:rPr>
-                <w:color w:val="35A543" w:themeColor="background1" w:themeShade="80"/>
-              </w:rPr>
-            </w:pPr>
-            <w:r>
-              <w:rPr>
-                <w:rFonts w:hint="eastAsia"/>
-                <w:color w:val="35A543" w:themeColor="background1" w:themeShade="80"/>
+                <w:color w:val="808080" w:themeColor="background1" w:themeShade="80"/>
+              </w:rPr>
+            </w:pPr>
+            <w:r>
+              <w:rPr>
+                <w:rFonts w:hint="eastAsia"/>
+                <w:color w:val="808080" w:themeColor="background1" w:themeShade="80"/>
               </w:rPr>
               <w:t>LOB</w:t>
             </w:r>
             <w:r>
               <w:rPr>
                 <w:rFonts w:hint="eastAsia"/>
-                <w:color w:val="35A543" w:themeColor="background1" w:themeShade="80"/>
+                <w:color w:val="808080" w:themeColor="background1" w:themeShade="80"/>
               </w:rPr>
               <w:t>的备份和恢复</w:t>
             </w:r>
@@ -10383,13 +10383,13 @@
           <w:p>
             <w:pPr>
               <w:rPr>
-                <w:color w:val="35A543" w:themeColor="background1" w:themeShade="80"/>
-              </w:rPr>
-            </w:pPr>
-            <w:r>
-              <w:rPr>
-                <w:rFonts w:hint="eastAsia"/>
-                <w:color w:val="35A543" w:themeColor="background1" w:themeShade="80"/>
+                <w:color w:val="808080" w:themeColor="background1" w:themeShade="80"/>
+              </w:rPr>
+            </w:pPr>
+            <w:r>
+              <w:rPr>
+                <w:rFonts w:hint="eastAsia"/>
+                <w:color w:val="808080" w:themeColor="background1" w:themeShade="80"/>
               </w:rPr>
               <w:t>已解决</w:t>
             </w:r>
@@ -10404,7 +10404,7 @@
           <w:p>
             <w:pPr>
               <w:rPr>
-                <w:color w:val="35A543" w:themeColor="background1" w:themeShade="80"/>
+                <w:color w:val="808080" w:themeColor="background1" w:themeShade="80"/>
               </w:rPr>
             </w:pPr>
           </w:p>
@@ -10416,7 +10416,7 @@
           <w:p>
             <w:pPr>
               <w:rPr>
-                <w:color w:val="35A543" w:themeColor="background1" w:themeShade="80"/>
+                <w:color w:val="808080" w:themeColor="background1" w:themeShade="80"/>
               </w:rPr>
             </w:pPr>
           </w:p>
@@ -10428,7 +10428,7 @@
           <w:p>
             <w:pPr>
               <w:rPr>
-                <w:color w:val="35A543" w:themeColor="background1" w:themeShade="80"/>
+                <w:color w:val="808080" w:themeColor="background1" w:themeShade="80"/>
               </w:rPr>
             </w:pPr>
           </w:p>
@@ -11040,7 +11040,14 @@
           <w:tcPr>
             <w:tcW w:w="1043" w:type="dxa"/>
           </w:tcPr>
-          <w:p/>
+          <w:p>
+            <w:r>
+              <w:rPr>
+                <w:rFonts w:hint="eastAsia"/>
+              </w:rPr>
+              <w:t>OK</w:t>
+            </w:r>
+          </w:p>
         </w:tc>
       </w:tr>
       <w:tr>
@@ -12220,7 +12227,7 @@
         <a:sysClr val="windowText" lastClr="000000"/>
       </a:dk1>
       <a:lt1>
-        <a:sysClr val="window" lastClr="C7EDCC"/>
+        <a:sysClr val="window" lastClr="FFFFFF"/>
       </a:lt1>
       <a:dk2>
         <a:srgbClr val="1F497D"/>

--- a/internal_doc/07.版本报告/SequoiaDB_1.10版本发布评估说明书.docx
+++ b/internal_doc/07.版本报告/SequoiaDB_1.10版本发布评估说明书.docx
@@ -177,21 +177,7 @@
               <w:rPr>
                 <w:rFonts w:hint="eastAsia"/>
               </w:rPr>
-              <w:t>PPC(192.168.30.150:/</w:t>
-            </w:r>
-            <w:proofErr w:type="spellStart"/>
-            <w:r>
-              <w:rPr>
-                <w:rFonts w:hint="eastAsia"/>
-              </w:rPr>
-              <w:t>test_tar</w:t>
-            </w:r>
-            <w:proofErr w:type="spellEnd"/>
-            <w:r>
-              <w:rPr>
-                <w:rFonts w:hint="eastAsia"/>
-              </w:rPr>
-              <w:t xml:space="preserve">/ </w:t>
+              <w:t xml:space="preserve">PPC(192.168.30.150:/test_tar/ </w:t>
             </w:r>
             <w:r>
               <w:rPr>
@@ -223,21 +209,7 @@
               <w:rPr>
                 <w:rFonts w:hint="eastAsia"/>
               </w:rPr>
-              <w:t>X86(192.168.30.184:/</w:t>
-            </w:r>
-            <w:proofErr w:type="spellStart"/>
-            <w:r>
-              <w:rPr>
-                <w:rFonts w:hint="eastAsia"/>
-              </w:rPr>
-              <w:t>test_tar</w:t>
-            </w:r>
-            <w:proofErr w:type="spellEnd"/>
-            <w:r>
-              <w:rPr>
-                <w:rFonts w:hint="eastAsia"/>
-              </w:rPr>
-              <w:t xml:space="preserve">/ </w:t>
+              <w:t xml:space="preserve">X86(192.168.30.184:/test_tar/ </w:t>
             </w:r>
             <w:r>
               <w:rPr>
@@ -843,7 +815,14 @@
           <w:tcPr>
             <w:tcW w:w="2841" w:type="dxa"/>
           </w:tcPr>
-          <w:p/>
+          <w:p>
+            <w:r>
+              <w:rPr>
+                <w:rFonts w:hint="eastAsia"/>
+              </w:rPr>
+              <w:t>良</w:t>
+            </w:r>
+          </w:p>
         </w:tc>
       </w:tr>
       <w:tr>
@@ -890,14 +869,12 @@
               </w:rPr>
               <w:t>的</w:t>
             </w:r>
-            <w:proofErr w:type="spellStart"/>
             <w:r>
               <w:rPr>
                 <w:rFonts w:hint="eastAsia"/>
               </w:rPr>
               <w:t>c++</w:t>
             </w:r>
-            <w:proofErr w:type="spellEnd"/>
             <w:r>
               <w:rPr>
                 <w:rFonts w:hint="eastAsia"/>
@@ -946,7 +923,14 @@
           <w:tcPr>
             <w:tcW w:w="2841" w:type="dxa"/>
           </w:tcPr>
-          <w:p/>
+          <w:p>
+            <w:r>
+              <w:rPr>
+                <w:rFonts w:hint="eastAsia"/>
+              </w:rPr>
+              <w:t>中</w:t>
+            </w:r>
+          </w:p>
         </w:tc>
       </w:tr>
       <w:tr>
@@ -970,28 +954,12 @@
             <w:tcW w:w="2841" w:type="dxa"/>
           </w:tcPr>
           <w:p>
-            <w:proofErr w:type="spellStart"/>
-            <w:r>
-              <w:rPr>
-                <w:rFonts w:hint="eastAsia"/>
-              </w:rPr>
-              <w:t>sdbcm</w:t>
-            </w:r>
-            <w:proofErr w:type="spellEnd"/>
-            <w:r>
-              <w:rPr>
-                <w:rFonts w:hint="eastAsia"/>
-              </w:rPr>
-              <w:t>/</w:t>
-            </w:r>
-            <w:proofErr w:type="spellStart"/>
-            <w:r>
-              <w:rPr>
-                <w:rFonts w:hint="eastAsia"/>
-              </w:rPr>
-              <w:t>sdbstart</w:t>
-            </w:r>
-            <w:proofErr w:type="spellEnd"/>
+            <w:r>
+              <w:rPr>
+                <w:rFonts w:hint="eastAsia"/>
+              </w:rPr>
+              <w:t>sdbcm/sdbstart</w:t>
+            </w:r>
             <w:r>
               <w:rPr>
                 <w:rFonts w:hint="eastAsia"/>
@@ -1023,7 +991,15 @@
           <w:tcPr>
             <w:tcW w:w="2841" w:type="dxa"/>
           </w:tcPr>
-          <w:p/>
+          <w:p>
+            <w:r>
+              <w:rPr>
+                <w:rFonts w:hint="eastAsia"/>
+              </w:rPr>
+              <w:lastRenderedPageBreak/>
+              <w:t>良</w:t>
+            </w:r>
+          </w:p>
         </w:tc>
       </w:tr>
       <w:tr>
@@ -1049,7 +1025,6 @@
             <w:tcW w:w="2841" w:type="dxa"/>
           </w:tcPr>
           <w:p>
-            <w:proofErr w:type="spellStart"/>
             <w:r>
               <w:t>S</w:t>
             </w:r>
@@ -1057,37 +1032,8 @@
               <w:rPr>
                 <w:rFonts w:hint="eastAsia"/>
               </w:rPr>
-              <w:t>dbstart</w:t>
-            </w:r>
-            <w:proofErr w:type="spellEnd"/>
-            <w:r>
-              <w:rPr>
-                <w:rFonts w:hint="eastAsia"/>
-              </w:rPr>
-              <w:t>/</w:t>
-            </w:r>
-            <w:proofErr w:type="spellStart"/>
-            <w:r>
-              <w:rPr>
-                <w:rFonts w:hint="eastAsia"/>
-              </w:rPr>
-              <w:t>sdbstop</w:t>
-            </w:r>
-            <w:proofErr w:type="spellEnd"/>
-            <w:r>
-              <w:rPr>
-                <w:rFonts w:hint="eastAsia"/>
-              </w:rPr>
-              <w:t>/</w:t>
-            </w:r>
-            <w:proofErr w:type="spellStart"/>
-            <w:r>
-              <w:rPr>
-                <w:rFonts w:hint="eastAsia"/>
-              </w:rPr>
-              <w:t>sdblist</w:t>
-            </w:r>
-            <w:proofErr w:type="spellEnd"/>
+              <w:t>dbstart/sdbstop/sdblist</w:t>
+            </w:r>
             <w:r>
               <w:rPr>
                 <w:rFonts w:hint="eastAsia"/>
@@ -1100,7 +1046,14 @@
           <w:tcPr>
             <w:tcW w:w="2841" w:type="dxa"/>
           </w:tcPr>
-          <w:p/>
+          <w:p>
+            <w:r>
+              <w:rPr>
+                <w:rFonts w:hint="eastAsia"/>
+              </w:rPr>
+              <w:t>良</w:t>
+            </w:r>
+          </w:p>
         </w:tc>
       </w:tr>
       <w:tr>
@@ -1126,7 +1079,6 @@
             <w:tcW w:w="2841" w:type="dxa"/>
           </w:tcPr>
           <w:p>
-            <w:proofErr w:type="spellStart"/>
             <w:r>
               <w:t>S</w:t>
             </w:r>
@@ -1136,7 +1088,6 @@
               </w:rPr>
               <w:t>db</w:t>
             </w:r>
-            <w:proofErr w:type="spellEnd"/>
             <w:r>
               <w:rPr>
                 <w:rFonts w:hint="eastAsia"/>
@@ -1145,7 +1096,6 @@
             </w:r>
           </w:p>
           <w:p>
-            <w:proofErr w:type="spellStart"/>
             <w:r>
               <w:rPr>
                 <w:rFonts w:hint="eastAsia"/>
@@ -1156,14 +1106,7 @@
               <w:rPr>
                 <w:rFonts w:hint="eastAsia"/>
               </w:rPr>
-              <w:t>createCoordRG</w:t>
-            </w:r>
-            <w:proofErr w:type="spellEnd"/>
-            <w:r>
-              <w:rPr>
-                <w:rFonts w:hint="eastAsia"/>
-              </w:rPr>
-              <w:t>()</w:t>
+              <w:t>createCoordRG()</w:t>
             </w:r>
             <w:r>
               <w:rPr>
@@ -1173,7 +1116,6 @@
             </w:r>
           </w:p>
           <w:p>
-            <w:proofErr w:type="spellStart"/>
             <w:r>
               <w:rPr>
                 <w:rFonts w:hint="eastAsia"/>
@@ -1184,14 +1126,7 @@
               <w:rPr>
                 <w:rFonts w:hint="eastAsia"/>
               </w:rPr>
-              <w:t>getCoordRG</w:t>
-            </w:r>
-            <w:proofErr w:type="spellEnd"/>
-            <w:r>
-              <w:rPr>
-                <w:rFonts w:hint="eastAsia"/>
-              </w:rPr>
-              <w:t>()</w:t>
+              <w:t>getCoordRG()</w:t>
             </w:r>
             <w:r>
               <w:rPr>
@@ -1201,7 +1136,6 @@
             </w:r>
           </w:p>
           <w:p>
-            <w:proofErr w:type="spellStart"/>
             <w:r>
               <w:rPr>
                 <w:rFonts w:hint="eastAsia"/>
@@ -1212,14 +1146,7 @@
               <w:rPr>
                 <w:rFonts w:hint="eastAsia"/>
               </w:rPr>
-              <w:t>removeCoordRG</w:t>
-            </w:r>
-            <w:proofErr w:type="spellEnd"/>
-            <w:r>
-              <w:rPr>
-                <w:rFonts w:hint="eastAsia"/>
-              </w:rPr>
-              <w:t>()</w:t>
+              <w:t>removeCoordRG()</w:t>
             </w:r>
             <w:r>
               <w:rPr>
@@ -1229,7 +1156,6 @@
             </w:r>
           </w:p>
           <w:p>
-            <w:proofErr w:type="spellStart"/>
             <w:r>
               <w:rPr>
                 <w:rFonts w:hint="eastAsia"/>
@@ -1240,14 +1166,7 @@
               <w:rPr>
                 <w:rFonts w:hint="eastAsia"/>
               </w:rPr>
-              <w:t>getCatalogRG</w:t>
-            </w:r>
-            <w:proofErr w:type="spellEnd"/>
-            <w:r>
-              <w:rPr>
-                <w:rFonts w:hint="eastAsia"/>
-              </w:rPr>
-              <w:t>()</w:t>
+              <w:t>getCatalogRG()</w:t>
             </w:r>
             <w:r>
               <w:rPr>
@@ -1257,7 +1176,6 @@
             </w:r>
           </w:p>
           <w:p>
-            <w:proofErr w:type="spellStart"/>
             <w:r>
               <w:t>collection</w:t>
             </w:r>
@@ -1265,14 +1183,7 @@
               <w:rPr>
                 <w:rFonts w:hint="eastAsia"/>
               </w:rPr>
-              <w:t>.putLob</w:t>
-            </w:r>
-            <w:proofErr w:type="spellEnd"/>
-            <w:r>
-              <w:rPr>
-                <w:rFonts w:hint="eastAsia"/>
-              </w:rPr>
-              <w:t>()</w:t>
+              <w:t>.putLob()</w:t>
             </w:r>
             <w:r>
               <w:rPr>
@@ -1282,7 +1193,6 @@
             </w:r>
           </w:p>
           <w:p>
-            <w:proofErr w:type="spellStart"/>
             <w:r>
               <w:rPr>
                 <w:rFonts w:hint="eastAsia"/>
@@ -1293,14 +1203,7 @@
               <w:rPr>
                 <w:rFonts w:hint="eastAsia"/>
               </w:rPr>
-              <w:t>.getLob</w:t>
-            </w:r>
-            <w:proofErr w:type="spellEnd"/>
-            <w:r>
-              <w:rPr>
-                <w:rFonts w:hint="eastAsia"/>
-              </w:rPr>
-              <w:t>()</w:t>
+              <w:t>.getLob()</w:t>
             </w:r>
             <w:r>
               <w:rPr>
@@ -1310,7 +1213,6 @@
             </w:r>
           </w:p>
           <w:p>
-            <w:proofErr w:type="spellStart"/>
             <w:r>
               <w:rPr>
                 <w:rFonts w:hint="eastAsia"/>
@@ -1327,14 +1229,7 @@
               <w:rPr>
                 <w:rFonts w:hint="eastAsia"/>
               </w:rPr>
-              <w:t>Lob</w:t>
-            </w:r>
-            <w:proofErr w:type="spellEnd"/>
-            <w:r>
-              <w:rPr>
-                <w:rFonts w:hint="eastAsia"/>
-              </w:rPr>
-              <w:t>()</w:t>
+              <w:t>Lob()</w:t>
             </w:r>
             <w:r>
               <w:rPr>
@@ -1344,7 +1239,6 @@
             </w:r>
           </w:p>
           <w:p>
-            <w:proofErr w:type="spellStart"/>
             <w:r>
               <w:rPr>
                 <w:rFonts w:hint="eastAsia"/>
@@ -1355,14 +1249,7 @@
               <w:rPr>
                 <w:rFonts w:hint="eastAsia"/>
               </w:rPr>
-              <w:t>.listLobs</w:t>
-            </w:r>
-            <w:proofErr w:type="spellEnd"/>
-            <w:r>
-              <w:rPr>
-                <w:rFonts w:hint="eastAsia"/>
-              </w:rPr>
-              <w:t>()</w:t>
+              <w:t>.listLobs()</w:t>
             </w:r>
             <w:r>
               <w:rPr>
@@ -1372,19 +1259,11 @@
             </w:r>
           </w:p>
           <w:p>
-            <w:proofErr w:type="spellStart"/>
-            <w:r>
-              <w:rPr>
-                <w:rFonts w:hint="eastAsia"/>
-              </w:rPr>
-              <w:t>collection.findOne</w:t>
-            </w:r>
-            <w:proofErr w:type="spellEnd"/>
-            <w:r>
-              <w:rPr>
-                <w:rFonts w:hint="eastAsia"/>
-              </w:rPr>
-              <w:t>()</w:t>
+            <w:r>
+              <w:rPr>
+                <w:rFonts w:hint="eastAsia"/>
+              </w:rPr>
+              <w:t>collection.findOne()</w:t>
             </w:r>
           </w:p>
           <w:p>
@@ -1400,7 +1279,14 @@
           <w:tcPr>
             <w:tcW w:w="2841" w:type="dxa"/>
           </w:tcPr>
-          <w:p/>
+          <w:p>
+            <w:r>
+              <w:rPr>
+                <w:rFonts w:hint="eastAsia"/>
+              </w:rPr>
+              <w:t>良</w:t>
+            </w:r>
+          </w:p>
         </w:tc>
       </w:tr>
       <w:tr>
@@ -1473,7 +1359,14 @@
           <w:tcPr>
             <w:tcW w:w="2841" w:type="dxa"/>
           </w:tcPr>
-          <w:p/>
+          <w:p>
+            <w:r>
+              <w:rPr>
+                <w:rFonts w:hint="eastAsia"/>
+              </w:rPr>
+              <w:t>良</w:t>
+            </w:r>
+          </w:p>
         </w:tc>
       </w:tr>
     </w:tbl>
@@ -1761,6 +1654,12 @@
             <w:pPr>
               <w:jc w:val="left"/>
             </w:pPr>
+            <w:r>
+              <w:rPr>
+                <w:rFonts w:hint="eastAsia"/>
+              </w:rPr>
+              <w:t>中</w:t>
+            </w:r>
           </w:p>
         </w:tc>
       </w:tr>
@@ -1910,14 +1809,12 @@
               </w:rPr>
               <w:t>增加</w:t>
             </w:r>
-            <w:proofErr w:type="spellStart"/>
             <w:r>
               <w:rPr>
                 <w:rFonts w:hint="eastAsia"/>
               </w:rPr>
               <w:t>findOne</w:t>
             </w:r>
-            <w:proofErr w:type="spellEnd"/>
             <w:r>
               <w:rPr>
                 <w:rFonts w:hint="eastAsia"/>
@@ -1960,7 +1857,6 @@
             <w:tcW w:w="4399" w:type="dxa"/>
           </w:tcPr>
           <w:p>
-            <w:proofErr w:type="spellStart"/>
             <w:r>
               <w:t>S</w:t>
             </w:r>
@@ -1970,35 +1866,30 @@
               </w:rPr>
               <w:t>dblist</w:t>
             </w:r>
-            <w:proofErr w:type="spellEnd"/>
             <w:r>
               <w:rPr>
                 <w:rFonts w:hint="eastAsia"/>
               </w:rPr>
               <w:t>、</w:t>
             </w:r>
-            <w:proofErr w:type="spellStart"/>
             <w:r>
               <w:rPr>
                 <w:rFonts w:hint="eastAsia"/>
               </w:rPr>
               <w:t>sdbstart</w:t>
             </w:r>
-            <w:proofErr w:type="spellEnd"/>
             <w:r>
               <w:rPr>
                 <w:rFonts w:hint="eastAsia"/>
               </w:rPr>
               <w:t>、</w:t>
             </w:r>
-            <w:proofErr w:type="spellStart"/>
             <w:r>
               <w:rPr>
                 <w:rFonts w:hint="eastAsia"/>
               </w:rPr>
               <w:t>sdbstop</w:t>
             </w:r>
-            <w:proofErr w:type="spellEnd"/>
             <w:r>
               <w:rPr>
                 <w:rFonts w:hint="eastAsia"/>
@@ -2048,14 +1939,12 @@
             <w:tcW w:w="4399" w:type="dxa"/>
           </w:tcPr>
           <w:p>
-            <w:proofErr w:type="spellStart"/>
             <w:r>
               <w:rPr>
                 <w:rFonts w:hint="eastAsia"/>
               </w:rPr>
               <w:t>sdblist</w:t>
             </w:r>
-            <w:proofErr w:type="spellEnd"/>
             <w:r>
               <w:rPr>
                 <w:rFonts w:hint="eastAsia"/>
@@ -2111,14 +2000,12 @@
               </w:rPr>
               <w:t>【优化】</w:t>
             </w:r>
-            <w:proofErr w:type="spellStart"/>
             <w:r>
               <w:rPr>
                 <w:rFonts w:hint="eastAsia"/>
               </w:rPr>
               <w:t>sdblist</w:t>
             </w:r>
-            <w:proofErr w:type="spellEnd"/>
             <w:r>
               <w:rPr>
                 <w:rFonts w:hint="eastAsia"/>
@@ -2180,14 +2067,12 @@
             <w:tcW w:w="4399" w:type="dxa"/>
           </w:tcPr>
           <w:p>
-            <w:proofErr w:type="spellStart"/>
             <w:r>
               <w:rPr>
                 <w:rFonts w:hint="eastAsia"/>
               </w:rPr>
               <w:t>sdbstart</w:t>
             </w:r>
-            <w:proofErr w:type="spellEnd"/>
             <w:r>
               <w:rPr>
                 <w:rFonts w:hint="eastAsia"/>
@@ -2267,19 +2152,11 @@
               </w:rPr>
               <w:t>【特性】访问计划字段修正，并且增加</w:t>
             </w:r>
-            <w:proofErr w:type="spellStart"/>
-            <w:r>
-              <w:rPr>
-                <w:rFonts w:hint="eastAsia"/>
-              </w:rPr>
-              <w:t>Run:true</w:t>
-            </w:r>
-            <w:proofErr w:type="spellEnd"/>
-            <w:r>
-              <w:rPr>
-                <w:rFonts w:hint="eastAsia"/>
-              </w:rPr>
-              <w:t>/false</w:t>
+            <w:r>
+              <w:rPr>
+                <w:rFonts w:hint="eastAsia"/>
+              </w:rPr>
+              <w:t>Run:true/false</w:t>
             </w:r>
             <w:r>
               <w:rPr>
@@ -2394,7 +2271,6 @@
               </w:rPr>
               <w:t>提供</w:t>
             </w:r>
-            <w:proofErr w:type="spellStart"/>
             <w:r>
               <w:rPr>
                 <w:rFonts w:ascii="Arial" w:hAnsi="Arial" w:cs="Arial"/>
@@ -2404,7 +2280,6 @@
               </w:rPr>
               <w:t>forceSession</w:t>
             </w:r>
-            <w:proofErr w:type="spellEnd"/>
             <w:r>
               <w:rPr>
                 <w:rFonts w:hint="eastAsia"/>
@@ -2460,14 +2335,12 @@
               </w:rPr>
               <w:t>增加</w:t>
             </w:r>
-            <w:proofErr w:type="spellStart"/>
             <w:r>
               <w:rPr>
                 <w:rFonts w:hint="eastAsia"/>
               </w:rPr>
               <w:t>invalidateCache</w:t>
             </w:r>
-            <w:proofErr w:type="spellEnd"/>
             <w:r>
               <w:rPr>
                 <w:rFonts w:hint="eastAsia"/>
@@ -2504,14 +2377,12 @@
             <w:tcW w:w="4399" w:type="dxa"/>
           </w:tcPr>
           <w:p>
-            <w:proofErr w:type="spellStart"/>
             <w:r>
               <w:rPr>
                 <w:rFonts w:hint="eastAsia"/>
               </w:rPr>
               <w:t>Coord</w:t>
             </w:r>
-            <w:proofErr w:type="spellEnd"/>
             <w:r>
               <w:rPr>
                 <w:rFonts w:hint="eastAsia"/>
@@ -2530,28 +2401,24 @@
               </w:rPr>
               <w:t>管理，能够通过</w:t>
             </w:r>
-            <w:proofErr w:type="spellStart"/>
             <w:r>
               <w:rPr>
                 <w:rFonts w:hint="eastAsia"/>
               </w:rPr>
               <w:t>Coord</w:t>
             </w:r>
-            <w:proofErr w:type="spellEnd"/>
             <w:r>
               <w:rPr>
                 <w:rFonts w:hint="eastAsia"/>
               </w:rPr>
               <w:t>创建</w:t>
             </w:r>
-            <w:proofErr w:type="spellStart"/>
             <w:r>
               <w:rPr>
                 <w:rFonts w:hint="eastAsia"/>
               </w:rPr>
               <w:t>Coord</w:t>
             </w:r>
-            <w:proofErr w:type="spellEnd"/>
           </w:p>
         </w:tc>
         <w:tc>
@@ -2579,14 +2446,12 @@
               </w:rPr>
               <w:t>通过</w:t>
             </w:r>
-            <w:proofErr w:type="spellStart"/>
             <w:r>
               <w:rPr>
                 <w:rFonts w:hint="eastAsia"/>
               </w:rPr>
               <w:t>sdb</w:t>
             </w:r>
-            <w:proofErr w:type="spellEnd"/>
             <w:r>
               <w:rPr>
                 <w:rFonts w:hint="eastAsia"/>
@@ -2617,28 +2482,24 @@
               </w:rPr>
               <w:t>、</w:t>
             </w:r>
-            <w:proofErr w:type="spellStart"/>
             <w:r>
               <w:rPr>
                 <w:rFonts w:hint="eastAsia"/>
               </w:rPr>
               <w:t>coord</w:t>
             </w:r>
-            <w:proofErr w:type="spellEnd"/>
             <w:r>
               <w:rPr>
                 <w:rFonts w:hint="eastAsia"/>
               </w:rPr>
               <w:t>、</w:t>
             </w:r>
-            <w:proofErr w:type="spellStart"/>
             <w:r>
               <w:rPr>
                 <w:rFonts w:hint="eastAsia"/>
               </w:rPr>
               <w:t>om</w:t>
             </w:r>
-            <w:proofErr w:type="spellEnd"/>
             <w:r>
               <w:rPr>
                 <w:rFonts w:hint="eastAsia"/>
@@ -2681,14 +2542,12 @@
               </w:rPr>
               <w:t>优化存储过程，实现存储过程继承当前会话的鉴权信息，并且存储过程执行的错误能在</w:t>
             </w:r>
-            <w:proofErr w:type="spellStart"/>
             <w:r>
               <w:rPr>
                 <w:rFonts w:hint="eastAsia"/>
               </w:rPr>
               <w:t>sdb</w:t>
             </w:r>
-            <w:proofErr w:type="spellEnd"/>
             <w:r>
               <w:rPr>
                 <w:rFonts w:hint="eastAsia"/>
@@ -2746,14 +2605,12 @@
               </w:rPr>
               <w:t>【优化】</w:t>
             </w:r>
-            <w:proofErr w:type="spellStart"/>
             <w:r>
               <w:rPr>
                 <w:rFonts w:hint="eastAsia"/>
               </w:rPr>
               <w:t>sequoaidb</w:t>
             </w:r>
-            <w:proofErr w:type="spellEnd"/>
             <w:r>
               <w:rPr>
                 <w:rFonts w:hint="eastAsia"/>
@@ -2772,14 +2629,12 @@
               </w:rPr>
               <w:t>账号下运行自动切换至</w:t>
             </w:r>
-            <w:proofErr w:type="spellStart"/>
             <w:r>
               <w:rPr>
                 <w:rFonts w:hint="eastAsia"/>
               </w:rPr>
               <w:t>sdbamdin</w:t>
             </w:r>
-            <w:proofErr w:type="spellEnd"/>
           </w:p>
         </w:tc>
         <w:tc>
@@ -2865,7 +2720,6 @@
               </w:rPr>
               <w:t>以固定字符串起始的正则表达式能够匹配索引（没有使用</w:t>
             </w:r>
-            <w:proofErr w:type="spellStart"/>
             <w:r>
               <w:rPr>
                 <w:rFonts w:hint="eastAsia"/>
@@ -2873,7 +2727,6 @@
               </w:rPr>
               <w:t>i</w:t>
             </w:r>
-            <w:proofErr w:type="spellEnd"/>
             <w:r>
               <w:rPr>
                 <w:rFonts w:hint="eastAsia"/>
@@ -3073,14 +2926,12 @@
             <w:tcW w:w="5037" w:type="dxa"/>
           </w:tcPr>
           <w:p>
-            <w:proofErr w:type="spellStart"/>
             <w:r>
               <w:rPr>
                 <w:rFonts w:hint="eastAsia"/>
               </w:rPr>
               <w:t>php</w:t>
             </w:r>
-            <w:proofErr w:type="spellEnd"/>
             <w:r>
               <w:rPr>
                 <w:rFonts w:hint="eastAsia"/>
@@ -3122,14 +2973,12 @@
             <w:tcW w:w="5037" w:type="dxa"/>
           </w:tcPr>
           <w:p>
-            <w:proofErr w:type="spellStart"/>
             <w:r>
               <w:rPr>
                 <w:rFonts w:hint="eastAsia"/>
               </w:rPr>
               <w:t>Coord</w:t>
             </w:r>
-            <w:proofErr w:type="spellEnd"/>
             <w:r>
               <w:rPr>
                 <w:rFonts w:hint="eastAsia"/>
@@ -3199,14 +3048,12 @@
                 <w:szCs w:val="15"/>
               </w:rPr>
             </w:pPr>
-            <w:proofErr w:type="spellStart"/>
             <w:r>
               <w:rPr>
                 <w:rFonts w:hint="eastAsia"/>
               </w:rPr>
               <w:t>sdb</w:t>
             </w:r>
-            <w:proofErr w:type="spellEnd"/>
             <w:r>
               <w:rPr>
                 <w:rFonts w:hint="eastAsia"/>
@@ -3256,14 +3103,12 @@
             <w:tcW w:w="5037" w:type="dxa"/>
           </w:tcPr>
           <w:p>
-            <w:proofErr w:type="spellStart"/>
             <w:r>
               <w:rPr>
                 <w:rFonts w:hint="eastAsia"/>
               </w:rPr>
               <w:t>oma</w:t>
             </w:r>
-            <w:proofErr w:type="spellEnd"/>
             <w:r>
               <w:rPr>
                 <w:rFonts w:hint="eastAsia"/>
@@ -3319,14 +3164,12 @@
             <w:tcW w:w="5037" w:type="dxa"/>
           </w:tcPr>
           <w:p>
-            <w:proofErr w:type="spellStart"/>
             <w:r>
               <w:rPr>
                 <w:rFonts w:hint="eastAsia"/>
               </w:rPr>
               <w:t>sdbcm</w:t>
             </w:r>
-            <w:proofErr w:type="spellEnd"/>
             <w:r>
               <w:rPr>
                 <w:rFonts w:hint="eastAsia"/>
@@ -3424,19 +3267,11 @@
               </w:rPr>
               <w:t>被</w:t>
             </w:r>
-            <w:proofErr w:type="spellStart"/>
-            <w:r>
-              <w:rPr>
-                <w:rFonts w:hint="eastAsia"/>
-              </w:rPr>
-              <w:t>forceSession</w:t>
-            </w:r>
-            <w:proofErr w:type="spellEnd"/>
-            <w:r>
-              <w:rPr>
-                <w:rFonts w:hint="eastAsia"/>
-              </w:rPr>
-              <w:t>()</w:t>
+            <w:r>
+              <w:rPr>
+                <w:rFonts w:hint="eastAsia"/>
+              </w:rPr>
+              <w:t>forceSession()</w:t>
             </w:r>
             <w:r>
               <w:rPr>
@@ -3444,19 +3279,11 @@
               </w:rPr>
               <w:t>之后，重连，再执行</w:t>
             </w:r>
-            <w:proofErr w:type="spellStart"/>
-            <w:r>
-              <w:rPr>
-                <w:rFonts w:hint="eastAsia"/>
-              </w:rPr>
-              <w:t>db.foo.bar.find</w:t>
-            </w:r>
-            <w:proofErr w:type="spellEnd"/>
-            <w:r>
-              <w:rPr>
-                <w:rFonts w:hint="eastAsia"/>
-              </w:rPr>
-              <w:t>(),</w:t>
+            <w:r>
+              <w:rPr>
+                <w:rFonts w:hint="eastAsia"/>
+              </w:rPr>
+              <w:t>db.foo.bar.find(),</w:t>
             </w:r>
             <w:r>
               <w:rPr>
@@ -3655,14 +3482,12 @@
             <w:tcW w:w="5037" w:type="dxa"/>
           </w:tcPr>
           <w:p>
-            <w:proofErr w:type="spellStart"/>
             <w:r>
               <w:rPr>
                 <w:rFonts w:hint="eastAsia"/>
               </w:rPr>
               <w:t>bsonobj</w:t>
             </w:r>
-            <w:proofErr w:type="spellEnd"/>
             <w:r>
               <w:rPr>
                 <w:rFonts w:hint="eastAsia"/>
@@ -3793,19 +3618,11 @@
             <w:tcW w:w="5037" w:type="dxa"/>
           </w:tcPr>
           <w:p>
-            <w:proofErr w:type="spellStart"/>
-            <w:r>
-              <w:rPr>
-                <w:rFonts w:hint="eastAsia"/>
-              </w:rPr>
-              <w:t>sdb</w:t>
-            </w:r>
-            <w:proofErr w:type="spellEnd"/>
-            <w:r>
-              <w:rPr>
-                <w:rFonts w:hint="eastAsia"/>
-              </w:rPr>
-              <w:t xml:space="preserve"> </w:t>
+            <w:r>
+              <w:rPr>
+                <w:rFonts w:hint="eastAsia"/>
+              </w:rPr>
+              <w:t xml:space="preserve">sdb </w:t>
             </w:r>
             <w:r>
               <w:rPr>
@@ -3856,14 +3673,12 @@
             <w:tcW w:w="5037" w:type="dxa"/>
           </w:tcPr>
           <w:p>
-            <w:proofErr w:type="spellStart"/>
             <w:r>
               <w:rPr>
                 <w:rFonts w:hint="eastAsia"/>
               </w:rPr>
               <w:t>sdbimprt</w:t>
             </w:r>
-            <w:proofErr w:type="spellEnd"/>
             <w:r>
               <w:rPr>
                 <w:rFonts w:hint="eastAsia"/>
@@ -3968,19 +3783,11 @@
             <w:tcW w:w="5037" w:type="dxa"/>
           </w:tcPr>
           <w:p>
-            <w:proofErr w:type="spellStart"/>
-            <w:r>
-              <w:rPr>
-                <w:rFonts w:hint="eastAsia"/>
-              </w:rPr>
-              <w:t>sdbimprt</w:t>
-            </w:r>
-            <w:proofErr w:type="spellEnd"/>
-            <w:r>
-              <w:rPr>
-                <w:rFonts w:hint="eastAsia"/>
-              </w:rPr>
-              <w:t xml:space="preserve"> </w:t>
+            <w:r>
+              <w:rPr>
+                <w:rFonts w:hint="eastAsia"/>
+              </w:rPr>
+              <w:t xml:space="preserve">sdbimprt </w:t>
             </w:r>
             <w:r>
               <w:rPr>
@@ -4043,14 +3850,12 @@
               </w:rPr>
               <w:t>下创建</w:t>
             </w:r>
-            <w:proofErr w:type="spellStart"/>
             <w:r>
               <w:rPr>
                 <w:rFonts w:hint="eastAsia"/>
               </w:rPr>
               <w:t>cs</w:t>
             </w:r>
-            <w:proofErr w:type="spellEnd"/>
             <w:r>
               <w:rPr>
                 <w:rFonts w:hint="eastAsia"/>
@@ -4173,28 +3978,24 @@
               </w:rPr>
               <w:t>通过</w:t>
             </w:r>
-            <w:proofErr w:type="spellStart"/>
             <w:r>
               <w:rPr>
                 <w:rFonts w:hint="eastAsia"/>
               </w:rPr>
               <w:t>coord</w:t>
             </w:r>
-            <w:proofErr w:type="spellEnd"/>
             <w:r>
               <w:rPr>
                 <w:rFonts w:hint="eastAsia"/>
               </w:rPr>
               <w:t>重复调用</w:t>
             </w:r>
-            <w:proofErr w:type="spellStart"/>
             <w:r>
               <w:rPr>
                 <w:rFonts w:hint="eastAsia"/>
               </w:rPr>
               <w:t>createCataRG</w:t>
             </w:r>
-            <w:proofErr w:type="spellEnd"/>
             <w:r>
               <w:rPr>
                 <w:rFonts w:hint="eastAsia"/>
@@ -4298,14 +4099,12 @@
               </w:rPr>
               <w:t>通过第一个</w:t>
             </w:r>
-            <w:proofErr w:type="spellStart"/>
             <w:r>
               <w:rPr>
                 <w:rFonts w:hint="eastAsia"/>
               </w:rPr>
               <w:t>coord</w:t>
             </w:r>
-            <w:proofErr w:type="spellEnd"/>
             <w:r>
               <w:rPr>
                 <w:rFonts w:hint="eastAsia"/>
@@ -4377,16 +4176,8 @@
               <w:rPr>
                 <w:rFonts w:hint="eastAsia"/>
               </w:rPr>
-              <w:t>$</w:t>
-            </w:r>
-            <w:proofErr w:type="spellStart"/>
-            <w:r>
-              <w:rPr>
-                <w:rFonts w:hint="eastAsia"/>
-              </w:rPr>
-              <w:t>isnull</w:t>
-            </w:r>
-            <w:proofErr w:type="spellEnd"/>
+              <w:t>$isnull</w:t>
+            </w:r>
             <w:r>
               <w:rPr>
                 <w:rFonts w:hint="eastAsia"/>
@@ -4507,14 +4298,12 @@
             <w:tcW w:w="5037" w:type="dxa"/>
           </w:tcPr>
           <w:p>
-            <w:proofErr w:type="spellStart"/>
             <w:r>
               <w:rPr>
                 <w:rFonts w:hint="eastAsia"/>
               </w:rPr>
               <w:t>php</w:t>
             </w:r>
-            <w:proofErr w:type="spellEnd"/>
             <w:r>
               <w:rPr>
                 <w:rFonts w:hint="eastAsia"/>
@@ -4578,19 +4367,11 @@
             <w:tcW w:w="5037" w:type="dxa"/>
           </w:tcPr>
           <w:p>
-            <w:proofErr w:type="spellStart"/>
-            <w:r>
-              <w:rPr>
-                <w:rFonts w:hint="eastAsia"/>
-              </w:rPr>
-              <w:t>sdb</w:t>
-            </w:r>
-            <w:proofErr w:type="spellEnd"/>
-            <w:r>
-              <w:rPr>
-                <w:rFonts w:hint="eastAsia"/>
-              </w:rPr>
-              <w:t xml:space="preserve"> </w:t>
+            <w:r>
+              <w:rPr>
+                <w:rFonts w:hint="eastAsia"/>
+              </w:rPr>
+              <w:t xml:space="preserve">sdb </w:t>
             </w:r>
             <w:r>
               <w:rPr>
@@ -4598,28 +4379,24 @@
               </w:rPr>
               <w:t>执行</w:t>
             </w:r>
-            <w:proofErr w:type="spellStart"/>
             <w:r>
               <w:rPr>
                 <w:rFonts w:hint="eastAsia"/>
               </w:rPr>
               <w:t>traceOff</w:t>
             </w:r>
-            <w:proofErr w:type="spellEnd"/>
             <w:r>
               <w:rPr>
                 <w:rFonts w:hint="eastAsia"/>
               </w:rPr>
               <w:t>传入参数为数字时</w:t>
             </w:r>
-            <w:proofErr w:type="spellStart"/>
             <w:r>
               <w:rPr>
                 <w:rFonts w:hint="eastAsia"/>
               </w:rPr>
               <w:t>coredump</w:t>
             </w:r>
-            <w:proofErr w:type="spellEnd"/>
           </w:p>
         </w:tc>
         <w:tc>
@@ -4738,19 +4515,11 @@
               </w:rPr>
               <w:t>驱动</w:t>
             </w:r>
-            <w:proofErr w:type="spellStart"/>
-            <w:r>
-              <w:rPr>
-                <w:rFonts w:hint="eastAsia"/>
-              </w:rPr>
-              <w:t>bson</w:t>
-            </w:r>
-            <w:proofErr w:type="spellEnd"/>
-            <w:r>
-              <w:rPr>
-                <w:rFonts w:hint="eastAsia"/>
-              </w:rPr>
-              <w:t xml:space="preserve"> timestamp</w:t>
+            <w:r>
+              <w:rPr>
+                <w:rFonts w:hint="eastAsia"/>
+              </w:rPr>
+              <w:t>bson timestamp</w:t>
             </w:r>
             <w:r>
               <w:rPr>
@@ -4813,14 +4582,12 @@
             <w:tcW w:w="5037" w:type="dxa"/>
           </w:tcPr>
           <w:p>
-            <w:proofErr w:type="spellStart"/>
             <w:r>
               <w:rPr>
                 <w:rFonts w:hint="eastAsia"/>
               </w:rPr>
               <w:t>postgresql</w:t>
             </w:r>
-            <w:proofErr w:type="spellEnd"/>
             <w:r>
               <w:rPr>
                 <w:rFonts w:hint="eastAsia"/>
@@ -4904,21 +4671,7 @@
               <w:rPr>
                 <w:rFonts w:hint="eastAsia"/>
               </w:rPr>
-              <w:t>[</w:t>
-            </w:r>
-            <w:proofErr w:type="spellStart"/>
-            <w:r>
-              <w:rPr>
-                <w:rFonts w:hint="eastAsia"/>
-              </w:rPr>
-              <w:t>db.backupOffline</w:t>
-            </w:r>
-            <w:proofErr w:type="spellEnd"/>
-            <w:r>
-              <w:rPr>
-                <w:rFonts w:hint="eastAsia"/>
-              </w:rPr>
-              <w:t>()]</w:t>
+              <w:t>[db.backupOffline()]</w:t>
             </w:r>
             <w:r>
               <w:rPr>
@@ -4987,19 +4740,11 @@
               </w:rPr>
               <w:t>】</w:t>
             </w:r>
-            <w:proofErr w:type="spellStart"/>
-            <w:r>
-              <w:rPr>
-                <w:rFonts w:hint="eastAsia"/>
-              </w:rPr>
-              <w:t>db.foo.bar.find</w:t>
-            </w:r>
-            <w:proofErr w:type="spellEnd"/>
-            <w:r>
-              <w:rPr>
-                <w:rFonts w:hint="eastAsia"/>
-              </w:rPr>
-              <w:t>()</w:t>
+            <w:r>
+              <w:rPr>
+                <w:rFonts w:hint="eastAsia"/>
+              </w:rPr>
+              <w:t>db.foo.bar.find()</w:t>
             </w:r>
             <w:r>
               <w:rPr>
@@ -5007,19 +4752,11 @@
               </w:rPr>
               <w:t>进行查询时，使用</w:t>
             </w:r>
-            <w:proofErr w:type="spellStart"/>
-            <w:r>
-              <w:rPr>
-                <w:rFonts w:hint="eastAsia"/>
-              </w:rPr>
-              <w:t>db.interrupt</w:t>
-            </w:r>
-            <w:proofErr w:type="spellEnd"/>
-            <w:r>
-              <w:rPr>
-                <w:rFonts w:hint="eastAsia"/>
-              </w:rPr>
-              <w:t>()</w:t>
+            <w:r>
+              <w:rPr>
+                <w:rFonts w:hint="eastAsia"/>
+              </w:rPr>
+              <w:t>db.interrupt()</w:t>
             </w:r>
             <w:r>
               <w:rPr>
@@ -5088,19 +4825,11 @@
               </w:rPr>
               <w:t>】</w:t>
             </w:r>
-            <w:proofErr w:type="spellStart"/>
-            <w:r>
-              <w:rPr>
-                <w:rFonts w:hint="eastAsia"/>
-              </w:rPr>
-              <w:t>db.interrupt</w:t>
-            </w:r>
-            <w:proofErr w:type="spellEnd"/>
-            <w:r>
-              <w:rPr>
-                <w:rFonts w:hint="eastAsia"/>
-              </w:rPr>
-              <w:t>()</w:t>
+            <w:r>
+              <w:rPr>
+                <w:rFonts w:hint="eastAsia"/>
+              </w:rPr>
+              <w:t>db.interrupt()</w:t>
             </w:r>
             <w:r>
               <w:rPr>
@@ -5254,14 +4983,12 @@
               </w:rPr>
               <w:t>】</w:t>
             </w:r>
-            <w:proofErr w:type="spellStart"/>
             <w:r>
               <w:rPr>
                 <w:rFonts w:hint="eastAsia"/>
               </w:rPr>
               <w:t>sdbimprt</w:t>
             </w:r>
-            <w:proofErr w:type="spellEnd"/>
             <w:r>
               <w:rPr>
                 <w:rFonts w:hint="eastAsia"/>
@@ -5284,21 +5011,7 @@
               <w:rPr>
                 <w:rFonts w:hint="eastAsia"/>
               </w:rPr>
-              <w:t>true[</w:t>
-            </w:r>
-            <w:proofErr w:type="spellStart"/>
-            <w:r>
-              <w:rPr>
-                <w:rFonts w:hint="eastAsia"/>
-              </w:rPr>
-              <w:t>bool</w:t>
-            </w:r>
-            <w:proofErr w:type="spellEnd"/>
-            <w:r>
-              <w:rPr>
-                <w:rFonts w:hint="eastAsia"/>
-              </w:rPr>
-              <w:t>],</w:t>
+              <w:t>true[bool],</w:t>
             </w:r>
             <w:r>
               <w:rPr>
@@ -5556,14 +5269,12 @@
               </w:rPr>
               <w:t>插入数据过程中导致</w:t>
             </w:r>
-            <w:proofErr w:type="spellStart"/>
             <w:r>
               <w:rPr>
                 <w:rFonts w:hint="eastAsia"/>
               </w:rPr>
               <w:t>coord</w:t>
             </w:r>
-            <w:proofErr w:type="spellEnd"/>
             <w:r>
               <w:rPr>
                 <w:rFonts w:hint="eastAsia"/>
@@ -5631,14 +5342,12 @@
               </w:rPr>
               <w:t>驱动修改</w:t>
             </w:r>
-            <w:proofErr w:type="spellStart"/>
             <w:r>
               <w:rPr>
                 <w:rFonts w:hint="eastAsia"/>
               </w:rPr>
               <w:t>sdbGetList,sdbGetSnapshot</w:t>
             </w:r>
-            <w:proofErr w:type="spellEnd"/>
             <w:r>
               <w:rPr>
                 <w:rFonts w:hint="eastAsia"/>
@@ -6029,7 +5738,6 @@
               </w:rPr>
               <w:t>驱动使用普通方式而不是使用专用接口构建一个正则表达式</w:t>
             </w:r>
-            <w:proofErr w:type="spellStart"/>
             <w:r>
               <w:rPr>
                 <w:rFonts w:ascii="Arial" w:hAnsi="Arial" w:cs="Arial"/>
@@ -6039,7 +5747,6 @@
               </w:rPr>
               <w:t>bson</w:t>
             </w:r>
-            <w:proofErr w:type="spellEnd"/>
             <w:r>
               <w:rPr>
                 <w:rFonts w:ascii="Arial" w:hAnsi="Arial" w:cs="Arial"/>
@@ -6175,19 +5882,11 @@
             <w:tcW w:w="5037" w:type="dxa"/>
           </w:tcPr>
           <w:p>
-            <w:proofErr w:type="spellStart"/>
-            <w:r>
-              <w:rPr>
-                <w:rFonts w:hint="eastAsia"/>
-              </w:rPr>
-              <w:t>sdb</w:t>
-            </w:r>
-            <w:proofErr w:type="spellEnd"/>
-            <w:r>
-              <w:rPr>
-                <w:rFonts w:hint="eastAsia"/>
-              </w:rPr>
-              <w:t xml:space="preserve"> sleep </w:t>
+            <w:r>
+              <w:rPr>
+                <w:rFonts w:hint="eastAsia"/>
+              </w:rPr>
+              <w:t xml:space="preserve">sdb sleep </w:t>
             </w:r>
             <w:r>
               <w:rPr>
@@ -6195,14 +5894,12 @@
               </w:rPr>
               <w:t>消耗</w:t>
             </w:r>
-            <w:proofErr w:type="spellStart"/>
             <w:r>
               <w:rPr>
                 <w:rFonts w:hint="eastAsia"/>
               </w:rPr>
               <w:t>cpu</w:t>
             </w:r>
-            <w:proofErr w:type="spellEnd"/>
             <w:r>
               <w:rPr>
                 <w:rFonts w:hint="eastAsia"/>
@@ -6434,14 +6131,12 @@
             <w:tcW w:w="5037" w:type="dxa"/>
           </w:tcPr>
           <w:p>
-            <w:proofErr w:type="spellStart"/>
             <w:r>
               <w:rPr>
                 <w:rFonts w:hint="eastAsia"/>
               </w:rPr>
               <w:t>phtyon</w:t>
             </w:r>
-            <w:proofErr w:type="spellEnd"/>
             <w:r>
               <w:rPr>
                 <w:rFonts w:hint="eastAsia"/>
@@ -6544,7 +6239,6 @@
               </w:rPr>
               <w:t>】</w:t>
             </w:r>
-            <w:proofErr w:type="spellStart"/>
             <w:r>
               <w:rPr>
                 <w:rFonts w:ascii="Arial" w:hAnsi="Arial" w:cs="Arial"/>
@@ -6552,17 +6246,7 @@
                 <w:sz w:val="20"/>
                 <w:szCs w:val="20"/>
               </w:rPr>
-              <w:t>sdb</w:t>
-            </w:r>
-            <w:proofErr w:type="spellEnd"/>
-            <w:r>
-              <w:rPr>
-                <w:rFonts w:ascii="Arial" w:hAnsi="Arial" w:cs="Arial"/>
-                <w:color w:val="003366"/>
-                <w:sz w:val="20"/>
-                <w:szCs w:val="20"/>
-              </w:rPr>
-              <w:t xml:space="preserve"> shell </w:t>
+              <w:t xml:space="preserve">sdb shell </w:t>
             </w:r>
             <w:r>
               <w:rPr>
@@ -6689,16 +6373,8 @@
               <w:rPr>
                 <w:rFonts w:hint="eastAsia"/>
               </w:rPr>
-              <w:t xml:space="preserve">Lob </w:t>
-            </w:r>
-            <w:proofErr w:type="spellStart"/>
-            <w:r>
-              <w:rPr>
-                <w:rFonts w:hint="eastAsia"/>
-              </w:rPr>
-              <w:t>oid</w:t>
-            </w:r>
-            <w:proofErr w:type="spellEnd"/>
+              <w:t>Lob oid</w:t>
+            </w:r>
             <w:r>
               <w:rPr>
                 <w:rFonts w:hint="eastAsia"/>
@@ -6717,14 +6393,12 @@
               </w:rPr>
               <w:t>返回</w:t>
             </w:r>
-            <w:proofErr w:type="spellStart"/>
             <w:r>
               <w:rPr>
                 <w:rFonts w:hint="eastAsia"/>
               </w:rPr>
               <w:t>rc</w:t>
             </w:r>
-            <w:proofErr w:type="spellEnd"/>
             <w:r>
               <w:rPr>
                 <w:rFonts w:hint="eastAsia"/>
@@ -6948,28 +6622,24 @@
             <w:tcW w:w="5037" w:type="dxa"/>
           </w:tcPr>
           <w:p>
-            <w:proofErr w:type="spellStart"/>
             <w:r>
               <w:rPr>
                 <w:rFonts w:hint="eastAsia"/>
               </w:rPr>
               <w:t>sdblist</w:t>
             </w:r>
-            <w:proofErr w:type="spellEnd"/>
             <w:r>
               <w:rPr>
                 <w:rFonts w:hint="eastAsia"/>
               </w:rPr>
               <w:t>需要改进查找</w:t>
             </w:r>
-            <w:proofErr w:type="spellStart"/>
             <w:r>
               <w:rPr>
                 <w:rFonts w:hint="eastAsia"/>
               </w:rPr>
               <w:t>sdb.conf</w:t>
             </w:r>
-            <w:proofErr w:type="spellEnd"/>
             <w:r>
               <w:rPr>
                 <w:rFonts w:hint="eastAsia"/>
@@ -7123,14 +6793,12 @@
             <w:tcW w:w="5037" w:type="dxa"/>
           </w:tcPr>
           <w:p>
-            <w:proofErr w:type="spellStart"/>
             <w:r>
               <w:rPr>
                 <w:rFonts w:hint="eastAsia"/>
               </w:rPr>
               <w:t>sdbstop</w:t>
             </w:r>
-            <w:proofErr w:type="spellEnd"/>
             <w:r>
               <w:rPr>
                 <w:rFonts w:hint="eastAsia"/>
@@ -7184,21 +6852,7 @@
               <w:rPr>
                 <w:rFonts w:hint="eastAsia"/>
               </w:rPr>
-              <w:t>[</w:t>
-            </w:r>
-            <w:proofErr w:type="spellStart"/>
-            <w:r>
-              <w:rPr>
-                <w:rFonts w:hint="eastAsia"/>
-              </w:rPr>
-              <w:t>sdbInspect</w:t>
-            </w:r>
-            <w:proofErr w:type="spellEnd"/>
-            <w:r>
-              <w:rPr>
-                <w:rFonts w:hint="eastAsia"/>
-              </w:rPr>
-              <w:t xml:space="preserve">] </w:t>
+              <w:t xml:space="preserve">[sdbInspect] </w:t>
             </w:r>
             <w:r>
               <w:rPr>
@@ -7253,16 +6907,8 @@
               <w:rPr>
                 <w:rFonts w:hint="eastAsia"/>
               </w:rPr>
-              <w:t>[</w:t>
-            </w:r>
-            <w:proofErr w:type="spellStart"/>
-            <w:r>
-              <w:rPr>
-                <w:rFonts w:hint="eastAsia"/>
-              </w:rPr>
-              <w:t>sdbInspect</w:t>
-            </w:r>
-            <w:proofErr w:type="spellEnd"/>
+              <w:t>[sdbInspect</w:t>
+            </w:r>
             <w:r>
               <w:rPr>
                 <w:rFonts w:hint="eastAsia"/>
@@ -7281,28 +6927,24 @@
               </w:rPr>
               <w:t>指定检查一个</w:t>
             </w:r>
-            <w:proofErr w:type="spellStart"/>
             <w:r>
               <w:rPr>
                 <w:rFonts w:hint="eastAsia"/>
               </w:rPr>
               <w:t>cs</w:t>
             </w:r>
-            <w:proofErr w:type="spellEnd"/>
             <w:r>
               <w:rPr>
                 <w:rFonts w:hint="eastAsia"/>
               </w:rPr>
               <w:t>下的所有集合时，实际上会去检查所有的</w:t>
             </w:r>
-            <w:proofErr w:type="spellStart"/>
             <w:r>
               <w:rPr>
                 <w:rFonts w:hint="eastAsia"/>
               </w:rPr>
               <w:t>cs</w:t>
             </w:r>
-            <w:proofErr w:type="spellEnd"/>
             <w:r>
               <w:rPr>
                 <w:rFonts w:hint="eastAsia"/>
@@ -7819,14 +7461,12 @@
               </w:rPr>
               <w:t>和</w:t>
             </w:r>
-            <w:proofErr w:type="spellStart"/>
             <w:r>
               <w:rPr>
                 <w:rFonts w:hint="eastAsia"/>
               </w:rPr>
               <w:t>Upsert</w:t>
             </w:r>
-            <w:proofErr w:type="spellEnd"/>
             <w:r>
               <w:rPr>
                 <w:rFonts w:hint="eastAsia"/>
@@ -7837,21 +7477,7 @@
               <w:rPr>
                 <w:rFonts w:hint="eastAsia"/>
               </w:rPr>
-              <w:t>(</w:t>
-            </w:r>
-            <w:proofErr w:type="spellStart"/>
-            <w:r>
-              <w:rPr>
-                <w:rFonts w:hint="eastAsia"/>
-              </w:rPr>
-              <w:t>ShardingKey</w:t>
-            </w:r>
-            <w:proofErr w:type="spellEnd"/>
-            <w:r>
-              <w:rPr>
-                <w:rFonts w:hint="eastAsia"/>
-              </w:rPr>
-              <w:t>)</w:t>
+              <w:t>(ShardingKey)</w:t>
             </w:r>
             <w:r>
               <w:rPr>
@@ -7895,16 +7521,8 @@
               <w:rPr>
                 <w:rFonts w:hint="eastAsia"/>
               </w:rPr>
-              <w:t xml:space="preserve">delay </w:t>
-            </w:r>
-            <w:proofErr w:type="spellStart"/>
-            <w:r>
-              <w:rPr>
-                <w:rFonts w:hint="eastAsia"/>
-              </w:rPr>
-              <w:t>ack</w:t>
-            </w:r>
-            <w:proofErr w:type="spellEnd"/>
+              <w:t>delay ack</w:t>
+            </w:r>
             <w:r>
               <w:rPr>
                 <w:rFonts w:hint="eastAsia"/>
@@ -8067,21 +7685,12 @@
                 <w:color w:val="0000FF"/>
               </w:rPr>
             </w:pPr>
-            <w:proofErr w:type="spellStart"/>
             <w:r>
               <w:rPr>
                 <w:rFonts w:hint="eastAsia"/>
                 <w:color w:val="0000FF"/>
               </w:rPr>
-              <w:t>sdbimprt</w:t>
-            </w:r>
-            <w:proofErr w:type="spellEnd"/>
-            <w:r>
-              <w:rPr>
-                <w:rFonts w:hint="eastAsia"/>
-                <w:color w:val="0000FF"/>
-              </w:rPr>
-              <w:t xml:space="preserve"> </w:t>
+              <w:t xml:space="preserve">sdbimprt </w:t>
             </w:r>
             <w:r>
               <w:rPr>
@@ -8685,21 +8294,12 @@
                 <w:color w:val="0000FF"/>
               </w:rPr>
             </w:pPr>
-            <w:proofErr w:type="spellStart"/>
             <w:r>
               <w:rPr>
                 <w:rFonts w:hint="eastAsia"/>
                 <w:color w:val="0000FF"/>
               </w:rPr>
-              <w:t>om</w:t>
-            </w:r>
-            <w:proofErr w:type="spellEnd"/>
-            <w:r>
-              <w:rPr>
-                <w:rFonts w:hint="eastAsia"/>
-                <w:color w:val="0000FF"/>
-              </w:rPr>
-              <w:t xml:space="preserve"> </w:t>
+              <w:t xml:space="preserve">om </w:t>
             </w:r>
             <w:r>
               <w:rPr>
@@ -8952,7 +8552,6 @@
               </w:rPr>
               <w:t>通过</w:t>
             </w:r>
-            <w:proofErr w:type="spellStart"/>
             <w:r>
               <w:rPr>
                 <w:rFonts w:hint="eastAsia"/>
@@ -8960,7 +8559,6 @@
               </w:rPr>
               <w:t>sdb</w:t>
             </w:r>
-            <w:proofErr w:type="spellEnd"/>
             <w:r>
               <w:rPr>
                 <w:rFonts w:hint="eastAsia"/>
@@ -8968,7 +8566,6 @@
               </w:rPr>
               <w:t>创建</w:t>
             </w:r>
-            <w:proofErr w:type="spellStart"/>
             <w:r>
               <w:rPr>
                 <w:rFonts w:hint="eastAsia"/>
@@ -8976,7 +8573,6 @@
               </w:rPr>
               <w:t>coord</w:t>
             </w:r>
-            <w:proofErr w:type="spellEnd"/>
             <w:r>
               <w:rPr>
                 <w:rFonts w:hint="eastAsia"/>
@@ -9458,14 +9054,12 @@
               </w:rPr>
               <w:t>安装业务时当</w:t>
             </w:r>
-            <w:proofErr w:type="spellStart"/>
             <w:r>
               <w:rPr>
                 <w:rFonts w:hint="eastAsia"/>
               </w:rPr>
               <w:t>OMAgent</w:t>
             </w:r>
-            <w:proofErr w:type="spellEnd"/>
             <w:r>
               <w:rPr>
                 <w:rFonts w:hint="eastAsia"/>
@@ -9586,7 +9180,6 @@
               </w:rPr>
               <w:t>会随机挂死在</w:t>
             </w:r>
-            <w:proofErr w:type="spellStart"/>
             <w:r>
               <w:rPr>
                 <w:rFonts w:hint="eastAsia"/>
@@ -9595,7 +9188,6 @@
               </w:rPr>
               <w:t>malloc</w:t>
             </w:r>
-            <w:proofErr w:type="spellEnd"/>
             <w:r>
               <w:rPr>
                 <w:rFonts w:hint="eastAsia"/>
@@ -9750,28 +9342,12 @@
               </w:rPr>
               <w:t>一致性；对于节点的配置信息（如</w:t>
             </w:r>
-            <w:proofErr w:type="spellStart"/>
-            <w:r>
-              <w:rPr>
-                <w:rFonts w:hint="eastAsia"/>
-              </w:rPr>
-              <w:t>svcname</w:t>
-            </w:r>
-            <w:proofErr w:type="spellEnd"/>
-            <w:r>
-              <w:rPr>
-                <w:rFonts w:hint="eastAsia"/>
-              </w:rPr>
-              <w:t xml:space="preserve">, </w:t>
-            </w:r>
-            <w:proofErr w:type="spellStart"/>
-            <w:r>
-              <w:rPr>
-                <w:rFonts w:hint="eastAsia"/>
-              </w:rPr>
-              <w:t>dbpath</w:t>
-            </w:r>
-            <w:proofErr w:type="spellEnd"/>
+            <w:r>
+              <w:rPr>
+                <w:rFonts w:hint="eastAsia"/>
+              </w:rPr>
+              <w:t>svcname, dbpath</w:t>
+            </w:r>
             <w:r>
               <w:rPr>
                 <w:rFonts w:hint="eastAsia"/>
@@ -9921,7 +9497,7 @@
           <w:p>
             <w:pPr>
               <w:rPr>
-                <w:color w:val="808080" w:themeColor="background1" w:themeShade="80"/>
+                <w:color w:val="35A543" w:themeColor="background1" w:themeShade="80"/>
               </w:rPr>
             </w:pPr>
             <w:r>
@@ -9929,7 +9505,7 @@
                 <w:rFonts w:ascii="Arial" w:hAnsi="Arial" w:cs="Arial"/>
                 <w:b/>
                 <w:bCs/>
-                <w:color w:val="808080" w:themeColor="background1" w:themeShade="80"/>
+                <w:color w:val="35A543" w:themeColor="background1" w:themeShade="80"/>
                 <w:sz w:val="15"/>
                 <w:szCs w:val="15"/>
               </w:rPr>
@@ -9940,7 +9516,7 @@
                 <w:rFonts w:ascii="Arial" w:hAnsi="Arial" w:cs="Arial" w:hint="eastAsia"/>
                 <w:b/>
                 <w:bCs/>
-                <w:color w:val="808080" w:themeColor="background1" w:themeShade="80"/>
+                <w:color w:val="35A543" w:themeColor="background1" w:themeShade="80"/>
                 <w:sz w:val="15"/>
                 <w:szCs w:val="15"/>
               </w:rPr>
@@ -9955,66 +9531,66 @@
           <w:p>
             <w:pPr>
               <w:rPr>
-                <w:color w:val="808080" w:themeColor="background1" w:themeShade="80"/>
-              </w:rPr>
-            </w:pPr>
-            <w:r>
-              <w:rPr>
-                <w:color w:val="808080" w:themeColor="background1" w:themeShade="80"/>
+                <w:color w:val="35A543" w:themeColor="background1" w:themeShade="80"/>
+              </w:rPr>
+            </w:pPr>
+            <w:r>
+              <w:rPr>
+                <w:color w:val="35A543" w:themeColor="background1" w:themeShade="80"/>
               </w:rPr>
               <w:t>P</w:t>
             </w:r>
             <w:r>
               <w:rPr>
                 <w:rFonts w:hint="eastAsia"/>
-                <w:color w:val="808080" w:themeColor="background1" w:themeShade="80"/>
+                <w:color w:val="35A543" w:themeColor="background1" w:themeShade="80"/>
               </w:rPr>
               <w:t>ower pc</w:t>
             </w:r>
             <w:r>
               <w:rPr>
                 <w:rFonts w:hint="eastAsia"/>
-                <w:color w:val="808080" w:themeColor="background1" w:themeShade="80"/>
+                <w:color w:val="35A543" w:themeColor="background1" w:themeShade="80"/>
               </w:rPr>
               <w:t>与</w:t>
             </w:r>
             <w:r>
               <w:rPr>
                 <w:rFonts w:hint="eastAsia"/>
-                <w:color w:val="808080" w:themeColor="background1" w:themeShade="80"/>
+                <w:color w:val="35A543" w:themeColor="background1" w:themeShade="80"/>
               </w:rPr>
               <w:t>java</w:t>
             </w:r>
             <w:r>
               <w:rPr>
                 <w:rFonts w:hint="eastAsia"/>
-                <w:color w:val="808080" w:themeColor="background1" w:themeShade="80"/>
+                <w:color w:val="35A543" w:themeColor="background1" w:themeShade="80"/>
               </w:rPr>
               <w:t>通信时，存在</w:t>
             </w:r>
             <w:r>
               <w:rPr>
-                <w:color w:val="808080" w:themeColor="background1" w:themeShade="80"/>
+                <w:color w:val="35A543" w:themeColor="background1" w:themeShade="80"/>
               </w:rPr>
               <w:t>”</w:t>
             </w:r>
             <w:r>
               <w:rPr>
                 <w:rFonts w:hint="eastAsia"/>
-                <w:color w:val="808080" w:themeColor="background1" w:themeShade="80"/>
+                <w:color w:val="35A543" w:themeColor="background1" w:themeShade="80"/>
               </w:rPr>
               <w:t>_id</w:t>
             </w:r>
             <w:r>
               <w:rPr>
-                <w:color w:val="808080" w:themeColor="background1" w:themeShade="80"/>
+                <w:color w:val="35A543" w:themeColor="background1" w:themeShade="80"/>
               </w:rPr>
               <w:t>”</w:t>
             </w:r>
             <w:r>
               <w:rPr>
                 <w:rFonts w:hint="eastAsia"/>
-                <w:color w:val="808080" w:themeColor="background1" w:themeShade="80"/>
+                <w:color w:val="35A543" w:themeColor="background1" w:themeShade="80"/>
               </w:rPr>
               <w:t>字段大小换端转换问题。</w:t>
             </w:r>
@@ -10027,13 +9603,13 @@
           <w:p>
             <w:pPr>
               <w:rPr>
-                <w:color w:val="808080" w:themeColor="background1" w:themeShade="80"/>
-              </w:rPr>
-            </w:pPr>
-            <w:r>
-              <w:rPr>
-                <w:rFonts w:hint="eastAsia"/>
-                <w:color w:val="808080" w:themeColor="background1" w:themeShade="80"/>
+                <w:color w:val="35A543" w:themeColor="background1" w:themeShade="80"/>
+              </w:rPr>
+            </w:pPr>
+            <w:r>
+              <w:rPr>
+                <w:rFonts w:hint="eastAsia"/>
+                <w:color w:val="35A543" w:themeColor="background1" w:themeShade="80"/>
               </w:rPr>
               <w:t>已解决</w:t>
             </w:r>
@@ -10048,7 +9624,7 @@
           <w:p>
             <w:pPr>
               <w:rPr>
-                <w:color w:val="808080" w:themeColor="background1" w:themeShade="80"/>
+                <w:color w:val="35A543" w:themeColor="background1" w:themeShade="80"/>
               </w:rPr>
             </w:pPr>
             <w:hyperlink r:id="rId94" w:history="1">
@@ -10058,7 +9634,7 @@
                   <w:rFonts w:ascii="Arial" w:hAnsi="Arial" w:cs="Arial"/>
                   <w:b/>
                   <w:bCs/>
-                  <w:color w:val="808080" w:themeColor="background1" w:themeShade="80"/>
+                  <w:color w:val="35A543" w:themeColor="background1" w:themeShade="80"/>
                   <w:sz w:val="15"/>
                   <w:szCs w:val="15"/>
                 </w:rPr>
@@ -10074,13 +9650,13 @@
           <w:p>
             <w:pPr>
               <w:rPr>
-                <w:color w:val="808080" w:themeColor="background1" w:themeShade="80"/>
-              </w:rPr>
-            </w:pPr>
-            <w:r>
-              <w:rPr>
-                <w:rFonts w:hint="eastAsia"/>
-                <w:color w:val="808080" w:themeColor="background1" w:themeShade="80"/>
+                <w:color w:val="35A543" w:themeColor="background1" w:themeShade="80"/>
+              </w:rPr>
+            </w:pPr>
+            <w:r>
+              <w:rPr>
+                <w:rFonts w:hint="eastAsia"/>
+                <w:color w:val="35A543" w:themeColor="background1" w:themeShade="80"/>
               </w:rPr>
               <w:t>主节点不断插入数据，从节点一边同步的过程中，从节点的物理磁盘满后，再人工释放从节点的磁盘空间，从节点继续与主节点同步数据，同步完成后，从节点数据发生部分丢失，数据索引失效</w:t>
             </w:r>
@@ -10093,13 +9669,13 @@
           <w:p>
             <w:pPr>
               <w:rPr>
-                <w:color w:val="808080" w:themeColor="background1" w:themeShade="80"/>
-              </w:rPr>
-            </w:pPr>
-            <w:r>
-              <w:rPr>
-                <w:rFonts w:hint="eastAsia"/>
-                <w:color w:val="808080" w:themeColor="background1" w:themeShade="80"/>
+                <w:color w:val="35A543" w:themeColor="background1" w:themeShade="80"/>
+              </w:rPr>
+            </w:pPr>
+            <w:r>
+              <w:rPr>
+                <w:rFonts w:hint="eastAsia"/>
+                <w:color w:val="35A543" w:themeColor="background1" w:themeShade="80"/>
               </w:rPr>
               <w:t>已解决</w:t>
             </w:r>
@@ -10114,7 +9690,7 @@
           <w:p>
             <w:pPr>
               <w:rPr>
-                <w:color w:val="808080" w:themeColor="background1" w:themeShade="80"/>
+                <w:color w:val="35A543" w:themeColor="background1" w:themeShade="80"/>
               </w:rPr>
             </w:pPr>
           </w:p>
@@ -10126,83 +9702,83 @@
           <w:p>
             <w:pPr>
               <w:rPr>
-                <w:color w:val="808080" w:themeColor="background1" w:themeShade="80"/>
-              </w:rPr>
-            </w:pPr>
-            <w:r>
-              <w:rPr>
-                <w:rFonts w:hint="eastAsia"/>
-                <w:color w:val="808080" w:themeColor="background1" w:themeShade="80"/>
+                <w:color w:val="35A543" w:themeColor="background1" w:themeShade="80"/>
+              </w:rPr>
+            </w:pPr>
+            <w:r>
+              <w:rPr>
+                <w:rFonts w:hint="eastAsia"/>
+                <w:color w:val="35A543" w:themeColor="background1" w:themeShade="80"/>
               </w:rPr>
               <w:t>批量</w:t>
             </w:r>
             <w:r>
               <w:rPr>
                 <w:rFonts w:hint="eastAsia"/>
-                <w:color w:val="808080" w:themeColor="background1" w:themeShade="80"/>
+                <w:color w:val="35A543" w:themeColor="background1" w:themeShade="80"/>
               </w:rPr>
               <w:t>insert</w:t>
             </w:r>
             <w:r>
               <w:rPr>
                 <w:rFonts w:hint="eastAsia"/>
-                <w:color w:val="808080" w:themeColor="background1" w:themeShade="80"/>
+                <w:color w:val="35A543" w:themeColor="background1" w:themeShade="80"/>
               </w:rPr>
               <w:t>在</w:t>
             </w:r>
             <w:r>
               <w:rPr>
                 <w:rFonts w:hint="eastAsia"/>
-                <w:color w:val="808080" w:themeColor="background1" w:themeShade="80"/>
+                <w:color w:val="35A543" w:themeColor="background1" w:themeShade="80"/>
               </w:rPr>
               <w:t>split</w:t>
             </w:r>
             <w:r>
               <w:rPr>
                 <w:rFonts w:hint="eastAsia"/>
-                <w:color w:val="808080" w:themeColor="background1" w:themeShade="80"/>
+                <w:color w:val="35A543" w:themeColor="background1" w:themeShade="80"/>
               </w:rPr>
               <w:t>发生时，可能会导致批量内的数据</w:t>
             </w:r>
             <w:r>
               <w:rPr>
                 <w:rFonts w:hint="eastAsia"/>
-                <w:color w:val="808080" w:themeColor="background1" w:themeShade="80"/>
+                <w:color w:val="35A543" w:themeColor="background1" w:themeShade="80"/>
               </w:rPr>
               <w:t>insert</w:t>
             </w:r>
             <w:r>
               <w:rPr>
                 <w:rFonts w:hint="eastAsia"/>
-                <w:color w:val="808080" w:themeColor="background1" w:themeShade="80"/>
+                <w:color w:val="35A543" w:themeColor="background1" w:themeShade="80"/>
               </w:rPr>
               <w:t>在错误的节点（</w:t>
             </w:r>
             <w:r>
               <w:rPr>
                 <w:rFonts w:hint="eastAsia"/>
-                <w:color w:val="808080" w:themeColor="background1" w:themeShade="80"/>
+                <w:color w:val="35A543" w:themeColor="background1" w:themeShade="80"/>
               </w:rPr>
               <w:t>split</w:t>
             </w:r>
             <w:r>
               <w:rPr>
                 <w:rFonts w:hint="eastAsia"/>
-                <w:color w:val="808080" w:themeColor="background1" w:themeShade="80"/>
+                <w:color w:val="35A543" w:themeColor="background1" w:themeShade="80"/>
               </w:rPr>
               <w:t>源节点，本来应该在</w:t>
             </w:r>
             <w:r>
               <w:rPr>
                 <w:rFonts w:hint="eastAsia"/>
-                <w:color w:val="808080" w:themeColor="background1" w:themeShade="80"/>
+                <w:color w:val="35A543" w:themeColor="background1" w:themeShade="80"/>
               </w:rPr>
               <w:t>split</w:t>
             </w:r>
             <w:r>
               <w:rPr>
                 <w:rFonts w:hint="eastAsia"/>
-                <w:color w:val="808080" w:themeColor="background1" w:themeShade="80"/>
+                <w:color w:val="35A543" w:themeColor="background1" w:themeShade="80"/>
               </w:rPr>
               <w:t>目标节点）</w:t>
             </w:r>
@@ -10215,13 +9791,13 @@
           <w:p>
             <w:pPr>
               <w:rPr>
-                <w:color w:val="808080" w:themeColor="background1" w:themeShade="80"/>
-              </w:rPr>
-            </w:pPr>
-            <w:r>
-              <w:rPr>
-                <w:rFonts w:hint="eastAsia"/>
-                <w:color w:val="808080" w:themeColor="background1" w:themeShade="80"/>
+                <w:color w:val="35A543" w:themeColor="background1" w:themeShade="80"/>
+              </w:rPr>
+            </w:pPr>
+            <w:r>
+              <w:rPr>
+                <w:rFonts w:hint="eastAsia"/>
+                <w:color w:val="35A543" w:themeColor="background1" w:themeShade="80"/>
               </w:rPr>
               <w:t>已解决</w:t>
             </w:r>
@@ -10236,7 +9812,7 @@
           <w:p>
             <w:pPr>
               <w:rPr>
-                <w:color w:val="808080" w:themeColor="background1" w:themeShade="80"/>
+                <w:color w:val="35A543" w:themeColor="background1" w:themeShade="80"/>
               </w:rPr>
             </w:pPr>
             <w:r>
@@ -10244,7 +9820,7 @@
                 <w:rFonts w:ascii="Arial" w:hAnsi="Arial" w:cs="Arial"/>
                 <w:b/>
                 <w:bCs/>
-                <w:color w:val="808080" w:themeColor="background1" w:themeShade="80"/>
+                <w:color w:val="35A543" w:themeColor="background1" w:themeShade="80"/>
                 <w:sz w:val="15"/>
                 <w:szCs w:val="15"/>
               </w:rPr>
@@ -10255,7 +9831,7 @@
                 <w:rFonts w:ascii="Arial" w:hAnsi="Arial" w:cs="Arial" w:hint="eastAsia"/>
                 <w:b/>
                 <w:bCs/>
-                <w:color w:val="808080" w:themeColor="background1" w:themeShade="80"/>
+                <w:color w:val="35A543" w:themeColor="background1" w:themeShade="80"/>
                 <w:sz w:val="15"/>
                 <w:szCs w:val="15"/>
               </w:rPr>
@@ -10270,48 +9846,48 @@
           <w:p>
             <w:pPr>
               <w:rPr>
-                <w:color w:val="808080" w:themeColor="background1" w:themeShade="80"/>
-              </w:rPr>
-            </w:pPr>
-            <w:r>
-              <w:rPr>
-                <w:rFonts w:hint="eastAsia"/>
-                <w:color w:val="808080" w:themeColor="background1" w:themeShade="80"/>
+                <w:color w:val="35A543" w:themeColor="background1" w:themeShade="80"/>
+              </w:rPr>
+            </w:pPr>
+            <w:r>
+              <w:rPr>
+                <w:rFonts w:hint="eastAsia"/>
+                <w:color w:val="35A543" w:themeColor="background1" w:themeShade="80"/>
               </w:rPr>
               <w:t>java</w:t>
             </w:r>
             <w:r>
               <w:rPr>
                 <w:rFonts w:hint="eastAsia"/>
-                <w:color w:val="808080" w:themeColor="background1" w:themeShade="80"/>
+                <w:color w:val="35A543" w:themeColor="background1" w:themeShade="80"/>
               </w:rPr>
               <w:t>驱动</w:t>
             </w:r>
             <w:r>
               <w:rPr>
                 <w:rFonts w:hint="eastAsia"/>
-                <w:color w:val="808080" w:themeColor="background1" w:themeShade="80"/>
+                <w:color w:val="35A543" w:themeColor="background1" w:themeShade="80"/>
               </w:rPr>
               <w:t>Sequoiadb</w:t>
             </w:r>
             <w:r>
               <w:rPr>
                 <w:rFonts w:hint="eastAsia"/>
-                <w:color w:val="808080" w:themeColor="background1" w:themeShade="80"/>
+                <w:color w:val="35A543" w:themeColor="background1" w:themeShade="80"/>
               </w:rPr>
               <w:t>类中，提供多个可选择地址的构造器函数在发布</w:t>
             </w:r>
             <w:r>
               <w:rPr>
                 <w:rFonts w:hint="eastAsia"/>
-                <w:color w:val="808080" w:themeColor="background1" w:themeShade="80"/>
+                <w:color w:val="35A543" w:themeColor="background1" w:themeShade="80"/>
               </w:rPr>
               <w:t>1.8</w:t>
             </w:r>
             <w:r>
               <w:rPr>
                 <w:rFonts w:hint="eastAsia"/>
-                <w:color w:val="808080" w:themeColor="background1" w:themeShade="80"/>
+                <w:color w:val="35A543" w:themeColor="background1" w:themeShade="80"/>
               </w:rPr>
               <w:t>版本时，忘记把调试信息删除。</w:t>
             </w:r>
@@ -10324,13 +9900,13 @@
           <w:p>
             <w:pPr>
               <w:rPr>
-                <w:color w:val="808080" w:themeColor="background1" w:themeShade="80"/>
-              </w:rPr>
-            </w:pPr>
-            <w:r>
-              <w:rPr>
-                <w:rFonts w:hint="eastAsia"/>
-                <w:color w:val="808080" w:themeColor="background1" w:themeShade="80"/>
+                <w:color w:val="35A543" w:themeColor="background1" w:themeShade="80"/>
+              </w:rPr>
+            </w:pPr>
+            <w:r>
+              <w:rPr>
+                <w:rFonts w:hint="eastAsia"/>
+                <w:color w:val="35A543" w:themeColor="background1" w:themeShade="80"/>
               </w:rPr>
               <w:t>已解决</w:t>
             </w:r>
@@ -10345,7 +9921,7 @@
           <w:p>
             <w:pPr>
               <w:rPr>
-                <w:color w:val="808080" w:themeColor="background1" w:themeShade="80"/>
+                <w:color w:val="35A543" w:themeColor="background1" w:themeShade="80"/>
               </w:rPr>
             </w:pPr>
           </w:p>
@@ -10357,20 +9933,20 @@
           <w:p>
             <w:pPr>
               <w:rPr>
-                <w:color w:val="808080" w:themeColor="background1" w:themeShade="80"/>
-              </w:rPr>
-            </w:pPr>
-            <w:r>
-              <w:rPr>
-                <w:rFonts w:hint="eastAsia"/>
-                <w:color w:val="808080" w:themeColor="background1" w:themeShade="80"/>
+                <w:color w:val="35A543" w:themeColor="background1" w:themeShade="80"/>
+              </w:rPr>
+            </w:pPr>
+            <w:r>
+              <w:rPr>
+                <w:rFonts w:hint="eastAsia"/>
+                <w:color w:val="35A543" w:themeColor="background1" w:themeShade="80"/>
               </w:rPr>
               <w:t>LOB</w:t>
             </w:r>
             <w:r>
               <w:rPr>
                 <w:rFonts w:hint="eastAsia"/>
-                <w:color w:val="808080" w:themeColor="background1" w:themeShade="80"/>
+                <w:color w:val="35A543" w:themeColor="background1" w:themeShade="80"/>
               </w:rPr>
               <w:t>的备份和恢复</w:t>
             </w:r>
@@ -10383,13 +9959,13 @@
           <w:p>
             <w:pPr>
               <w:rPr>
-                <w:color w:val="808080" w:themeColor="background1" w:themeShade="80"/>
-              </w:rPr>
-            </w:pPr>
-            <w:r>
-              <w:rPr>
-                <w:rFonts w:hint="eastAsia"/>
-                <w:color w:val="808080" w:themeColor="background1" w:themeShade="80"/>
+                <w:color w:val="35A543" w:themeColor="background1" w:themeShade="80"/>
+              </w:rPr>
+            </w:pPr>
+            <w:r>
+              <w:rPr>
+                <w:rFonts w:hint="eastAsia"/>
+                <w:color w:val="35A543" w:themeColor="background1" w:themeShade="80"/>
               </w:rPr>
               <w:t>已解决</w:t>
             </w:r>
@@ -10404,7 +9980,7 @@
           <w:p>
             <w:pPr>
               <w:rPr>
-                <w:color w:val="808080" w:themeColor="background1" w:themeShade="80"/>
+                <w:color w:val="35A543" w:themeColor="background1" w:themeShade="80"/>
               </w:rPr>
             </w:pPr>
           </w:p>
@@ -10416,7 +9992,7 @@
           <w:p>
             <w:pPr>
               <w:rPr>
-                <w:color w:val="808080" w:themeColor="background1" w:themeShade="80"/>
+                <w:color w:val="35A543" w:themeColor="background1" w:themeShade="80"/>
               </w:rPr>
             </w:pPr>
           </w:p>
@@ -10428,7 +10004,7 @@
           <w:p>
             <w:pPr>
               <w:rPr>
-                <w:color w:val="808080" w:themeColor="background1" w:themeShade="80"/>
+                <w:color w:val="35A543" w:themeColor="background1" w:themeShade="80"/>
               </w:rPr>
             </w:pPr>
           </w:p>
@@ -10727,7 +10303,6 @@
               </w:rPr>
               <w:t xml:space="preserve">   </w:t>
             </w:r>
-            <w:proofErr w:type="spellStart"/>
             <w:r>
               <w:t>S</w:t>
             </w:r>
@@ -10737,7 +10312,6 @@
               </w:rPr>
               <w:t>use</w:t>
             </w:r>
-            <w:proofErr w:type="spellEnd"/>
             <w:r>
               <w:rPr>
                 <w:rFonts w:hint="eastAsia"/>
@@ -10919,76 +10493,58 @@
             <w:tcW w:w="4252" w:type="dxa"/>
           </w:tcPr>
           <w:p>
-            <w:proofErr w:type="spellStart"/>
             <w:r>
               <w:t>sdbimprt</w:t>
             </w:r>
-            <w:proofErr w:type="spellEnd"/>
-          </w:p>
-          <w:p>
-            <w:proofErr w:type="spellStart"/>
+          </w:p>
+          <w:p>
             <w:r>
               <w:t>sdbexprt</w:t>
             </w:r>
-            <w:proofErr w:type="spellEnd"/>
-          </w:p>
-          <w:p>
-            <w:proofErr w:type="spellStart"/>
+          </w:p>
+          <w:p>
             <w:r>
               <w:t>sdbinspect</w:t>
             </w:r>
-            <w:proofErr w:type="spellEnd"/>
-          </w:p>
-          <w:p>
-            <w:proofErr w:type="spellStart"/>
+          </w:p>
+          <w:p>
             <w:r>
               <w:t>sdbrestore</w:t>
             </w:r>
-            <w:proofErr w:type="spellEnd"/>
-          </w:p>
-          <w:p>
-            <w:proofErr w:type="spellStart"/>
+          </w:p>
+          <w:p>
             <w:r>
               <w:t>sdblist</w:t>
             </w:r>
-            <w:proofErr w:type="spellEnd"/>
-          </w:p>
-          <w:p>
-            <w:proofErr w:type="spellStart"/>
+          </w:p>
+          <w:p>
             <w:r>
               <w:rPr>
                 <w:rFonts w:hint="eastAsia"/>
               </w:rPr>
               <w:t>sdbstart</w:t>
             </w:r>
-            <w:proofErr w:type="spellEnd"/>
-          </w:p>
-          <w:p>
-            <w:proofErr w:type="spellStart"/>
+          </w:p>
+          <w:p>
             <w:r>
               <w:rPr>
                 <w:rFonts w:hint="eastAsia"/>
               </w:rPr>
               <w:t>sdbstop</w:t>
             </w:r>
-            <w:proofErr w:type="spellEnd"/>
-          </w:p>
-          <w:p>
-            <w:proofErr w:type="spellStart"/>
+          </w:p>
+          <w:p>
             <w:r>
               <w:rPr>
                 <w:rFonts w:hint="eastAsia"/>
               </w:rPr>
               <w:t>sdbdmsdump</w:t>
             </w:r>
-            <w:proofErr w:type="spellEnd"/>
-          </w:p>
-          <w:p>
-            <w:proofErr w:type="spellStart"/>
+          </w:p>
+          <w:p>
             <w:r>
               <w:t>sdbdpsdump</w:t>
             </w:r>
-            <w:proofErr w:type="spellEnd"/>
           </w:p>
           <w:p>
             <w:r>
@@ -11185,14 +10741,12 @@
               </w:rPr>
               <w:t>（旧的</w:t>
             </w:r>
-            <w:proofErr w:type="spellStart"/>
             <w:r>
               <w:rPr>
                 <w:rFonts w:hint="eastAsia"/>
               </w:rPr>
               <w:t>php</w:t>
             </w:r>
-            <w:proofErr w:type="spellEnd"/>
             <w:r>
               <w:rPr>
                 <w:rFonts w:hint="eastAsia"/>
@@ -11295,35 +10849,7 @@
               <w:rPr>
                 <w:rFonts w:hint="eastAsia"/>
               </w:rPr>
-              <w:t>(c/</w:t>
-            </w:r>
-            <w:proofErr w:type="spellStart"/>
-            <w:r>
-              <w:rPr>
-                <w:rFonts w:hint="eastAsia"/>
-              </w:rPr>
-              <w:t>c++</w:t>
-            </w:r>
-            <w:proofErr w:type="spellEnd"/>
-            <w:r>
-              <w:rPr>
-                <w:rFonts w:hint="eastAsia"/>
-              </w:rPr>
-              <w:t>/java/</w:t>
-            </w:r>
-            <w:proofErr w:type="spellStart"/>
-            <w:r>
-              <w:rPr>
-                <w:rFonts w:hint="eastAsia"/>
-              </w:rPr>
-              <w:t>php</w:t>
-            </w:r>
-            <w:proofErr w:type="spellEnd"/>
-            <w:r>
-              <w:rPr>
-                <w:rFonts w:hint="eastAsia"/>
-              </w:rPr>
-              <w:t>/c#</w:t>
+              <w:t>(c/c++/java/php/c#</w:t>
             </w:r>
             <w:r>
               <w:rPr>
@@ -12227,7 +11753,7 @@
         <a:sysClr val="windowText" lastClr="000000"/>
       </a:dk1>
       <a:lt1>
-        <a:sysClr val="window" lastClr="FFFFFF"/>
+        <a:sysClr val="window" lastClr="C7EDCC"/>
       </a:lt1>
       <a:dk2>
         <a:srgbClr val="1F497D"/>

--- a/internal_doc/07.版本报告/SequoiaDB_1.10版本发布评估说明书.docx
+++ b/internal_doc/07.版本报告/SequoiaDB_1.10版本发布评估说明书.docx
@@ -1727,16 +1727,23 @@
           <w:tcPr>
             <w:tcW w:w="1681" w:type="dxa"/>
           </w:tcPr>
+          <w:p>
+            <w:r>
+              <w:rPr>
+                <w:rFonts w:hint="eastAsia"/>
+              </w:rPr>
+              <w:t>良</w:t>
+            </w:r>
+          </w:p>
+        </w:tc>
+      </w:tr>
+      <w:tr>
+        <w:tc>
+          <w:tcPr>
+            <w:tcW w:w="2442" w:type="dxa"/>
+          </w:tcPr>
           <w:p/>
         </w:tc>
-      </w:tr>
-      <w:tr>
-        <w:tc>
-          <w:tcPr>
-            <w:tcW w:w="2442" w:type="dxa"/>
-          </w:tcPr>
-          <w:p/>
-        </w:tc>
         <w:tc>
           <w:tcPr>
             <w:tcW w:w="4399" w:type="dxa"/>
@@ -1766,7 +1773,14 @@
           <w:tcPr>
             <w:tcW w:w="1681" w:type="dxa"/>
           </w:tcPr>
-          <w:p/>
+          <w:p>
+            <w:r>
+              <w:rPr>
+                <w:rFonts w:hint="eastAsia"/>
+              </w:rPr>
+              <w:t>良</w:t>
+            </w:r>
+          </w:p>
         </w:tc>
       </w:tr>
       <w:tr>
@@ -1833,7 +1847,14 @@
           <w:tcPr>
             <w:tcW w:w="1681" w:type="dxa"/>
           </w:tcPr>
-          <w:p/>
+          <w:p>
+            <w:r>
+              <w:rPr>
+                <w:rFonts w:hint="eastAsia"/>
+              </w:rPr>
+              <w:t>良</w:t>
+            </w:r>
+          </w:p>
         </w:tc>
       </w:tr>
       <w:tr>
@@ -1902,7 +1923,14 @@
           <w:tcPr>
             <w:tcW w:w="1681" w:type="dxa"/>
           </w:tcPr>
-          <w:p/>
+          <w:p>
+            <w:r>
+              <w:rPr>
+                <w:rFonts w:hint="eastAsia"/>
+              </w:rPr>
+              <w:t>良</w:t>
+            </w:r>
+          </w:p>
         </w:tc>
       </w:tr>
       <w:tr>
@@ -1957,7 +1985,14 @@
           <w:tcPr>
             <w:tcW w:w="1681" w:type="dxa"/>
           </w:tcPr>
-          <w:p/>
+          <w:p>
+            <w:r>
+              <w:rPr>
+                <w:rFonts w:hint="eastAsia"/>
+              </w:rPr>
+              <w:t>良</w:t>
+            </w:r>
+          </w:p>
         </w:tc>
       </w:tr>
       <w:tr>
@@ -2030,7 +2065,14 @@
           <w:tcPr>
             <w:tcW w:w="1681" w:type="dxa"/>
           </w:tcPr>
-          <w:p/>
+          <w:p>
+            <w:r>
+              <w:rPr>
+                <w:rFonts w:hint="eastAsia"/>
+              </w:rPr>
+              <w:t>良</w:t>
+            </w:r>
+          </w:p>
         </w:tc>
       </w:tr>
       <w:tr>
@@ -2109,7 +2151,14 @@
           <w:tcPr>
             <w:tcW w:w="1681" w:type="dxa"/>
           </w:tcPr>
-          <w:p/>
+          <w:p>
+            <w:r>
+              <w:rPr>
+                <w:rFonts w:hint="eastAsia"/>
+              </w:rPr>
+              <w:t>良</w:t>
+            </w:r>
+          </w:p>
         </w:tc>
       </w:tr>
       <w:tr>
@@ -2170,7 +2219,14 @@
           <w:tcPr>
             <w:tcW w:w="1681" w:type="dxa"/>
           </w:tcPr>
-          <w:p/>
+          <w:p>
+            <w:r>
+              <w:rPr>
+                <w:rFonts w:hint="eastAsia"/>
+              </w:rPr>
+              <w:t>良</w:t>
+            </w:r>
+          </w:p>
         </w:tc>
       </w:tr>
       <w:tr>
@@ -2225,7 +2281,14 @@
           <w:tcPr>
             <w:tcW w:w="1681" w:type="dxa"/>
           </w:tcPr>
-          <w:p/>
+          <w:p>
+            <w:r>
+              <w:rPr>
+                <w:rFonts w:hint="eastAsia"/>
+              </w:rPr>
+              <w:t>良</w:t>
+            </w:r>
+          </w:p>
         </w:tc>
       </w:tr>
       <w:tr>
@@ -2292,7 +2355,14 @@
           <w:tcPr>
             <w:tcW w:w="1681" w:type="dxa"/>
           </w:tcPr>
-          <w:p/>
+          <w:p>
+            <w:r>
+              <w:rPr>
+                <w:rFonts w:hint="eastAsia"/>
+              </w:rPr>
+              <w:t>良</w:t>
+            </w:r>
+          </w:p>
         </w:tc>
       </w:tr>
       <w:tr>

--- a/internal_doc/07.版本报告/SequoiaDB_1.10版本发布评估说明书.docx
+++ b/internal_doc/07.版本报告/SequoiaDB_1.10版本发布评估说明书.docx
@@ -54,11 +54,19 @@
             <w:tcW w:w="5579" w:type="dxa"/>
           </w:tcPr>
           <w:p>
-            <w:r>
-              <w:rPr>
-                <w:rFonts w:hint="eastAsia"/>
-              </w:rPr>
-              <w:t>SequoiaDB 1.</w:t>
+            <w:proofErr w:type="spellStart"/>
+            <w:r>
+              <w:rPr>
+                <w:rFonts w:hint="eastAsia"/>
+              </w:rPr>
+              <w:t>SequoiaDB</w:t>
+            </w:r>
+            <w:proofErr w:type="spellEnd"/>
+            <w:r>
+              <w:rPr>
+                <w:rFonts w:hint="eastAsia"/>
+              </w:rPr>
+              <w:t xml:space="preserve"> 1.</w:t>
             </w:r>
             <w:r>
               <w:rPr>
@@ -177,7 +185,21 @@
               <w:rPr>
                 <w:rFonts w:hint="eastAsia"/>
               </w:rPr>
-              <w:t xml:space="preserve">PPC(192.168.30.150:/test_tar/ </w:t>
+              <w:t>PPC(192.168.30.150:/</w:t>
+            </w:r>
+            <w:proofErr w:type="spellStart"/>
+            <w:r>
+              <w:rPr>
+                <w:rFonts w:hint="eastAsia"/>
+              </w:rPr>
+              <w:t>test_tar</w:t>
+            </w:r>
+            <w:proofErr w:type="spellEnd"/>
+            <w:r>
+              <w:rPr>
+                <w:rFonts w:hint="eastAsia"/>
+              </w:rPr>
+              <w:t xml:space="preserve">/ </w:t>
             </w:r>
             <w:r>
               <w:rPr>
@@ -209,7 +231,21 @@
               <w:rPr>
                 <w:rFonts w:hint="eastAsia"/>
               </w:rPr>
-              <w:t xml:space="preserve">X86(192.168.30.184:/test_tar/ </w:t>
+              <w:t>X86(192.168.30.184:/</w:t>
+            </w:r>
+            <w:proofErr w:type="spellStart"/>
+            <w:r>
+              <w:rPr>
+                <w:rFonts w:hint="eastAsia"/>
+              </w:rPr>
+              <w:t>test_tar</w:t>
+            </w:r>
+            <w:proofErr w:type="spellEnd"/>
+            <w:r>
+              <w:rPr>
+                <w:rFonts w:hint="eastAsia"/>
+              </w:rPr>
+              <w:t xml:space="preserve">/ </w:t>
             </w:r>
             <w:r>
               <w:rPr>
@@ -410,7 +446,14 @@
             </w:r>
             <w:r>
               <w:tab/>
-              <w:t>Ubuntu 12</w:t>
+            </w:r>
+            <w:proofErr w:type="spellStart"/>
+            <w:r>
+              <w:t>Ubuntu</w:t>
+            </w:r>
+            <w:proofErr w:type="spellEnd"/>
+            <w:r>
+              <w:t xml:space="preserve"> 12</w:t>
             </w:r>
           </w:p>
           <w:p>
@@ -422,7 +465,14 @@
             </w:r>
             <w:r>
               <w:tab/>
-              <w:t>CentOS 6</w:t>
+            </w:r>
+            <w:proofErr w:type="spellStart"/>
+            <w:r>
+              <w:t>CentOS</w:t>
+            </w:r>
+            <w:proofErr w:type="spellEnd"/>
+            <w:r>
+              <w:t xml:space="preserve"> 6</w:t>
             </w:r>
           </w:p>
         </w:tc>
@@ -458,11 +508,19 @@
               </w:rPr>
               <w:t>兼容</w:t>
             </w:r>
-            <w:r>
-              <w:rPr>
-                <w:rFonts w:hint="eastAsia"/>
-              </w:rPr>
-              <w:t xml:space="preserve">SequoiaDB </w:t>
+            <w:proofErr w:type="spellStart"/>
+            <w:r>
+              <w:rPr>
+                <w:rFonts w:hint="eastAsia"/>
+              </w:rPr>
+              <w:t>SequoiaDB</w:t>
+            </w:r>
+            <w:proofErr w:type="spellEnd"/>
+            <w:r>
+              <w:rPr>
+                <w:rFonts w:hint="eastAsia"/>
+              </w:rPr>
+              <w:t xml:space="preserve"> </w:t>
             </w:r>
             <w:r>
               <w:rPr>
@@ -869,12 +927,14 @@
               </w:rPr>
               <w:t>的</w:t>
             </w:r>
+            <w:proofErr w:type="spellStart"/>
             <w:r>
               <w:rPr>
                 <w:rFonts w:hint="eastAsia"/>
               </w:rPr>
               <w:t>c++</w:t>
             </w:r>
+            <w:proofErr w:type="spellEnd"/>
             <w:r>
               <w:rPr>
                 <w:rFonts w:hint="eastAsia"/>
@@ -954,12 +1014,28 @@
             <w:tcW w:w="2841" w:type="dxa"/>
           </w:tcPr>
           <w:p>
-            <w:r>
-              <w:rPr>
-                <w:rFonts w:hint="eastAsia"/>
-              </w:rPr>
-              <w:t>sdbcm/sdbstart</w:t>
-            </w:r>
+            <w:proofErr w:type="spellStart"/>
+            <w:r>
+              <w:rPr>
+                <w:rFonts w:hint="eastAsia"/>
+              </w:rPr>
+              <w:t>sdbcm</w:t>
+            </w:r>
+            <w:proofErr w:type="spellEnd"/>
+            <w:r>
+              <w:rPr>
+                <w:rFonts w:hint="eastAsia"/>
+              </w:rPr>
+              <w:t>/</w:t>
+            </w:r>
+            <w:proofErr w:type="spellStart"/>
+            <w:r>
+              <w:rPr>
+                <w:rFonts w:hint="eastAsia"/>
+              </w:rPr>
+              <w:t>sdbstart</w:t>
+            </w:r>
+            <w:proofErr w:type="spellEnd"/>
             <w:r>
               <w:rPr>
                 <w:rFonts w:hint="eastAsia"/>
@@ -973,12 +1049,14 @@
               <w:lastRenderedPageBreak/>
               <w:t>自动切换到</w:t>
             </w:r>
+            <w:proofErr w:type="spellStart"/>
             <w:r>
               <w:rPr>
                 <w:rFonts w:hint="eastAsia"/>
               </w:rPr>
               <w:t>SequoiaDB</w:t>
             </w:r>
+            <w:proofErr w:type="spellEnd"/>
             <w:r>
               <w:rPr>
                 <w:rFonts w:hint="eastAsia"/>
@@ -1025,6 +1103,7 @@
             <w:tcW w:w="2841" w:type="dxa"/>
           </w:tcPr>
           <w:p>
+            <w:proofErr w:type="spellStart"/>
             <w:r>
               <w:t>S</w:t>
             </w:r>
@@ -1032,8 +1111,37 @@
               <w:rPr>
                 <w:rFonts w:hint="eastAsia"/>
               </w:rPr>
-              <w:t>dbstart/sdbstop/sdblist</w:t>
-            </w:r>
+              <w:t>dbstart</w:t>
+            </w:r>
+            <w:proofErr w:type="spellEnd"/>
+            <w:r>
+              <w:rPr>
+                <w:rFonts w:hint="eastAsia"/>
+              </w:rPr>
+              <w:t>/</w:t>
+            </w:r>
+            <w:proofErr w:type="spellStart"/>
+            <w:r>
+              <w:rPr>
+                <w:rFonts w:hint="eastAsia"/>
+              </w:rPr>
+              <w:t>sdbstop</w:t>
+            </w:r>
+            <w:proofErr w:type="spellEnd"/>
+            <w:r>
+              <w:rPr>
+                <w:rFonts w:hint="eastAsia"/>
+              </w:rPr>
+              <w:t>/</w:t>
+            </w:r>
+            <w:proofErr w:type="spellStart"/>
+            <w:r>
+              <w:rPr>
+                <w:rFonts w:hint="eastAsia"/>
+              </w:rPr>
+              <w:t>sdblist</w:t>
+            </w:r>
+            <w:proofErr w:type="spellEnd"/>
             <w:r>
               <w:rPr>
                 <w:rFonts w:hint="eastAsia"/>
@@ -1079,6 +1187,7 @@
             <w:tcW w:w="2841" w:type="dxa"/>
           </w:tcPr>
           <w:p>
+            <w:proofErr w:type="spellStart"/>
             <w:r>
               <w:t>S</w:t>
             </w:r>
@@ -1088,6 +1197,7 @@
               </w:rPr>
               <w:t>db</w:t>
             </w:r>
+            <w:proofErr w:type="spellEnd"/>
             <w:r>
               <w:rPr>
                 <w:rFonts w:hint="eastAsia"/>
@@ -1096,6 +1206,7 @@
             </w:r>
           </w:p>
           <w:p>
+            <w:proofErr w:type="spellStart"/>
             <w:r>
               <w:rPr>
                 <w:rFonts w:hint="eastAsia"/>
@@ -1106,7 +1217,14 @@
               <w:rPr>
                 <w:rFonts w:hint="eastAsia"/>
               </w:rPr>
-              <w:t>createCoordRG()</w:t>
+              <w:t>createCoordRG</w:t>
+            </w:r>
+            <w:proofErr w:type="spellEnd"/>
+            <w:r>
+              <w:rPr>
+                <w:rFonts w:hint="eastAsia"/>
+              </w:rPr>
+              <w:t>()</w:t>
             </w:r>
             <w:r>
               <w:rPr>
@@ -1116,6 +1234,7 @@
             </w:r>
           </w:p>
           <w:p>
+            <w:proofErr w:type="spellStart"/>
             <w:r>
               <w:rPr>
                 <w:rFonts w:hint="eastAsia"/>
@@ -1126,7 +1245,14 @@
               <w:rPr>
                 <w:rFonts w:hint="eastAsia"/>
               </w:rPr>
-              <w:t>getCoordRG()</w:t>
+              <w:t>getCoordRG</w:t>
+            </w:r>
+            <w:proofErr w:type="spellEnd"/>
+            <w:r>
+              <w:rPr>
+                <w:rFonts w:hint="eastAsia"/>
+              </w:rPr>
+              <w:t>()</w:t>
             </w:r>
             <w:r>
               <w:rPr>
@@ -1136,6 +1262,7 @@
             </w:r>
           </w:p>
           <w:p>
+            <w:proofErr w:type="spellStart"/>
             <w:r>
               <w:rPr>
                 <w:rFonts w:hint="eastAsia"/>
@@ -1146,7 +1273,14 @@
               <w:rPr>
                 <w:rFonts w:hint="eastAsia"/>
               </w:rPr>
-              <w:t>removeCoordRG()</w:t>
+              <w:t>removeCoordRG</w:t>
+            </w:r>
+            <w:proofErr w:type="spellEnd"/>
+            <w:r>
+              <w:rPr>
+                <w:rFonts w:hint="eastAsia"/>
+              </w:rPr>
+              <w:t>()</w:t>
             </w:r>
             <w:r>
               <w:rPr>
@@ -1156,6 +1290,7 @@
             </w:r>
           </w:p>
           <w:p>
+            <w:proofErr w:type="spellStart"/>
             <w:r>
               <w:rPr>
                 <w:rFonts w:hint="eastAsia"/>
@@ -1166,7 +1301,14 @@
               <w:rPr>
                 <w:rFonts w:hint="eastAsia"/>
               </w:rPr>
-              <w:t>getCatalogRG()</w:t>
+              <w:t>getCatalogRG</w:t>
+            </w:r>
+            <w:proofErr w:type="spellEnd"/>
+            <w:r>
+              <w:rPr>
+                <w:rFonts w:hint="eastAsia"/>
+              </w:rPr>
+              <w:t>()</w:t>
             </w:r>
             <w:r>
               <w:rPr>
@@ -1176,6 +1318,7 @@
             </w:r>
           </w:p>
           <w:p>
+            <w:proofErr w:type="spellStart"/>
             <w:r>
               <w:t>collection</w:t>
             </w:r>
@@ -1183,7 +1326,14 @@
               <w:rPr>
                 <w:rFonts w:hint="eastAsia"/>
               </w:rPr>
-              <w:t>.putLob()</w:t>
+              <w:t>.putLob</w:t>
+            </w:r>
+            <w:proofErr w:type="spellEnd"/>
+            <w:r>
+              <w:rPr>
+                <w:rFonts w:hint="eastAsia"/>
+              </w:rPr>
+              <w:t>()</w:t>
             </w:r>
             <w:r>
               <w:rPr>
@@ -1193,6 +1343,7 @@
             </w:r>
           </w:p>
           <w:p>
+            <w:proofErr w:type="spellStart"/>
             <w:r>
               <w:rPr>
                 <w:rFonts w:hint="eastAsia"/>
@@ -1203,7 +1354,14 @@
               <w:rPr>
                 <w:rFonts w:hint="eastAsia"/>
               </w:rPr>
-              <w:t>.getLob()</w:t>
+              <w:t>.getLob</w:t>
+            </w:r>
+            <w:proofErr w:type="spellEnd"/>
+            <w:r>
+              <w:rPr>
+                <w:rFonts w:hint="eastAsia"/>
+              </w:rPr>
+              <w:t>()</w:t>
             </w:r>
             <w:r>
               <w:rPr>
@@ -1213,6 +1371,7 @@
             </w:r>
           </w:p>
           <w:p>
+            <w:proofErr w:type="spellStart"/>
             <w:r>
               <w:rPr>
                 <w:rFonts w:hint="eastAsia"/>
@@ -1229,7 +1388,14 @@
               <w:rPr>
                 <w:rFonts w:hint="eastAsia"/>
               </w:rPr>
-              <w:t>Lob()</w:t>
+              <w:t>Lob</w:t>
+            </w:r>
+            <w:proofErr w:type="spellEnd"/>
+            <w:r>
+              <w:rPr>
+                <w:rFonts w:hint="eastAsia"/>
+              </w:rPr>
+              <w:t>()</w:t>
             </w:r>
             <w:r>
               <w:rPr>
@@ -1239,6 +1405,7 @@
             </w:r>
           </w:p>
           <w:p>
+            <w:proofErr w:type="spellStart"/>
             <w:r>
               <w:rPr>
                 <w:rFonts w:hint="eastAsia"/>
@@ -1249,7 +1416,14 @@
               <w:rPr>
                 <w:rFonts w:hint="eastAsia"/>
               </w:rPr>
-              <w:t>.listLobs()</w:t>
+              <w:t>.listLobs</w:t>
+            </w:r>
+            <w:proofErr w:type="spellEnd"/>
+            <w:r>
+              <w:rPr>
+                <w:rFonts w:hint="eastAsia"/>
+              </w:rPr>
+              <w:t>()</w:t>
             </w:r>
             <w:r>
               <w:rPr>
@@ -1259,11 +1433,19 @@
             </w:r>
           </w:p>
           <w:p>
-            <w:r>
-              <w:rPr>
-                <w:rFonts w:hint="eastAsia"/>
-              </w:rPr>
-              <w:t>collection.findOne()</w:t>
+            <w:proofErr w:type="spellStart"/>
+            <w:r>
+              <w:rPr>
+                <w:rFonts w:hint="eastAsia"/>
+              </w:rPr>
+              <w:t>collection.findOne</w:t>
+            </w:r>
+            <w:proofErr w:type="spellEnd"/>
+            <w:r>
+              <w:rPr>
+                <w:rFonts w:hint="eastAsia"/>
+              </w:rPr>
+              <w:t>()</w:t>
             </w:r>
           </w:p>
           <w:p>
@@ -1823,12 +2005,14 @@
               </w:rPr>
               <w:t>增加</w:t>
             </w:r>
+            <w:proofErr w:type="spellStart"/>
             <w:r>
               <w:rPr>
                 <w:rFonts w:hint="eastAsia"/>
               </w:rPr>
               <w:t>findOne</w:t>
             </w:r>
+            <w:proofErr w:type="spellEnd"/>
             <w:r>
               <w:rPr>
                 <w:rFonts w:hint="eastAsia"/>
@@ -1878,6 +2062,7 @@
             <w:tcW w:w="4399" w:type="dxa"/>
           </w:tcPr>
           <w:p>
+            <w:proofErr w:type="spellStart"/>
             <w:r>
               <w:t>S</w:t>
             </w:r>
@@ -1887,30 +2072,35 @@
               </w:rPr>
               <w:t>dblist</w:t>
             </w:r>
+            <w:proofErr w:type="spellEnd"/>
             <w:r>
               <w:rPr>
                 <w:rFonts w:hint="eastAsia"/>
               </w:rPr>
               <w:t>、</w:t>
             </w:r>
+            <w:proofErr w:type="spellStart"/>
             <w:r>
               <w:rPr>
                 <w:rFonts w:hint="eastAsia"/>
               </w:rPr>
               <w:t>sdbstart</w:t>
             </w:r>
+            <w:proofErr w:type="spellEnd"/>
             <w:r>
               <w:rPr>
                 <w:rFonts w:hint="eastAsia"/>
               </w:rPr>
               <w:t>、</w:t>
             </w:r>
+            <w:proofErr w:type="spellStart"/>
             <w:r>
               <w:rPr>
                 <w:rFonts w:hint="eastAsia"/>
               </w:rPr>
               <w:t>sdbstop</w:t>
             </w:r>
+            <w:proofErr w:type="spellEnd"/>
             <w:r>
               <w:rPr>
                 <w:rFonts w:hint="eastAsia"/>
@@ -1967,12 +2157,14 @@
             <w:tcW w:w="4399" w:type="dxa"/>
           </w:tcPr>
           <w:p>
+            <w:proofErr w:type="spellStart"/>
             <w:r>
               <w:rPr>
                 <w:rFonts w:hint="eastAsia"/>
               </w:rPr>
               <w:t>sdblist</w:t>
             </w:r>
+            <w:proofErr w:type="spellEnd"/>
             <w:r>
               <w:rPr>
                 <w:rFonts w:hint="eastAsia"/>
@@ -2035,12 +2227,14 @@
               </w:rPr>
               <w:t>【优化】</w:t>
             </w:r>
+            <w:proofErr w:type="spellStart"/>
             <w:r>
               <w:rPr>
                 <w:rFonts w:hint="eastAsia"/>
               </w:rPr>
               <w:t>sdblist</w:t>
             </w:r>
+            <w:proofErr w:type="spellEnd"/>
             <w:r>
               <w:rPr>
                 <w:rFonts w:hint="eastAsia"/>
@@ -2109,12 +2303,14 @@
             <w:tcW w:w="4399" w:type="dxa"/>
           </w:tcPr>
           <w:p>
+            <w:proofErr w:type="spellStart"/>
             <w:r>
               <w:rPr>
                 <w:rFonts w:hint="eastAsia"/>
               </w:rPr>
               <w:t>sdbstart</w:t>
             </w:r>
+            <w:proofErr w:type="spellEnd"/>
             <w:r>
               <w:rPr>
                 <w:rFonts w:hint="eastAsia"/>
@@ -2201,11 +2397,19 @@
               </w:rPr>
               <w:t>【特性】访问计划字段修正，并且增加</w:t>
             </w:r>
-            <w:r>
-              <w:rPr>
-                <w:rFonts w:hint="eastAsia"/>
-              </w:rPr>
-              <w:t>Run:true/false</w:t>
+            <w:proofErr w:type="spellStart"/>
+            <w:r>
+              <w:rPr>
+                <w:rFonts w:hint="eastAsia"/>
+              </w:rPr>
+              <w:t>Run:true</w:t>
+            </w:r>
+            <w:proofErr w:type="spellEnd"/>
+            <w:r>
+              <w:rPr>
+                <w:rFonts w:hint="eastAsia"/>
+              </w:rPr>
+              <w:t>/false</w:t>
             </w:r>
             <w:r>
               <w:rPr>
@@ -2334,6 +2538,7 @@
               </w:rPr>
               <w:t>提供</w:t>
             </w:r>
+            <w:proofErr w:type="spellStart"/>
             <w:r>
               <w:rPr>
                 <w:rFonts w:ascii="Arial" w:hAnsi="Arial" w:cs="Arial"/>
@@ -2343,6 +2548,7 @@
               </w:rPr>
               <w:t>forceSession</w:t>
             </w:r>
+            <w:proofErr w:type="spellEnd"/>
             <w:r>
               <w:rPr>
                 <w:rFonts w:hint="eastAsia"/>
@@ -2405,12 +2611,14 @@
               </w:rPr>
               <w:t>增加</w:t>
             </w:r>
+            <w:proofErr w:type="spellStart"/>
             <w:r>
               <w:rPr>
                 <w:rFonts w:hint="eastAsia"/>
               </w:rPr>
               <w:t>invalidateCache</w:t>
             </w:r>
+            <w:proofErr w:type="spellEnd"/>
             <w:r>
               <w:rPr>
                 <w:rFonts w:hint="eastAsia"/>
@@ -2447,12 +2655,14 @@
             <w:tcW w:w="4399" w:type="dxa"/>
           </w:tcPr>
           <w:p>
+            <w:proofErr w:type="spellStart"/>
             <w:r>
               <w:rPr>
                 <w:rFonts w:hint="eastAsia"/>
               </w:rPr>
               <w:t>Coord</w:t>
             </w:r>
+            <w:proofErr w:type="spellEnd"/>
             <w:r>
               <w:rPr>
                 <w:rFonts w:hint="eastAsia"/>
@@ -2471,24 +2681,28 @@
               </w:rPr>
               <w:t>管理，能够通过</w:t>
             </w:r>
+            <w:proofErr w:type="spellStart"/>
             <w:r>
               <w:rPr>
                 <w:rFonts w:hint="eastAsia"/>
               </w:rPr>
               <w:t>Coord</w:t>
             </w:r>
+            <w:proofErr w:type="spellEnd"/>
             <w:r>
               <w:rPr>
                 <w:rFonts w:hint="eastAsia"/>
               </w:rPr>
               <w:t>创建</w:t>
             </w:r>
+            <w:proofErr w:type="spellStart"/>
             <w:r>
               <w:rPr>
                 <w:rFonts w:hint="eastAsia"/>
               </w:rPr>
               <w:t>Coord</w:t>
             </w:r>
+            <w:proofErr w:type="spellEnd"/>
           </w:p>
         </w:tc>
         <w:tc>
@@ -2516,12 +2730,14 @@
               </w:rPr>
               <w:t>通过</w:t>
             </w:r>
+            <w:proofErr w:type="spellStart"/>
             <w:r>
               <w:rPr>
                 <w:rFonts w:hint="eastAsia"/>
               </w:rPr>
               <w:t>sdb</w:t>
             </w:r>
+            <w:proofErr w:type="spellEnd"/>
             <w:r>
               <w:rPr>
                 <w:rFonts w:hint="eastAsia"/>
@@ -2552,24 +2768,28 @@
               </w:rPr>
               <w:t>、</w:t>
             </w:r>
+            <w:proofErr w:type="spellStart"/>
             <w:r>
               <w:rPr>
                 <w:rFonts w:hint="eastAsia"/>
               </w:rPr>
               <w:t>coord</w:t>
             </w:r>
+            <w:proofErr w:type="spellEnd"/>
             <w:r>
               <w:rPr>
                 <w:rFonts w:hint="eastAsia"/>
               </w:rPr>
               <w:t>、</w:t>
             </w:r>
+            <w:proofErr w:type="spellStart"/>
             <w:r>
               <w:rPr>
                 <w:rFonts w:hint="eastAsia"/>
               </w:rPr>
               <w:t>om</w:t>
             </w:r>
+            <w:proofErr w:type="spellEnd"/>
             <w:r>
               <w:rPr>
                 <w:rFonts w:hint="eastAsia"/>
@@ -2612,12 +2832,14 @@
               </w:rPr>
               <w:t>优化存储过程，实现存储过程继承当前会话的鉴权信息，并且存储过程执行的错误能在</w:t>
             </w:r>
+            <w:proofErr w:type="spellStart"/>
             <w:r>
               <w:rPr>
                 <w:rFonts w:hint="eastAsia"/>
               </w:rPr>
               <w:t>sdb</w:t>
             </w:r>
+            <w:proofErr w:type="spellEnd"/>
             <w:r>
               <w:rPr>
                 <w:rFonts w:hint="eastAsia"/>
@@ -2675,12 +2897,14 @@
               </w:rPr>
               <w:t>【优化】</w:t>
             </w:r>
+            <w:proofErr w:type="spellStart"/>
             <w:r>
               <w:rPr>
                 <w:rFonts w:hint="eastAsia"/>
               </w:rPr>
               <w:t>sequoaidb</w:t>
             </w:r>
+            <w:proofErr w:type="spellEnd"/>
             <w:r>
               <w:rPr>
                 <w:rFonts w:hint="eastAsia"/>
@@ -2699,12 +2923,14 @@
               </w:rPr>
               <w:t>账号下运行自动切换至</w:t>
             </w:r>
+            <w:proofErr w:type="spellStart"/>
             <w:r>
               <w:rPr>
                 <w:rFonts w:hint="eastAsia"/>
               </w:rPr>
               <w:t>sdbamdin</w:t>
             </w:r>
+            <w:proofErr w:type="spellEnd"/>
           </w:p>
         </w:tc>
         <w:tc>
@@ -2790,6 +3016,7 @@
               </w:rPr>
               <w:t>以固定字符串起始的正则表达式能够匹配索引（没有使用</w:t>
             </w:r>
+            <w:proofErr w:type="spellStart"/>
             <w:r>
               <w:rPr>
                 <w:rFonts w:hint="eastAsia"/>
@@ -2797,6 +3024,7 @@
               </w:rPr>
               <w:t>i</w:t>
             </w:r>
+            <w:proofErr w:type="spellEnd"/>
             <w:r>
               <w:rPr>
                 <w:rFonts w:hint="eastAsia"/>
@@ -2996,12 +3224,14 @@
             <w:tcW w:w="5037" w:type="dxa"/>
           </w:tcPr>
           <w:p>
+            <w:proofErr w:type="spellStart"/>
             <w:r>
               <w:rPr>
                 <w:rFonts w:hint="eastAsia"/>
               </w:rPr>
               <w:t>php</w:t>
             </w:r>
+            <w:proofErr w:type="spellEnd"/>
             <w:r>
               <w:rPr>
                 <w:rFonts w:hint="eastAsia"/>
@@ -3043,12 +3273,14 @@
             <w:tcW w:w="5037" w:type="dxa"/>
           </w:tcPr>
           <w:p>
+            <w:proofErr w:type="spellStart"/>
             <w:r>
               <w:rPr>
                 <w:rFonts w:hint="eastAsia"/>
               </w:rPr>
               <w:t>Coord</w:t>
             </w:r>
+            <w:proofErr w:type="spellEnd"/>
             <w:r>
               <w:rPr>
                 <w:rFonts w:hint="eastAsia"/>
@@ -3118,12 +3350,14 @@
                 <w:szCs w:val="15"/>
               </w:rPr>
             </w:pPr>
+            <w:proofErr w:type="spellStart"/>
             <w:r>
               <w:rPr>
                 <w:rFonts w:hint="eastAsia"/>
               </w:rPr>
               <w:t>sdb</w:t>
             </w:r>
+            <w:proofErr w:type="spellEnd"/>
             <w:r>
               <w:rPr>
                 <w:rFonts w:hint="eastAsia"/>
@@ -3173,12 +3407,14 @@
             <w:tcW w:w="5037" w:type="dxa"/>
           </w:tcPr>
           <w:p>
+            <w:proofErr w:type="spellStart"/>
             <w:r>
               <w:rPr>
                 <w:rFonts w:hint="eastAsia"/>
               </w:rPr>
               <w:t>oma</w:t>
             </w:r>
+            <w:proofErr w:type="spellEnd"/>
             <w:r>
               <w:rPr>
                 <w:rFonts w:hint="eastAsia"/>
@@ -3234,12 +3470,14 @@
             <w:tcW w:w="5037" w:type="dxa"/>
           </w:tcPr>
           <w:p>
+            <w:proofErr w:type="spellStart"/>
             <w:r>
               <w:rPr>
                 <w:rFonts w:hint="eastAsia"/>
               </w:rPr>
               <w:t>sdbcm</w:t>
             </w:r>
+            <w:proofErr w:type="spellEnd"/>
             <w:r>
               <w:rPr>
                 <w:rFonts w:hint="eastAsia"/>
@@ -3337,11 +3575,19 @@
               </w:rPr>
               <w:t>被</w:t>
             </w:r>
-            <w:r>
-              <w:rPr>
-                <w:rFonts w:hint="eastAsia"/>
-              </w:rPr>
-              <w:t>forceSession()</w:t>
+            <w:proofErr w:type="spellStart"/>
+            <w:r>
+              <w:rPr>
+                <w:rFonts w:hint="eastAsia"/>
+              </w:rPr>
+              <w:t>forceSession</w:t>
+            </w:r>
+            <w:proofErr w:type="spellEnd"/>
+            <w:r>
+              <w:rPr>
+                <w:rFonts w:hint="eastAsia"/>
+              </w:rPr>
+              <w:t>()</w:t>
             </w:r>
             <w:r>
               <w:rPr>
@@ -3349,11 +3595,19 @@
               </w:rPr>
               <w:t>之后，重连，再执行</w:t>
             </w:r>
-            <w:r>
-              <w:rPr>
-                <w:rFonts w:hint="eastAsia"/>
-              </w:rPr>
-              <w:t>db.foo.bar.find(),</w:t>
+            <w:proofErr w:type="spellStart"/>
+            <w:r>
+              <w:rPr>
+                <w:rFonts w:hint="eastAsia"/>
+              </w:rPr>
+              <w:t>db.foo.bar.find</w:t>
+            </w:r>
+            <w:proofErr w:type="spellEnd"/>
+            <w:r>
+              <w:rPr>
+                <w:rFonts w:hint="eastAsia"/>
+              </w:rPr>
+              <w:t>(),</w:t>
             </w:r>
             <w:r>
               <w:rPr>
@@ -3552,12 +3806,14 @@
             <w:tcW w:w="5037" w:type="dxa"/>
           </w:tcPr>
           <w:p>
+            <w:proofErr w:type="spellStart"/>
             <w:r>
               <w:rPr>
                 <w:rFonts w:hint="eastAsia"/>
               </w:rPr>
               <w:t>bsonobj</w:t>
             </w:r>
+            <w:proofErr w:type="spellEnd"/>
             <w:r>
               <w:rPr>
                 <w:rFonts w:hint="eastAsia"/>
@@ -3688,11 +3944,19 @@
             <w:tcW w:w="5037" w:type="dxa"/>
           </w:tcPr>
           <w:p>
-            <w:r>
-              <w:rPr>
-                <w:rFonts w:hint="eastAsia"/>
-              </w:rPr>
-              <w:t xml:space="preserve">sdb </w:t>
+            <w:proofErr w:type="spellStart"/>
+            <w:r>
+              <w:rPr>
+                <w:rFonts w:hint="eastAsia"/>
+              </w:rPr>
+              <w:t>sdb</w:t>
+            </w:r>
+            <w:proofErr w:type="spellEnd"/>
+            <w:r>
+              <w:rPr>
+                <w:rFonts w:hint="eastAsia"/>
+              </w:rPr>
+              <w:t xml:space="preserve"> </w:t>
             </w:r>
             <w:r>
               <w:rPr>
@@ -3743,12 +4007,14 @@
             <w:tcW w:w="5037" w:type="dxa"/>
           </w:tcPr>
           <w:p>
+            <w:proofErr w:type="spellStart"/>
             <w:r>
               <w:rPr>
                 <w:rFonts w:hint="eastAsia"/>
               </w:rPr>
               <w:t>sdbimprt</w:t>
             </w:r>
+            <w:proofErr w:type="spellEnd"/>
             <w:r>
               <w:rPr>
                 <w:rFonts w:hint="eastAsia"/>
@@ -3853,11 +4119,19 @@
             <w:tcW w:w="5037" w:type="dxa"/>
           </w:tcPr>
           <w:p>
-            <w:r>
-              <w:rPr>
-                <w:rFonts w:hint="eastAsia"/>
-              </w:rPr>
-              <w:t xml:space="preserve">sdbimprt </w:t>
+            <w:proofErr w:type="spellStart"/>
+            <w:r>
+              <w:rPr>
+                <w:rFonts w:hint="eastAsia"/>
+              </w:rPr>
+              <w:t>sdbimprt</w:t>
+            </w:r>
+            <w:proofErr w:type="spellEnd"/>
+            <w:r>
+              <w:rPr>
+                <w:rFonts w:hint="eastAsia"/>
+              </w:rPr>
+              <w:t xml:space="preserve"> </w:t>
             </w:r>
             <w:r>
               <w:rPr>
@@ -3920,12 +4194,14 @@
               </w:rPr>
               <w:t>下创建</w:t>
             </w:r>
+            <w:proofErr w:type="spellStart"/>
             <w:r>
               <w:rPr>
                 <w:rFonts w:hint="eastAsia"/>
               </w:rPr>
               <w:t>cs</w:t>
             </w:r>
+            <w:proofErr w:type="spellEnd"/>
             <w:r>
               <w:rPr>
                 <w:rFonts w:hint="eastAsia"/>
@@ -4048,24 +4324,28 @@
               </w:rPr>
               <w:t>通过</w:t>
             </w:r>
+            <w:proofErr w:type="spellStart"/>
             <w:r>
               <w:rPr>
                 <w:rFonts w:hint="eastAsia"/>
               </w:rPr>
               <w:t>coord</w:t>
             </w:r>
+            <w:proofErr w:type="spellEnd"/>
             <w:r>
               <w:rPr>
                 <w:rFonts w:hint="eastAsia"/>
               </w:rPr>
               <w:t>重复调用</w:t>
             </w:r>
+            <w:proofErr w:type="spellStart"/>
             <w:r>
               <w:rPr>
                 <w:rFonts w:hint="eastAsia"/>
               </w:rPr>
               <w:t>createCataRG</w:t>
             </w:r>
+            <w:proofErr w:type="spellEnd"/>
             <w:r>
               <w:rPr>
                 <w:rFonts w:hint="eastAsia"/>
@@ -4169,12 +4449,14 @@
               </w:rPr>
               <w:t>通过第一个</w:t>
             </w:r>
+            <w:proofErr w:type="spellStart"/>
             <w:r>
               <w:rPr>
                 <w:rFonts w:hint="eastAsia"/>
               </w:rPr>
               <w:t>coord</w:t>
             </w:r>
+            <w:proofErr w:type="spellEnd"/>
             <w:r>
               <w:rPr>
                 <w:rFonts w:hint="eastAsia"/>
@@ -4246,8 +4528,16 @@
               <w:rPr>
                 <w:rFonts w:hint="eastAsia"/>
               </w:rPr>
-              <w:t>$isnull</w:t>
-            </w:r>
+              <w:t>$</w:t>
+            </w:r>
+            <w:proofErr w:type="spellStart"/>
+            <w:r>
+              <w:rPr>
+                <w:rFonts w:hint="eastAsia"/>
+              </w:rPr>
+              <w:t>isnull</w:t>
+            </w:r>
+            <w:proofErr w:type="spellEnd"/>
             <w:r>
               <w:rPr>
                 <w:rFonts w:hint="eastAsia"/>
@@ -4368,12 +4658,14 @@
             <w:tcW w:w="5037" w:type="dxa"/>
           </w:tcPr>
           <w:p>
+            <w:proofErr w:type="spellStart"/>
             <w:r>
               <w:rPr>
                 <w:rFonts w:hint="eastAsia"/>
               </w:rPr>
               <w:t>php</w:t>
             </w:r>
+            <w:proofErr w:type="spellEnd"/>
             <w:r>
               <w:rPr>
                 <w:rFonts w:hint="eastAsia"/>
@@ -4437,11 +4729,19 @@
             <w:tcW w:w="5037" w:type="dxa"/>
           </w:tcPr>
           <w:p>
-            <w:r>
-              <w:rPr>
-                <w:rFonts w:hint="eastAsia"/>
-              </w:rPr>
-              <w:t xml:space="preserve">sdb </w:t>
+            <w:proofErr w:type="spellStart"/>
+            <w:r>
+              <w:rPr>
+                <w:rFonts w:hint="eastAsia"/>
+              </w:rPr>
+              <w:t>sdb</w:t>
+            </w:r>
+            <w:proofErr w:type="spellEnd"/>
+            <w:r>
+              <w:rPr>
+                <w:rFonts w:hint="eastAsia"/>
+              </w:rPr>
+              <w:t xml:space="preserve"> </w:t>
             </w:r>
             <w:r>
               <w:rPr>
@@ -4449,24 +4749,28 @@
               </w:rPr>
               <w:t>执行</w:t>
             </w:r>
+            <w:proofErr w:type="spellStart"/>
             <w:r>
               <w:rPr>
                 <w:rFonts w:hint="eastAsia"/>
               </w:rPr>
               <w:t>traceOff</w:t>
             </w:r>
+            <w:proofErr w:type="spellEnd"/>
             <w:r>
               <w:rPr>
                 <w:rFonts w:hint="eastAsia"/>
               </w:rPr>
               <w:t>传入参数为数字时</w:t>
             </w:r>
+            <w:proofErr w:type="spellStart"/>
             <w:r>
               <w:rPr>
                 <w:rFonts w:hint="eastAsia"/>
               </w:rPr>
               <w:t>coredump</w:t>
             </w:r>
+            <w:proofErr w:type="spellEnd"/>
           </w:p>
         </w:tc>
         <w:tc>
@@ -4585,11 +4889,19 @@
               </w:rPr>
               <w:t>驱动</w:t>
             </w:r>
-            <w:r>
-              <w:rPr>
-                <w:rFonts w:hint="eastAsia"/>
-              </w:rPr>
-              <w:t>bson timestamp</w:t>
+            <w:proofErr w:type="spellStart"/>
+            <w:r>
+              <w:rPr>
+                <w:rFonts w:hint="eastAsia"/>
+              </w:rPr>
+              <w:t>bson</w:t>
+            </w:r>
+            <w:proofErr w:type="spellEnd"/>
+            <w:r>
+              <w:rPr>
+                <w:rFonts w:hint="eastAsia"/>
+              </w:rPr>
+              <w:t xml:space="preserve"> timestamp</w:t>
             </w:r>
             <w:r>
               <w:rPr>
@@ -4652,24 +4964,28 @@
             <w:tcW w:w="5037" w:type="dxa"/>
           </w:tcPr>
           <w:p>
+            <w:proofErr w:type="spellStart"/>
             <w:r>
               <w:rPr>
                 <w:rFonts w:hint="eastAsia"/>
               </w:rPr>
               <w:t>postgresql</w:t>
             </w:r>
+            <w:proofErr w:type="spellEnd"/>
             <w:r>
               <w:rPr>
                 <w:rFonts w:hint="eastAsia"/>
               </w:rPr>
               <w:t>与</w:t>
             </w:r>
+            <w:proofErr w:type="spellStart"/>
             <w:r>
               <w:rPr>
                 <w:rFonts w:hint="eastAsia"/>
               </w:rPr>
               <w:t>sequoiadb</w:t>
             </w:r>
+            <w:proofErr w:type="spellEnd"/>
             <w:r>
               <w:rPr>
                 <w:rFonts w:hint="eastAsia"/>
@@ -4741,7 +5057,21 @@
               <w:rPr>
                 <w:rFonts w:hint="eastAsia"/>
               </w:rPr>
-              <w:t>[db.backupOffline()]</w:t>
+              <w:t>[</w:t>
+            </w:r>
+            <w:proofErr w:type="spellStart"/>
+            <w:r>
+              <w:rPr>
+                <w:rFonts w:hint="eastAsia"/>
+              </w:rPr>
+              <w:t>db.backupOffline</w:t>
+            </w:r>
+            <w:proofErr w:type="spellEnd"/>
+            <w:r>
+              <w:rPr>
+                <w:rFonts w:hint="eastAsia"/>
+              </w:rPr>
+              <w:t>()]</w:t>
             </w:r>
             <w:r>
               <w:rPr>
@@ -4810,11 +5140,19 @@
               </w:rPr>
               <w:t>】</w:t>
             </w:r>
-            <w:r>
-              <w:rPr>
-                <w:rFonts w:hint="eastAsia"/>
-              </w:rPr>
-              <w:t>db.foo.bar.find()</w:t>
+            <w:proofErr w:type="spellStart"/>
+            <w:r>
+              <w:rPr>
+                <w:rFonts w:hint="eastAsia"/>
+              </w:rPr>
+              <w:t>db.foo.bar.find</w:t>
+            </w:r>
+            <w:proofErr w:type="spellEnd"/>
+            <w:r>
+              <w:rPr>
+                <w:rFonts w:hint="eastAsia"/>
+              </w:rPr>
+              <w:t>()</w:t>
             </w:r>
             <w:r>
               <w:rPr>
@@ -4822,11 +5160,19 @@
               </w:rPr>
               <w:t>进行查询时，使用</w:t>
             </w:r>
-            <w:r>
-              <w:rPr>
-                <w:rFonts w:hint="eastAsia"/>
-              </w:rPr>
-              <w:t>db.interrupt()</w:t>
+            <w:proofErr w:type="spellStart"/>
+            <w:r>
+              <w:rPr>
+                <w:rFonts w:hint="eastAsia"/>
+              </w:rPr>
+              <w:t>db.interrupt</w:t>
+            </w:r>
+            <w:proofErr w:type="spellEnd"/>
+            <w:r>
+              <w:rPr>
+                <w:rFonts w:hint="eastAsia"/>
+              </w:rPr>
+              <w:t>()</w:t>
             </w:r>
             <w:r>
               <w:rPr>
@@ -4895,11 +5241,19 @@
               </w:rPr>
               <w:t>】</w:t>
             </w:r>
-            <w:r>
-              <w:rPr>
-                <w:rFonts w:hint="eastAsia"/>
-              </w:rPr>
-              <w:t>db.interrupt()</w:t>
+            <w:proofErr w:type="spellStart"/>
+            <w:r>
+              <w:rPr>
+                <w:rFonts w:hint="eastAsia"/>
+              </w:rPr>
+              <w:t>db.interrupt</w:t>
+            </w:r>
+            <w:proofErr w:type="spellEnd"/>
+            <w:r>
+              <w:rPr>
+                <w:rFonts w:hint="eastAsia"/>
+              </w:rPr>
+              <w:t>()</w:t>
             </w:r>
             <w:r>
               <w:rPr>
@@ -5053,12 +5407,14 @@
               </w:rPr>
               <w:t>】</w:t>
             </w:r>
+            <w:proofErr w:type="spellStart"/>
             <w:r>
               <w:rPr>
                 <w:rFonts w:hint="eastAsia"/>
               </w:rPr>
               <w:t>sdbimprt</w:t>
             </w:r>
+            <w:proofErr w:type="spellEnd"/>
             <w:r>
               <w:rPr>
                 <w:rFonts w:hint="eastAsia"/>
@@ -5081,7 +5437,21 @@
               <w:rPr>
                 <w:rFonts w:hint="eastAsia"/>
               </w:rPr>
-              <w:t>true[bool],</w:t>
+              <w:t>true[</w:t>
+            </w:r>
+            <w:proofErr w:type="spellStart"/>
+            <w:r>
+              <w:rPr>
+                <w:rFonts w:hint="eastAsia"/>
+              </w:rPr>
+              <w:t>bool</w:t>
+            </w:r>
+            <w:proofErr w:type="spellEnd"/>
+            <w:r>
+              <w:rPr>
+                <w:rFonts w:hint="eastAsia"/>
+              </w:rPr>
+              <w:t>],</w:t>
             </w:r>
             <w:r>
               <w:rPr>
@@ -5223,12 +5593,14 @@
               </w:rPr>
               <w:t>卸载</w:t>
             </w:r>
+            <w:proofErr w:type="spellStart"/>
             <w:r>
               <w:rPr>
                 <w:rFonts w:hint="eastAsia"/>
               </w:rPr>
               <w:t>sequoiadb</w:t>
             </w:r>
+            <w:proofErr w:type="spellEnd"/>
             <w:r>
               <w:rPr>
                 <w:rFonts w:hint="eastAsia"/>
@@ -5339,12 +5711,14 @@
               </w:rPr>
               <w:t>插入数据过程中导致</w:t>
             </w:r>
+            <w:proofErr w:type="spellStart"/>
             <w:r>
               <w:rPr>
                 <w:rFonts w:hint="eastAsia"/>
               </w:rPr>
               <w:t>coord</w:t>
             </w:r>
+            <w:proofErr w:type="spellEnd"/>
             <w:r>
               <w:rPr>
                 <w:rFonts w:hint="eastAsia"/>
@@ -5412,12 +5786,14 @@
               </w:rPr>
               <w:t>驱动修改</w:t>
             </w:r>
+            <w:proofErr w:type="spellStart"/>
             <w:r>
               <w:rPr>
                 <w:rFonts w:hint="eastAsia"/>
               </w:rPr>
               <w:t>sdbGetList,sdbGetSnapshot</w:t>
             </w:r>
+            <w:proofErr w:type="spellEnd"/>
             <w:r>
               <w:rPr>
                 <w:rFonts w:hint="eastAsia"/>
@@ -5808,6 +6184,7 @@
               </w:rPr>
               <w:t>驱动使用普通方式而不是使用专用接口构建一个正则表达式</w:t>
             </w:r>
+            <w:proofErr w:type="spellStart"/>
             <w:r>
               <w:rPr>
                 <w:rFonts w:ascii="Arial" w:hAnsi="Arial" w:cs="Arial"/>
@@ -5817,6 +6194,7 @@
               </w:rPr>
               <w:t>bson</w:t>
             </w:r>
+            <w:proofErr w:type="spellEnd"/>
             <w:r>
               <w:rPr>
                 <w:rFonts w:ascii="Arial" w:hAnsi="Arial" w:cs="Arial"/>
@@ -5952,11 +6330,19 @@
             <w:tcW w:w="5037" w:type="dxa"/>
           </w:tcPr>
           <w:p>
-            <w:r>
-              <w:rPr>
-                <w:rFonts w:hint="eastAsia"/>
-              </w:rPr>
-              <w:t xml:space="preserve">sdb sleep </w:t>
+            <w:proofErr w:type="spellStart"/>
+            <w:r>
+              <w:rPr>
+                <w:rFonts w:hint="eastAsia"/>
+              </w:rPr>
+              <w:t>sdb</w:t>
+            </w:r>
+            <w:proofErr w:type="spellEnd"/>
+            <w:r>
+              <w:rPr>
+                <w:rFonts w:hint="eastAsia"/>
+              </w:rPr>
+              <w:t xml:space="preserve"> sleep </w:t>
             </w:r>
             <w:r>
               <w:rPr>
@@ -5964,12 +6350,14 @@
               </w:rPr>
               <w:t>消耗</w:t>
             </w:r>
+            <w:proofErr w:type="spellStart"/>
             <w:r>
               <w:rPr>
                 <w:rFonts w:hint="eastAsia"/>
               </w:rPr>
               <w:t>cpu</w:t>
             </w:r>
+            <w:proofErr w:type="spellEnd"/>
             <w:r>
               <w:rPr>
                 <w:rFonts w:hint="eastAsia"/>
@@ -6201,12 +6589,14 @@
             <w:tcW w:w="5037" w:type="dxa"/>
           </w:tcPr>
           <w:p>
+            <w:proofErr w:type="spellStart"/>
             <w:r>
               <w:rPr>
                 <w:rFonts w:hint="eastAsia"/>
               </w:rPr>
               <w:t>phtyon</w:t>
             </w:r>
+            <w:proofErr w:type="spellEnd"/>
             <w:r>
               <w:rPr>
                 <w:rFonts w:hint="eastAsia"/>
@@ -6309,6 +6699,7 @@
               </w:rPr>
               <w:t>】</w:t>
             </w:r>
+            <w:proofErr w:type="spellStart"/>
             <w:r>
               <w:rPr>
                 <w:rFonts w:ascii="Arial" w:hAnsi="Arial" w:cs="Arial"/>
@@ -6316,7 +6707,17 @@
                 <w:sz w:val="20"/>
                 <w:szCs w:val="20"/>
               </w:rPr>
-              <w:t xml:space="preserve">sdb shell </w:t>
+              <w:t>sdb</w:t>
+            </w:r>
+            <w:proofErr w:type="spellEnd"/>
+            <w:r>
+              <w:rPr>
+                <w:rFonts w:ascii="Arial" w:hAnsi="Arial" w:cs="Arial"/>
+                <w:color w:val="003366"/>
+                <w:sz w:val="20"/>
+                <w:szCs w:val="20"/>
+              </w:rPr>
+              <w:t xml:space="preserve"> shell </w:t>
             </w:r>
             <w:r>
               <w:rPr>
@@ -6443,8 +6844,16 @@
               <w:rPr>
                 <w:rFonts w:hint="eastAsia"/>
               </w:rPr>
-              <w:t>Lob oid</w:t>
-            </w:r>
+              <w:t xml:space="preserve">Lob </w:t>
+            </w:r>
+            <w:proofErr w:type="spellStart"/>
+            <w:r>
+              <w:rPr>
+                <w:rFonts w:hint="eastAsia"/>
+              </w:rPr>
+              <w:t>oid</w:t>
+            </w:r>
+            <w:proofErr w:type="spellEnd"/>
             <w:r>
               <w:rPr>
                 <w:rFonts w:hint="eastAsia"/>
@@ -6463,12 +6872,14 @@
               </w:rPr>
               <w:t>返回</w:t>
             </w:r>
+            <w:proofErr w:type="spellStart"/>
             <w:r>
               <w:rPr>
                 <w:rFonts w:hint="eastAsia"/>
               </w:rPr>
               <w:t>rc</w:t>
             </w:r>
+            <w:proofErr w:type="spellEnd"/>
             <w:r>
               <w:rPr>
                 <w:rFonts w:hint="eastAsia"/>
@@ -6692,24 +7103,28 @@
             <w:tcW w:w="5037" w:type="dxa"/>
           </w:tcPr>
           <w:p>
+            <w:proofErr w:type="spellStart"/>
             <w:r>
               <w:rPr>
                 <w:rFonts w:hint="eastAsia"/>
               </w:rPr>
               <w:t>sdblist</w:t>
             </w:r>
+            <w:proofErr w:type="spellEnd"/>
             <w:r>
               <w:rPr>
                 <w:rFonts w:hint="eastAsia"/>
               </w:rPr>
               <w:t>需要改进查找</w:t>
             </w:r>
+            <w:proofErr w:type="spellStart"/>
             <w:r>
               <w:rPr>
                 <w:rFonts w:hint="eastAsia"/>
               </w:rPr>
               <w:t>sdb.conf</w:t>
             </w:r>
+            <w:proofErr w:type="spellEnd"/>
             <w:r>
               <w:rPr>
                 <w:rFonts w:hint="eastAsia"/>
@@ -6808,12 +7223,14 @@
             <w:tcW w:w="5037" w:type="dxa"/>
           </w:tcPr>
           <w:p>
+            <w:proofErr w:type="spellStart"/>
             <w:r>
               <w:rPr>
                 <w:rFonts w:hint="eastAsia"/>
               </w:rPr>
               <w:t>Sequoiadb</w:t>
             </w:r>
+            <w:proofErr w:type="spellEnd"/>
             <w:r>
               <w:rPr>
                 <w:rFonts w:hint="eastAsia"/>
@@ -6863,12 +7280,14 @@
             <w:tcW w:w="5037" w:type="dxa"/>
           </w:tcPr>
           <w:p>
+            <w:proofErr w:type="spellStart"/>
             <w:r>
               <w:rPr>
                 <w:rFonts w:hint="eastAsia"/>
               </w:rPr>
               <w:t>sdbstop</w:t>
             </w:r>
+            <w:proofErr w:type="spellEnd"/>
             <w:r>
               <w:rPr>
                 <w:rFonts w:hint="eastAsia"/>
@@ -6922,7 +7341,21 @@
               <w:rPr>
                 <w:rFonts w:hint="eastAsia"/>
               </w:rPr>
-              <w:t xml:space="preserve">[sdbInspect] </w:t>
+              <w:t>[</w:t>
+            </w:r>
+            <w:proofErr w:type="spellStart"/>
+            <w:r>
+              <w:rPr>
+                <w:rFonts w:hint="eastAsia"/>
+              </w:rPr>
+              <w:t>sdbInspect</w:t>
+            </w:r>
+            <w:proofErr w:type="spellEnd"/>
+            <w:r>
+              <w:rPr>
+                <w:rFonts w:hint="eastAsia"/>
+              </w:rPr>
+              <w:t xml:space="preserve">] </w:t>
             </w:r>
             <w:r>
               <w:rPr>
@@ -6977,8 +7410,16 @@
               <w:rPr>
                 <w:rFonts w:hint="eastAsia"/>
               </w:rPr>
-              <w:t>[sdbInspect</w:t>
-            </w:r>
+              <w:t>[</w:t>
+            </w:r>
+            <w:proofErr w:type="spellStart"/>
+            <w:r>
+              <w:rPr>
+                <w:rFonts w:hint="eastAsia"/>
+              </w:rPr>
+              <w:t>sdbInspect</w:t>
+            </w:r>
+            <w:proofErr w:type="spellEnd"/>
             <w:r>
               <w:rPr>
                 <w:rFonts w:hint="eastAsia"/>
@@ -6997,24 +7438,28 @@
               </w:rPr>
               <w:t>指定检查一个</w:t>
             </w:r>
+            <w:proofErr w:type="spellStart"/>
             <w:r>
               <w:rPr>
                 <w:rFonts w:hint="eastAsia"/>
               </w:rPr>
               <w:t>cs</w:t>
             </w:r>
+            <w:proofErr w:type="spellEnd"/>
             <w:r>
               <w:rPr>
                 <w:rFonts w:hint="eastAsia"/>
               </w:rPr>
               <w:t>下的所有集合时，实际上会去检查所有的</w:t>
             </w:r>
+            <w:proofErr w:type="spellStart"/>
             <w:r>
               <w:rPr>
                 <w:rFonts w:hint="eastAsia"/>
               </w:rPr>
               <w:t>cs</w:t>
             </w:r>
+            <w:proofErr w:type="spellEnd"/>
             <w:r>
               <w:rPr>
                 <w:rFonts w:hint="eastAsia"/>
@@ -7418,12 +7863,14 @@
             <w:tcW w:w="5037" w:type="dxa"/>
           </w:tcPr>
           <w:p>
+            <w:proofErr w:type="spellStart"/>
             <w:r>
               <w:rPr>
                 <w:rFonts w:hint="eastAsia"/>
               </w:rPr>
               <w:t>SequoiaDB</w:t>
             </w:r>
+            <w:proofErr w:type="spellEnd"/>
             <w:r>
               <w:rPr>
                 <w:rFonts w:hint="eastAsia"/>
@@ -7531,12 +7978,14 @@
               </w:rPr>
               <w:t>和</w:t>
             </w:r>
+            <w:proofErr w:type="spellStart"/>
             <w:r>
               <w:rPr>
                 <w:rFonts w:hint="eastAsia"/>
               </w:rPr>
               <w:t>Upsert</w:t>
             </w:r>
+            <w:proofErr w:type="spellEnd"/>
             <w:r>
               <w:rPr>
                 <w:rFonts w:hint="eastAsia"/>
@@ -7547,7 +7996,21 @@
               <w:rPr>
                 <w:rFonts w:hint="eastAsia"/>
               </w:rPr>
-              <w:t>(ShardingKey)</w:t>
+              <w:t>(</w:t>
+            </w:r>
+            <w:proofErr w:type="spellStart"/>
+            <w:r>
+              <w:rPr>
+                <w:rFonts w:hint="eastAsia"/>
+              </w:rPr>
+              <w:t>ShardingKey</w:t>
+            </w:r>
+            <w:proofErr w:type="spellEnd"/>
+            <w:r>
+              <w:rPr>
+                <w:rFonts w:hint="eastAsia"/>
+              </w:rPr>
+              <w:t>)</w:t>
             </w:r>
             <w:r>
               <w:rPr>
@@ -7591,8 +8054,16 @@
               <w:rPr>
                 <w:rFonts w:hint="eastAsia"/>
               </w:rPr>
-              <w:t>delay ack</w:t>
-            </w:r>
+              <w:t xml:space="preserve">delay </w:t>
+            </w:r>
+            <w:proofErr w:type="spellStart"/>
+            <w:r>
+              <w:rPr>
+                <w:rFonts w:hint="eastAsia"/>
+              </w:rPr>
+              <w:t>ack</w:t>
+            </w:r>
+            <w:proofErr w:type="spellEnd"/>
             <w:r>
               <w:rPr>
                 <w:rFonts w:hint="eastAsia"/>
@@ -7755,12 +8226,21 @@
                 <w:color w:val="0000FF"/>
               </w:rPr>
             </w:pPr>
+            <w:proofErr w:type="spellStart"/>
             <w:r>
               <w:rPr>
                 <w:rFonts w:hint="eastAsia"/>
                 <w:color w:val="0000FF"/>
               </w:rPr>
-              <w:t xml:space="preserve">sdbimprt </w:t>
+              <w:t>sdbimprt</w:t>
+            </w:r>
+            <w:proofErr w:type="spellEnd"/>
+            <w:r>
+              <w:rPr>
+                <w:rFonts w:hint="eastAsia"/>
+                <w:color w:val="0000FF"/>
+              </w:rPr>
+              <w:t xml:space="preserve"> </w:t>
             </w:r>
             <w:r>
               <w:rPr>
@@ -8364,12 +8844,21 @@
                 <w:color w:val="0000FF"/>
               </w:rPr>
             </w:pPr>
+            <w:proofErr w:type="spellStart"/>
             <w:r>
               <w:rPr>
                 <w:rFonts w:hint="eastAsia"/>
                 <w:color w:val="0000FF"/>
               </w:rPr>
-              <w:t xml:space="preserve">om </w:t>
+              <w:t>om</w:t>
+            </w:r>
+            <w:proofErr w:type="spellEnd"/>
+            <w:r>
+              <w:rPr>
+                <w:rFonts w:hint="eastAsia"/>
+                <w:color w:val="0000FF"/>
+              </w:rPr>
+              <w:t xml:space="preserve"> </w:t>
             </w:r>
             <w:r>
               <w:rPr>
@@ -8622,6 +9111,7 @@
               </w:rPr>
               <w:t>通过</w:t>
             </w:r>
+            <w:proofErr w:type="spellStart"/>
             <w:r>
               <w:rPr>
                 <w:rFonts w:hint="eastAsia"/>
@@ -8629,6 +9119,7 @@
               </w:rPr>
               <w:t>sdb</w:t>
             </w:r>
+            <w:proofErr w:type="spellEnd"/>
             <w:r>
               <w:rPr>
                 <w:rFonts w:hint="eastAsia"/>
@@ -8636,6 +9127,7 @@
               </w:rPr>
               <w:t>创建</w:t>
             </w:r>
+            <w:proofErr w:type="spellStart"/>
             <w:r>
               <w:rPr>
                 <w:rFonts w:hint="eastAsia"/>
@@ -8643,6 +9135,7 @@
               </w:rPr>
               <w:t>coord</w:t>
             </w:r>
+            <w:proofErr w:type="spellEnd"/>
             <w:r>
               <w:rPr>
                 <w:rFonts w:hint="eastAsia"/>
@@ -9124,12 +9617,14 @@
               </w:rPr>
               <w:t>安装业务时当</w:t>
             </w:r>
+            <w:proofErr w:type="spellStart"/>
             <w:r>
               <w:rPr>
                 <w:rFonts w:hint="eastAsia"/>
               </w:rPr>
               <w:t>OMAgent</w:t>
             </w:r>
+            <w:proofErr w:type="spellEnd"/>
             <w:r>
               <w:rPr>
                 <w:rFonts w:hint="eastAsia"/>
@@ -9250,6 +9745,7 @@
               </w:rPr>
               <w:t>会随机挂死在</w:t>
             </w:r>
+            <w:proofErr w:type="spellStart"/>
             <w:r>
               <w:rPr>
                 <w:rFonts w:hint="eastAsia"/>
@@ -9258,6 +9754,7 @@
               </w:rPr>
               <w:t>malloc</w:t>
             </w:r>
+            <w:proofErr w:type="spellEnd"/>
             <w:r>
               <w:rPr>
                 <w:rFonts w:hint="eastAsia"/>
@@ -9412,12 +9909,28 @@
               </w:rPr>
               <w:t>一致性；对于节点的配置信息（如</w:t>
             </w:r>
-            <w:r>
-              <w:rPr>
-                <w:rFonts w:hint="eastAsia"/>
-              </w:rPr>
-              <w:t>svcname, dbpath</w:t>
-            </w:r>
+            <w:proofErr w:type="spellStart"/>
+            <w:r>
+              <w:rPr>
+                <w:rFonts w:hint="eastAsia"/>
+              </w:rPr>
+              <w:t>svcname</w:t>
+            </w:r>
+            <w:proofErr w:type="spellEnd"/>
+            <w:r>
+              <w:rPr>
+                <w:rFonts w:hint="eastAsia"/>
+              </w:rPr>
+              <w:t xml:space="preserve">, </w:t>
+            </w:r>
+            <w:proofErr w:type="spellStart"/>
+            <w:r>
+              <w:rPr>
+                <w:rFonts w:hint="eastAsia"/>
+              </w:rPr>
+              <w:t>dbpath</w:t>
+            </w:r>
+            <w:proofErr w:type="spellEnd"/>
             <w:r>
               <w:rPr>
                 <w:rFonts w:hint="eastAsia"/>
@@ -9567,7 +10080,7 @@
           <w:p>
             <w:pPr>
               <w:rPr>
-                <w:color w:val="35A543" w:themeColor="background1" w:themeShade="80"/>
+                <w:color w:val="808080" w:themeColor="background1" w:themeShade="80"/>
               </w:rPr>
             </w:pPr>
             <w:r>
@@ -9575,7 +10088,7 @@
                 <w:rFonts w:ascii="Arial" w:hAnsi="Arial" w:cs="Arial"/>
                 <w:b/>
                 <w:bCs/>
-                <w:color w:val="35A543" w:themeColor="background1" w:themeShade="80"/>
+                <w:color w:val="808080" w:themeColor="background1" w:themeShade="80"/>
                 <w:sz w:val="15"/>
                 <w:szCs w:val="15"/>
               </w:rPr>
@@ -9586,7 +10099,7 @@
                 <w:rFonts w:ascii="Arial" w:hAnsi="Arial" w:cs="Arial" w:hint="eastAsia"/>
                 <w:b/>
                 <w:bCs/>
-                <w:color w:val="35A543" w:themeColor="background1" w:themeShade="80"/>
+                <w:color w:val="808080" w:themeColor="background1" w:themeShade="80"/>
                 <w:sz w:val="15"/>
                 <w:szCs w:val="15"/>
               </w:rPr>
@@ -9601,66 +10114,66 @@
           <w:p>
             <w:pPr>
               <w:rPr>
-                <w:color w:val="35A543" w:themeColor="background1" w:themeShade="80"/>
-              </w:rPr>
-            </w:pPr>
-            <w:r>
-              <w:rPr>
-                <w:color w:val="35A543" w:themeColor="background1" w:themeShade="80"/>
+                <w:color w:val="808080" w:themeColor="background1" w:themeShade="80"/>
+              </w:rPr>
+            </w:pPr>
+            <w:r>
+              <w:rPr>
+                <w:color w:val="808080" w:themeColor="background1" w:themeShade="80"/>
               </w:rPr>
               <w:t>P</w:t>
             </w:r>
             <w:r>
               <w:rPr>
                 <w:rFonts w:hint="eastAsia"/>
-                <w:color w:val="35A543" w:themeColor="background1" w:themeShade="80"/>
+                <w:color w:val="808080" w:themeColor="background1" w:themeShade="80"/>
               </w:rPr>
               <w:t>ower pc</w:t>
             </w:r>
             <w:r>
               <w:rPr>
                 <w:rFonts w:hint="eastAsia"/>
-                <w:color w:val="35A543" w:themeColor="background1" w:themeShade="80"/>
+                <w:color w:val="808080" w:themeColor="background1" w:themeShade="80"/>
               </w:rPr>
               <w:t>与</w:t>
             </w:r>
             <w:r>
               <w:rPr>
                 <w:rFonts w:hint="eastAsia"/>
-                <w:color w:val="35A543" w:themeColor="background1" w:themeShade="80"/>
+                <w:color w:val="808080" w:themeColor="background1" w:themeShade="80"/>
               </w:rPr>
               <w:t>java</w:t>
             </w:r>
             <w:r>
               <w:rPr>
                 <w:rFonts w:hint="eastAsia"/>
-                <w:color w:val="35A543" w:themeColor="background1" w:themeShade="80"/>
+                <w:color w:val="808080" w:themeColor="background1" w:themeShade="80"/>
               </w:rPr>
               <w:t>通信时，存在</w:t>
             </w:r>
             <w:r>
               <w:rPr>
-                <w:color w:val="35A543" w:themeColor="background1" w:themeShade="80"/>
+                <w:color w:val="808080" w:themeColor="background1" w:themeShade="80"/>
               </w:rPr>
               <w:t>”</w:t>
             </w:r>
             <w:r>
               <w:rPr>
                 <w:rFonts w:hint="eastAsia"/>
-                <w:color w:val="35A543" w:themeColor="background1" w:themeShade="80"/>
+                <w:color w:val="808080" w:themeColor="background1" w:themeShade="80"/>
               </w:rPr>
               <w:t>_id</w:t>
             </w:r>
             <w:r>
               <w:rPr>
-                <w:color w:val="35A543" w:themeColor="background1" w:themeShade="80"/>
+                <w:color w:val="808080" w:themeColor="background1" w:themeShade="80"/>
               </w:rPr>
               <w:t>”</w:t>
             </w:r>
             <w:r>
               <w:rPr>
                 <w:rFonts w:hint="eastAsia"/>
-                <w:color w:val="35A543" w:themeColor="background1" w:themeShade="80"/>
+                <w:color w:val="808080" w:themeColor="background1" w:themeShade="80"/>
               </w:rPr>
               <w:t>字段大小换端转换问题。</w:t>
             </w:r>
@@ -9673,13 +10186,13 @@
           <w:p>
             <w:pPr>
               <w:rPr>
-                <w:color w:val="35A543" w:themeColor="background1" w:themeShade="80"/>
-              </w:rPr>
-            </w:pPr>
-            <w:r>
-              <w:rPr>
-                <w:rFonts w:hint="eastAsia"/>
-                <w:color w:val="35A543" w:themeColor="background1" w:themeShade="80"/>
+                <w:color w:val="808080" w:themeColor="background1" w:themeShade="80"/>
+              </w:rPr>
+            </w:pPr>
+            <w:r>
+              <w:rPr>
+                <w:rFonts w:hint="eastAsia"/>
+                <w:color w:val="808080" w:themeColor="background1" w:themeShade="80"/>
               </w:rPr>
               <w:t>已解决</w:t>
             </w:r>
@@ -9694,7 +10207,7 @@
           <w:p>
             <w:pPr>
               <w:rPr>
-                <w:color w:val="35A543" w:themeColor="background1" w:themeShade="80"/>
+                <w:color w:val="808080" w:themeColor="background1" w:themeShade="80"/>
               </w:rPr>
             </w:pPr>
             <w:hyperlink r:id="rId94" w:history="1">
@@ -9704,7 +10217,7 @@
                   <w:rFonts w:ascii="Arial" w:hAnsi="Arial" w:cs="Arial"/>
                   <w:b/>
                   <w:bCs/>
-                  <w:color w:val="35A543" w:themeColor="background1" w:themeShade="80"/>
+                  <w:color w:val="808080" w:themeColor="background1" w:themeShade="80"/>
                   <w:sz w:val="15"/>
                   <w:szCs w:val="15"/>
                 </w:rPr>
@@ -9720,13 +10233,13 @@
           <w:p>
             <w:pPr>
               <w:rPr>
-                <w:color w:val="35A543" w:themeColor="background1" w:themeShade="80"/>
-              </w:rPr>
-            </w:pPr>
-            <w:r>
-              <w:rPr>
-                <w:rFonts w:hint="eastAsia"/>
-                <w:color w:val="35A543" w:themeColor="background1" w:themeShade="80"/>
+                <w:color w:val="808080" w:themeColor="background1" w:themeShade="80"/>
+              </w:rPr>
+            </w:pPr>
+            <w:r>
+              <w:rPr>
+                <w:rFonts w:hint="eastAsia"/>
+                <w:color w:val="808080" w:themeColor="background1" w:themeShade="80"/>
               </w:rPr>
               <w:t>主节点不断插入数据，从节点一边同步的过程中，从节点的物理磁盘满后，再人工释放从节点的磁盘空间，从节点继续与主节点同步数据，同步完成后，从节点数据发生部分丢失，数据索引失效</w:t>
             </w:r>
@@ -9739,13 +10252,13 @@
           <w:p>
             <w:pPr>
               <w:rPr>
-                <w:color w:val="35A543" w:themeColor="background1" w:themeShade="80"/>
-              </w:rPr>
-            </w:pPr>
-            <w:r>
-              <w:rPr>
-                <w:rFonts w:hint="eastAsia"/>
-                <w:color w:val="35A543" w:themeColor="background1" w:themeShade="80"/>
+                <w:color w:val="808080" w:themeColor="background1" w:themeShade="80"/>
+              </w:rPr>
+            </w:pPr>
+            <w:r>
+              <w:rPr>
+                <w:rFonts w:hint="eastAsia"/>
+                <w:color w:val="808080" w:themeColor="background1" w:themeShade="80"/>
               </w:rPr>
               <w:t>已解决</w:t>
             </w:r>
@@ -9760,7 +10273,7 @@
           <w:p>
             <w:pPr>
               <w:rPr>
-                <w:color w:val="35A543" w:themeColor="background1" w:themeShade="80"/>
+                <w:color w:val="808080" w:themeColor="background1" w:themeShade="80"/>
               </w:rPr>
             </w:pPr>
           </w:p>
@@ -9772,83 +10285,83 @@
           <w:p>
             <w:pPr>
               <w:rPr>
-                <w:color w:val="35A543" w:themeColor="background1" w:themeShade="80"/>
-              </w:rPr>
-            </w:pPr>
-            <w:r>
-              <w:rPr>
-                <w:rFonts w:hint="eastAsia"/>
-                <w:color w:val="35A543" w:themeColor="background1" w:themeShade="80"/>
+                <w:color w:val="808080" w:themeColor="background1" w:themeShade="80"/>
+              </w:rPr>
+            </w:pPr>
+            <w:r>
+              <w:rPr>
+                <w:rFonts w:hint="eastAsia"/>
+                <w:color w:val="808080" w:themeColor="background1" w:themeShade="80"/>
               </w:rPr>
               <w:t>批量</w:t>
             </w:r>
             <w:r>
               <w:rPr>
                 <w:rFonts w:hint="eastAsia"/>
-                <w:color w:val="35A543" w:themeColor="background1" w:themeShade="80"/>
+                <w:color w:val="808080" w:themeColor="background1" w:themeShade="80"/>
               </w:rPr>
               <w:t>insert</w:t>
             </w:r>
             <w:r>
               <w:rPr>
                 <w:rFonts w:hint="eastAsia"/>
-                <w:color w:val="35A543" w:themeColor="background1" w:themeShade="80"/>
+                <w:color w:val="808080" w:themeColor="background1" w:themeShade="80"/>
               </w:rPr>
               <w:t>在</w:t>
             </w:r>
             <w:r>
               <w:rPr>
                 <w:rFonts w:hint="eastAsia"/>
-                <w:color w:val="35A543" w:themeColor="background1" w:themeShade="80"/>
+                <w:color w:val="808080" w:themeColor="background1" w:themeShade="80"/>
               </w:rPr>
               <w:t>split</w:t>
             </w:r>
             <w:r>
               <w:rPr>
                 <w:rFonts w:hint="eastAsia"/>
-                <w:color w:val="35A543" w:themeColor="background1" w:themeShade="80"/>
+                <w:color w:val="808080" w:themeColor="background1" w:themeShade="80"/>
               </w:rPr>
               <w:t>发生时，可能会导致批量内的数据</w:t>
             </w:r>
             <w:r>
               <w:rPr>
                 <w:rFonts w:hint="eastAsia"/>
-                <w:color w:val="35A543" w:themeColor="background1" w:themeShade="80"/>
+                <w:color w:val="808080" w:themeColor="background1" w:themeShade="80"/>
               </w:rPr>
               <w:t>insert</w:t>
             </w:r>
             <w:r>
               <w:rPr>
                 <w:rFonts w:hint="eastAsia"/>
-                <w:color w:val="35A543" w:themeColor="background1" w:themeShade="80"/>
+                <w:color w:val="808080" w:themeColor="background1" w:themeShade="80"/>
               </w:rPr>
               <w:t>在错误的节点（</w:t>
             </w:r>
             <w:r>
               <w:rPr>
                 <w:rFonts w:hint="eastAsia"/>
-                <w:color w:val="35A543" w:themeColor="background1" w:themeShade="80"/>
+                <w:color w:val="808080" w:themeColor="background1" w:themeShade="80"/>
               </w:rPr>
               <w:t>split</w:t>
             </w:r>
             <w:r>
               <w:rPr>
                 <w:rFonts w:hint="eastAsia"/>
-                <w:color w:val="35A543" w:themeColor="background1" w:themeShade="80"/>
+                <w:color w:val="808080" w:themeColor="background1" w:themeShade="80"/>
               </w:rPr>
               <w:t>源节点，本来应该在</w:t>
             </w:r>
             <w:r>
               <w:rPr>
                 <w:rFonts w:hint="eastAsia"/>
-                <w:color w:val="35A543" w:themeColor="background1" w:themeShade="80"/>
+                <w:color w:val="808080" w:themeColor="background1" w:themeShade="80"/>
               </w:rPr>
               <w:t>split</w:t>
             </w:r>
             <w:r>
               <w:rPr>
                 <w:rFonts w:hint="eastAsia"/>
-                <w:color w:val="35A543" w:themeColor="background1" w:themeShade="80"/>
+                <w:color w:val="808080" w:themeColor="background1" w:themeShade="80"/>
               </w:rPr>
               <w:t>目标节点）</w:t>
             </w:r>
@@ -9861,13 +10374,13 @@
           <w:p>
             <w:pPr>
               <w:rPr>
-                <w:color w:val="35A543" w:themeColor="background1" w:themeShade="80"/>
-              </w:rPr>
-            </w:pPr>
-            <w:r>
-              <w:rPr>
-                <w:rFonts w:hint="eastAsia"/>
-                <w:color w:val="35A543" w:themeColor="background1" w:themeShade="80"/>
+                <w:color w:val="808080" w:themeColor="background1" w:themeShade="80"/>
+              </w:rPr>
+            </w:pPr>
+            <w:r>
+              <w:rPr>
+                <w:rFonts w:hint="eastAsia"/>
+                <w:color w:val="808080" w:themeColor="background1" w:themeShade="80"/>
               </w:rPr>
               <w:t>已解决</w:t>
             </w:r>
@@ -9882,7 +10395,7 @@
           <w:p>
             <w:pPr>
               <w:rPr>
-                <w:color w:val="35A543" w:themeColor="background1" w:themeShade="80"/>
+                <w:color w:val="808080" w:themeColor="background1" w:themeShade="80"/>
               </w:rPr>
             </w:pPr>
             <w:r>
@@ -9890,7 +10403,7 @@
                 <w:rFonts w:ascii="Arial" w:hAnsi="Arial" w:cs="Arial"/>
                 <w:b/>
                 <w:bCs/>
-                <w:color w:val="35A543" w:themeColor="background1" w:themeShade="80"/>
+                <w:color w:val="808080" w:themeColor="background1" w:themeShade="80"/>
                 <w:sz w:val="15"/>
                 <w:szCs w:val="15"/>
               </w:rPr>
@@ -9901,7 +10414,7 @@
                 <w:rFonts w:ascii="Arial" w:hAnsi="Arial" w:cs="Arial" w:hint="eastAsia"/>
                 <w:b/>
                 <w:bCs/>
-                <w:color w:val="35A543" w:themeColor="background1" w:themeShade="80"/>
+                <w:color w:val="808080" w:themeColor="background1" w:themeShade="80"/>
                 <w:sz w:val="15"/>
                 <w:szCs w:val="15"/>
               </w:rPr>
@@ -9916,48 +10429,50 @@
           <w:p>
             <w:pPr>
               <w:rPr>
-                <w:color w:val="35A543" w:themeColor="background1" w:themeShade="80"/>
-              </w:rPr>
-            </w:pPr>
-            <w:r>
-              <w:rPr>
-                <w:rFonts w:hint="eastAsia"/>
-                <w:color w:val="35A543" w:themeColor="background1" w:themeShade="80"/>
+                <w:color w:val="808080" w:themeColor="background1" w:themeShade="80"/>
+              </w:rPr>
+            </w:pPr>
+            <w:r>
+              <w:rPr>
+                <w:rFonts w:hint="eastAsia"/>
+                <w:color w:val="808080" w:themeColor="background1" w:themeShade="80"/>
               </w:rPr>
               <w:t>java</w:t>
             </w:r>
             <w:r>
               <w:rPr>
                 <w:rFonts w:hint="eastAsia"/>
-                <w:color w:val="35A543" w:themeColor="background1" w:themeShade="80"/>
+                <w:color w:val="808080" w:themeColor="background1" w:themeShade="80"/>
               </w:rPr>
               <w:t>驱动</w:t>
             </w:r>
-            <w:r>
-              <w:rPr>
-                <w:rFonts w:hint="eastAsia"/>
-                <w:color w:val="35A543" w:themeColor="background1" w:themeShade="80"/>
+            <w:proofErr w:type="spellStart"/>
+            <w:r>
+              <w:rPr>
+                <w:rFonts w:hint="eastAsia"/>
+                <w:color w:val="808080" w:themeColor="background1" w:themeShade="80"/>
               </w:rPr>
               <w:t>Sequoiadb</w:t>
             </w:r>
-            <w:r>
-              <w:rPr>
-                <w:rFonts w:hint="eastAsia"/>
-                <w:color w:val="35A543" w:themeColor="background1" w:themeShade="80"/>
+            <w:proofErr w:type="spellEnd"/>
+            <w:r>
+              <w:rPr>
+                <w:rFonts w:hint="eastAsia"/>
+                <w:color w:val="808080" w:themeColor="background1" w:themeShade="80"/>
               </w:rPr>
               <w:t>类中，提供多个可选择地址的构造器函数在发布</w:t>
             </w:r>
             <w:r>
               <w:rPr>
                 <w:rFonts w:hint="eastAsia"/>
-                <w:color w:val="35A543" w:themeColor="background1" w:themeShade="80"/>
+                <w:color w:val="808080" w:themeColor="background1" w:themeShade="80"/>
               </w:rPr>
               <w:t>1.8</w:t>
             </w:r>
             <w:r>
               <w:rPr>
                 <w:rFonts w:hint="eastAsia"/>
-                <w:color w:val="35A543" w:themeColor="background1" w:themeShade="80"/>
+                <w:color w:val="808080" w:themeColor="background1" w:themeShade="80"/>
               </w:rPr>
               <w:t>版本时，忘记把调试信息删除。</w:t>
             </w:r>
@@ -9970,13 +10485,13 @@
           <w:p>
             <w:pPr>
               <w:rPr>
-                <w:color w:val="35A543" w:themeColor="background1" w:themeShade="80"/>
-              </w:rPr>
-            </w:pPr>
-            <w:r>
-              <w:rPr>
-                <w:rFonts w:hint="eastAsia"/>
-                <w:color w:val="35A543" w:themeColor="background1" w:themeShade="80"/>
+                <w:color w:val="808080" w:themeColor="background1" w:themeShade="80"/>
+              </w:rPr>
+            </w:pPr>
+            <w:r>
+              <w:rPr>
+                <w:rFonts w:hint="eastAsia"/>
+                <w:color w:val="808080" w:themeColor="background1" w:themeShade="80"/>
               </w:rPr>
               <w:t>已解决</w:t>
             </w:r>
@@ -9991,7 +10506,7 @@
           <w:p>
             <w:pPr>
               <w:rPr>
-                <w:color w:val="35A543" w:themeColor="background1" w:themeShade="80"/>
+                <w:color w:val="808080" w:themeColor="background1" w:themeShade="80"/>
               </w:rPr>
             </w:pPr>
           </w:p>
@@ -10003,20 +10518,20 @@
           <w:p>
             <w:pPr>
               <w:rPr>
-                <w:color w:val="35A543" w:themeColor="background1" w:themeShade="80"/>
-              </w:rPr>
-            </w:pPr>
-            <w:r>
-              <w:rPr>
-                <w:rFonts w:hint="eastAsia"/>
-                <w:color w:val="35A543" w:themeColor="background1" w:themeShade="80"/>
+                <w:color w:val="808080" w:themeColor="background1" w:themeShade="80"/>
+              </w:rPr>
+            </w:pPr>
+            <w:r>
+              <w:rPr>
+                <w:rFonts w:hint="eastAsia"/>
+                <w:color w:val="808080" w:themeColor="background1" w:themeShade="80"/>
               </w:rPr>
               <w:t>LOB</w:t>
             </w:r>
             <w:r>
               <w:rPr>
                 <w:rFonts w:hint="eastAsia"/>
-                <w:color w:val="35A543" w:themeColor="background1" w:themeShade="80"/>
+                <w:color w:val="808080" w:themeColor="background1" w:themeShade="80"/>
               </w:rPr>
               <w:t>的备份和恢复</w:t>
             </w:r>
@@ -10029,13 +10544,13 @@
           <w:p>
             <w:pPr>
               <w:rPr>
-                <w:color w:val="35A543" w:themeColor="background1" w:themeShade="80"/>
-              </w:rPr>
-            </w:pPr>
-            <w:r>
-              <w:rPr>
-                <w:rFonts w:hint="eastAsia"/>
-                <w:color w:val="35A543" w:themeColor="background1" w:themeShade="80"/>
+                <w:color w:val="808080" w:themeColor="background1" w:themeShade="80"/>
+              </w:rPr>
+            </w:pPr>
+            <w:r>
+              <w:rPr>
+                <w:rFonts w:hint="eastAsia"/>
+                <w:color w:val="808080" w:themeColor="background1" w:themeShade="80"/>
               </w:rPr>
               <w:t>已解决</w:t>
             </w:r>
@@ -10050,7 +10565,7 @@
           <w:p>
             <w:pPr>
               <w:rPr>
-                <w:color w:val="35A543" w:themeColor="background1" w:themeShade="80"/>
+                <w:color w:val="808080" w:themeColor="background1" w:themeShade="80"/>
               </w:rPr>
             </w:pPr>
           </w:p>
@@ -10062,7 +10577,7 @@
           <w:p>
             <w:pPr>
               <w:rPr>
-                <w:color w:val="35A543" w:themeColor="background1" w:themeShade="80"/>
+                <w:color w:val="808080" w:themeColor="background1" w:themeShade="80"/>
               </w:rPr>
             </w:pPr>
           </w:p>
@@ -10074,7 +10589,7 @@
           <w:p>
             <w:pPr>
               <w:rPr>
-                <w:color w:val="35A543" w:themeColor="background1" w:themeShade="80"/>
+                <w:color w:val="808080" w:themeColor="background1" w:themeShade="80"/>
               </w:rPr>
             </w:pPr>
           </w:p>
@@ -10114,19 +10629,21 @@
     <w:tbl>
       <w:tblPr>
         <w:tblStyle w:val="TableGrid"/>
-        <w:tblW w:w="0" w:type="auto"/>
+        <w:tblW w:w="8613" w:type="dxa"/>
         <w:tblLook w:val="04A0"/>
       </w:tblPr>
       <w:tblGrid>
-        <w:gridCol w:w="2093"/>
-        <w:gridCol w:w="1134"/>
-        <w:gridCol w:w="4252"/>
-        <w:gridCol w:w="1043"/>
+        <w:gridCol w:w="2073"/>
+        <w:gridCol w:w="1044"/>
+        <w:gridCol w:w="1405"/>
+        <w:gridCol w:w="1370"/>
+        <w:gridCol w:w="1162"/>
+        <w:gridCol w:w="1559"/>
       </w:tblGrid>
       <w:tr>
         <w:tc>
           <w:tcPr>
-            <w:tcW w:w="2093" w:type="dxa"/>
+            <w:tcW w:w="2073" w:type="dxa"/>
           </w:tcPr>
           <w:p>
             <w:pPr>
@@ -10142,7 +10659,7 @@
         </w:tc>
         <w:tc>
           <w:tcPr>
-            <w:tcW w:w="1134" w:type="dxa"/>
+            <w:tcW w:w="1044" w:type="dxa"/>
           </w:tcPr>
           <w:p>
             <w:pPr>
@@ -10158,7 +10675,8 @@
         </w:tc>
         <w:tc>
           <w:tcPr>
-            <w:tcW w:w="4252" w:type="dxa"/>
+            <w:tcW w:w="3937" w:type="dxa"/>
+            <w:gridSpan w:val="3"/>
           </w:tcPr>
           <w:p>
             <w:pPr>
@@ -10174,7 +10692,7 @@
         </w:tc>
         <w:tc>
           <w:tcPr>
-            <w:tcW w:w="1043" w:type="dxa"/>
+            <w:tcW w:w="1559" w:type="dxa"/>
           </w:tcPr>
           <w:p>
             <w:pPr>
@@ -10192,7 +10710,7 @@
       <w:tr>
         <w:tc>
           <w:tcPr>
-            <w:tcW w:w="2093" w:type="dxa"/>
+            <w:tcW w:w="2073" w:type="dxa"/>
           </w:tcPr>
           <w:p>
             <w:r>
@@ -10211,7 +10729,7 @@
         </w:tc>
         <w:tc>
           <w:tcPr>
-            <w:tcW w:w="1134" w:type="dxa"/>
+            <w:tcW w:w="1044" w:type="dxa"/>
           </w:tcPr>
           <w:p>
             <w:r>
@@ -10224,7 +10742,8 @@
         </w:tc>
         <w:tc>
           <w:tcPr>
-            <w:tcW w:w="4252" w:type="dxa"/>
+            <w:tcW w:w="3937" w:type="dxa"/>
+            <w:gridSpan w:val="3"/>
           </w:tcPr>
           <w:p>
             <w:r>
@@ -10311,6 +10830,7 @@
               </w:rPr>
               <w:t xml:space="preserve">   </w:t>
             </w:r>
+            <w:proofErr w:type="spellStart"/>
             <w:r>
               <w:t>U</w:t>
             </w:r>
@@ -10320,6 +10840,7 @@
               </w:rPr>
               <w:t>buntu</w:t>
             </w:r>
+            <w:proofErr w:type="spellEnd"/>
             <w:r>
               <w:rPr>
                 <w:rFonts w:hint="eastAsia"/>
@@ -10373,6 +10894,7 @@
               </w:rPr>
               <w:t xml:space="preserve">   </w:t>
             </w:r>
+            <w:proofErr w:type="spellStart"/>
             <w:r>
               <w:t>S</w:t>
             </w:r>
@@ -10382,6 +10904,7 @@
               </w:rPr>
               <w:t>use</w:t>
             </w:r>
+            <w:proofErr w:type="spellEnd"/>
             <w:r>
               <w:rPr>
                 <w:rFonts w:hint="eastAsia"/>
@@ -10425,7 +10948,7 @@
         </w:tc>
         <w:tc>
           <w:tcPr>
-            <w:tcW w:w="1043" w:type="dxa"/>
+            <w:tcW w:w="1559" w:type="dxa"/>
           </w:tcPr>
           <w:p/>
         </w:tc>
@@ -10433,7 +10956,7 @@
       <w:tr>
         <w:tc>
           <w:tcPr>
-            <w:tcW w:w="2093" w:type="dxa"/>
+            <w:tcW w:w="2073" w:type="dxa"/>
           </w:tcPr>
           <w:p>
             <w:r>
@@ -10446,7 +10969,7 @@
         </w:tc>
         <w:tc>
           <w:tcPr>
-            <w:tcW w:w="1134" w:type="dxa"/>
+            <w:tcW w:w="1044" w:type="dxa"/>
           </w:tcPr>
           <w:p>
             <w:r>
@@ -10459,7 +10982,8 @@
         </w:tc>
         <w:tc>
           <w:tcPr>
-            <w:tcW w:w="4252" w:type="dxa"/>
+            <w:tcW w:w="3937" w:type="dxa"/>
+            <w:gridSpan w:val="3"/>
           </w:tcPr>
           <w:p>
             <w:r>
@@ -10526,7 +11050,7 @@
         </w:tc>
         <w:tc>
           <w:tcPr>
-            <w:tcW w:w="1043" w:type="dxa"/>
+            <w:tcW w:w="1559" w:type="dxa"/>
           </w:tcPr>
           <w:p/>
         </w:tc>
@@ -10534,7 +11058,7 @@
       <w:tr>
         <w:tc>
           <w:tcPr>
-            <w:tcW w:w="2093" w:type="dxa"/>
+            <w:tcW w:w="2073" w:type="dxa"/>
           </w:tcPr>
           <w:p>
             <w:r>
@@ -10547,7 +11071,7 @@
         </w:tc>
         <w:tc>
           <w:tcPr>
-            <w:tcW w:w="1134" w:type="dxa"/>
+            <w:tcW w:w="1044" w:type="dxa"/>
           </w:tcPr>
           <w:p>
             <w:r>
@@ -10560,61 +11084,80 @@
         </w:tc>
         <w:tc>
           <w:tcPr>
-            <w:tcW w:w="4252" w:type="dxa"/>
-          </w:tcPr>
-          <w:p>
+            <w:tcW w:w="3937" w:type="dxa"/>
+            <w:gridSpan w:val="3"/>
+          </w:tcPr>
+          <w:p>
+            <w:proofErr w:type="spellStart"/>
             <w:r>
               <w:t>sdbimprt</w:t>
             </w:r>
-          </w:p>
-          <w:p>
+            <w:proofErr w:type="spellEnd"/>
+          </w:p>
+          <w:p>
+            <w:proofErr w:type="spellStart"/>
             <w:r>
               <w:t>sdbexprt</w:t>
             </w:r>
-          </w:p>
-          <w:p>
+            <w:proofErr w:type="spellEnd"/>
+          </w:p>
+          <w:p>
+            <w:proofErr w:type="spellStart"/>
             <w:r>
               <w:t>sdbinspect</w:t>
             </w:r>
-          </w:p>
-          <w:p>
+            <w:proofErr w:type="spellEnd"/>
+          </w:p>
+          <w:p>
+            <w:proofErr w:type="spellStart"/>
             <w:r>
               <w:t>sdbrestore</w:t>
             </w:r>
-          </w:p>
-          <w:p>
+            <w:proofErr w:type="spellEnd"/>
+          </w:p>
+          <w:p>
+            <w:proofErr w:type="spellStart"/>
             <w:r>
               <w:t>sdblist</w:t>
             </w:r>
-          </w:p>
-          <w:p>
+            <w:proofErr w:type="spellEnd"/>
+          </w:p>
+          <w:p>
+            <w:proofErr w:type="spellStart"/>
             <w:r>
               <w:rPr>
                 <w:rFonts w:hint="eastAsia"/>
               </w:rPr>
               <w:t>sdbstart</w:t>
             </w:r>
-          </w:p>
-          <w:p>
+            <w:proofErr w:type="spellEnd"/>
+          </w:p>
+          <w:p>
+            <w:proofErr w:type="spellStart"/>
             <w:r>
               <w:rPr>
                 <w:rFonts w:hint="eastAsia"/>
               </w:rPr>
               <w:t>sdbstop</w:t>
             </w:r>
-          </w:p>
-          <w:p>
+            <w:proofErr w:type="spellEnd"/>
+          </w:p>
+          <w:p>
+            <w:proofErr w:type="spellStart"/>
             <w:r>
               <w:rPr>
                 <w:rFonts w:hint="eastAsia"/>
               </w:rPr>
               <w:t>sdbdmsdump</w:t>
             </w:r>
-          </w:p>
-          <w:p>
+            <w:proofErr w:type="spellEnd"/>
+          </w:p>
+          <w:p>
+            <w:proofErr w:type="spellStart"/>
             <w:r>
               <w:t>sdbdpsdump</w:t>
             </w:r>
+            <w:proofErr w:type="spellEnd"/>
           </w:p>
           <w:p>
             <w:r>
@@ -10624,7 +11167,7 @@
         </w:tc>
         <w:tc>
           <w:tcPr>
-            <w:tcW w:w="1043" w:type="dxa"/>
+            <w:tcW w:w="1559" w:type="dxa"/>
           </w:tcPr>
           <w:p/>
         </w:tc>
@@ -10632,7 +11175,7 @@
       <w:tr>
         <w:tc>
           <w:tcPr>
-            <w:tcW w:w="2093" w:type="dxa"/>
+            <w:tcW w:w="2073" w:type="dxa"/>
           </w:tcPr>
           <w:p>
             <w:r>
@@ -10645,7 +11188,7 @@
         </w:tc>
         <w:tc>
           <w:tcPr>
-            <w:tcW w:w="1134" w:type="dxa"/>
+            <w:tcW w:w="1044" w:type="dxa"/>
           </w:tcPr>
           <w:p>
             <w:r>
@@ -10658,13 +11201,14 @@
         </w:tc>
         <w:tc>
           <w:tcPr>
-            <w:tcW w:w="4252" w:type="dxa"/>
+            <w:tcW w:w="3937" w:type="dxa"/>
+            <w:gridSpan w:val="3"/>
           </w:tcPr>
           <w:p/>
         </w:tc>
         <w:tc>
           <w:tcPr>
-            <w:tcW w:w="1043" w:type="dxa"/>
+            <w:tcW w:w="1559" w:type="dxa"/>
           </w:tcPr>
           <w:p>
             <w:r>
@@ -10679,7 +11223,7 @@
       <w:tr>
         <w:tc>
           <w:tcPr>
-            <w:tcW w:w="2093" w:type="dxa"/>
+            <w:tcW w:w="2073" w:type="dxa"/>
           </w:tcPr>
           <w:p>
             <w:r>
@@ -10704,7 +11248,7 @@
         </w:tc>
         <w:tc>
           <w:tcPr>
-            <w:tcW w:w="1134" w:type="dxa"/>
+            <w:tcW w:w="1044" w:type="dxa"/>
           </w:tcPr>
           <w:p>
             <w:r>
@@ -10717,13 +11261,14 @@
         </w:tc>
         <w:tc>
           <w:tcPr>
-            <w:tcW w:w="4252" w:type="dxa"/>
+            <w:tcW w:w="3937" w:type="dxa"/>
+            <w:gridSpan w:val="3"/>
           </w:tcPr>
           <w:p/>
         </w:tc>
         <w:tc>
           <w:tcPr>
-            <w:tcW w:w="1043" w:type="dxa"/>
+            <w:tcW w:w="1559" w:type="dxa"/>
           </w:tcPr>
           <w:p>
             <w:r>
@@ -10738,7 +11283,7 @@
       <w:tr>
         <w:tc>
           <w:tcPr>
-            <w:tcW w:w="2093" w:type="dxa"/>
+            <w:tcW w:w="2073" w:type="dxa"/>
           </w:tcPr>
           <w:p>
             <w:r>
@@ -10763,7 +11308,7 @@
         </w:tc>
         <w:tc>
           <w:tcPr>
-            <w:tcW w:w="1134" w:type="dxa"/>
+            <w:tcW w:w="1044" w:type="dxa"/>
           </w:tcPr>
           <w:p>
             <w:r>
@@ -10776,13 +11321,14 @@
         </w:tc>
         <w:tc>
           <w:tcPr>
-            <w:tcW w:w="4252" w:type="dxa"/>
+            <w:tcW w:w="3937" w:type="dxa"/>
+            <w:gridSpan w:val="3"/>
           </w:tcPr>
           <w:p/>
         </w:tc>
         <w:tc>
           <w:tcPr>
-            <w:tcW w:w="1043" w:type="dxa"/>
+            <w:tcW w:w="1559" w:type="dxa"/>
           </w:tcPr>
           <w:p/>
         </w:tc>
@@ -10790,7 +11336,7 @@
       <w:tr>
         <w:tc>
           <w:tcPr>
-            <w:tcW w:w="2093" w:type="dxa"/>
+            <w:tcW w:w="2073" w:type="dxa"/>
           </w:tcPr>
           <w:p>
             <w:r>
@@ -10811,12 +11357,14 @@
               </w:rPr>
               <w:t>（旧的</w:t>
             </w:r>
+            <w:proofErr w:type="spellStart"/>
             <w:r>
               <w:rPr>
                 <w:rFonts w:hint="eastAsia"/>
               </w:rPr>
               <w:t>php</w:t>
             </w:r>
+            <w:proofErr w:type="spellEnd"/>
             <w:r>
               <w:rPr>
                 <w:rFonts w:hint="eastAsia"/>
@@ -10827,7 +11375,7 @@
         </w:tc>
         <w:tc>
           <w:tcPr>
-            <w:tcW w:w="1134" w:type="dxa"/>
+            <w:tcW w:w="1044" w:type="dxa"/>
           </w:tcPr>
           <w:p>
             <w:r>
@@ -10840,13 +11388,14 @@
         </w:tc>
         <w:tc>
           <w:tcPr>
-            <w:tcW w:w="4252" w:type="dxa"/>
+            <w:tcW w:w="3937" w:type="dxa"/>
+            <w:gridSpan w:val="3"/>
           </w:tcPr>
           <w:p/>
         </w:tc>
         <w:tc>
           <w:tcPr>
-            <w:tcW w:w="1043" w:type="dxa"/>
+            <w:tcW w:w="1559" w:type="dxa"/>
           </w:tcPr>
           <w:p/>
         </w:tc>
@@ -10854,7 +11403,7 @@
       <w:tr>
         <w:tc>
           <w:tcPr>
-            <w:tcW w:w="2093" w:type="dxa"/>
+            <w:tcW w:w="2073" w:type="dxa"/>
           </w:tcPr>
           <w:p>
             <w:r>
@@ -10870,7 +11419,7 @@
         </w:tc>
         <w:tc>
           <w:tcPr>
-            <w:tcW w:w="1134" w:type="dxa"/>
+            <w:tcW w:w="1044" w:type="dxa"/>
           </w:tcPr>
           <w:p>
             <w:r>
@@ -10883,13 +11432,14 @@
         </w:tc>
         <w:tc>
           <w:tcPr>
-            <w:tcW w:w="4252" w:type="dxa"/>
+            <w:tcW w:w="3937" w:type="dxa"/>
+            <w:gridSpan w:val="3"/>
           </w:tcPr>
           <w:p/>
         </w:tc>
         <w:tc>
           <w:tcPr>
-            <w:tcW w:w="1043" w:type="dxa"/>
+            <w:tcW w:w="1559" w:type="dxa"/>
           </w:tcPr>
           <w:p>
             <w:r>
@@ -10904,7 +11454,7 @@
       <w:tr>
         <w:tc>
           <w:tcPr>
-            <w:tcW w:w="2093" w:type="dxa"/>
+            <w:tcW w:w="2073" w:type="dxa"/>
           </w:tcPr>
           <w:p>
             <w:r>
@@ -10919,7 +11469,35 @@
               <w:rPr>
                 <w:rFonts w:hint="eastAsia"/>
               </w:rPr>
-              <w:t>(c/c++/java/php/c#</w:t>
+              <w:t>(c/</w:t>
+            </w:r>
+            <w:proofErr w:type="spellStart"/>
+            <w:r>
+              <w:rPr>
+                <w:rFonts w:hint="eastAsia"/>
+              </w:rPr>
+              <w:t>c++</w:t>
+            </w:r>
+            <w:proofErr w:type="spellEnd"/>
+            <w:r>
+              <w:rPr>
+                <w:rFonts w:hint="eastAsia"/>
+              </w:rPr>
+              <w:t>/java/</w:t>
+            </w:r>
+            <w:proofErr w:type="spellStart"/>
+            <w:r>
+              <w:rPr>
+                <w:rFonts w:hint="eastAsia"/>
+              </w:rPr>
+              <w:t>php</w:t>
+            </w:r>
+            <w:proofErr w:type="spellEnd"/>
+            <w:r>
+              <w:rPr>
+                <w:rFonts w:hint="eastAsia"/>
+              </w:rPr>
+              <w:t>/c#</w:t>
             </w:r>
             <w:r>
               <w:rPr>
@@ -10933,6 +11511,7 @@
               <w:rPr>
                 <w:rFonts w:hint="eastAsia"/>
               </w:rPr>
+              <w:lastRenderedPageBreak/>
               <w:t>python</w:t>
             </w:r>
             <w:r>
@@ -10945,34 +11524,40 @@
         </w:tc>
         <w:tc>
           <w:tcPr>
-            <w:tcW w:w="1134" w:type="dxa"/>
-          </w:tcPr>
-          <w:p>
-            <w:r>
-              <w:rPr>
-                <w:rFonts w:hint="eastAsia"/>
-              </w:rPr>
+            <w:tcW w:w="1044" w:type="dxa"/>
+          </w:tcPr>
+          <w:p>
+            <w:r>
+              <w:rPr>
+                <w:rFonts w:hint="eastAsia"/>
+              </w:rPr>
+              <w:lastRenderedPageBreak/>
               <w:t>谭钊波</w:t>
             </w:r>
           </w:p>
         </w:tc>
         <w:tc>
           <w:tcPr>
-            <w:tcW w:w="4252" w:type="dxa"/>
+            <w:tcW w:w="3937" w:type="dxa"/>
+            <w:gridSpan w:val="3"/>
           </w:tcPr>
           <w:p/>
         </w:tc>
         <w:tc>
           <w:tcPr>
-            <w:tcW w:w="1043" w:type="dxa"/>
+            <w:tcW w:w="1559" w:type="dxa"/>
           </w:tcPr>
           <w:p/>
         </w:tc>
       </w:tr>
       <w:tr>
-        <w:tc>
-          <w:tcPr>
-            <w:tcW w:w="2093" w:type="dxa"/>
+        <w:trPr>
+          <w:trHeight w:val="36"/>
+        </w:trPr>
+        <w:tc>
+          <w:tcPr>
+            <w:tcW w:w="2073" w:type="dxa"/>
+            <w:vMerge w:val="restart"/>
           </w:tcPr>
           <w:p>
             <w:r>
@@ -10986,7 +11571,8 @@
         </w:tc>
         <w:tc>
           <w:tcPr>
-            <w:tcW w:w="1134" w:type="dxa"/>
+            <w:tcW w:w="1044" w:type="dxa"/>
+            <w:vMerge w:val="restart"/>
           </w:tcPr>
           <w:p>
             <w:r>
@@ -10999,21 +11585,1447 @@
         </w:tc>
         <w:tc>
           <w:tcPr>
-            <w:tcW w:w="4252" w:type="dxa"/>
+            <w:tcW w:w="1405" w:type="dxa"/>
+          </w:tcPr>
+          <w:p>
+            <w:r>
+              <w:rPr>
+                <w:rFonts w:hint="eastAsia"/>
+              </w:rPr>
+              <w:t>scene</w:t>
+            </w:r>
+          </w:p>
+        </w:tc>
+        <w:tc>
+          <w:tcPr>
+            <w:tcW w:w="1370" w:type="dxa"/>
+          </w:tcPr>
+          <w:p>
+            <w:r>
+              <w:rPr>
+                <w:rFonts w:hint="eastAsia"/>
+              </w:rPr>
+              <w:t>1.10(TPS)</w:t>
+            </w:r>
+          </w:p>
+        </w:tc>
+        <w:tc>
+          <w:tcPr>
+            <w:tcW w:w="1162" w:type="dxa"/>
+          </w:tcPr>
+          <w:p>
+            <w:r>
+              <w:rPr>
+                <w:rFonts w:hint="eastAsia"/>
+              </w:rPr>
+              <w:t>1.8(TPS)</w:t>
+            </w:r>
+          </w:p>
+        </w:tc>
+        <w:tc>
+          <w:tcPr>
+            <w:tcW w:w="1559" w:type="dxa"/>
+            <w:vMerge w:val="restart"/>
+          </w:tcPr>
+          <w:p>
+            <w:r>
+              <w:rPr>
+                <w:rFonts w:hint="eastAsia"/>
+              </w:rPr>
+              <w:t>从测试结果来看，数据量与内存比为</w:t>
+            </w:r>
+            <w:r>
+              <w:rPr>
+                <w:rFonts w:hint="eastAsia"/>
+              </w:rPr>
+              <w:t>4</w:t>
+            </w:r>
+            <w:r>
+              <w:rPr>
+                <w:rFonts w:hint="eastAsia"/>
+              </w:rPr>
+              <w:t>：</w:t>
+            </w:r>
+            <w:r>
+              <w:rPr>
+                <w:rFonts w:hint="eastAsia"/>
+              </w:rPr>
+              <w:t>1</w:t>
+            </w:r>
+            <w:r>
+              <w:rPr>
+                <w:rFonts w:hint="eastAsia"/>
+              </w:rPr>
+              <w:t>时，</w:t>
+            </w:r>
+            <w:r>
+              <w:rPr>
+                <w:rFonts w:hint="eastAsia"/>
+              </w:rPr>
+              <w:t>1.10</w:t>
+            </w:r>
+            <w:r>
+              <w:rPr>
+                <w:rFonts w:hint="eastAsia"/>
+              </w:rPr>
+              <w:t>版本在不开启</w:t>
+            </w:r>
+            <w:proofErr w:type="spellStart"/>
+            <w:r>
+              <w:rPr>
+                <w:rFonts w:hint="eastAsia"/>
+              </w:rPr>
+              <w:t>pagecleaner</w:t>
+            </w:r>
+            <w:proofErr w:type="spellEnd"/>
+            <w:r>
+              <w:rPr>
+                <w:rFonts w:hint="eastAsia"/>
+              </w:rPr>
+              <w:t>时与</w:t>
+            </w:r>
+            <w:r>
+              <w:rPr>
+                <w:rFonts w:hint="eastAsia"/>
+              </w:rPr>
+              <w:t>1.8</w:t>
+            </w:r>
+            <w:r>
+              <w:rPr>
+                <w:rFonts w:hint="eastAsia"/>
+              </w:rPr>
+              <w:t>基本一致。打开</w:t>
+            </w:r>
+            <w:proofErr w:type="spellStart"/>
+            <w:r>
+              <w:rPr>
+                <w:rFonts w:hint="eastAsia"/>
+              </w:rPr>
+              <w:t>pagecleaner</w:t>
+            </w:r>
+            <w:proofErr w:type="spellEnd"/>
+            <w:r>
+              <w:rPr>
+                <w:rFonts w:hint="eastAsia"/>
+              </w:rPr>
+              <w:t>时对写性能影响比较大，或者需要新的调优手段。另外从小数据量测试来看，读性能提升较明显。</w:t>
+            </w:r>
+          </w:p>
+        </w:tc>
+      </w:tr>
+      <w:tr>
+        <w:trPr>
+          <w:trHeight w:val="35"/>
+        </w:trPr>
+        <w:tc>
+          <w:tcPr>
+            <w:tcW w:w="2073" w:type="dxa"/>
+            <w:vMerge/>
+          </w:tcPr>
+          <w:p>
+            <w:pPr>
+              <w:rPr>
+                <w:rFonts w:hint="eastAsia"/>
+              </w:rPr>
+            </w:pPr>
+          </w:p>
+        </w:tc>
+        <w:tc>
+          <w:tcPr>
+            <w:tcW w:w="1044" w:type="dxa"/>
+            <w:vMerge/>
+          </w:tcPr>
+          <w:p>
+            <w:pPr>
+              <w:rPr>
+                <w:rFonts w:hint="eastAsia"/>
+              </w:rPr>
+            </w:pPr>
+          </w:p>
+        </w:tc>
+        <w:tc>
+          <w:tcPr>
+            <w:tcW w:w="1405" w:type="dxa"/>
+          </w:tcPr>
+          <w:p>
+            <w:proofErr w:type="spellStart"/>
+            <w:r>
+              <w:rPr>
+                <w:rFonts w:hint="eastAsia"/>
+              </w:rPr>
+              <w:t>bulkload</w:t>
+            </w:r>
+            <w:proofErr w:type="spellEnd"/>
+          </w:p>
+        </w:tc>
+        <w:tc>
+          <w:tcPr>
+            <w:tcW w:w="1370" w:type="dxa"/>
+          </w:tcPr>
+          <w:p>
+            <w:pPr>
+              <w:rPr>
+                <w:rFonts w:ascii="Arial" w:eastAsia="宋体" w:hAnsi="Arial" w:cs="Arial"/>
+                <w:sz w:val="20"/>
+                <w:szCs w:val="20"/>
+              </w:rPr>
+            </w:pPr>
+            <w:r>
+              <w:rPr>
+                <w:rFonts w:ascii="Arial" w:hAnsi="Arial" w:cs="Arial"/>
+                <w:sz w:val="20"/>
+                <w:szCs w:val="20"/>
+              </w:rPr>
+              <w:t>40792.05</w:t>
+            </w:r>
+          </w:p>
+        </w:tc>
+        <w:tc>
+          <w:tcPr>
+            <w:tcW w:w="1162" w:type="dxa"/>
+          </w:tcPr>
+          <w:p>
+            <w:pPr>
+              <w:rPr>
+                <w:rFonts w:ascii="Arial" w:eastAsia="宋体" w:hAnsi="Arial" w:cs="Arial"/>
+                <w:sz w:val="20"/>
+                <w:szCs w:val="20"/>
+              </w:rPr>
+            </w:pPr>
+            <w:r>
+              <w:rPr>
+                <w:rFonts w:ascii="Arial" w:hAnsi="Arial" w:cs="Arial"/>
+                <w:sz w:val="20"/>
+                <w:szCs w:val="20"/>
+              </w:rPr>
+              <w:t>43453.23</w:t>
+            </w:r>
+          </w:p>
+        </w:tc>
+        <w:tc>
+          <w:tcPr>
+            <w:tcW w:w="1559" w:type="dxa"/>
+            <w:vMerge/>
           </w:tcPr>
           <w:p/>
         </w:tc>
-        <w:tc>
-          <w:tcPr>
-            <w:tcW w:w="1043" w:type="dxa"/>
+      </w:tr>
+      <w:tr>
+        <w:trPr>
+          <w:trHeight w:val="35"/>
+        </w:trPr>
+        <w:tc>
+          <w:tcPr>
+            <w:tcW w:w="2073" w:type="dxa"/>
+            <w:vMerge/>
+          </w:tcPr>
+          <w:p>
+            <w:pPr>
+              <w:rPr>
+                <w:rFonts w:hint="eastAsia"/>
+              </w:rPr>
+            </w:pPr>
+          </w:p>
+        </w:tc>
+        <w:tc>
+          <w:tcPr>
+            <w:tcW w:w="1044" w:type="dxa"/>
+            <w:vMerge/>
+          </w:tcPr>
+          <w:p>
+            <w:pPr>
+              <w:rPr>
+                <w:rFonts w:hint="eastAsia"/>
+              </w:rPr>
+            </w:pPr>
+          </w:p>
+        </w:tc>
+        <w:tc>
+          <w:tcPr>
+            <w:tcW w:w="1405" w:type="dxa"/>
+          </w:tcPr>
+          <w:p>
+            <w:proofErr w:type="spellStart"/>
+            <w:r>
+              <w:rPr>
+                <w:rFonts w:hint="eastAsia"/>
+              </w:rPr>
+              <w:t>singleload</w:t>
+            </w:r>
+            <w:proofErr w:type="spellEnd"/>
+          </w:p>
+        </w:tc>
+        <w:tc>
+          <w:tcPr>
+            <w:tcW w:w="1370" w:type="dxa"/>
+          </w:tcPr>
+          <w:p>
+            <w:pPr>
+              <w:rPr>
+                <w:rFonts w:ascii="Arial" w:eastAsia="宋体" w:hAnsi="Arial" w:cs="Arial"/>
+                <w:sz w:val="20"/>
+                <w:szCs w:val="20"/>
+              </w:rPr>
+            </w:pPr>
+            <w:r>
+              <w:rPr>
+                <w:rFonts w:ascii="Arial" w:hAnsi="Arial" w:cs="Arial"/>
+                <w:sz w:val="20"/>
+                <w:szCs w:val="20"/>
+              </w:rPr>
+              <w:t>10812.94</w:t>
+            </w:r>
+          </w:p>
+        </w:tc>
+        <w:tc>
+          <w:tcPr>
+            <w:tcW w:w="1162" w:type="dxa"/>
+          </w:tcPr>
+          <w:p>
+            <w:pPr>
+              <w:rPr>
+                <w:rFonts w:ascii="Arial" w:eastAsia="宋体" w:hAnsi="Arial" w:cs="Arial"/>
+                <w:sz w:val="20"/>
+                <w:szCs w:val="20"/>
+              </w:rPr>
+            </w:pPr>
+            <w:r>
+              <w:rPr>
+                <w:rFonts w:ascii="Arial" w:hAnsi="Arial" w:cs="Arial"/>
+                <w:sz w:val="20"/>
+                <w:szCs w:val="20"/>
+              </w:rPr>
+              <w:t>11528.76</w:t>
+            </w:r>
+          </w:p>
+        </w:tc>
+        <w:tc>
+          <w:tcPr>
+            <w:tcW w:w="1559" w:type="dxa"/>
+            <w:vMerge/>
           </w:tcPr>
           <w:p/>
         </w:tc>
       </w:tr>
       <w:tr>
-        <w:tc>
-          <w:tcPr>
-            <w:tcW w:w="2093" w:type="dxa"/>
+        <w:trPr>
+          <w:trHeight w:val="35"/>
+        </w:trPr>
+        <w:tc>
+          <w:tcPr>
+            <w:tcW w:w="2073" w:type="dxa"/>
+            <w:vMerge/>
+          </w:tcPr>
+          <w:p>
+            <w:pPr>
+              <w:rPr>
+                <w:rFonts w:hint="eastAsia"/>
+              </w:rPr>
+            </w:pPr>
+          </w:p>
+        </w:tc>
+        <w:tc>
+          <w:tcPr>
+            <w:tcW w:w="1044" w:type="dxa"/>
+            <w:vMerge/>
+          </w:tcPr>
+          <w:p>
+            <w:pPr>
+              <w:rPr>
+                <w:rFonts w:hint="eastAsia"/>
+              </w:rPr>
+            </w:pPr>
+          </w:p>
+        </w:tc>
+        <w:tc>
+          <w:tcPr>
+            <w:tcW w:w="1405" w:type="dxa"/>
+          </w:tcPr>
+          <w:p>
+            <w:proofErr w:type="spellStart"/>
+            <w:r>
+              <w:rPr>
+                <w:rFonts w:hint="eastAsia"/>
+              </w:rPr>
+              <w:t>readonly</w:t>
+            </w:r>
+            <w:proofErr w:type="spellEnd"/>
+          </w:p>
+        </w:tc>
+        <w:tc>
+          <w:tcPr>
+            <w:tcW w:w="1370" w:type="dxa"/>
+          </w:tcPr>
+          <w:p>
+            <w:pPr>
+              <w:rPr>
+                <w:rFonts w:ascii="Arial" w:eastAsia="宋体" w:hAnsi="Arial" w:cs="Arial"/>
+                <w:sz w:val="20"/>
+                <w:szCs w:val="20"/>
+              </w:rPr>
+            </w:pPr>
+            <w:r>
+              <w:rPr>
+                <w:rFonts w:ascii="Arial" w:hAnsi="Arial" w:cs="Arial"/>
+                <w:sz w:val="20"/>
+                <w:szCs w:val="20"/>
+              </w:rPr>
+              <w:t>2067.36</w:t>
+            </w:r>
+          </w:p>
+        </w:tc>
+        <w:tc>
+          <w:tcPr>
+            <w:tcW w:w="1162" w:type="dxa"/>
+          </w:tcPr>
+          <w:p>
+            <w:pPr>
+              <w:rPr>
+                <w:rFonts w:ascii="Arial" w:eastAsia="宋体" w:hAnsi="Arial" w:cs="Arial"/>
+                <w:sz w:val="20"/>
+                <w:szCs w:val="20"/>
+              </w:rPr>
+            </w:pPr>
+            <w:r>
+              <w:rPr>
+                <w:rFonts w:ascii="Arial" w:hAnsi="Arial" w:cs="Arial"/>
+                <w:sz w:val="20"/>
+                <w:szCs w:val="20"/>
+              </w:rPr>
+              <w:t>2093.00</w:t>
+            </w:r>
+          </w:p>
+        </w:tc>
+        <w:tc>
+          <w:tcPr>
+            <w:tcW w:w="1559" w:type="dxa"/>
+            <w:vMerge/>
+          </w:tcPr>
+          <w:p/>
+        </w:tc>
+      </w:tr>
+      <w:tr>
+        <w:trPr>
+          <w:trHeight w:val="35"/>
+        </w:trPr>
+        <w:tc>
+          <w:tcPr>
+            <w:tcW w:w="2073" w:type="dxa"/>
+            <w:vMerge/>
+          </w:tcPr>
+          <w:p>
+            <w:pPr>
+              <w:rPr>
+                <w:rFonts w:hint="eastAsia"/>
+              </w:rPr>
+            </w:pPr>
+          </w:p>
+        </w:tc>
+        <w:tc>
+          <w:tcPr>
+            <w:tcW w:w="1044" w:type="dxa"/>
+            <w:vMerge/>
+          </w:tcPr>
+          <w:p>
+            <w:pPr>
+              <w:rPr>
+                <w:rFonts w:hint="eastAsia"/>
+              </w:rPr>
+            </w:pPr>
+          </w:p>
+        </w:tc>
+        <w:tc>
+          <w:tcPr>
+            <w:tcW w:w="1405" w:type="dxa"/>
+          </w:tcPr>
+          <w:p>
+            <w:proofErr w:type="spellStart"/>
+            <w:r>
+              <w:rPr>
+                <w:rFonts w:hint="eastAsia"/>
+              </w:rPr>
+              <w:t>readheavy</w:t>
+            </w:r>
+            <w:proofErr w:type="spellEnd"/>
+          </w:p>
+        </w:tc>
+        <w:tc>
+          <w:tcPr>
+            <w:tcW w:w="1370" w:type="dxa"/>
+          </w:tcPr>
+          <w:p>
+            <w:pPr>
+              <w:rPr>
+                <w:rFonts w:ascii="Arial" w:eastAsia="宋体" w:hAnsi="Arial" w:cs="Arial"/>
+                <w:sz w:val="20"/>
+                <w:szCs w:val="20"/>
+              </w:rPr>
+            </w:pPr>
+            <w:r>
+              <w:rPr>
+                <w:rFonts w:ascii="Arial" w:hAnsi="Arial" w:cs="Arial"/>
+                <w:sz w:val="20"/>
+                <w:szCs w:val="20"/>
+              </w:rPr>
+              <w:t>1633.81</w:t>
+            </w:r>
+          </w:p>
+        </w:tc>
+        <w:tc>
+          <w:tcPr>
+            <w:tcW w:w="1162" w:type="dxa"/>
+          </w:tcPr>
+          <w:p>
+            <w:pPr>
+              <w:rPr>
+                <w:rFonts w:ascii="Arial" w:eastAsia="宋体" w:hAnsi="Arial" w:cs="Arial"/>
+                <w:sz w:val="20"/>
+                <w:szCs w:val="20"/>
+              </w:rPr>
+            </w:pPr>
+            <w:r>
+              <w:rPr>
+                <w:rFonts w:ascii="Arial" w:hAnsi="Arial" w:cs="Arial"/>
+                <w:sz w:val="20"/>
+                <w:szCs w:val="20"/>
+              </w:rPr>
+              <w:t>1579.44</w:t>
+            </w:r>
+          </w:p>
+        </w:tc>
+        <w:tc>
+          <w:tcPr>
+            <w:tcW w:w="1559" w:type="dxa"/>
+            <w:vMerge/>
+          </w:tcPr>
+          <w:p/>
+        </w:tc>
+      </w:tr>
+      <w:tr>
+        <w:trPr>
+          <w:trHeight w:val="35"/>
+        </w:trPr>
+        <w:tc>
+          <w:tcPr>
+            <w:tcW w:w="2073" w:type="dxa"/>
+            <w:vMerge/>
+          </w:tcPr>
+          <w:p>
+            <w:pPr>
+              <w:rPr>
+                <w:rFonts w:hint="eastAsia"/>
+              </w:rPr>
+            </w:pPr>
+          </w:p>
+        </w:tc>
+        <w:tc>
+          <w:tcPr>
+            <w:tcW w:w="1044" w:type="dxa"/>
+            <w:vMerge/>
+          </w:tcPr>
+          <w:p>
+            <w:pPr>
+              <w:rPr>
+                <w:rFonts w:hint="eastAsia"/>
+              </w:rPr>
+            </w:pPr>
+          </w:p>
+        </w:tc>
+        <w:tc>
+          <w:tcPr>
+            <w:tcW w:w="1405" w:type="dxa"/>
+          </w:tcPr>
+          <w:p>
+            <w:proofErr w:type="spellStart"/>
+            <w:r>
+              <w:rPr>
+                <w:rFonts w:hint="eastAsia"/>
+              </w:rPr>
+              <w:t>updateheavy</w:t>
+            </w:r>
+            <w:proofErr w:type="spellEnd"/>
+          </w:p>
+        </w:tc>
+        <w:tc>
+          <w:tcPr>
+            <w:tcW w:w="1370" w:type="dxa"/>
+          </w:tcPr>
+          <w:p>
+            <w:pPr>
+              <w:rPr>
+                <w:rFonts w:ascii="Arial" w:eastAsia="宋体" w:hAnsi="Arial" w:cs="Arial"/>
+                <w:sz w:val="20"/>
+                <w:szCs w:val="20"/>
+              </w:rPr>
+            </w:pPr>
+            <w:r>
+              <w:rPr>
+                <w:rFonts w:ascii="Arial" w:hAnsi="Arial" w:cs="Arial"/>
+                <w:sz w:val="20"/>
+                <w:szCs w:val="20"/>
+              </w:rPr>
+              <w:t>984.13</w:t>
+            </w:r>
+          </w:p>
+        </w:tc>
+        <w:tc>
+          <w:tcPr>
+            <w:tcW w:w="1162" w:type="dxa"/>
+          </w:tcPr>
+          <w:p>
+            <w:pPr>
+              <w:rPr>
+                <w:rFonts w:ascii="Arial" w:eastAsia="宋体" w:hAnsi="Arial" w:cs="Arial"/>
+                <w:sz w:val="20"/>
+                <w:szCs w:val="20"/>
+              </w:rPr>
+            </w:pPr>
+            <w:r>
+              <w:rPr>
+                <w:rFonts w:ascii="Arial" w:hAnsi="Arial" w:cs="Arial"/>
+                <w:sz w:val="20"/>
+                <w:szCs w:val="20"/>
+              </w:rPr>
+              <w:t>986.84</w:t>
+            </w:r>
+          </w:p>
+        </w:tc>
+        <w:tc>
+          <w:tcPr>
+            <w:tcW w:w="1559" w:type="dxa"/>
+            <w:vMerge/>
+          </w:tcPr>
+          <w:p/>
+        </w:tc>
+      </w:tr>
+      <w:tr>
+        <w:trPr>
+          <w:trHeight w:val="35"/>
+        </w:trPr>
+        <w:tc>
+          <w:tcPr>
+            <w:tcW w:w="2073" w:type="dxa"/>
+            <w:vMerge/>
+          </w:tcPr>
+          <w:p>
+            <w:pPr>
+              <w:rPr>
+                <w:rFonts w:hint="eastAsia"/>
+              </w:rPr>
+            </w:pPr>
+          </w:p>
+        </w:tc>
+        <w:tc>
+          <w:tcPr>
+            <w:tcW w:w="1044" w:type="dxa"/>
+            <w:vMerge/>
+          </w:tcPr>
+          <w:p>
+            <w:pPr>
+              <w:rPr>
+                <w:rFonts w:hint="eastAsia"/>
+              </w:rPr>
+            </w:pPr>
+          </w:p>
+        </w:tc>
+        <w:tc>
+          <w:tcPr>
+            <w:tcW w:w="1405" w:type="dxa"/>
+          </w:tcPr>
+          <w:p>
+            <w:proofErr w:type="spellStart"/>
+            <w:r>
+              <w:rPr>
+                <w:rFonts w:hint="eastAsia"/>
+              </w:rPr>
+              <w:t>insertheavy</w:t>
+            </w:r>
+            <w:proofErr w:type="spellEnd"/>
+          </w:p>
+        </w:tc>
+        <w:tc>
+          <w:tcPr>
+            <w:tcW w:w="1370" w:type="dxa"/>
+          </w:tcPr>
+          <w:p>
+            <w:pPr>
+              <w:rPr>
+                <w:rFonts w:ascii="Arial" w:eastAsia="宋体" w:hAnsi="Arial" w:cs="Arial"/>
+                <w:sz w:val="20"/>
+                <w:szCs w:val="20"/>
+              </w:rPr>
+            </w:pPr>
+            <w:r>
+              <w:rPr>
+                <w:rFonts w:ascii="Arial" w:hAnsi="Arial" w:cs="Arial"/>
+                <w:sz w:val="20"/>
+                <w:szCs w:val="20"/>
+              </w:rPr>
+              <w:t>1730.48</w:t>
+            </w:r>
+          </w:p>
+        </w:tc>
+        <w:tc>
+          <w:tcPr>
+            <w:tcW w:w="1162" w:type="dxa"/>
+          </w:tcPr>
+          <w:p>
+            <w:pPr>
+              <w:rPr>
+                <w:rFonts w:ascii="Arial" w:eastAsia="宋体" w:hAnsi="Arial" w:cs="Arial"/>
+                <w:sz w:val="20"/>
+                <w:szCs w:val="20"/>
+              </w:rPr>
+            </w:pPr>
+            <w:r>
+              <w:rPr>
+                <w:rFonts w:ascii="Arial" w:hAnsi="Arial" w:cs="Arial"/>
+                <w:sz w:val="20"/>
+                <w:szCs w:val="20"/>
+              </w:rPr>
+              <w:t>1682.53</w:t>
+            </w:r>
+          </w:p>
+        </w:tc>
+        <w:tc>
+          <w:tcPr>
+            <w:tcW w:w="1559" w:type="dxa"/>
+            <w:vMerge/>
+          </w:tcPr>
+          <w:p/>
+        </w:tc>
+      </w:tr>
+      <w:tr>
+        <w:trPr>
+          <w:trHeight w:val="35"/>
+        </w:trPr>
+        <w:tc>
+          <w:tcPr>
+            <w:tcW w:w="2073" w:type="dxa"/>
+            <w:vMerge/>
+          </w:tcPr>
+          <w:p>
+            <w:pPr>
+              <w:rPr>
+                <w:rFonts w:hint="eastAsia"/>
+              </w:rPr>
+            </w:pPr>
+          </w:p>
+        </w:tc>
+        <w:tc>
+          <w:tcPr>
+            <w:tcW w:w="1044" w:type="dxa"/>
+            <w:vMerge/>
+          </w:tcPr>
+          <w:p>
+            <w:pPr>
+              <w:rPr>
+                <w:rFonts w:hint="eastAsia"/>
+              </w:rPr>
+            </w:pPr>
+          </w:p>
+        </w:tc>
+        <w:tc>
+          <w:tcPr>
+            <w:tcW w:w="1405" w:type="dxa"/>
+          </w:tcPr>
+          <w:p>
+            <w:proofErr w:type="spellStart"/>
+            <w:r>
+              <w:rPr>
+                <w:rFonts w:hint="eastAsia"/>
+              </w:rPr>
+              <w:t>readlatest</w:t>
+            </w:r>
+            <w:proofErr w:type="spellEnd"/>
+          </w:p>
+        </w:tc>
+        <w:tc>
+          <w:tcPr>
+            <w:tcW w:w="1370" w:type="dxa"/>
+          </w:tcPr>
+          <w:p>
+            <w:pPr>
+              <w:rPr>
+                <w:rFonts w:ascii="Arial" w:eastAsia="宋体" w:hAnsi="Arial" w:cs="Arial"/>
+                <w:sz w:val="20"/>
+                <w:szCs w:val="20"/>
+              </w:rPr>
+            </w:pPr>
+            <w:r>
+              <w:rPr>
+                <w:rFonts w:ascii="Arial" w:hAnsi="Arial" w:cs="Arial"/>
+                <w:sz w:val="20"/>
+                <w:szCs w:val="20"/>
+              </w:rPr>
+              <w:t>5162.88</w:t>
+            </w:r>
+          </w:p>
+        </w:tc>
+        <w:tc>
+          <w:tcPr>
+            <w:tcW w:w="1162" w:type="dxa"/>
+          </w:tcPr>
+          <w:p>
+            <w:pPr>
+              <w:rPr>
+                <w:rFonts w:ascii="Arial" w:eastAsia="宋体" w:hAnsi="Arial" w:cs="Arial"/>
+                <w:sz w:val="20"/>
+                <w:szCs w:val="20"/>
+              </w:rPr>
+            </w:pPr>
+            <w:r>
+              <w:rPr>
+                <w:rFonts w:ascii="Arial" w:hAnsi="Arial" w:cs="Arial"/>
+                <w:sz w:val="20"/>
+                <w:szCs w:val="20"/>
+              </w:rPr>
+              <w:t>4971.15</w:t>
+            </w:r>
+          </w:p>
+        </w:tc>
+        <w:tc>
+          <w:tcPr>
+            <w:tcW w:w="1559" w:type="dxa"/>
+            <w:vMerge/>
+          </w:tcPr>
+          <w:p/>
+        </w:tc>
+      </w:tr>
+      <w:tr>
+        <w:trPr>
+          <w:trHeight w:val="35"/>
+        </w:trPr>
+        <w:tc>
+          <w:tcPr>
+            <w:tcW w:w="2073" w:type="dxa"/>
+            <w:vMerge/>
+          </w:tcPr>
+          <w:p>
+            <w:pPr>
+              <w:rPr>
+                <w:rFonts w:hint="eastAsia"/>
+              </w:rPr>
+            </w:pPr>
+          </w:p>
+        </w:tc>
+        <w:tc>
+          <w:tcPr>
+            <w:tcW w:w="1044" w:type="dxa"/>
+            <w:vMerge/>
+          </w:tcPr>
+          <w:p>
+            <w:pPr>
+              <w:rPr>
+                <w:rFonts w:hint="eastAsia"/>
+              </w:rPr>
+            </w:pPr>
+          </w:p>
+        </w:tc>
+        <w:tc>
+          <w:tcPr>
+            <w:tcW w:w="3937" w:type="dxa"/>
+            <w:gridSpan w:val="3"/>
+          </w:tcPr>
+          <w:p>
+            <w:r>
+              <w:t>O</w:t>
+            </w:r>
+            <w:r>
+              <w:rPr>
+                <w:rFonts w:hint="eastAsia"/>
+              </w:rPr>
+              <w:t xml:space="preserve">pen </w:t>
+            </w:r>
+            <w:proofErr w:type="spellStart"/>
+            <w:r>
+              <w:rPr>
+                <w:rFonts w:hint="eastAsia"/>
+              </w:rPr>
+              <w:t>pagecleaner</w:t>
+            </w:r>
+            <w:proofErr w:type="spellEnd"/>
+          </w:p>
+        </w:tc>
+        <w:tc>
+          <w:tcPr>
+            <w:tcW w:w="1559" w:type="dxa"/>
+            <w:vMerge/>
+          </w:tcPr>
+          <w:p/>
+        </w:tc>
+      </w:tr>
+      <w:tr>
+        <w:trPr>
+          <w:trHeight w:val="35"/>
+        </w:trPr>
+        <w:tc>
+          <w:tcPr>
+            <w:tcW w:w="2073" w:type="dxa"/>
+            <w:vMerge/>
+          </w:tcPr>
+          <w:p>
+            <w:pPr>
+              <w:rPr>
+                <w:rFonts w:hint="eastAsia"/>
+              </w:rPr>
+            </w:pPr>
+          </w:p>
+        </w:tc>
+        <w:tc>
+          <w:tcPr>
+            <w:tcW w:w="1044" w:type="dxa"/>
+            <w:vMerge/>
+          </w:tcPr>
+          <w:p>
+            <w:pPr>
+              <w:rPr>
+                <w:rFonts w:hint="eastAsia"/>
+              </w:rPr>
+            </w:pPr>
+          </w:p>
+        </w:tc>
+        <w:tc>
+          <w:tcPr>
+            <w:tcW w:w="1405" w:type="dxa"/>
+          </w:tcPr>
+          <w:p>
+            <w:proofErr w:type="spellStart"/>
+            <w:r>
+              <w:rPr>
+                <w:rFonts w:hint="eastAsia"/>
+              </w:rPr>
+              <w:t>bulkload</w:t>
+            </w:r>
+            <w:proofErr w:type="spellEnd"/>
+          </w:p>
+        </w:tc>
+        <w:tc>
+          <w:tcPr>
+            <w:tcW w:w="1370" w:type="dxa"/>
+          </w:tcPr>
+          <w:p>
+            <w:pPr>
+              <w:rPr>
+                <w:rFonts w:ascii="Arial" w:eastAsia="宋体" w:hAnsi="Arial" w:cs="Arial"/>
+                <w:sz w:val="20"/>
+                <w:szCs w:val="20"/>
+              </w:rPr>
+            </w:pPr>
+            <w:r>
+              <w:rPr>
+                <w:rFonts w:ascii="Arial" w:hAnsi="Arial" w:cs="Arial"/>
+                <w:sz w:val="20"/>
+                <w:szCs w:val="20"/>
+              </w:rPr>
+              <w:t>9071.61</w:t>
+            </w:r>
+          </w:p>
+        </w:tc>
+        <w:tc>
+          <w:tcPr>
+            <w:tcW w:w="1162" w:type="dxa"/>
+          </w:tcPr>
+          <w:p/>
+        </w:tc>
+        <w:tc>
+          <w:tcPr>
+            <w:tcW w:w="1559" w:type="dxa"/>
+            <w:vMerge/>
+          </w:tcPr>
+          <w:p/>
+        </w:tc>
+      </w:tr>
+      <w:tr>
+        <w:trPr>
+          <w:trHeight w:val="35"/>
+        </w:trPr>
+        <w:tc>
+          <w:tcPr>
+            <w:tcW w:w="2073" w:type="dxa"/>
+            <w:vMerge/>
+          </w:tcPr>
+          <w:p>
+            <w:pPr>
+              <w:rPr>
+                <w:rFonts w:hint="eastAsia"/>
+              </w:rPr>
+            </w:pPr>
+          </w:p>
+        </w:tc>
+        <w:tc>
+          <w:tcPr>
+            <w:tcW w:w="1044" w:type="dxa"/>
+            <w:vMerge/>
+          </w:tcPr>
+          <w:p>
+            <w:pPr>
+              <w:rPr>
+                <w:rFonts w:hint="eastAsia"/>
+              </w:rPr>
+            </w:pPr>
+          </w:p>
+        </w:tc>
+        <w:tc>
+          <w:tcPr>
+            <w:tcW w:w="1405" w:type="dxa"/>
+          </w:tcPr>
+          <w:p>
+            <w:proofErr w:type="spellStart"/>
+            <w:r>
+              <w:rPr>
+                <w:rFonts w:hint="eastAsia"/>
+              </w:rPr>
+              <w:t>singleload</w:t>
+            </w:r>
+            <w:proofErr w:type="spellEnd"/>
+          </w:p>
+        </w:tc>
+        <w:tc>
+          <w:tcPr>
+            <w:tcW w:w="1370" w:type="dxa"/>
+          </w:tcPr>
+          <w:p>
+            <w:pPr>
+              <w:rPr>
+                <w:rFonts w:ascii="Arial" w:eastAsia="宋体" w:hAnsi="Arial" w:cs="Arial"/>
+                <w:sz w:val="20"/>
+                <w:szCs w:val="20"/>
+              </w:rPr>
+            </w:pPr>
+            <w:r>
+              <w:rPr>
+                <w:rFonts w:ascii="Arial" w:hAnsi="Arial" w:cs="Arial"/>
+                <w:sz w:val="20"/>
+                <w:szCs w:val="20"/>
+              </w:rPr>
+              <w:t>2447.85</w:t>
+            </w:r>
+          </w:p>
+        </w:tc>
+        <w:tc>
+          <w:tcPr>
+            <w:tcW w:w="1162" w:type="dxa"/>
+          </w:tcPr>
+          <w:p/>
+        </w:tc>
+        <w:tc>
+          <w:tcPr>
+            <w:tcW w:w="1559" w:type="dxa"/>
+            <w:vMerge/>
+          </w:tcPr>
+          <w:p/>
+        </w:tc>
+      </w:tr>
+      <w:tr>
+        <w:trPr>
+          <w:trHeight w:val="35"/>
+        </w:trPr>
+        <w:tc>
+          <w:tcPr>
+            <w:tcW w:w="2073" w:type="dxa"/>
+            <w:vMerge/>
+          </w:tcPr>
+          <w:p>
+            <w:pPr>
+              <w:rPr>
+                <w:rFonts w:hint="eastAsia"/>
+              </w:rPr>
+            </w:pPr>
+          </w:p>
+        </w:tc>
+        <w:tc>
+          <w:tcPr>
+            <w:tcW w:w="1044" w:type="dxa"/>
+            <w:vMerge/>
+          </w:tcPr>
+          <w:p>
+            <w:pPr>
+              <w:rPr>
+                <w:rFonts w:hint="eastAsia"/>
+              </w:rPr>
+            </w:pPr>
+          </w:p>
+        </w:tc>
+        <w:tc>
+          <w:tcPr>
+            <w:tcW w:w="1405" w:type="dxa"/>
+          </w:tcPr>
+          <w:p>
+            <w:proofErr w:type="spellStart"/>
+            <w:r>
+              <w:rPr>
+                <w:rFonts w:hint="eastAsia"/>
+              </w:rPr>
+              <w:t>readonly</w:t>
+            </w:r>
+            <w:proofErr w:type="spellEnd"/>
+          </w:p>
+        </w:tc>
+        <w:tc>
+          <w:tcPr>
+            <w:tcW w:w="1370" w:type="dxa"/>
+          </w:tcPr>
+          <w:p>
+            <w:pPr>
+              <w:rPr>
+                <w:rFonts w:ascii="Arial" w:eastAsia="宋体" w:hAnsi="Arial" w:cs="Arial"/>
+                <w:sz w:val="20"/>
+                <w:szCs w:val="20"/>
+              </w:rPr>
+            </w:pPr>
+            <w:r>
+              <w:rPr>
+                <w:rFonts w:ascii="Arial" w:hAnsi="Arial" w:cs="Arial"/>
+                <w:sz w:val="20"/>
+                <w:szCs w:val="20"/>
+              </w:rPr>
+              <w:t>2156.93</w:t>
+            </w:r>
+          </w:p>
+        </w:tc>
+        <w:tc>
+          <w:tcPr>
+            <w:tcW w:w="1162" w:type="dxa"/>
+          </w:tcPr>
+          <w:p/>
+        </w:tc>
+        <w:tc>
+          <w:tcPr>
+            <w:tcW w:w="1559" w:type="dxa"/>
+            <w:vMerge/>
+          </w:tcPr>
+          <w:p/>
+        </w:tc>
+      </w:tr>
+      <w:tr>
+        <w:trPr>
+          <w:trHeight w:val="35"/>
+        </w:trPr>
+        <w:tc>
+          <w:tcPr>
+            <w:tcW w:w="2073" w:type="dxa"/>
+            <w:vMerge/>
+          </w:tcPr>
+          <w:p>
+            <w:pPr>
+              <w:rPr>
+                <w:rFonts w:hint="eastAsia"/>
+              </w:rPr>
+            </w:pPr>
+          </w:p>
+        </w:tc>
+        <w:tc>
+          <w:tcPr>
+            <w:tcW w:w="1044" w:type="dxa"/>
+            <w:vMerge/>
+          </w:tcPr>
+          <w:p>
+            <w:pPr>
+              <w:rPr>
+                <w:rFonts w:hint="eastAsia"/>
+              </w:rPr>
+            </w:pPr>
+          </w:p>
+        </w:tc>
+        <w:tc>
+          <w:tcPr>
+            <w:tcW w:w="1405" w:type="dxa"/>
+          </w:tcPr>
+          <w:p>
+            <w:proofErr w:type="spellStart"/>
+            <w:r>
+              <w:rPr>
+                <w:rFonts w:hint="eastAsia"/>
+              </w:rPr>
+              <w:t>readheavy</w:t>
+            </w:r>
+            <w:proofErr w:type="spellEnd"/>
+          </w:p>
+        </w:tc>
+        <w:tc>
+          <w:tcPr>
+            <w:tcW w:w="1370" w:type="dxa"/>
+          </w:tcPr>
+          <w:p>
+            <w:pPr>
+              <w:rPr>
+                <w:rFonts w:ascii="Arial" w:eastAsia="宋体" w:hAnsi="Arial" w:cs="Arial"/>
+                <w:sz w:val="20"/>
+                <w:szCs w:val="20"/>
+              </w:rPr>
+            </w:pPr>
+            <w:r>
+              <w:rPr>
+                <w:rFonts w:ascii="Arial" w:hAnsi="Arial" w:cs="Arial"/>
+                <w:sz w:val="20"/>
+                <w:szCs w:val="20"/>
+              </w:rPr>
+              <w:t>1681.07</w:t>
+            </w:r>
+          </w:p>
+        </w:tc>
+        <w:tc>
+          <w:tcPr>
+            <w:tcW w:w="1162" w:type="dxa"/>
+          </w:tcPr>
+          <w:p/>
+        </w:tc>
+        <w:tc>
+          <w:tcPr>
+            <w:tcW w:w="1559" w:type="dxa"/>
+            <w:vMerge/>
+          </w:tcPr>
+          <w:p/>
+        </w:tc>
+      </w:tr>
+      <w:tr>
+        <w:trPr>
+          <w:trHeight w:val="35"/>
+        </w:trPr>
+        <w:tc>
+          <w:tcPr>
+            <w:tcW w:w="2073" w:type="dxa"/>
+            <w:vMerge/>
+          </w:tcPr>
+          <w:p>
+            <w:pPr>
+              <w:rPr>
+                <w:rFonts w:hint="eastAsia"/>
+              </w:rPr>
+            </w:pPr>
+          </w:p>
+        </w:tc>
+        <w:tc>
+          <w:tcPr>
+            <w:tcW w:w="1044" w:type="dxa"/>
+            <w:vMerge/>
+          </w:tcPr>
+          <w:p>
+            <w:pPr>
+              <w:rPr>
+                <w:rFonts w:hint="eastAsia"/>
+              </w:rPr>
+            </w:pPr>
+          </w:p>
+        </w:tc>
+        <w:tc>
+          <w:tcPr>
+            <w:tcW w:w="1405" w:type="dxa"/>
+          </w:tcPr>
+          <w:p>
+            <w:proofErr w:type="spellStart"/>
+            <w:r>
+              <w:rPr>
+                <w:rFonts w:hint="eastAsia"/>
+              </w:rPr>
+              <w:t>updateheavy</w:t>
+            </w:r>
+            <w:proofErr w:type="spellEnd"/>
+          </w:p>
+        </w:tc>
+        <w:tc>
+          <w:tcPr>
+            <w:tcW w:w="1370" w:type="dxa"/>
+          </w:tcPr>
+          <w:p>
+            <w:pPr>
+              <w:rPr>
+                <w:rFonts w:ascii="Arial" w:eastAsia="宋体" w:hAnsi="Arial" w:cs="Arial"/>
+                <w:sz w:val="20"/>
+                <w:szCs w:val="20"/>
+              </w:rPr>
+            </w:pPr>
+            <w:r>
+              <w:rPr>
+                <w:rFonts w:ascii="Arial" w:hAnsi="Arial" w:cs="Arial"/>
+                <w:sz w:val="20"/>
+                <w:szCs w:val="20"/>
+              </w:rPr>
+              <w:t>863.24</w:t>
+            </w:r>
+          </w:p>
+        </w:tc>
+        <w:tc>
+          <w:tcPr>
+            <w:tcW w:w="1162" w:type="dxa"/>
+          </w:tcPr>
+          <w:p/>
+        </w:tc>
+        <w:tc>
+          <w:tcPr>
+            <w:tcW w:w="1559" w:type="dxa"/>
+            <w:vMerge/>
+          </w:tcPr>
+          <w:p/>
+        </w:tc>
+      </w:tr>
+      <w:tr>
+        <w:trPr>
+          <w:trHeight w:val="35"/>
+        </w:trPr>
+        <w:tc>
+          <w:tcPr>
+            <w:tcW w:w="2073" w:type="dxa"/>
+            <w:vMerge/>
+          </w:tcPr>
+          <w:p>
+            <w:pPr>
+              <w:rPr>
+                <w:rFonts w:hint="eastAsia"/>
+              </w:rPr>
+            </w:pPr>
+          </w:p>
+        </w:tc>
+        <w:tc>
+          <w:tcPr>
+            <w:tcW w:w="1044" w:type="dxa"/>
+            <w:vMerge/>
+          </w:tcPr>
+          <w:p>
+            <w:pPr>
+              <w:rPr>
+                <w:rFonts w:hint="eastAsia"/>
+              </w:rPr>
+            </w:pPr>
+          </w:p>
+        </w:tc>
+        <w:tc>
+          <w:tcPr>
+            <w:tcW w:w="1405" w:type="dxa"/>
+          </w:tcPr>
+          <w:p>
+            <w:proofErr w:type="spellStart"/>
+            <w:r>
+              <w:rPr>
+                <w:rFonts w:hint="eastAsia"/>
+              </w:rPr>
+              <w:t>insertheavy</w:t>
+            </w:r>
+            <w:proofErr w:type="spellEnd"/>
+          </w:p>
+        </w:tc>
+        <w:tc>
+          <w:tcPr>
+            <w:tcW w:w="1370" w:type="dxa"/>
+          </w:tcPr>
+          <w:p>
+            <w:pPr>
+              <w:rPr>
+                <w:rFonts w:ascii="Arial" w:eastAsia="宋体" w:hAnsi="Arial" w:cs="Arial"/>
+                <w:sz w:val="20"/>
+                <w:szCs w:val="20"/>
+              </w:rPr>
+            </w:pPr>
+            <w:r>
+              <w:rPr>
+                <w:rFonts w:ascii="Arial" w:hAnsi="Arial" w:cs="Arial"/>
+                <w:sz w:val="20"/>
+                <w:szCs w:val="20"/>
+              </w:rPr>
+              <w:t>1260.92</w:t>
+            </w:r>
+          </w:p>
+        </w:tc>
+        <w:tc>
+          <w:tcPr>
+            <w:tcW w:w="1162" w:type="dxa"/>
+          </w:tcPr>
+          <w:p/>
+        </w:tc>
+        <w:tc>
+          <w:tcPr>
+            <w:tcW w:w="1559" w:type="dxa"/>
+            <w:vMerge/>
+          </w:tcPr>
+          <w:p/>
+        </w:tc>
+      </w:tr>
+      <w:tr>
+        <w:trPr>
+          <w:trHeight w:val="35"/>
+        </w:trPr>
+        <w:tc>
+          <w:tcPr>
+            <w:tcW w:w="2073" w:type="dxa"/>
+            <w:vMerge/>
+          </w:tcPr>
+          <w:p>
+            <w:pPr>
+              <w:rPr>
+                <w:rFonts w:hint="eastAsia"/>
+              </w:rPr>
+            </w:pPr>
+          </w:p>
+        </w:tc>
+        <w:tc>
+          <w:tcPr>
+            <w:tcW w:w="1044" w:type="dxa"/>
+            <w:vMerge/>
+          </w:tcPr>
+          <w:p>
+            <w:pPr>
+              <w:rPr>
+                <w:rFonts w:hint="eastAsia"/>
+              </w:rPr>
+            </w:pPr>
+          </w:p>
+        </w:tc>
+        <w:tc>
+          <w:tcPr>
+            <w:tcW w:w="1405" w:type="dxa"/>
+          </w:tcPr>
+          <w:p>
+            <w:proofErr w:type="spellStart"/>
+            <w:r>
+              <w:rPr>
+                <w:rFonts w:hint="eastAsia"/>
+              </w:rPr>
+              <w:t>readlatest</w:t>
+            </w:r>
+            <w:proofErr w:type="spellEnd"/>
+          </w:p>
+        </w:tc>
+        <w:tc>
+          <w:tcPr>
+            <w:tcW w:w="1370" w:type="dxa"/>
+          </w:tcPr>
+          <w:p>
+            <w:pPr>
+              <w:rPr>
+                <w:rFonts w:ascii="Arial" w:eastAsia="宋体" w:hAnsi="Arial" w:cs="Arial"/>
+                <w:sz w:val="20"/>
+                <w:szCs w:val="20"/>
+              </w:rPr>
+            </w:pPr>
+            <w:r>
+              <w:rPr>
+                <w:rFonts w:ascii="Arial" w:hAnsi="Arial" w:cs="Arial"/>
+                <w:sz w:val="20"/>
+                <w:szCs w:val="20"/>
+              </w:rPr>
+              <w:t>4605.75</w:t>
+            </w:r>
+          </w:p>
+        </w:tc>
+        <w:tc>
+          <w:tcPr>
+            <w:tcW w:w="1162" w:type="dxa"/>
+          </w:tcPr>
+          <w:p/>
+        </w:tc>
+        <w:tc>
+          <w:tcPr>
+            <w:tcW w:w="1559" w:type="dxa"/>
+            <w:vMerge/>
+          </w:tcPr>
+          <w:p/>
+        </w:tc>
+      </w:tr>
+      <w:tr>
+        <w:tc>
+          <w:tcPr>
+            <w:tcW w:w="2073" w:type="dxa"/>
           </w:tcPr>
           <w:p>
             <w:r>
@@ -11032,7 +13044,7 @@
         </w:tc>
         <w:tc>
           <w:tcPr>
-            <w:tcW w:w="1134" w:type="dxa"/>
+            <w:tcW w:w="1044" w:type="dxa"/>
           </w:tcPr>
           <w:p>
             <w:r>
@@ -11045,13 +13057,14 @@
         </w:tc>
         <w:tc>
           <w:tcPr>
-            <w:tcW w:w="4252" w:type="dxa"/>
+            <w:tcW w:w="3937" w:type="dxa"/>
+            <w:gridSpan w:val="3"/>
           </w:tcPr>
           <w:p/>
         </w:tc>
         <w:tc>
           <w:tcPr>
-            <w:tcW w:w="1043" w:type="dxa"/>
+            <w:tcW w:w="1559" w:type="dxa"/>
           </w:tcPr>
           <w:p/>
         </w:tc>
@@ -11143,11 +13156,19 @@
             <w:tcW w:w="3227" w:type="dxa"/>
           </w:tcPr>
           <w:p>
-            <w:r>
-              <w:rPr>
-                <w:rFonts w:hint="eastAsia"/>
-              </w:rPr>
-              <w:t>SequoiaDB 1.</w:t>
+            <w:proofErr w:type="spellStart"/>
+            <w:r>
+              <w:rPr>
+                <w:rFonts w:hint="eastAsia"/>
+              </w:rPr>
+              <w:t>SequoiaDB</w:t>
+            </w:r>
+            <w:proofErr w:type="spellEnd"/>
+            <w:r>
+              <w:rPr>
+                <w:rFonts w:hint="eastAsia"/>
+              </w:rPr>
+              <w:t xml:space="preserve"> 1.</w:t>
             </w:r>
             <w:r>
               <w:rPr>
@@ -11823,7 +13844,7 @@
         <a:sysClr val="windowText" lastClr="000000"/>
       </a:dk1>
       <a:lt1>
-        <a:sysClr val="window" lastClr="C7EDCC"/>
+        <a:sysClr val="window" lastClr="FFFFFF"/>
       </a:lt1>
       <a:dk2>
         <a:srgbClr val="1F497D"/>

--- a/internal_doc/07.版本报告/SequoiaDB_1.10版本发布评估说明书.docx
+++ b/internal_doc/07.版本报告/SequoiaDB_1.10版本发布评估说明书.docx
@@ -54,19 +54,11 @@
             <w:tcW w:w="5579" w:type="dxa"/>
           </w:tcPr>
           <w:p>
-            <w:proofErr w:type="spellStart"/>
-            <w:r>
-              <w:rPr>
-                <w:rFonts w:hint="eastAsia"/>
-              </w:rPr>
-              <w:t>SequoiaDB</w:t>
-            </w:r>
-            <w:proofErr w:type="spellEnd"/>
-            <w:r>
-              <w:rPr>
-                <w:rFonts w:hint="eastAsia"/>
-              </w:rPr>
-              <w:t xml:space="preserve"> 1.</w:t>
+            <w:r>
+              <w:rPr>
+                <w:rFonts w:hint="eastAsia"/>
+              </w:rPr>
+              <w:t>SequoiaDB 1.</w:t>
             </w:r>
             <w:r>
               <w:rPr>
@@ -185,21 +177,7 @@
               <w:rPr>
                 <w:rFonts w:hint="eastAsia"/>
               </w:rPr>
-              <w:t>PPC(192.168.30.150:/</w:t>
-            </w:r>
-            <w:proofErr w:type="spellStart"/>
-            <w:r>
-              <w:rPr>
-                <w:rFonts w:hint="eastAsia"/>
-              </w:rPr>
-              <w:t>test_tar</w:t>
-            </w:r>
-            <w:proofErr w:type="spellEnd"/>
-            <w:r>
-              <w:rPr>
-                <w:rFonts w:hint="eastAsia"/>
-              </w:rPr>
-              <w:t xml:space="preserve">/ </w:t>
+              <w:t xml:space="preserve">PPC(192.168.30.150:/test_tar/ </w:t>
             </w:r>
             <w:r>
               <w:rPr>
@@ -231,21 +209,7 @@
               <w:rPr>
                 <w:rFonts w:hint="eastAsia"/>
               </w:rPr>
-              <w:t>X86(192.168.30.184:/</w:t>
-            </w:r>
-            <w:proofErr w:type="spellStart"/>
-            <w:r>
-              <w:rPr>
-                <w:rFonts w:hint="eastAsia"/>
-              </w:rPr>
-              <w:t>test_tar</w:t>
-            </w:r>
-            <w:proofErr w:type="spellEnd"/>
-            <w:r>
-              <w:rPr>
-                <w:rFonts w:hint="eastAsia"/>
-              </w:rPr>
-              <w:t xml:space="preserve">/ </w:t>
+              <w:t xml:space="preserve">X86(192.168.30.184:/test_tar/ </w:t>
             </w:r>
             <w:r>
               <w:rPr>
@@ -446,14 +410,7 @@
             </w:r>
             <w:r>
               <w:tab/>
-            </w:r>
-            <w:proofErr w:type="spellStart"/>
-            <w:r>
-              <w:t>Ubuntu</w:t>
-            </w:r>
-            <w:proofErr w:type="spellEnd"/>
-            <w:r>
-              <w:t xml:space="preserve"> 12</w:t>
+              <w:t>Ubuntu 12</w:t>
             </w:r>
           </w:p>
           <w:p>
@@ -465,14 +422,7 @@
             </w:r>
             <w:r>
               <w:tab/>
-            </w:r>
-            <w:proofErr w:type="spellStart"/>
-            <w:r>
-              <w:t>CentOS</w:t>
-            </w:r>
-            <w:proofErr w:type="spellEnd"/>
-            <w:r>
-              <w:t xml:space="preserve"> 6</w:t>
+              <w:t>CentOS 6</w:t>
             </w:r>
           </w:p>
         </w:tc>
@@ -508,19 +458,11 @@
               </w:rPr>
               <w:t>兼容</w:t>
             </w:r>
-            <w:proofErr w:type="spellStart"/>
-            <w:r>
-              <w:rPr>
-                <w:rFonts w:hint="eastAsia"/>
-              </w:rPr>
-              <w:t>SequoiaDB</w:t>
-            </w:r>
-            <w:proofErr w:type="spellEnd"/>
-            <w:r>
-              <w:rPr>
-                <w:rFonts w:hint="eastAsia"/>
-              </w:rPr>
-              <w:t xml:space="preserve"> </w:t>
+            <w:r>
+              <w:rPr>
+                <w:rFonts w:hint="eastAsia"/>
+              </w:rPr>
+              <w:t xml:space="preserve">SequoiaDB </w:t>
             </w:r>
             <w:r>
               <w:rPr>
@@ -927,14 +869,12 @@
               </w:rPr>
               <w:t>的</w:t>
             </w:r>
-            <w:proofErr w:type="spellStart"/>
             <w:r>
               <w:rPr>
                 <w:rFonts w:hint="eastAsia"/>
               </w:rPr>
               <w:t>c++</w:t>
             </w:r>
-            <w:proofErr w:type="spellEnd"/>
             <w:r>
               <w:rPr>
                 <w:rFonts w:hint="eastAsia"/>
@@ -1014,28 +954,12 @@
             <w:tcW w:w="2841" w:type="dxa"/>
           </w:tcPr>
           <w:p>
-            <w:proofErr w:type="spellStart"/>
-            <w:r>
-              <w:rPr>
-                <w:rFonts w:hint="eastAsia"/>
-              </w:rPr>
-              <w:t>sdbcm</w:t>
-            </w:r>
-            <w:proofErr w:type="spellEnd"/>
-            <w:r>
-              <w:rPr>
-                <w:rFonts w:hint="eastAsia"/>
-              </w:rPr>
-              <w:t>/</w:t>
-            </w:r>
-            <w:proofErr w:type="spellStart"/>
-            <w:r>
-              <w:rPr>
-                <w:rFonts w:hint="eastAsia"/>
-              </w:rPr>
-              <w:t>sdbstart</w:t>
-            </w:r>
-            <w:proofErr w:type="spellEnd"/>
+            <w:r>
+              <w:rPr>
+                <w:rFonts w:hint="eastAsia"/>
+              </w:rPr>
+              <w:t>sdbcm/sdbstart</w:t>
+            </w:r>
             <w:r>
               <w:rPr>
                 <w:rFonts w:hint="eastAsia"/>
@@ -1049,14 +973,12 @@
               <w:lastRenderedPageBreak/>
               <w:t>自动切换到</w:t>
             </w:r>
-            <w:proofErr w:type="spellStart"/>
             <w:r>
               <w:rPr>
                 <w:rFonts w:hint="eastAsia"/>
               </w:rPr>
               <w:t>SequoiaDB</w:t>
             </w:r>
-            <w:proofErr w:type="spellEnd"/>
             <w:r>
               <w:rPr>
                 <w:rFonts w:hint="eastAsia"/>
@@ -1103,7 +1025,6 @@
             <w:tcW w:w="2841" w:type="dxa"/>
           </w:tcPr>
           <w:p>
-            <w:proofErr w:type="spellStart"/>
             <w:r>
               <w:t>S</w:t>
             </w:r>
@@ -1111,37 +1032,8 @@
               <w:rPr>
                 <w:rFonts w:hint="eastAsia"/>
               </w:rPr>
-              <w:t>dbstart</w:t>
-            </w:r>
-            <w:proofErr w:type="spellEnd"/>
-            <w:r>
-              <w:rPr>
-                <w:rFonts w:hint="eastAsia"/>
-              </w:rPr>
-              <w:t>/</w:t>
-            </w:r>
-            <w:proofErr w:type="spellStart"/>
-            <w:r>
-              <w:rPr>
-                <w:rFonts w:hint="eastAsia"/>
-              </w:rPr>
-              <w:t>sdbstop</w:t>
-            </w:r>
-            <w:proofErr w:type="spellEnd"/>
-            <w:r>
-              <w:rPr>
-                <w:rFonts w:hint="eastAsia"/>
-              </w:rPr>
-              <w:t>/</w:t>
-            </w:r>
-            <w:proofErr w:type="spellStart"/>
-            <w:r>
-              <w:rPr>
-                <w:rFonts w:hint="eastAsia"/>
-              </w:rPr>
-              <w:t>sdblist</w:t>
-            </w:r>
-            <w:proofErr w:type="spellEnd"/>
+              <w:t>dbstart/sdbstop/sdblist</w:t>
+            </w:r>
             <w:r>
               <w:rPr>
                 <w:rFonts w:hint="eastAsia"/>
@@ -1187,7 +1079,6 @@
             <w:tcW w:w="2841" w:type="dxa"/>
           </w:tcPr>
           <w:p>
-            <w:proofErr w:type="spellStart"/>
             <w:r>
               <w:t>S</w:t>
             </w:r>
@@ -1197,7 +1088,6 @@
               </w:rPr>
               <w:t>db</w:t>
             </w:r>
-            <w:proofErr w:type="spellEnd"/>
             <w:r>
               <w:rPr>
                 <w:rFonts w:hint="eastAsia"/>
@@ -1206,7 +1096,6 @@
             </w:r>
           </w:p>
           <w:p>
-            <w:proofErr w:type="spellStart"/>
             <w:r>
               <w:rPr>
                 <w:rFonts w:hint="eastAsia"/>
@@ -1217,14 +1106,7 @@
               <w:rPr>
                 <w:rFonts w:hint="eastAsia"/>
               </w:rPr>
-              <w:t>createCoordRG</w:t>
-            </w:r>
-            <w:proofErr w:type="spellEnd"/>
-            <w:r>
-              <w:rPr>
-                <w:rFonts w:hint="eastAsia"/>
-              </w:rPr>
-              <w:t>()</w:t>
+              <w:t>createCoordRG()</w:t>
             </w:r>
             <w:r>
               <w:rPr>
@@ -1234,7 +1116,6 @@
             </w:r>
           </w:p>
           <w:p>
-            <w:proofErr w:type="spellStart"/>
             <w:r>
               <w:rPr>
                 <w:rFonts w:hint="eastAsia"/>
@@ -1245,14 +1126,7 @@
               <w:rPr>
                 <w:rFonts w:hint="eastAsia"/>
               </w:rPr>
-              <w:t>getCoordRG</w:t>
-            </w:r>
-            <w:proofErr w:type="spellEnd"/>
-            <w:r>
-              <w:rPr>
-                <w:rFonts w:hint="eastAsia"/>
-              </w:rPr>
-              <w:t>()</w:t>
+              <w:t>getCoordRG()</w:t>
             </w:r>
             <w:r>
               <w:rPr>
@@ -1262,7 +1136,6 @@
             </w:r>
           </w:p>
           <w:p>
-            <w:proofErr w:type="spellStart"/>
             <w:r>
               <w:rPr>
                 <w:rFonts w:hint="eastAsia"/>
@@ -1273,14 +1146,7 @@
               <w:rPr>
                 <w:rFonts w:hint="eastAsia"/>
               </w:rPr>
-              <w:t>removeCoordRG</w:t>
-            </w:r>
-            <w:proofErr w:type="spellEnd"/>
-            <w:r>
-              <w:rPr>
-                <w:rFonts w:hint="eastAsia"/>
-              </w:rPr>
-              <w:t>()</w:t>
+              <w:t>removeCoordRG()</w:t>
             </w:r>
             <w:r>
               <w:rPr>
@@ -1290,7 +1156,6 @@
             </w:r>
           </w:p>
           <w:p>
-            <w:proofErr w:type="spellStart"/>
             <w:r>
               <w:rPr>
                 <w:rFonts w:hint="eastAsia"/>
@@ -1301,14 +1166,7 @@
               <w:rPr>
                 <w:rFonts w:hint="eastAsia"/>
               </w:rPr>
-              <w:t>getCatalogRG</w:t>
-            </w:r>
-            <w:proofErr w:type="spellEnd"/>
-            <w:r>
-              <w:rPr>
-                <w:rFonts w:hint="eastAsia"/>
-              </w:rPr>
-              <w:t>()</w:t>
+              <w:t>getCatalogRG()</w:t>
             </w:r>
             <w:r>
               <w:rPr>
@@ -1318,7 +1176,6 @@
             </w:r>
           </w:p>
           <w:p>
-            <w:proofErr w:type="spellStart"/>
             <w:r>
               <w:t>collection</w:t>
             </w:r>
@@ -1326,14 +1183,7 @@
               <w:rPr>
                 <w:rFonts w:hint="eastAsia"/>
               </w:rPr>
-              <w:t>.putLob</w:t>
-            </w:r>
-            <w:proofErr w:type="spellEnd"/>
-            <w:r>
-              <w:rPr>
-                <w:rFonts w:hint="eastAsia"/>
-              </w:rPr>
-              <w:t>()</w:t>
+              <w:t>.putLob()</w:t>
             </w:r>
             <w:r>
               <w:rPr>
@@ -1343,7 +1193,6 @@
             </w:r>
           </w:p>
           <w:p>
-            <w:proofErr w:type="spellStart"/>
             <w:r>
               <w:rPr>
                 <w:rFonts w:hint="eastAsia"/>
@@ -1354,14 +1203,7 @@
               <w:rPr>
                 <w:rFonts w:hint="eastAsia"/>
               </w:rPr>
-              <w:t>.getLob</w:t>
-            </w:r>
-            <w:proofErr w:type="spellEnd"/>
-            <w:r>
-              <w:rPr>
-                <w:rFonts w:hint="eastAsia"/>
-              </w:rPr>
-              <w:t>()</w:t>
+              <w:t>.getLob()</w:t>
             </w:r>
             <w:r>
               <w:rPr>
@@ -1371,7 +1213,6 @@
             </w:r>
           </w:p>
           <w:p>
-            <w:proofErr w:type="spellStart"/>
             <w:r>
               <w:rPr>
                 <w:rFonts w:hint="eastAsia"/>
@@ -1388,14 +1229,7 @@
               <w:rPr>
                 <w:rFonts w:hint="eastAsia"/>
               </w:rPr>
-              <w:t>Lob</w:t>
-            </w:r>
-            <w:proofErr w:type="spellEnd"/>
-            <w:r>
-              <w:rPr>
-                <w:rFonts w:hint="eastAsia"/>
-              </w:rPr>
-              <w:t>()</w:t>
+              <w:t>Lob()</w:t>
             </w:r>
             <w:r>
               <w:rPr>
@@ -1405,7 +1239,6 @@
             </w:r>
           </w:p>
           <w:p>
-            <w:proofErr w:type="spellStart"/>
             <w:r>
               <w:rPr>
                 <w:rFonts w:hint="eastAsia"/>
@@ -1416,14 +1249,7 @@
               <w:rPr>
                 <w:rFonts w:hint="eastAsia"/>
               </w:rPr>
-              <w:t>.listLobs</w:t>
-            </w:r>
-            <w:proofErr w:type="spellEnd"/>
-            <w:r>
-              <w:rPr>
-                <w:rFonts w:hint="eastAsia"/>
-              </w:rPr>
-              <w:t>()</w:t>
+              <w:t>.listLobs()</w:t>
             </w:r>
             <w:r>
               <w:rPr>
@@ -1433,19 +1259,11 @@
             </w:r>
           </w:p>
           <w:p>
-            <w:proofErr w:type="spellStart"/>
-            <w:r>
-              <w:rPr>
-                <w:rFonts w:hint="eastAsia"/>
-              </w:rPr>
-              <w:t>collection.findOne</w:t>
-            </w:r>
-            <w:proofErr w:type="spellEnd"/>
-            <w:r>
-              <w:rPr>
-                <w:rFonts w:hint="eastAsia"/>
-              </w:rPr>
-              <w:t>()</w:t>
+            <w:r>
+              <w:rPr>
+                <w:rFonts w:hint="eastAsia"/>
+              </w:rPr>
+              <w:t>collection.findOne()</w:t>
             </w:r>
           </w:p>
           <w:p>
@@ -2005,14 +1823,12 @@
               </w:rPr>
               <w:t>增加</w:t>
             </w:r>
-            <w:proofErr w:type="spellStart"/>
             <w:r>
               <w:rPr>
                 <w:rFonts w:hint="eastAsia"/>
               </w:rPr>
               <w:t>findOne</w:t>
             </w:r>
-            <w:proofErr w:type="spellEnd"/>
             <w:r>
               <w:rPr>
                 <w:rFonts w:hint="eastAsia"/>
@@ -2062,7 +1878,6 @@
             <w:tcW w:w="4399" w:type="dxa"/>
           </w:tcPr>
           <w:p>
-            <w:proofErr w:type="spellStart"/>
             <w:r>
               <w:t>S</w:t>
             </w:r>
@@ -2072,35 +1887,30 @@
               </w:rPr>
               <w:t>dblist</w:t>
             </w:r>
-            <w:proofErr w:type="spellEnd"/>
             <w:r>
               <w:rPr>
                 <w:rFonts w:hint="eastAsia"/>
               </w:rPr>
               <w:t>、</w:t>
             </w:r>
-            <w:proofErr w:type="spellStart"/>
             <w:r>
               <w:rPr>
                 <w:rFonts w:hint="eastAsia"/>
               </w:rPr>
               <w:t>sdbstart</w:t>
             </w:r>
-            <w:proofErr w:type="spellEnd"/>
             <w:r>
               <w:rPr>
                 <w:rFonts w:hint="eastAsia"/>
               </w:rPr>
               <w:t>、</w:t>
             </w:r>
-            <w:proofErr w:type="spellStart"/>
             <w:r>
               <w:rPr>
                 <w:rFonts w:hint="eastAsia"/>
               </w:rPr>
               <w:t>sdbstop</w:t>
             </w:r>
-            <w:proofErr w:type="spellEnd"/>
             <w:r>
               <w:rPr>
                 <w:rFonts w:hint="eastAsia"/>
@@ -2157,14 +1967,12 @@
             <w:tcW w:w="4399" w:type="dxa"/>
           </w:tcPr>
           <w:p>
-            <w:proofErr w:type="spellStart"/>
             <w:r>
               <w:rPr>
                 <w:rFonts w:hint="eastAsia"/>
               </w:rPr>
               <w:t>sdblist</w:t>
             </w:r>
-            <w:proofErr w:type="spellEnd"/>
             <w:r>
               <w:rPr>
                 <w:rFonts w:hint="eastAsia"/>
@@ -2227,14 +2035,12 @@
               </w:rPr>
               <w:t>【优化】</w:t>
             </w:r>
-            <w:proofErr w:type="spellStart"/>
             <w:r>
               <w:rPr>
                 <w:rFonts w:hint="eastAsia"/>
               </w:rPr>
               <w:t>sdblist</w:t>
             </w:r>
-            <w:proofErr w:type="spellEnd"/>
             <w:r>
               <w:rPr>
                 <w:rFonts w:hint="eastAsia"/>
@@ -2303,14 +2109,12 @@
             <w:tcW w:w="4399" w:type="dxa"/>
           </w:tcPr>
           <w:p>
-            <w:proofErr w:type="spellStart"/>
             <w:r>
               <w:rPr>
                 <w:rFonts w:hint="eastAsia"/>
               </w:rPr>
               <w:t>sdbstart</w:t>
             </w:r>
-            <w:proofErr w:type="spellEnd"/>
             <w:r>
               <w:rPr>
                 <w:rFonts w:hint="eastAsia"/>
@@ -2397,19 +2201,11 @@
               </w:rPr>
               <w:t>【特性】访问计划字段修正，并且增加</w:t>
             </w:r>
-            <w:proofErr w:type="spellStart"/>
-            <w:r>
-              <w:rPr>
-                <w:rFonts w:hint="eastAsia"/>
-              </w:rPr>
-              <w:t>Run:true</w:t>
-            </w:r>
-            <w:proofErr w:type="spellEnd"/>
-            <w:r>
-              <w:rPr>
-                <w:rFonts w:hint="eastAsia"/>
-              </w:rPr>
-              <w:t>/false</w:t>
+            <w:r>
+              <w:rPr>
+                <w:rFonts w:hint="eastAsia"/>
+              </w:rPr>
+              <w:t>Run:true/false</w:t>
             </w:r>
             <w:r>
               <w:rPr>
@@ -2538,7 +2334,6 @@
               </w:rPr>
               <w:t>提供</w:t>
             </w:r>
-            <w:proofErr w:type="spellStart"/>
             <w:r>
               <w:rPr>
                 <w:rFonts w:ascii="Arial" w:hAnsi="Arial" w:cs="Arial"/>
@@ -2548,7 +2343,6 @@
               </w:rPr>
               <w:t>forceSession</w:t>
             </w:r>
-            <w:proofErr w:type="spellEnd"/>
             <w:r>
               <w:rPr>
                 <w:rFonts w:hint="eastAsia"/>
@@ -2611,14 +2405,12 @@
               </w:rPr>
               <w:t>增加</w:t>
             </w:r>
-            <w:proofErr w:type="spellStart"/>
             <w:r>
               <w:rPr>
                 <w:rFonts w:hint="eastAsia"/>
               </w:rPr>
               <w:t>invalidateCache</w:t>
             </w:r>
-            <w:proofErr w:type="spellEnd"/>
             <w:r>
               <w:rPr>
                 <w:rFonts w:hint="eastAsia"/>
@@ -2631,7 +2423,14 @@
           <w:tcPr>
             <w:tcW w:w="1681" w:type="dxa"/>
           </w:tcPr>
-          <w:p/>
+          <w:p>
+            <w:r>
+              <w:rPr>
+                <w:rFonts w:hint="eastAsia"/>
+              </w:rPr>
+              <w:t>良</w:t>
+            </w:r>
+          </w:p>
         </w:tc>
       </w:tr>
       <w:tr>
@@ -2655,14 +2454,12 @@
             <w:tcW w:w="4399" w:type="dxa"/>
           </w:tcPr>
           <w:p>
-            <w:proofErr w:type="spellStart"/>
             <w:r>
               <w:rPr>
                 <w:rFonts w:hint="eastAsia"/>
               </w:rPr>
               <w:t>Coord</w:t>
             </w:r>
-            <w:proofErr w:type="spellEnd"/>
             <w:r>
               <w:rPr>
                 <w:rFonts w:hint="eastAsia"/>
@@ -2681,35 +2478,38 @@
               </w:rPr>
               <w:t>管理，能够通过</w:t>
             </w:r>
-            <w:proofErr w:type="spellStart"/>
             <w:r>
               <w:rPr>
                 <w:rFonts w:hint="eastAsia"/>
               </w:rPr>
               <w:t>Coord</w:t>
             </w:r>
-            <w:proofErr w:type="spellEnd"/>
             <w:r>
               <w:rPr>
                 <w:rFonts w:hint="eastAsia"/>
               </w:rPr>
               <w:t>创建</w:t>
             </w:r>
-            <w:proofErr w:type="spellStart"/>
             <w:r>
               <w:rPr>
                 <w:rFonts w:hint="eastAsia"/>
               </w:rPr>
               <w:t>Coord</w:t>
             </w:r>
-            <w:proofErr w:type="spellEnd"/>
           </w:p>
         </w:tc>
         <w:tc>
           <w:tcPr>
             <w:tcW w:w="1681" w:type="dxa"/>
           </w:tcPr>
-          <w:p/>
+          <w:p>
+            <w:r>
+              <w:rPr>
+                <w:rFonts w:hint="eastAsia"/>
+              </w:rPr>
+              <w:t>良</w:t>
+            </w:r>
+          </w:p>
         </w:tc>
       </w:tr>
       <w:tr>
@@ -2730,14 +2530,12 @@
               </w:rPr>
               <w:t>通过</w:t>
             </w:r>
-            <w:proofErr w:type="spellStart"/>
             <w:r>
               <w:rPr>
                 <w:rFonts w:hint="eastAsia"/>
               </w:rPr>
               <w:t>sdb</w:t>
             </w:r>
-            <w:proofErr w:type="spellEnd"/>
             <w:r>
               <w:rPr>
                 <w:rFonts w:hint="eastAsia"/>
@@ -2768,28 +2566,24 @@
               </w:rPr>
               <w:t>、</w:t>
             </w:r>
-            <w:proofErr w:type="spellStart"/>
             <w:r>
               <w:rPr>
                 <w:rFonts w:hint="eastAsia"/>
               </w:rPr>
               <w:t>coord</w:t>
             </w:r>
-            <w:proofErr w:type="spellEnd"/>
             <w:r>
               <w:rPr>
                 <w:rFonts w:hint="eastAsia"/>
               </w:rPr>
               <w:t>、</w:t>
             </w:r>
-            <w:proofErr w:type="spellStart"/>
             <w:r>
               <w:rPr>
                 <w:rFonts w:hint="eastAsia"/>
               </w:rPr>
               <w:t>om</w:t>
             </w:r>
-            <w:proofErr w:type="spellEnd"/>
             <w:r>
               <w:rPr>
                 <w:rFonts w:hint="eastAsia"/>
@@ -2802,7 +2596,14 @@
           <w:tcPr>
             <w:tcW w:w="1681" w:type="dxa"/>
           </w:tcPr>
-          <w:p/>
+          <w:p>
+            <w:r>
+              <w:rPr>
+                <w:rFonts w:hint="eastAsia"/>
+              </w:rPr>
+              <w:t>良</w:t>
+            </w:r>
+          </w:p>
         </w:tc>
       </w:tr>
       <w:tr>
@@ -2832,14 +2633,12 @@
               </w:rPr>
               <w:t>优化存储过程，实现存储过程继承当前会话的鉴权信息，并且存储过程执行的错误能在</w:t>
             </w:r>
-            <w:proofErr w:type="spellStart"/>
             <w:r>
               <w:rPr>
                 <w:rFonts w:hint="eastAsia"/>
               </w:rPr>
               <w:t>sdb</w:t>
             </w:r>
-            <w:proofErr w:type="spellEnd"/>
             <w:r>
               <w:rPr>
                 <w:rFonts w:hint="eastAsia"/>
@@ -2897,14 +2696,12 @@
               </w:rPr>
               <w:t>【优化】</w:t>
             </w:r>
-            <w:proofErr w:type="spellStart"/>
             <w:r>
               <w:rPr>
                 <w:rFonts w:hint="eastAsia"/>
               </w:rPr>
               <w:t>sequoaidb</w:t>
             </w:r>
-            <w:proofErr w:type="spellEnd"/>
             <w:r>
               <w:rPr>
                 <w:rFonts w:hint="eastAsia"/>
@@ -2923,21 +2720,26 @@
               </w:rPr>
               <w:t>账号下运行自动切换至</w:t>
             </w:r>
-            <w:proofErr w:type="spellStart"/>
             <w:r>
               <w:rPr>
                 <w:rFonts w:hint="eastAsia"/>
               </w:rPr>
               <w:t>sdbamdin</w:t>
             </w:r>
-            <w:proofErr w:type="spellEnd"/>
           </w:p>
         </w:tc>
         <w:tc>
           <w:tcPr>
             <w:tcW w:w="1681" w:type="dxa"/>
           </w:tcPr>
-          <w:p/>
+          <w:p>
+            <w:r>
+              <w:rPr>
+                <w:rFonts w:hint="eastAsia"/>
+              </w:rPr>
+              <w:t>良</w:t>
+            </w:r>
+          </w:p>
         </w:tc>
       </w:tr>
       <w:tr>
@@ -2964,7 +2766,14 @@
           <w:tcPr>
             <w:tcW w:w="1681" w:type="dxa"/>
           </w:tcPr>
-          <w:p/>
+          <w:p>
+            <w:r>
+              <w:rPr>
+                <w:rFonts w:hint="eastAsia"/>
+              </w:rPr>
+              <w:t>中</w:t>
+            </w:r>
+          </w:p>
         </w:tc>
       </w:tr>
       <w:tr>
@@ -3016,7 +2825,6 @@
               </w:rPr>
               <w:t>以固定字符串起始的正则表达式能够匹配索引（没有使用</w:t>
             </w:r>
-            <w:proofErr w:type="spellStart"/>
             <w:r>
               <w:rPr>
                 <w:rFonts w:hint="eastAsia"/>
@@ -3024,7 +2832,6 @@
               </w:rPr>
               <w:t>i</w:t>
             </w:r>
-            <w:proofErr w:type="spellEnd"/>
             <w:r>
               <w:rPr>
                 <w:rFonts w:hint="eastAsia"/>
@@ -3224,14 +3031,12 @@
             <w:tcW w:w="5037" w:type="dxa"/>
           </w:tcPr>
           <w:p>
-            <w:proofErr w:type="spellStart"/>
             <w:r>
               <w:rPr>
                 <w:rFonts w:hint="eastAsia"/>
               </w:rPr>
               <w:t>php</w:t>
             </w:r>
-            <w:proofErr w:type="spellEnd"/>
             <w:r>
               <w:rPr>
                 <w:rFonts w:hint="eastAsia"/>
@@ -3273,14 +3078,12 @@
             <w:tcW w:w="5037" w:type="dxa"/>
           </w:tcPr>
           <w:p>
-            <w:proofErr w:type="spellStart"/>
             <w:r>
               <w:rPr>
                 <w:rFonts w:hint="eastAsia"/>
               </w:rPr>
               <w:t>Coord</w:t>
             </w:r>
-            <w:proofErr w:type="spellEnd"/>
             <w:r>
               <w:rPr>
                 <w:rFonts w:hint="eastAsia"/>
@@ -3350,14 +3153,12 @@
                 <w:szCs w:val="15"/>
               </w:rPr>
             </w:pPr>
-            <w:proofErr w:type="spellStart"/>
             <w:r>
               <w:rPr>
                 <w:rFonts w:hint="eastAsia"/>
               </w:rPr>
               <w:t>sdb</w:t>
             </w:r>
-            <w:proofErr w:type="spellEnd"/>
             <w:r>
               <w:rPr>
                 <w:rFonts w:hint="eastAsia"/>
@@ -3407,14 +3208,12 @@
             <w:tcW w:w="5037" w:type="dxa"/>
           </w:tcPr>
           <w:p>
-            <w:proofErr w:type="spellStart"/>
             <w:r>
               <w:rPr>
                 <w:rFonts w:hint="eastAsia"/>
               </w:rPr>
               <w:t>oma</w:t>
             </w:r>
-            <w:proofErr w:type="spellEnd"/>
             <w:r>
               <w:rPr>
                 <w:rFonts w:hint="eastAsia"/>
@@ -3470,14 +3269,12 @@
             <w:tcW w:w="5037" w:type="dxa"/>
           </w:tcPr>
           <w:p>
-            <w:proofErr w:type="spellStart"/>
             <w:r>
               <w:rPr>
                 <w:rFonts w:hint="eastAsia"/>
               </w:rPr>
               <w:t>sdbcm</w:t>
             </w:r>
-            <w:proofErr w:type="spellEnd"/>
             <w:r>
               <w:rPr>
                 <w:rFonts w:hint="eastAsia"/>
@@ -3575,19 +3372,11 @@
               </w:rPr>
               <w:t>被</w:t>
             </w:r>
-            <w:proofErr w:type="spellStart"/>
-            <w:r>
-              <w:rPr>
-                <w:rFonts w:hint="eastAsia"/>
-              </w:rPr>
-              <w:t>forceSession</w:t>
-            </w:r>
-            <w:proofErr w:type="spellEnd"/>
-            <w:r>
-              <w:rPr>
-                <w:rFonts w:hint="eastAsia"/>
-              </w:rPr>
-              <w:t>()</w:t>
+            <w:r>
+              <w:rPr>
+                <w:rFonts w:hint="eastAsia"/>
+              </w:rPr>
+              <w:t>forceSession()</w:t>
             </w:r>
             <w:r>
               <w:rPr>
@@ -3595,19 +3384,11 @@
               </w:rPr>
               <w:t>之后，重连，再执行</w:t>
             </w:r>
-            <w:proofErr w:type="spellStart"/>
-            <w:r>
-              <w:rPr>
-                <w:rFonts w:hint="eastAsia"/>
-              </w:rPr>
-              <w:t>db.foo.bar.find</w:t>
-            </w:r>
-            <w:proofErr w:type="spellEnd"/>
-            <w:r>
-              <w:rPr>
-                <w:rFonts w:hint="eastAsia"/>
-              </w:rPr>
-              <w:t>(),</w:t>
+            <w:r>
+              <w:rPr>
+                <w:rFonts w:hint="eastAsia"/>
+              </w:rPr>
+              <w:t>db.foo.bar.find(),</w:t>
             </w:r>
             <w:r>
               <w:rPr>
@@ -3806,14 +3587,12 @@
             <w:tcW w:w="5037" w:type="dxa"/>
           </w:tcPr>
           <w:p>
-            <w:proofErr w:type="spellStart"/>
             <w:r>
               <w:rPr>
                 <w:rFonts w:hint="eastAsia"/>
               </w:rPr>
               <w:t>bsonobj</w:t>
             </w:r>
-            <w:proofErr w:type="spellEnd"/>
             <w:r>
               <w:rPr>
                 <w:rFonts w:hint="eastAsia"/>
@@ -3944,19 +3723,11 @@
             <w:tcW w:w="5037" w:type="dxa"/>
           </w:tcPr>
           <w:p>
-            <w:proofErr w:type="spellStart"/>
-            <w:r>
-              <w:rPr>
-                <w:rFonts w:hint="eastAsia"/>
-              </w:rPr>
-              <w:t>sdb</w:t>
-            </w:r>
-            <w:proofErr w:type="spellEnd"/>
-            <w:r>
-              <w:rPr>
-                <w:rFonts w:hint="eastAsia"/>
-              </w:rPr>
-              <w:t xml:space="preserve"> </w:t>
+            <w:r>
+              <w:rPr>
+                <w:rFonts w:hint="eastAsia"/>
+              </w:rPr>
+              <w:t xml:space="preserve">sdb </w:t>
             </w:r>
             <w:r>
               <w:rPr>
@@ -4007,14 +3778,12 @@
             <w:tcW w:w="5037" w:type="dxa"/>
           </w:tcPr>
           <w:p>
-            <w:proofErr w:type="spellStart"/>
             <w:r>
               <w:rPr>
                 <w:rFonts w:hint="eastAsia"/>
               </w:rPr>
               <w:t>sdbimprt</w:t>
             </w:r>
-            <w:proofErr w:type="spellEnd"/>
             <w:r>
               <w:rPr>
                 <w:rFonts w:hint="eastAsia"/>
@@ -4119,19 +3888,11 @@
             <w:tcW w:w="5037" w:type="dxa"/>
           </w:tcPr>
           <w:p>
-            <w:proofErr w:type="spellStart"/>
-            <w:r>
-              <w:rPr>
-                <w:rFonts w:hint="eastAsia"/>
-              </w:rPr>
-              <w:t>sdbimprt</w:t>
-            </w:r>
-            <w:proofErr w:type="spellEnd"/>
-            <w:r>
-              <w:rPr>
-                <w:rFonts w:hint="eastAsia"/>
-              </w:rPr>
-              <w:t xml:space="preserve"> </w:t>
+            <w:r>
+              <w:rPr>
+                <w:rFonts w:hint="eastAsia"/>
+              </w:rPr>
+              <w:t xml:space="preserve">sdbimprt </w:t>
             </w:r>
             <w:r>
               <w:rPr>
@@ -4194,14 +3955,12 @@
               </w:rPr>
               <w:t>下创建</w:t>
             </w:r>
-            <w:proofErr w:type="spellStart"/>
             <w:r>
               <w:rPr>
                 <w:rFonts w:hint="eastAsia"/>
               </w:rPr>
               <w:t>cs</w:t>
             </w:r>
-            <w:proofErr w:type="spellEnd"/>
             <w:r>
               <w:rPr>
                 <w:rFonts w:hint="eastAsia"/>
@@ -4324,28 +4083,24 @@
               </w:rPr>
               <w:t>通过</w:t>
             </w:r>
-            <w:proofErr w:type="spellStart"/>
             <w:r>
               <w:rPr>
                 <w:rFonts w:hint="eastAsia"/>
               </w:rPr>
               <w:t>coord</w:t>
             </w:r>
-            <w:proofErr w:type="spellEnd"/>
             <w:r>
               <w:rPr>
                 <w:rFonts w:hint="eastAsia"/>
               </w:rPr>
               <w:t>重复调用</w:t>
             </w:r>
-            <w:proofErr w:type="spellStart"/>
             <w:r>
               <w:rPr>
                 <w:rFonts w:hint="eastAsia"/>
               </w:rPr>
               <w:t>createCataRG</w:t>
             </w:r>
-            <w:proofErr w:type="spellEnd"/>
             <w:r>
               <w:rPr>
                 <w:rFonts w:hint="eastAsia"/>
@@ -4449,14 +4204,12 @@
               </w:rPr>
               <w:t>通过第一个</w:t>
             </w:r>
-            <w:proofErr w:type="spellStart"/>
             <w:r>
               <w:rPr>
                 <w:rFonts w:hint="eastAsia"/>
               </w:rPr>
               <w:t>coord</w:t>
             </w:r>
-            <w:proofErr w:type="spellEnd"/>
             <w:r>
               <w:rPr>
                 <w:rFonts w:hint="eastAsia"/>
@@ -4528,16 +4281,8 @@
               <w:rPr>
                 <w:rFonts w:hint="eastAsia"/>
               </w:rPr>
-              <w:t>$</w:t>
-            </w:r>
-            <w:proofErr w:type="spellStart"/>
-            <w:r>
-              <w:rPr>
-                <w:rFonts w:hint="eastAsia"/>
-              </w:rPr>
-              <w:t>isnull</w:t>
-            </w:r>
-            <w:proofErr w:type="spellEnd"/>
+              <w:t>$isnull</w:t>
+            </w:r>
             <w:r>
               <w:rPr>
                 <w:rFonts w:hint="eastAsia"/>
@@ -4658,14 +4403,12 @@
             <w:tcW w:w="5037" w:type="dxa"/>
           </w:tcPr>
           <w:p>
-            <w:proofErr w:type="spellStart"/>
             <w:r>
               <w:rPr>
                 <w:rFonts w:hint="eastAsia"/>
               </w:rPr>
               <w:t>php</w:t>
             </w:r>
-            <w:proofErr w:type="spellEnd"/>
             <w:r>
               <w:rPr>
                 <w:rFonts w:hint="eastAsia"/>
@@ -4729,19 +4472,11 @@
             <w:tcW w:w="5037" w:type="dxa"/>
           </w:tcPr>
           <w:p>
-            <w:proofErr w:type="spellStart"/>
-            <w:r>
-              <w:rPr>
-                <w:rFonts w:hint="eastAsia"/>
-              </w:rPr>
-              <w:t>sdb</w:t>
-            </w:r>
-            <w:proofErr w:type="spellEnd"/>
-            <w:r>
-              <w:rPr>
-                <w:rFonts w:hint="eastAsia"/>
-              </w:rPr>
-              <w:t xml:space="preserve"> </w:t>
+            <w:r>
+              <w:rPr>
+                <w:rFonts w:hint="eastAsia"/>
+              </w:rPr>
+              <w:t xml:space="preserve">sdb </w:t>
             </w:r>
             <w:r>
               <w:rPr>
@@ -4749,28 +4484,24 @@
               </w:rPr>
               <w:t>执行</w:t>
             </w:r>
-            <w:proofErr w:type="spellStart"/>
             <w:r>
               <w:rPr>
                 <w:rFonts w:hint="eastAsia"/>
               </w:rPr>
               <w:t>traceOff</w:t>
             </w:r>
-            <w:proofErr w:type="spellEnd"/>
             <w:r>
               <w:rPr>
                 <w:rFonts w:hint="eastAsia"/>
               </w:rPr>
               <w:t>传入参数为数字时</w:t>
             </w:r>
-            <w:proofErr w:type="spellStart"/>
             <w:r>
               <w:rPr>
                 <w:rFonts w:hint="eastAsia"/>
               </w:rPr>
               <w:t>coredump</w:t>
             </w:r>
-            <w:proofErr w:type="spellEnd"/>
           </w:p>
         </w:tc>
         <w:tc>
@@ -4889,19 +4620,11 @@
               </w:rPr>
               <w:t>驱动</w:t>
             </w:r>
-            <w:proofErr w:type="spellStart"/>
-            <w:r>
-              <w:rPr>
-                <w:rFonts w:hint="eastAsia"/>
-              </w:rPr>
-              <w:t>bson</w:t>
-            </w:r>
-            <w:proofErr w:type="spellEnd"/>
-            <w:r>
-              <w:rPr>
-                <w:rFonts w:hint="eastAsia"/>
-              </w:rPr>
-              <w:t xml:space="preserve"> timestamp</w:t>
+            <w:r>
+              <w:rPr>
+                <w:rFonts w:hint="eastAsia"/>
+              </w:rPr>
+              <w:t>bson timestamp</w:t>
             </w:r>
             <w:r>
               <w:rPr>
@@ -4964,28 +4687,24 @@
             <w:tcW w:w="5037" w:type="dxa"/>
           </w:tcPr>
           <w:p>
-            <w:proofErr w:type="spellStart"/>
             <w:r>
               <w:rPr>
                 <w:rFonts w:hint="eastAsia"/>
               </w:rPr>
               <w:t>postgresql</w:t>
             </w:r>
-            <w:proofErr w:type="spellEnd"/>
             <w:r>
               <w:rPr>
                 <w:rFonts w:hint="eastAsia"/>
               </w:rPr>
               <w:t>与</w:t>
             </w:r>
-            <w:proofErr w:type="spellStart"/>
             <w:r>
               <w:rPr>
                 <w:rFonts w:hint="eastAsia"/>
               </w:rPr>
               <w:t>sequoiadb</w:t>
             </w:r>
-            <w:proofErr w:type="spellEnd"/>
             <w:r>
               <w:rPr>
                 <w:rFonts w:hint="eastAsia"/>
@@ -5057,21 +4776,7 @@
               <w:rPr>
                 <w:rFonts w:hint="eastAsia"/>
               </w:rPr>
-              <w:t>[</w:t>
-            </w:r>
-            <w:proofErr w:type="spellStart"/>
-            <w:r>
-              <w:rPr>
-                <w:rFonts w:hint="eastAsia"/>
-              </w:rPr>
-              <w:t>db.backupOffline</w:t>
-            </w:r>
-            <w:proofErr w:type="spellEnd"/>
-            <w:r>
-              <w:rPr>
-                <w:rFonts w:hint="eastAsia"/>
-              </w:rPr>
-              <w:t>()]</w:t>
+              <w:t>[db.backupOffline()]</w:t>
             </w:r>
             <w:r>
               <w:rPr>
@@ -5140,19 +4845,11 @@
               </w:rPr>
               <w:t>】</w:t>
             </w:r>
-            <w:proofErr w:type="spellStart"/>
-            <w:r>
-              <w:rPr>
-                <w:rFonts w:hint="eastAsia"/>
-              </w:rPr>
-              <w:t>db.foo.bar.find</w:t>
-            </w:r>
-            <w:proofErr w:type="spellEnd"/>
-            <w:r>
-              <w:rPr>
-                <w:rFonts w:hint="eastAsia"/>
-              </w:rPr>
-              <w:t>()</w:t>
+            <w:r>
+              <w:rPr>
+                <w:rFonts w:hint="eastAsia"/>
+              </w:rPr>
+              <w:t>db.foo.bar.find()</w:t>
             </w:r>
             <w:r>
               <w:rPr>
@@ -5160,19 +4857,11 @@
               </w:rPr>
               <w:t>进行查询时，使用</w:t>
             </w:r>
-            <w:proofErr w:type="spellStart"/>
-            <w:r>
-              <w:rPr>
-                <w:rFonts w:hint="eastAsia"/>
-              </w:rPr>
-              <w:t>db.interrupt</w:t>
-            </w:r>
-            <w:proofErr w:type="spellEnd"/>
-            <w:r>
-              <w:rPr>
-                <w:rFonts w:hint="eastAsia"/>
-              </w:rPr>
-              <w:t>()</w:t>
+            <w:r>
+              <w:rPr>
+                <w:rFonts w:hint="eastAsia"/>
+              </w:rPr>
+              <w:t>db.interrupt()</w:t>
             </w:r>
             <w:r>
               <w:rPr>
@@ -5241,19 +4930,11 @@
               </w:rPr>
               <w:t>】</w:t>
             </w:r>
-            <w:proofErr w:type="spellStart"/>
-            <w:r>
-              <w:rPr>
-                <w:rFonts w:hint="eastAsia"/>
-              </w:rPr>
-              <w:t>db.interrupt</w:t>
-            </w:r>
-            <w:proofErr w:type="spellEnd"/>
-            <w:r>
-              <w:rPr>
-                <w:rFonts w:hint="eastAsia"/>
-              </w:rPr>
-              <w:t>()</w:t>
+            <w:r>
+              <w:rPr>
+                <w:rFonts w:hint="eastAsia"/>
+              </w:rPr>
+              <w:t>db.interrupt()</w:t>
             </w:r>
             <w:r>
               <w:rPr>
@@ -5407,14 +5088,12 @@
               </w:rPr>
               <w:t>】</w:t>
             </w:r>
-            <w:proofErr w:type="spellStart"/>
             <w:r>
               <w:rPr>
                 <w:rFonts w:hint="eastAsia"/>
               </w:rPr>
               <w:t>sdbimprt</w:t>
             </w:r>
-            <w:proofErr w:type="spellEnd"/>
             <w:r>
               <w:rPr>
                 <w:rFonts w:hint="eastAsia"/>
@@ -5437,21 +5116,7 @@
               <w:rPr>
                 <w:rFonts w:hint="eastAsia"/>
               </w:rPr>
-              <w:t>true[</w:t>
-            </w:r>
-            <w:proofErr w:type="spellStart"/>
-            <w:r>
-              <w:rPr>
-                <w:rFonts w:hint="eastAsia"/>
-              </w:rPr>
-              <w:t>bool</w:t>
-            </w:r>
-            <w:proofErr w:type="spellEnd"/>
-            <w:r>
-              <w:rPr>
-                <w:rFonts w:hint="eastAsia"/>
-              </w:rPr>
-              <w:t>],</w:t>
+              <w:t>true[bool],</w:t>
             </w:r>
             <w:r>
               <w:rPr>
@@ -5593,14 +5258,12 @@
               </w:rPr>
               <w:t>卸载</w:t>
             </w:r>
-            <w:proofErr w:type="spellStart"/>
             <w:r>
               <w:rPr>
                 <w:rFonts w:hint="eastAsia"/>
               </w:rPr>
               <w:t>sequoiadb</w:t>
             </w:r>
-            <w:proofErr w:type="spellEnd"/>
             <w:r>
               <w:rPr>
                 <w:rFonts w:hint="eastAsia"/>
@@ -5711,14 +5374,12 @@
               </w:rPr>
               <w:t>插入数据过程中导致</w:t>
             </w:r>
-            <w:proofErr w:type="spellStart"/>
             <w:r>
               <w:rPr>
                 <w:rFonts w:hint="eastAsia"/>
               </w:rPr>
               <w:t>coord</w:t>
             </w:r>
-            <w:proofErr w:type="spellEnd"/>
             <w:r>
               <w:rPr>
                 <w:rFonts w:hint="eastAsia"/>
@@ -5786,14 +5447,12 @@
               </w:rPr>
               <w:t>驱动修改</w:t>
             </w:r>
-            <w:proofErr w:type="spellStart"/>
             <w:r>
               <w:rPr>
                 <w:rFonts w:hint="eastAsia"/>
               </w:rPr>
               <w:t>sdbGetList,sdbGetSnapshot</w:t>
             </w:r>
-            <w:proofErr w:type="spellEnd"/>
             <w:r>
               <w:rPr>
                 <w:rFonts w:hint="eastAsia"/>
@@ -6184,7 +5843,6 @@
               </w:rPr>
               <w:t>驱动使用普通方式而不是使用专用接口构建一个正则表达式</w:t>
             </w:r>
-            <w:proofErr w:type="spellStart"/>
             <w:r>
               <w:rPr>
                 <w:rFonts w:ascii="Arial" w:hAnsi="Arial" w:cs="Arial"/>
@@ -6194,7 +5852,6 @@
               </w:rPr>
               <w:t>bson</w:t>
             </w:r>
-            <w:proofErr w:type="spellEnd"/>
             <w:r>
               <w:rPr>
                 <w:rFonts w:ascii="Arial" w:hAnsi="Arial" w:cs="Arial"/>
@@ -6330,19 +5987,11 @@
             <w:tcW w:w="5037" w:type="dxa"/>
           </w:tcPr>
           <w:p>
-            <w:proofErr w:type="spellStart"/>
-            <w:r>
-              <w:rPr>
-                <w:rFonts w:hint="eastAsia"/>
-              </w:rPr>
-              <w:t>sdb</w:t>
-            </w:r>
-            <w:proofErr w:type="spellEnd"/>
-            <w:r>
-              <w:rPr>
-                <w:rFonts w:hint="eastAsia"/>
-              </w:rPr>
-              <w:t xml:space="preserve"> sleep </w:t>
+            <w:r>
+              <w:rPr>
+                <w:rFonts w:hint="eastAsia"/>
+              </w:rPr>
+              <w:t xml:space="preserve">sdb sleep </w:t>
             </w:r>
             <w:r>
               <w:rPr>
@@ -6350,14 +5999,12 @@
               </w:rPr>
               <w:t>消耗</w:t>
             </w:r>
-            <w:proofErr w:type="spellStart"/>
             <w:r>
               <w:rPr>
                 <w:rFonts w:hint="eastAsia"/>
               </w:rPr>
               <w:t>cpu</w:t>
             </w:r>
-            <w:proofErr w:type="spellEnd"/>
             <w:r>
               <w:rPr>
                 <w:rFonts w:hint="eastAsia"/>
@@ -6589,14 +6236,12 @@
             <w:tcW w:w="5037" w:type="dxa"/>
           </w:tcPr>
           <w:p>
-            <w:proofErr w:type="spellStart"/>
             <w:r>
               <w:rPr>
                 <w:rFonts w:hint="eastAsia"/>
               </w:rPr>
               <w:t>phtyon</w:t>
             </w:r>
-            <w:proofErr w:type="spellEnd"/>
             <w:r>
               <w:rPr>
                 <w:rFonts w:hint="eastAsia"/>
@@ -6699,7 +6344,6 @@
               </w:rPr>
               <w:t>】</w:t>
             </w:r>
-            <w:proofErr w:type="spellStart"/>
             <w:r>
               <w:rPr>
                 <w:rFonts w:ascii="Arial" w:hAnsi="Arial" w:cs="Arial"/>
@@ -6707,17 +6351,7 @@
                 <w:sz w:val="20"/>
                 <w:szCs w:val="20"/>
               </w:rPr>
-              <w:t>sdb</w:t>
-            </w:r>
-            <w:proofErr w:type="spellEnd"/>
-            <w:r>
-              <w:rPr>
-                <w:rFonts w:ascii="Arial" w:hAnsi="Arial" w:cs="Arial"/>
-                <w:color w:val="003366"/>
-                <w:sz w:val="20"/>
-                <w:szCs w:val="20"/>
-              </w:rPr>
-              <w:t xml:space="preserve"> shell </w:t>
+              <w:t xml:space="preserve">sdb shell </w:t>
             </w:r>
             <w:r>
               <w:rPr>
@@ -6844,16 +6478,8 @@
               <w:rPr>
                 <w:rFonts w:hint="eastAsia"/>
               </w:rPr>
-              <w:t xml:space="preserve">Lob </w:t>
-            </w:r>
-            <w:proofErr w:type="spellStart"/>
-            <w:r>
-              <w:rPr>
-                <w:rFonts w:hint="eastAsia"/>
-              </w:rPr>
-              <w:t>oid</w:t>
-            </w:r>
-            <w:proofErr w:type="spellEnd"/>
+              <w:t>Lob oid</w:t>
+            </w:r>
             <w:r>
               <w:rPr>
                 <w:rFonts w:hint="eastAsia"/>
@@ -6872,14 +6498,12 @@
               </w:rPr>
               <w:t>返回</w:t>
             </w:r>
-            <w:proofErr w:type="spellStart"/>
             <w:r>
               <w:rPr>
                 <w:rFonts w:hint="eastAsia"/>
               </w:rPr>
               <w:t>rc</w:t>
             </w:r>
-            <w:proofErr w:type="spellEnd"/>
             <w:r>
               <w:rPr>
                 <w:rFonts w:hint="eastAsia"/>
@@ -7103,28 +6727,24 @@
             <w:tcW w:w="5037" w:type="dxa"/>
           </w:tcPr>
           <w:p>
-            <w:proofErr w:type="spellStart"/>
             <w:r>
               <w:rPr>
                 <w:rFonts w:hint="eastAsia"/>
               </w:rPr>
               <w:t>sdblist</w:t>
             </w:r>
-            <w:proofErr w:type="spellEnd"/>
             <w:r>
               <w:rPr>
                 <w:rFonts w:hint="eastAsia"/>
               </w:rPr>
               <w:t>需要改进查找</w:t>
             </w:r>
-            <w:proofErr w:type="spellStart"/>
             <w:r>
               <w:rPr>
                 <w:rFonts w:hint="eastAsia"/>
               </w:rPr>
               <w:t>sdb.conf</w:t>
             </w:r>
-            <w:proofErr w:type="spellEnd"/>
             <w:r>
               <w:rPr>
                 <w:rFonts w:hint="eastAsia"/>
@@ -7223,14 +6843,12 @@
             <w:tcW w:w="5037" w:type="dxa"/>
           </w:tcPr>
           <w:p>
-            <w:proofErr w:type="spellStart"/>
             <w:r>
               <w:rPr>
                 <w:rFonts w:hint="eastAsia"/>
               </w:rPr>
               <w:t>Sequoiadb</w:t>
             </w:r>
-            <w:proofErr w:type="spellEnd"/>
             <w:r>
               <w:rPr>
                 <w:rFonts w:hint="eastAsia"/>
@@ -7280,14 +6898,12 @@
             <w:tcW w:w="5037" w:type="dxa"/>
           </w:tcPr>
           <w:p>
-            <w:proofErr w:type="spellStart"/>
             <w:r>
               <w:rPr>
                 <w:rFonts w:hint="eastAsia"/>
               </w:rPr>
               <w:t>sdbstop</w:t>
             </w:r>
-            <w:proofErr w:type="spellEnd"/>
             <w:r>
               <w:rPr>
                 <w:rFonts w:hint="eastAsia"/>
@@ -7341,21 +6957,7 @@
               <w:rPr>
                 <w:rFonts w:hint="eastAsia"/>
               </w:rPr>
-              <w:t>[</w:t>
-            </w:r>
-            <w:proofErr w:type="spellStart"/>
-            <w:r>
-              <w:rPr>
-                <w:rFonts w:hint="eastAsia"/>
-              </w:rPr>
-              <w:t>sdbInspect</w:t>
-            </w:r>
-            <w:proofErr w:type="spellEnd"/>
-            <w:r>
-              <w:rPr>
-                <w:rFonts w:hint="eastAsia"/>
-              </w:rPr>
-              <w:t xml:space="preserve">] </w:t>
+              <w:t xml:space="preserve">[sdbInspect] </w:t>
             </w:r>
             <w:r>
               <w:rPr>
@@ -7410,16 +7012,8 @@
               <w:rPr>
                 <w:rFonts w:hint="eastAsia"/>
               </w:rPr>
-              <w:t>[</w:t>
-            </w:r>
-            <w:proofErr w:type="spellStart"/>
-            <w:r>
-              <w:rPr>
-                <w:rFonts w:hint="eastAsia"/>
-              </w:rPr>
-              <w:t>sdbInspect</w:t>
-            </w:r>
-            <w:proofErr w:type="spellEnd"/>
+              <w:t>[sdbInspect</w:t>
+            </w:r>
             <w:r>
               <w:rPr>
                 <w:rFonts w:hint="eastAsia"/>
@@ -7438,28 +7032,24 @@
               </w:rPr>
               <w:t>指定检查一个</w:t>
             </w:r>
-            <w:proofErr w:type="spellStart"/>
             <w:r>
               <w:rPr>
                 <w:rFonts w:hint="eastAsia"/>
               </w:rPr>
               <w:t>cs</w:t>
             </w:r>
-            <w:proofErr w:type="spellEnd"/>
             <w:r>
               <w:rPr>
                 <w:rFonts w:hint="eastAsia"/>
               </w:rPr>
               <w:t>下的所有集合时，实际上会去检查所有的</w:t>
             </w:r>
-            <w:proofErr w:type="spellStart"/>
             <w:r>
               <w:rPr>
                 <w:rFonts w:hint="eastAsia"/>
               </w:rPr>
               <w:t>cs</w:t>
             </w:r>
-            <w:proofErr w:type="spellEnd"/>
             <w:r>
               <w:rPr>
                 <w:rFonts w:hint="eastAsia"/>
@@ -7863,14 +7453,12 @@
             <w:tcW w:w="5037" w:type="dxa"/>
           </w:tcPr>
           <w:p>
-            <w:proofErr w:type="spellStart"/>
             <w:r>
               <w:rPr>
                 <w:rFonts w:hint="eastAsia"/>
               </w:rPr>
               <w:t>SequoiaDB</w:t>
             </w:r>
-            <w:proofErr w:type="spellEnd"/>
             <w:r>
               <w:rPr>
                 <w:rFonts w:hint="eastAsia"/>
@@ -7978,14 +7566,12 @@
               </w:rPr>
               <w:t>和</w:t>
             </w:r>
-            <w:proofErr w:type="spellStart"/>
             <w:r>
               <w:rPr>
                 <w:rFonts w:hint="eastAsia"/>
               </w:rPr>
               <w:t>Upsert</w:t>
             </w:r>
-            <w:proofErr w:type="spellEnd"/>
             <w:r>
               <w:rPr>
                 <w:rFonts w:hint="eastAsia"/>
@@ -7996,21 +7582,7 @@
               <w:rPr>
                 <w:rFonts w:hint="eastAsia"/>
               </w:rPr>
-              <w:t>(</w:t>
-            </w:r>
-            <w:proofErr w:type="spellStart"/>
-            <w:r>
-              <w:rPr>
-                <w:rFonts w:hint="eastAsia"/>
-              </w:rPr>
-              <w:t>ShardingKey</w:t>
-            </w:r>
-            <w:proofErr w:type="spellEnd"/>
-            <w:r>
-              <w:rPr>
-                <w:rFonts w:hint="eastAsia"/>
-              </w:rPr>
-              <w:t>)</w:t>
+              <w:t>(ShardingKey)</w:t>
             </w:r>
             <w:r>
               <w:rPr>
@@ -8054,16 +7626,8 @@
               <w:rPr>
                 <w:rFonts w:hint="eastAsia"/>
               </w:rPr>
-              <w:t xml:space="preserve">delay </w:t>
-            </w:r>
-            <w:proofErr w:type="spellStart"/>
-            <w:r>
-              <w:rPr>
-                <w:rFonts w:hint="eastAsia"/>
-              </w:rPr>
-              <w:t>ack</w:t>
-            </w:r>
-            <w:proofErr w:type="spellEnd"/>
+              <w:t>delay ack</w:t>
+            </w:r>
             <w:r>
               <w:rPr>
                 <w:rFonts w:hint="eastAsia"/>
@@ -8226,21 +7790,12 @@
                 <w:color w:val="0000FF"/>
               </w:rPr>
             </w:pPr>
-            <w:proofErr w:type="spellStart"/>
             <w:r>
               <w:rPr>
                 <w:rFonts w:hint="eastAsia"/>
                 <w:color w:val="0000FF"/>
               </w:rPr>
-              <w:t>sdbimprt</w:t>
-            </w:r>
-            <w:proofErr w:type="spellEnd"/>
-            <w:r>
-              <w:rPr>
-                <w:rFonts w:hint="eastAsia"/>
-                <w:color w:val="0000FF"/>
-              </w:rPr>
-              <w:t xml:space="preserve"> </w:t>
+              <w:t xml:space="preserve">sdbimprt </w:t>
             </w:r>
             <w:r>
               <w:rPr>
@@ -8844,21 +8399,12 @@
                 <w:color w:val="0000FF"/>
               </w:rPr>
             </w:pPr>
-            <w:proofErr w:type="spellStart"/>
             <w:r>
               <w:rPr>
                 <w:rFonts w:hint="eastAsia"/>
                 <w:color w:val="0000FF"/>
               </w:rPr>
-              <w:t>om</w:t>
-            </w:r>
-            <w:proofErr w:type="spellEnd"/>
-            <w:r>
-              <w:rPr>
-                <w:rFonts w:hint="eastAsia"/>
-                <w:color w:val="0000FF"/>
-              </w:rPr>
-              <w:t xml:space="preserve"> </w:t>
+              <w:t xml:space="preserve">om </w:t>
             </w:r>
             <w:r>
               <w:rPr>
@@ -9111,7 +8657,6 @@
               </w:rPr>
               <w:t>通过</w:t>
             </w:r>
-            <w:proofErr w:type="spellStart"/>
             <w:r>
               <w:rPr>
                 <w:rFonts w:hint="eastAsia"/>
@@ -9119,7 +8664,6 @@
               </w:rPr>
               <w:t>sdb</w:t>
             </w:r>
-            <w:proofErr w:type="spellEnd"/>
             <w:r>
               <w:rPr>
                 <w:rFonts w:hint="eastAsia"/>
@@ -9127,7 +8671,6 @@
               </w:rPr>
               <w:t>创建</w:t>
             </w:r>
-            <w:proofErr w:type="spellStart"/>
             <w:r>
               <w:rPr>
                 <w:rFonts w:hint="eastAsia"/>
@@ -9135,7 +8678,6 @@
               </w:rPr>
               <w:t>coord</w:t>
             </w:r>
-            <w:proofErr w:type="spellEnd"/>
             <w:r>
               <w:rPr>
                 <w:rFonts w:hint="eastAsia"/>
@@ -9617,14 +9159,12 @@
               </w:rPr>
               <w:t>安装业务时当</w:t>
             </w:r>
-            <w:proofErr w:type="spellStart"/>
             <w:r>
               <w:rPr>
                 <w:rFonts w:hint="eastAsia"/>
               </w:rPr>
               <w:t>OMAgent</w:t>
             </w:r>
-            <w:proofErr w:type="spellEnd"/>
             <w:r>
               <w:rPr>
                 <w:rFonts w:hint="eastAsia"/>
@@ -9745,7 +9285,6 @@
               </w:rPr>
               <w:t>会随机挂死在</w:t>
             </w:r>
-            <w:proofErr w:type="spellStart"/>
             <w:r>
               <w:rPr>
                 <w:rFonts w:hint="eastAsia"/>
@@ -9754,7 +9293,6 @@
               </w:rPr>
               <w:t>malloc</w:t>
             </w:r>
-            <w:proofErr w:type="spellEnd"/>
             <w:r>
               <w:rPr>
                 <w:rFonts w:hint="eastAsia"/>
@@ -9909,28 +9447,12 @@
               </w:rPr>
               <w:t>一致性；对于节点的配置信息（如</w:t>
             </w:r>
-            <w:proofErr w:type="spellStart"/>
-            <w:r>
-              <w:rPr>
-                <w:rFonts w:hint="eastAsia"/>
-              </w:rPr>
-              <w:t>svcname</w:t>
-            </w:r>
-            <w:proofErr w:type="spellEnd"/>
-            <w:r>
-              <w:rPr>
-                <w:rFonts w:hint="eastAsia"/>
-              </w:rPr>
-              <w:t xml:space="preserve">, </w:t>
-            </w:r>
-            <w:proofErr w:type="spellStart"/>
-            <w:r>
-              <w:rPr>
-                <w:rFonts w:hint="eastAsia"/>
-              </w:rPr>
-              <w:t>dbpath</w:t>
-            </w:r>
-            <w:proofErr w:type="spellEnd"/>
+            <w:r>
+              <w:rPr>
+                <w:rFonts w:hint="eastAsia"/>
+              </w:rPr>
+              <w:t>svcname, dbpath</w:t>
+            </w:r>
             <w:r>
               <w:rPr>
                 <w:rFonts w:hint="eastAsia"/>
@@ -10080,7 +9602,7 @@
           <w:p>
             <w:pPr>
               <w:rPr>
-                <w:color w:val="808080" w:themeColor="background1" w:themeShade="80"/>
+                <w:color w:val="35A543" w:themeColor="background1" w:themeShade="80"/>
               </w:rPr>
             </w:pPr>
             <w:r>
@@ -10088,7 +9610,7 @@
                 <w:rFonts w:ascii="Arial" w:hAnsi="Arial" w:cs="Arial"/>
                 <w:b/>
                 <w:bCs/>
-                <w:color w:val="808080" w:themeColor="background1" w:themeShade="80"/>
+                <w:color w:val="35A543" w:themeColor="background1" w:themeShade="80"/>
                 <w:sz w:val="15"/>
                 <w:szCs w:val="15"/>
               </w:rPr>
@@ -10099,7 +9621,7 @@
                 <w:rFonts w:ascii="Arial" w:hAnsi="Arial" w:cs="Arial" w:hint="eastAsia"/>
                 <w:b/>
                 <w:bCs/>
-                <w:color w:val="808080" w:themeColor="background1" w:themeShade="80"/>
+                <w:color w:val="35A543" w:themeColor="background1" w:themeShade="80"/>
                 <w:sz w:val="15"/>
                 <w:szCs w:val="15"/>
               </w:rPr>
@@ -10114,66 +9636,66 @@
           <w:p>
             <w:pPr>
               <w:rPr>
-                <w:color w:val="808080" w:themeColor="background1" w:themeShade="80"/>
-              </w:rPr>
-            </w:pPr>
-            <w:r>
-              <w:rPr>
-                <w:color w:val="808080" w:themeColor="background1" w:themeShade="80"/>
+                <w:color w:val="35A543" w:themeColor="background1" w:themeShade="80"/>
+              </w:rPr>
+            </w:pPr>
+            <w:r>
+              <w:rPr>
+                <w:color w:val="35A543" w:themeColor="background1" w:themeShade="80"/>
               </w:rPr>
               <w:t>P</w:t>
             </w:r>
             <w:r>
               <w:rPr>
                 <w:rFonts w:hint="eastAsia"/>
-                <w:color w:val="808080" w:themeColor="background1" w:themeShade="80"/>
+                <w:color w:val="35A543" w:themeColor="background1" w:themeShade="80"/>
               </w:rPr>
               <w:t>ower pc</w:t>
             </w:r>
             <w:r>
               <w:rPr>
                 <w:rFonts w:hint="eastAsia"/>
-                <w:color w:val="808080" w:themeColor="background1" w:themeShade="80"/>
+                <w:color w:val="35A543" w:themeColor="background1" w:themeShade="80"/>
               </w:rPr>
               <w:t>与</w:t>
             </w:r>
             <w:r>
               <w:rPr>
                 <w:rFonts w:hint="eastAsia"/>
-                <w:color w:val="808080" w:themeColor="background1" w:themeShade="80"/>
+                <w:color w:val="35A543" w:themeColor="background1" w:themeShade="80"/>
               </w:rPr>
               <w:t>java</w:t>
             </w:r>
             <w:r>
               <w:rPr>
                 <w:rFonts w:hint="eastAsia"/>
-                <w:color w:val="808080" w:themeColor="background1" w:themeShade="80"/>
+                <w:color w:val="35A543" w:themeColor="background1" w:themeShade="80"/>
               </w:rPr>
               <w:t>通信时，存在</w:t>
             </w:r>
             <w:r>
               <w:rPr>
-                <w:color w:val="808080" w:themeColor="background1" w:themeShade="80"/>
+                <w:color w:val="35A543" w:themeColor="background1" w:themeShade="80"/>
               </w:rPr>
               <w:t>”</w:t>
             </w:r>
             <w:r>
               <w:rPr>
                 <w:rFonts w:hint="eastAsia"/>
-                <w:color w:val="808080" w:themeColor="background1" w:themeShade="80"/>
+                <w:color w:val="35A543" w:themeColor="background1" w:themeShade="80"/>
               </w:rPr>
               <w:t>_id</w:t>
             </w:r>
             <w:r>
               <w:rPr>
-                <w:color w:val="808080" w:themeColor="background1" w:themeShade="80"/>
+                <w:color w:val="35A543" w:themeColor="background1" w:themeShade="80"/>
               </w:rPr>
               <w:t>”</w:t>
             </w:r>
             <w:r>
               <w:rPr>
                 <w:rFonts w:hint="eastAsia"/>
-                <w:color w:val="808080" w:themeColor="background1" w:themeShade="80"/>
+                <w:color w:val="35A543" w:themeColor="background1" w:themeShade="80"/>
               </w:rPr>
               <w:t>字段大小换端转换问题。</w:t>
             </w:r>
@@ -10186,13 +9708,13 @@
           <w:p>
             <w:pPr>
               <w:rPr>
-                <w:color w:val="808080" w:themeColor="background1" w:themeShade="80"/>
-              </w:rPr>
-            </w:pPr>
-            <w:r>
-              <w:rPr>
-                <w:rFonts w:hint="eastAsia"/>
-                <w:color w:val="808080" w:themeColor="background1" w:themeShade="80"/>
+                <w:color w:val="35A543" w:themeColor="background1" w:themeShade="80"/>
+              </w:rPr>
+            </w:pPr>
+            <w:r>
+              <w:rPr>
+                <w:rFonts w:hint="eastAsia"/>
+                <w:color w:val="35A543" w:themeColor="background1" w:themeShade="80"/>
               </w:rPr>
               <w:t>已解决</w:t>
             </w:r>
@@ -10207,7 +9729,7 @@
           <w:p>
             <w:pPr>
               <w:rPr>
-                <w:color w:val="808080" w:themeColor="background1" w:themeShade="80"/>
+                <w:color w:val="35A543" w:themeColor="background1" w:themeShade="80"/>
               </w:rPr>
             </w:pPr>
             <w:hyperlink r:id="rId94" w:history="1">
@@ -10217,7 +9739,7 @@
                   <w:rFonts w:ascii="Arial" w:hAnsi="Arial" w:cs="Arial"/>
                   <w:b/>
                   <w:bCs/>
-                  <w:color w:val="808080" w:themeColor="background1" w:themeShade="80"/>
+                  <w:color w:val="35A543" w:themeColor="background1" w:themeShade="80"/>
                   <w:sz w:val="15"/>
                   <w:szCs w:val="15"/>
                 </w:rPr>
@@ -10233,13 +9755,13 @@
           <w:p>
             <w:pPr>
               <w:rPr>
-                <w:color w:val="808080" w:themeColor="background1" w:themeShade="80"/>
-              </w:rPr>
-            </w:pPr>
-            <w:r>
-              <w:rPr>
-                <w:rFonts w:hint="eastAsia"/>
-                <w:color w:val="808080" w:themeColor="background1" w:themeShade="80"/>
+                <w:color w:val="35A543" w:themeColor="background1" w:themeShade="80"/>
+              </w:rPr>
+            </w:pPr>
+            <w:r>
+              <w:rPr>
+                <w:rFonts w:hint="eastAsia"/>
+                <w:color w:val="35A543" w:themeColor="background1" w:themeShade="80"/>
               </w:rPr>
               <w:t>主节点不断插入数据，从节点一边同步的过程中，从节点的物理磁盘满后，再人工释放从节点的磁盘空间，从节点继续与主节点同步数据，同步完成后，从节点数据发生部分丢失，数据索引失效</w:t>
             </w:r>
@@ -10252,13 +9774,13 @@
           <w:p>
             <w:pPr>
               <w:rPr>
-                <w:color w:val="808080" w:themeColor="background1" w:themeShade="80"/>
-              </w:rPr>
-            </w:pPr>
-            <w:r>
-              <w:rPr>
-                <w:rFonts w:hint="eastAsia"/>
-                <w:color w:val="808080" w:themeColor="background1" w:themeShade="80"/>
+                <w:color w:val="35A543" w:themeColor="background1" w:themeShade="80"/>
+              </w:rPr>
+            </w:pPr>
+            <w:r>
+              <w:rPr>
+                <w:rFonts w:hint="eastAsia"/>
+                <w:color w:val="35A543" w:themeColor="background1" w:themeShade="80"/>
               </w:rPr>
               <w:t>已解决</w:t>
             </w:r>
@@ -10273,7 +9795,7 @@
           <w:p>
             <w:pPr>
               <w:rPr>
-                <w:color w:val="808080" w:themeColor="background1" w:themeShade="80"/>
+                <w:color w:val="35A543" w:themeColor="background1" w:themeShade="80"/>
               </w:rPr>
             </w:pPr>
           </w:p>
@@ -10285,83 +9807,83 @@
           <w:p>
             <w:pPr>
               <w:rPr>
-                <w:color w:val="808080" w:themeColor="background1" w:themeShade="80"/>
-              </w:rPr>
-            </w:pPr>
-            <w:r>
-              <w:rPr>
-                <w:rFonts w:hint="eastAsia"/>
-                <w:color w:val="808080" w:themeColor="background1" w:themeShade="80"/>
+                <w:color w:val="35A543" w:themeColor="background1" w:themeShade="80"/>
+              </w:rPr>
+            </w:pPr>
+            <w:r>
+              <w:rPr>
+                <w:rFonts w:hint="eastAsia"/>
+                <w:color w:val="35A543" w:themeColor="background1" w:themeShade="80"/>
               </w:rPr>
               <w:t>批量</w:t>
             </w:r>
             <w:r>
               <w:rPr>
                 <w:rFonts w:hint="eastAsia"/>
-                <w:color w:val="808080" w:themeColor="background1" w:themeShade="80"/>
+                <w:color w:val="35A543" w:themeColor="background1" w:themeShade="80"/>
               </w:rPr>
               <w:t>insert</w:t>
             </w:r>
             <w:r>
               <w:rPr>
                 <w:rFonts w:hint="eastAsia"/>
-                <w:color w:val="808080" w:themeColor="background1" w:themeShade="80"/>
+                <w:color w:val="35A543" w:themeColor="background1" w:themeShade="80"/>
               </w:rPr>
               <w:t>在</w:t>
             </w:r>
             <w:r>
               <w:rPr>
                 <w:rFonts w:hint="eastAsia"/>
-                <w:color w:val="808080" w:themeColor="background1" w:themeShade="80"/>
+                <w:color w:val="35A543" w:themeColor="background1" w:themeShade="80"/>
               </w:rPr>
               <w:t>split</w:t>
             </w:r>
             <w:r>
               <w:rPr>
                 <w:rFonts w:hint="eastAsia"/>
-                <w:color w:val="808080" w:themeColor="background1" w:themeShade="80"/>
+                <w:color w:val="35A543" w:themeColor="background1" w:themeShade="80"/>
               </w:rPr>
               <w:t>发生时，可能会导致批量内的数据</w:t>
             </w:r>
             <w:r>
               <w:rPr>
                 <w:rFonts w:hint="eastAsia"/>
-                <w:color w:val="808080" w:themeColor="background1" w:themeShade="80"/>
+                <w:color w:val="35A543" w:themeColor="background1" w:themeShade="80"/>
               </w:rPr>
               <w:t>insert</w:t>
             </w:r>
             <w:r>
               <w:rPr>
                 <w:rFonts w:hint="eastAsia"/>
-                <w:color w:val="808080" w:themeColor="background1" w:themeShade="80"/>
+                <w:color w:val="35A543" w:themeColor="background1" w:themeShade="80"/>
               </w:rPr>
               <w:t>在错误的节点（</w:t>
             </w:r>
             <w:r>
               <w:rPr>
                 <w:rFonts w:hint="eastAsia"/>
-                <w:color w:val="808080" w:themeColor="background1" w:themeShade="80"/>
+                <w:color w:val="35A543" w:themeColor="background1" w:themeShade="80"/>
               </w:rPr>
               <w:t>split</w:t>
             </w:r>
             <w:r>
               <w:rPr>
                 <w:rFonts w:hint="eastAsia"/>
-                <w:color w:val="808080" w:themeColor="background1" w:themeShade="80"/>
+                <w:color w:val="35A543" w:themeColor="background1" w:themeShade="80"/>
               </w:rPr>
               <w:t>源节点，本来应该在</w:t>
             </w:r>
             <w:r>
               <w:rPr>
                 <w:rFonts w:hint="eastAsia"/>
-                <w:color w:val="808080" w:themeColor="background1" w:themeShade="80"/>
+                <w:color w:val="35A543" w:themeColor="background1" w:themeShade="80"/>
               </w:rPr>
               <w:t>split</w:t>
             </w:r>
             <w:r>
               <w:rPr>
                 <w:rFonts w:hint="eastAsia"/>
-                <w:color w:val="808080" w:themeColor="background1" w:themeShade="80"/>
+                <w:color w:val="35A543" w:themeColor="background1" w:themeShade="80"/>
               </w:rPr>
               <w:t>目标节点）</w:t>
             </w:r>
@@ -10374,13 +9896,13 @@
           <w:p>
             <w:pPr>
               <w:rPr>
-                <w:color w:val="808080" w:themeColor="background1" w:themeShade="80"/>
-              </w:rPr>
-            </w:pPr>
-            <w:r>
-              <w:rPr>
-                <w:rFonts w:hint="eastAsia"/>
-                <w:color w:val="808080" w:themeColor="background1" w:themeShade="80"/>
+                <w:color w:val="35A543" w:themeColor="background1" w:themeShade="80"/>
+              </w:rPr>
+            </w:pPr>
+            <w:r>
+              <w:rPr>
+                <w:rFonts w:hint="eastAsia"/>
+                <w:color w:val="35A543" w:themeColor="background1" w:themeShade="80"/>
               </w:rPr>
               <w:t>已解决</w:t>
             </w:r>
@@ -10395,7 +9917,7 @@
           <w:p>
             <w:pPr>
               <w:rPr>
-                <w:color w:val="808080" w:themeColor="background1" w:themeShade="80"/>
+                <w:color w:val="35A543" w:themeColor="background1" w:themeShade="80"/>
               </w:rPr>
             </w:pPr>
             <w:r>
@@ -10403,7 +9925,7 @@
                 <w:rFonts w:ascii="Arial" w:hAnsi="Arial" w:cs="Arial"/>
                 <w:b/>
                 <w:bCs/>
-                <w:color w:val="808080" w:themeColor="background1" w:themeShade="80"/>
+                <w:color w:val="35A543" w:themeColor="background1" w:themeShade="80"/>
                 <w:sz w:val="15"/>
                 <w:szCs w:val="15"/>
               </w:rPr>
@@ -10414,7 +9936,7 @@
                 <w:rFonts w:ascii="Arial" w:hAnsi="Arial" w:cs="Arial" w:hint="eastAsia"/>
                 <w:b/>
                 <w:bCs/>
-                <w:color w:val="808080" w:themeColor="background1" w:themeShade="80"/>
+                <w:color w:val="35A543" w:themeColor="background1" w:themeShade="80"/>
                 <w:sz w:val="15"/>
                 <w:szCs w:val="15"/>
               </w:rPr>
@@ -10429,50 +9951,48 @@
           <w:p>
             <w:pPr>
               <w:rPr>
-                <w:color w:val="808080" w:themeColor="background1" w:themeShade="80"/>
-              </w:rPr>
-            </w:pPr>
-            <w:r>
-              <w:rPr>
-                <w:rFonts w:hint="eastAsia"/>
-                <w:color w:val="808080" w:themeColor="background1" w:themeShade="80"/>
+                <w:color w:val="35A543" w:themeColor="background1" w:themeShade="80"/>
+              </w:rPr>
+            </w:pPr>
+            <w:r>
+              <w:rPr>
+                <w:rFonts w:hint="eastAsia"/>
+                <w:color w:val="35A543" w:themeColor="background1" w:themeShade="80"/>
               </w:rPr>
               <w:t>java</w:t>
             </w:r>
             <w:r>
               <w:rPr>
                 <w:rFonts w:hint="eastAsia"/>
-                <w:color w:val="808080" w:themeColor="background1" w:themeShade="80"/>
+                <w:color w:val="35A543" w:themeColor="background1" w:themeShade="80"/>
               </w:rPr>
               <w:t>驱动</w:t>
             </w:r>
-            <w:proofErr w:type="spellStart"/>
-            <w:r>
-              <w:rPr>
-                <w:rFonts w:hint="eastAsia"/>
-                <w:color w:val="808080" w:themeColor="background1" w:themeShade="80"/>
+            <w:r>
+              <w:rPr>
+                <w:rFonts w:hint="eastAsia"/>
+                <w:color w:val="35A543" w:themeColor="background1" w:themeShade="80"/>
               </w:rPr>
               <w:t>Sequoiadb</w:t>
             </w:r>
-            <w:proofErr w:type="spellEnd"/>
-            <w:r>
-              <w:rPr>
-                <w:rFonts w:hint="eastAsia"/>
-                <w:color w:val="808080" w:themeColor="background1" w:themeShade="80"/>
+            <w:r>
+              <w:rPr>
+                <w:rFonts w:hint="eastAsia"/>
+                <w:color w:val="35A543" w:themeColor="background1" w:themeShade="80"/>
               </w:rPr>
               <w:t>类中，提供多个可选择地址的构造器函数在发布</w:t>
             </w:r>
             <w:r>
               <w:rPr>
                 <w:rFonts w:hint="eastAsia"/>
-                <w:color w:val="808080" w:themeColor="background1" w:themeShade="80"/>
+                <w:color w:val="35A543" w:themeColor="background1" w:themeShade="80"/>
               </w:rPr>
               <w:t>1.8</w:t>
             </w:r>
             <w:r>
               <w:rPr>
                 <w:rFonts w:hint="eastAsia"/>
-                <w:color w:val="808080" w:themeColor="background1" w:themeShade="80"/>
+                <w:color w:val="35A543" w:themeColor="background1" w:themeShade="80"/>
               </w:rPr>
               <w:t>版本时，忘记把调试信息删除。</w:t>
             </w:r>
@@ -10485,13 +10005,13 @@
           <w:p>
             <w:pPr>
               <w:rPr>
-                <w:color w:val="808080" w:themeColor="background1" w:themeShade="80"/>
-              </w:rPr>
-            </w:pPr>
-            <w:r>
-              <w:rPr>
-                <w:rFonts w:hint="eastAsia"/>
-                <w:color w:val="808080" w:themeColor="background1" w:themeShade="80"/>
+                <w:color w:val="35A543" w:themeColor="background1" w:themeShade="80"/>
+              </w:rPr>
+            </w:pPr>
+            <w:r>
+              <w:rPr>
+                <w:rFonts w:hint="eastAsia"/>
+                <w:color w:val="35A543" w:themeColor="background1" w:themeShade="80"/>
               </w:rPr>
               <w:t>已解决</w:t>
             </w:r>
@@ -10506,7 +10026,7 @@
           <w:p>
             <w:pPr>
               <w:rPr>
-                <w:color w:val="808080" w:themeColor="background1" w:themeShade="80"/>
+                <w:color w:val="35A543" w:themeColor="background1" w:themeShade="80"/>
               </w:rPr>
             </w:pPr>
           </w:p>
@@ -10518,20 +10038,20 @@
           <w:p>
             <w:pPr>
               <w:rPr>
-                <w:color w:val="808080" w:themeColor="background1" w:themeShade="80"/>
-              </w:rPr>
-            </w:pPr>
-            <w:r>
-              <w:rPr>
-                <w:rFonts w:hint="eastAsia"/>
-                <w:color w:val="808080" w:themeColor="background1" w:themeShade="80"/>
+                <w:color w:val="35A543" w:themeColor="background1" w:themeShade="80"/>
+              </w:rPr>
+            </w:pPr>
+            <w:r>
+              <w:rPr>
+                <w:rFonts w:hint="eastAsia"/>
+                <w:color w:val="35A543" w:themeColor="background1" w:themeShade="80"/>
               </w:rPr>
               <w:t>LOB</w:t>
             </w:r>
             <w:r>
               <w:rPr>
                 <w:rFonts w:hint="eastAsia"/>
-                <w:color w:val="808080" w:themeColor="background1" w:themeShade="80"/>
+                <w:color w:val="35A543" w:themeColor="background1" w:themeShade="80"/>
               </w:rPr>
               <w:t>的备份和恢复</w:t>
             </w:r>
@@ -10544,13 +10064,13 @@
           <w:p>
             <w:pPr>
               <w:rPr>
-                <w:color w:val="808080" w:themeColor="background1" w:themeShade="80"/>
-              </w:rPr>
-            </w:pPr>
-            <w:r>
-              <w:rPr>
-                <w:rFonts w:hint="eastAsia"/>
-                <w:color w:val="808080" w:themeColor="background1" w:themeShade="80"/>
+                <w:color w:val="35A543" w:themeColor="background1" w:themeShade="80"/>
+              </w:rPr>
+            </w:pPr>
+            <w:r>
+              <w:rPr>
+                <w:rFonts w:hint="eastAsia"/>
+                <w:color w:val="35A543" w:themeColor="background1" w:themeShade="80"/>
               </w:rPr>
               <w:t>已解决</w:t>
             </w:r>
@@ -10565,7 +10085,7 @@
           <w:p>
             <w:pPr>
               <w:rPr>
-                <w:color w:val="808080" w:themeColor="background1" w:themeShade="80"/>
+                <w:color w:val="35A543" w:themeColor="background1" w:themeShade="80"/>
               </w:rPr>
             </w:pPr>
           </w:p>
@@ -10577,7 +10097,7 @@
           <w:p>
             <w:pPr>
               <w:rPr>
-                <w:color w:val="808080" w:themeColor="background1" w:themeShade="80"/>
+                <w:color w:val="35A543" w:themeColor="background1" w:themeShade="80"/>
               </w:rPr>
             </w:pPr>
           </w:p>
@@ -10589,7 +10109,7 @@
           <w:p>
             <w:pPr>
               <w:rPr>
-                <w:color w:val="808080" w:themeColor="background1" w:themeShade="80"/>
+                <w:color w:val="35A543" w:themeColor="background1" w:themeShade="80"/>
               </w:rPr>
             </w:pPr>
           </w:p>
@@ -10830,7 +10350,6 @@
               </w:rPr>
               <w:t xml:space="preserve">   </w:t>
             </w:r>
-            <w:proofErr w:type="spellStart"/>
             <w:r>
               <w:t>U</w:t>
             </w:r>
@@ -10840,7 +10359,6 @@
               </w:rPr>
               <w:t>buntu</w:t>
             </w:r>
-            <w:proofErr w:type="spellEnd"/>
             <w:r>
               <w:rPr>
                 <w:rFonts w:hint="eastAsia"/>
@@ -10894,7 +10412,6 @@
               </w:rPr>
               <w:t xml:space="preserve">   </w:t>
             </w:r>
-            <w:proofErr w:type="spellStart"/>
             <w:r>
               <w:t>S</w:t>
             </w:r>
@@ -10904,7 +10421,6 @@
               </w:rPr>
               <w:t>use</w:t>
             </w:r>
-            <w:proofErr w:type="spellEnd"/>
             <w:r>
               <w:rPr>
                 <w:rFonts w:hint="eastAsia"/>
@@ -11088,76 +10604,58 @@
             <w:gridSpan w:val="3"/>
           </w:tcPr>
           <w:p>
-            <w:proofErr w:type="spellStart"/>
             <w:r>
               <w:t>sdbimprt</w:t>
             </w:r>
-            <w:proofErr w:type="spellEnd"/>
-          </w:p>
-          <w:p>
-            <w:proofErr w:type="spellStart"/>
+          </w:p>
+          <w:p>
             <w:r>
               <w:t>sdbexprt</w:t>
             </w:r>
-            <w:proofErr w:type="spellEnd"/>
-          </w:p>
-          <w:p>
-            <w:proofErr w:type="spellStart"/>
+          </w:p>
+          <w:p>
             <w:r>
               <w:t>sdbinspect</w:t>
             </w:r>
-            <w:proofErr w:type="spellEnd"/>
-          </w:p>
-          <w:p>
-            <w:proofErr w:type="spellStart"/>
+          </w:p>
+          <w:p>
             <w:r>
               <w:t>sdbrestore</w:t>
             </w:r>
-            <w:proofErr w:type="spellEnd"/>
-          </w:p>
-          <w:p>
-            <w:proofErr w:type="spellStart"/>
+          </w:p>
+          <w:p>
             <w:r>
               <w:t>sdblist</w:t>
             </w:r>
-            <w:proofErr w:type="spellEnd"/>
-          </w:p>
-          <w:p>
-            <w:proofErr w:type="spellStart"/>
+          </w:p>
+          <w:p>
             <w:r>
               <w:rPr>
                 <w:rFonts w:hint="eastAsia"/>
               </w:rPr>
               <w:t>sdbstart</w:t>
             </w:r>
-            <w:proofErr w:type="spellEnd"/>
-          </w:p>
-          <w:p>
-            <w:proofErr w:type="spellStart"/>
+          </w:p>
+          <w:p>
             <w:r>
               <w:rPr>
                 <w:rFonts w:hint="eastAsia"/>
               </w:rPr>
               <w:t>sdbstop</w:t>
             </w:r>
-            <w:proofErr w:type="spellEnd"/>
-          </w:p>
-          <w:p>
-            <w:proofErr w:type="spellStart"/>
+          </w:p>
+          <w:p>
             <w:r>
               <w:rPr>
                 <w:rFonts w:hint="eastAsia"/>
               </w:rPr>
               <w:t>sdbdmsdump</w:t>
             </w:r>
-            <w:proofErr w:type="spellEnd"/>
-          </w:p>
-          <w:p>
-            <w:proofErr w:type="spellStart"/>
+          </w:p>
+          <w:p>
             <w:r>
               <w:t>sdbdpsdump</w:t>
             </w:r>
-            <w:proofErr w:type="spellEnd"/>
           </w:p>
           <w:p>
             <w:r>
@@ -11357,14 +10855,12 @@
               </w:rPr>
               <w:t>（旧的</w:t>
             </w:r>
-            <w:proofErr w:type="spellStart"/>
             <w:r>
               <w:rPr>
                 <w:rFonts w:hint="eastAsia"/>
               </w:rPr>
               <w:t>php</w:t>
             </w:r>
-            <w:proofErr w:type="spellEnd"/>
             <w:r>
               <w:rPr>
                 <w:rFonts w:hint="eastAsia"/>
@@ -11469,35 +10965,7 @@
               <w:rPr>
                 <w:rFonts w:hint="eastAsia"/>
               </w:rPr>
-              <w:t>(c/</w:t>
-            </w:r>
-            <w:proofErr w:type="spellStart"/>
-            <w:r>
-              <w:rPr>
-                <w:rFonts w:hint="eastAsia"/>
-              </w:rPr>
-              <w:t>c++</w:t>
-            </w:r>
-            <w:proofErr w:type="spellEnd"/>
-            <w:r>
-              <w:rPr>
-                <w:rFonts w:hint="eastAsia"/>
-              </w:rPr>
-              <w:t>/java/</w:t>
-            </w:r>
-            <w:proofErr w:type="spellStart"/>
-            <w:r>
-              <w:rPr>
-                <w:rFonts w:hint="eastAsia"/>
-              </w:rPr>
-              <w:t>php</w:t>
-            </w:r>
-            <w:proofErr w:type="spellEnd"/>
-            <w:r>
-              <w:rPr>
-                <w:rFonts w:hint="eastAsia"/>
-              </w:rPr>
-              <w:t>/c#</w:t>
+              <w:t>(c/c++/java/php/c#</w:t>
             </w:r>
             <w:r>
               <w:rPr>
@@ -11670,14 +11138,12 @@
               </w:rPr>
               <w:t>版本在不开启</w:t>
             </w:r>
-            <w:proofErr w:type="spellStart"/>
             <w:r>
               <w:rPr>
                 <w:rFonts w:hint="eastAsia"/>
               </w:rPr>
               <w:t>pagecleaner</w:t>
             </w:r>
-            <w:proofErr w:type="spellEnd"/>
             <w:r>
               <w:rPr>
                 <w:rFonts w:hint="eastAsia"/>
@@ -11696,14 +11162,12 @@
               </w:rPr>
               <w:t>基本一致。打开</w:t>
             </w:r>
-            <w:proofErr w:type="spellStart"/>
             <w:r>
               <w:rPr>
                 <w:rFonts w:hint="eastAsia"/>
               </w:rPr>
               <w:t>pagecleaner</w:t>
             </w:r>
-            <w:proofErr w:type="spellEnd"/>
             <w:r>
               <w:rPr>
                 <w:rFonts w:hint="eastAsia"/>
@@ -11722,40 +11186,26 @@
             <w:tcW w:w="2073" w:type="dxa"/>
             <w:vMerge/>
           </w:tcPr>
-          <w:p>
-            <w:pPr>
-              <w:rPr>
-                <w:rFonts w:hint="eastAsia"/>
-              </w:rPr>
-            </w:pPr>
-          </w:p>
+          <w:p/>
         </w:tc>
         <w:tc>
           <w:tcPr>
             <w:tcW w:w="1044" w:type="dxa"/>
             <w:vMerge/>
           </w:tcPr>
-          <w:p>
-            <w:pPr>
-              <w:rPr>
-                <w:rFonts w:hint="eastAsia"/>
-              </w:rPr>
-            </w:pPr>
-          </w:p>
+          <w:p/>
         </w:tc>
         <w:tc>
           <w:tcPr>
             <w:tcW w:w="1405" w:type="dxa"/>
           </w:tcPr>
           <w:p>
-            <w:proofErr w:type="spellStart"/>
             <w:r>
               <w:rPr>
                 <w:rFonts w:hint="eastAsia"/>
               </w:rPr>
               <w:t>bulkload</w:t>
             </w:r>
-            <w:proofErr w:type="spellEnd"/>
           </w:p>
         </w:tc>
         <w:tc>
@@ -11819,40 +11269,26 @@
             <w:tcW w:w="2073" w:type="dxa"/>
             <w:vMerge/>
           </w:tcPr>
-          <w:p>
-            <w:pPr>
-              <w:rPr>
-                <w:rFonts w:hint="eastAsia"/>
-              </w:rPr>
-            </w:pPr>
-          </w:p>
+          <w:p/>
         </w:tc>
         <w:tc>
           <w:tcPr>
             <w:tcW w:w="1044" w:type="dxa"/>
             <w:vMerge/>
           </w:tcPr>
-          <w:p>
-            <w:pPr>
-              <w:rPr>
-                <w:rFonts w:hint="eastAsia"/>
-              </w:rPr>
-            </w:pPr>
-          </w:p>
+          <w:p/>
         </w:tc>
         <w:tc>
           <w:tcPr>
             <w:tcW w:w="1405" w:type="dxa"/>
           </w:tcPr>
           <w:p>
-            <w:proofErr w:type="spellStart"/>
             <w:r>
               <w:rPr>
                 <w:rFonts w:hint="eastAsia"/>
               </w:rPr>
               <w:t>singleload</w:t>
             </w:r>
-            <w:proofErr w:type="spellEnd"/>
           </w:p>
         </w:tc>
         <w:tc>
@@ -11916,40 +11352,26 @@
             <w:tcW w:w="2073" w:type="dxa"/>
             <w:vMerge/>
           </w:tcPr>
-          <w:p>
-            <w:pPr>
-              <w:rPr>
-                <w:rFonts w:hint="eastAsia"/>
-              </w:rPr>
-            </w:pPr>
-          </w:p>
+          <w:p/>
         </w:tc>
         <w:tc>
           <w:tcPr>
             <w:tcW w:w="1044" w:type="dxa"/>
             <w:vMerge/>
           </w:tcPr>
-          <w:p>
-            <w:pPr>
-              <w:rPr>
-                <w:rFonts w:hint="eastAsia"/>
-              </w:rPr>
-            </w:pPr>
-          </w:p>
+          <w:p/>
         </w:tc>
         <w:tc>
           <w:tcPr>
             <w:tcW w:w="1405" w:type="dxa"/>
           </w:tcPr>
           <w:p>
-            <w:proofErr w:type="spellStart"/>
             <w:r>
               <w:rPr>
                 <w:rFonts w:hint="eastAsia"/>
               </w:rPr>
               <w:t>readonly</w:t>
             </w:r>
-            <w:proofErr w:type="spellEnd"/>
           </w:p>
         </w:tc>
         <w:tc>
@@ -12013,40 +11435,26 @@
             <w:tcW w:w="2073" w:type="dxa"/>
             <w:vMerge/>
           </w:tcPr>
-          <w:p>
-            <w:pPr>
-              <w:rPr>
-                <w:rFonts w:hint="eastAsia"/>
-              </w:rPr>
-            </w:pPr>
-          </w:p>
+          <w:p/>
         </w:tc>
         <w:tc>
           <w:tcPr>
             <w:tcW w:w="1044" w:type="dxa"/>
             <w:vMerge/>
           </w:tcPr>
-          <w:p>
-            <w:pPr>
-              <w:rPr>
-                <w:rFonts w:hint="eastAsia"/>
-              </w:rPr>
-            </w:pPr>
-          </w:p>
+          <w:p/>
         </w:tc>
         <w:tc>
           <w:tcPr>
             <w:tcW w:w="1405" w:type="dxa"/>
           </w:tcPr>
           <w:p>
-            <w:proofErr w:type="spellStart"/>
             <w:r>
               <w:rPr>
                 <w:rFonts w:hint="eastAsia"/>
               </w:rPr>
               <w:t>readheavy</w:t>
             </w:r>
-            <w:proofErr w:type="spellEnd"/>
           </w:p>
         </w:tc>
         <w:tc>
@@ -12110,40 +11518,26 @@
             <w:tcW w:w="2073" w:type="dxa"/>
             <w:vMerge/>
           </w:tcPr>
-          <w:p>
-            <w:pPr>
-              <w:rPr>
-                <w:rFonts w:hint="eastAsia"/>
-              </w:rPr>
-            </w:pPr>
-          </w:p>
+          <w:p/>
         </w:tc>
         <w:tc>
           <w:tcPr>
             <w:tcW w:w="1044" w:type="dxa"/>
             <w:vMerge/>
           </w:tcPr>
-          <w:p>
-            <w:pPr>
-              <w:rPr>
-                <w:rFonts w:hint="eastAsia"/>
-              </w:rPr>
-            </w:pPr>
-          </w:p>
+          <w:p/>
         </w:tc>
         <w:tc>
           <w:tcPr>
             <w:tcW w:w="1405" w:type="dxa"/>
           </w:tcPr>
           <w:p>
-            <w:proofErr w:type="spellStart"/>
             <w:r>
               <w:rPr>
                 <w:rFonts w:hint="eastAsia"/>
               </w:rPr>
               <w:t>updateheavy</w:t>
             </w:r>
-            <w:proofErr w:type="spellEnd"/>
           </w:p>
         </w:tc>
         <w:tc>
@@ -12207,40 +11601,26 @@
             <w:tcW w:w="2073" w:type="dxa"/>
             <w:vMerge/>
           </w:tcPr>
-          <w:p>
-            <w:pPr>
-              <w:rPr>
-                <w:rFonts w:hint="eastAsia"/>
-              </w:rPr>
-            </w:pPr>
-          </w:p>
+          <w:p/>
         </w:tc>
         <w:tc>
           <w:tcPr>
             <w:tcW w:w="1044" w:type="dxa"/>
             <w:vMerge/>
           </w:tcPr>
-          <w:p>
-            <w:pPr>
-              <w:rPr>
-                <w:rFonts w:hint="eastAsia"/>
-              </w:rPr>
-            </w:pPr>
-          </w:p>
+          <w:p/>
         </w:tc>
         <w:tc>
           <w:tcPr>
             <w:tcW w:w="1405" w:type="dxa"/>
           </w:tcPr>
           <w:p>
-            <w:proofErr w:type="spellStart"/>
             <w:r>
               <w:rPr>
                 <w:rFonts w:hint="eastAsia"/>
               </w:rPr>
               <w:t>insertheavy</w:t>
             </w:r>
-            <w:proofErr w:type="spellEnd"/>
           </w:p>
         </w:tc>
         <w:tc>
@@ -12304,40 +11684,26 @@
             <w:tcW w:w="2073" w:type="dxa"/>
             <w:vMerge/>
           </w:tcPr>
-          <w:p>
-            <w:pPr>
-              <w:rPr>
-                <w:rFonts w:hint="eastAsia"/>
-              </w:rPr>
-            </w:pPr>
-          </w:p>
+          <w:p/>
         </w:tc>
         <w:tc>
           <w:tcPr>
             <w:tcW w:w="1044" w:type="dxa"/>
             <w:vMerge/>
           </w:tcPr>
-          <w:p>
-            <w:pPr>
-              <w:rPr>
-                <w:rFonts w:hint="eastAsia"/>
-              </w:rPr>
-            </w:pPr>
-          </w:p>
+          <w:p/>
         </w:tc>
         <w:tc>
           <w:tcPr>
             <w:tcW w:w="1405" w:type="dxa"/>
           </w:tcPr>
           <w:p>
-            <w:proofErr w:type="spellStart"/>
             <w:r>
               <w:rPr>
                 <w:rFonts w:hint="eastAsia"/>
               </w:rPr>
               <w:t>readlatest</w:t>
             </w:r>
-            <w:proofErr w:type="spellEnd"/>
           </w:p>
         </w:tc>
         <w:tc>
@@ -12401,26 +11767,14 @@
             <w:tcW w:w="2073" w:type="dxa"/>
             <w:vMerge/>
           </w:tcPr>
-          <w:p>
-            <w:pPr>
-              <w:rPr>
-                <w:rFonts w:hint="eastAsia"/>
-              </w:rPr>
-            </w:pPr>
-          </w:p>
+          <w:p/>
         </w:tc>
         <w:tc>
           <w:tcPr>
             <w:tcW w:w="1044" w:type="dxa"/>
             <w:vMerge/>
           </w:tcPr>
-          <w:p>
-            <w:pPr>
-              <w:rPr>
-                <w:rFonts w:hint="eastAsia"/>
-              </w:rPr>
-            </w:pPr>
-          </w:p>
+          <w:p/>
         </w:tc>
         <w:tc>
           <w:tcPr>
@@ -12435,16 +11789,8 @@
               <w:rPr>
                 <w:rFonts w:hint="eastAsia"/>
               </w:rPr>
-              <w:t xml:space="preserve">pen </w:t>
-            </w:r>
-            <w:proofErr w:type="spellStart"/>
-            <w:r>
-              <w:rPr>
-                <w:rFonts w:hint="eastAsia"/>
-              </w:rPr>
-              <w:t>pagecleaner</w:t>
-            </w:r>
-            <w:proofErr w:type="spellEnd"/>
+              <w:t>pen pagecleaner</w:t>
+            </w:r>
           </w:p>
         </w:tc>
         <w:tc>
@@ -12464,40 +11810,26 @@
             <w:tcW w:w="2073" w:type="dxa"/>
             <w:vMerge/>
           </w:tcPr>
-          <w:p>
-            <w:pPr>
-              <w:rPr>
-                <w:rFonts w:hint="eastAsia"/>
-              </w:rPr>
-            </w:pPr>
-          </w:p>
+          <w:p/>
         </w:tc>
         <w:tc>
           <w:tcPr>
             <w:tcW w:w="1044" w:type="dxa"/>
             <w:vMerge/>
           </w:tcPr>
-          <w:p>
-            <w:pPr>
-              <w:rPr>
-                <w:rFonts w:hint="eastAsia"/>
-              </w:rPr>
-            </w:pPr>
-          </w:p>
+          <w:p/>
         </w:tc>
         <w:tc>
           <w:tcPr>
             <w:tcW w:w="1405" w:type="dxa"/>
           </w:tcPr>
           <w:p>
-            <w:proofErr w:type="spellStart"/>
             <w:r>
               <w:rPr>
                 <w:rFonts w:hint="eastAsia"/>
               </w:rPr>
               <w:t>bulkload</w:t>
             </w:r>
-            <w:proofErr w:type="spellEnd"/>
           </w:p>
         </w:tc>
         <w:tc>
@@ -12545,40 +11877,26 @@
             <w:tcW w:w="2073" w:type="dxa"/>
             <w:vMerge/>
           </w:tcPr>
-          <w:p>
-            <w:pPr>
-              <w:rPr>
-                <w:rFonts w:hint="eastAsia"/>
-              </w:rPr>
-            </w:pPr>
-          </w:p>
+          <w:p/>
         </w:tc>
         <w:tc>
           <w:tcPr>
             <w:tcW w:w="1044" w:type="dxa"/>
             <w:vMerge/>
           </w:tcPr>
-          <w:p>
-            <w:pPr>
-              <w:rPr>
-                <w:rFonts w:hint="eastAsia"/>
-              </w:rPr>
-            </w:pPr>
-          </w:p>
+          <w:p/>
         </w:tc>
         <w:tc>
           <w:tcPr>
             <w:tcW w:w="1405" w:type="dxa"/>
           </w:tcPr>
           <w:p>
-            <w:proofErr w:type="spellStart"/>
             <w:r>
               <w:rPr>
                 <w:rFonts w:hint="eastAsia"/>
               </w:rPr>
               <w:t>singleload</w:t>
             </w:r>
-            <w:proofErr w:type="spellEnd"/>
           </w:p>
         </w:tc>
         <w:tc>
@@ -12626,40 +11944,26 @@
             <w:tcW w:w="2073" w:type="dxa"/>
             <w:vMerge/>
           </w:tcPr>
-          <w:p>
-            <w:pPr>
-              <w:rPr>
-                <w:rFonts w:hint="eastAsia"/>
-              </w:rPr>
-            </w:pPr>
-          </w:p>
+          <w:p/>
         </w:tc>
         <w:tc>
           <w:tcPr>
             <w:tcW w:w="1044" w:type="dxa"/>
             <w:vMerge/>
           </w:tcPr>
-          <w:p>
-            <w:pPr>
-              <w:rPr>
-                <w:rFonts w:hint="eastAsia"/>
-              </w:rPr>
-            </w:pPr>
-          </w:p>
+          <w:p/>
         </w:tc>
         <w:tc>
           <w:tcPr>
             <w:tcW w:w="1405" w:type="dxa"/>
           </w:tcPr>
           <w:p>
-            <w:proofErr w:type="spellStart"/>
             <w:r>
               <w:rPr>
                 <w:rFonts w:hint="eastAsia"/>
               </w:rPr>
               <w:t>readonly</w:t>
             </w:r>
-            <w:proofErr w:type="spellEnd"/>
           </w:p>
         </w:tc>
         <w:tc>
@@ -12707,40 +12011,26 @@
             <w:tcW w:w="2073" w:type="dxa"/>
             <w:vMerge/>
           </w:tcPr>
-          <w:p>
-            <w:pPr>
-              <w:rPr>
-                <w:rFonts w:hint="eastAsia"/>
-              </w:rPr>
-            </w:pPr>
-          </w:p>
+          <w:p/>
         </w:tc>
         <w:tc>
           <w:tcPr>
             <w:tcW w:w="1044" w:type="dxa"/>
             <w:vMerge/>
           </w:tcPr>
-          <w:p>
-            <w:pPr>
-              <w:rPr>
-                <w:rFonts w:hint="eastAsia"/>
-              </w:rPr>
-            </w:pPr>
-          </w:p>
+          <w:p/>
         </w:tc>
         <w:tc>
           <w:tcPr>
             <w:tcW w:w="1405" w:type="dxa"/>
           </w:tcPr>
           <w:p>
-            <w:proofErr w:type="spellStart"/>
             <w:r>
               <w:rPr>
                 <w:rFonts w:hint="eastAsia"/>
               </w:rPr>
               <w:t>readheavy</w:t>
             </w:r>
-            <w:proofErr w:type="spellEnd"/>
           </w:p>
         </w:tc>
         <w:tc>
@@ -12788,40 +12078,26 @@
             <w:tcW w:w="2073" w:type="dxa"/>
             <w:vMerge/>
           </w:tcPr>
-          <w:p>
-            <w:pPr>
-              <w:rPr>
-                <w:rFonts w:hint="eastAsia"/>
-              </w:rPr>
-            </w:pPr>
-          </w:p>
+          <w:p/>
         </w:tc>
         <w:tc>
           <w:tcPr>
             <w:tcW w:w="1044" w:type="dxa"/>
             <w:vMerge/>
           </w:tcPr>
-          <w:p>
-            <w:pPr>
-              <w:rPr>
-                <w:rFonts w:hint="eastAsia"/>
-              </w:rPr>
-            </w:pPr>
-          </w:p>
+          <w:p/>
         </w:tc>
         <w:tc>
           <w:tcPr>
             <w:tcW w:w="1405" w:type="dxa"/>
           </w:tcPr>
           <w:p>
-            <w:proofErr w:type="spellStart"/>
             <w:r>
               <w:rPr>
                 <w:rFonts w:hint="eastAsia"/>
               </w:rPr>
               <w:t>updateheavy</w:t>
             </w:r>
-            <w:proofErr w:type="spellEnd"/>
           </w:p>
         </w:tc>
         <w:tc>
@@ -12869,40 +12145,26 @@
             <w:tcW w:w="2073" w:type="dxa"/>
             <w:vMerge/>
           </w:tcPr>
-          <w:p>
-            <w:pPr>
-              <w:rPr>
-                <w:rFonts w:hint="eastAsia"/>
-              </w:rPr>
-            </w:pPr>
-          </w:p>
+          <w:p/>
         </w:tc>
         <w:tc>
           <w:tcPr>
             <w:tcW w:w="1044" w:type="dxa"/>
             <w:vMerge/>
           </w:tcPr>
-          <w:p>
-            <w:pPr>
-              <w:rPr>
-                <w:rFonts w:hint="eastAsia"/>
-              </w:rPr>
-            </w:pPr>
-          </w:p>
+          <w:p/>
         </w:tc>
         <w:tc>
           <w:tcPr>
             <w:tcW w:w="1405" w:type="dxa"/>
           </w:tcPr>
           <w:p>
-            <w:proofErr w:type="spellStart"/>
             <w:r>
               <w:rPr>
                 <w:rFonts w:hint="eastAsia"/>
               </w:rPr>
               <w:t>insertheavy</w:t>
             </w:r>
-            <w:proofErr w:type="spellEnd"/>
           </w:p>
         </w:tc>
         <w:tc>
@@ -12950,40 +12212,26 @@
             <w:tcW w:w="2073" w:type="dxa"/>
             <w:vMerge/>
           </w:tcPr>
-          <w:p>
-            <w:pPr>
-              <w:rPr>
-                <w:rFonts w:hint="eastAsia"/>
-              </w:rPr>
-            </w:pPr>
-          </w:p>
+          <w:p/>
         </w:tc>
         <w:tc>
           <w:tcPr>
             <w:tcW w:w="1044" w:type="dxa"/>
             <w:vMerge/>
           </w:tcPr>
-          <w:p>
-            <w:pPr>
-              <w:rPr>
-                <w:rFonts w:hint="eastAsia"/>
-              </w:rPr>
-            </w:pPr>
-          </w:p>
+          <w:p/>
         </w:tc>
         <w:tc>
           <w:tcPr>
             <w:tcW w:w="1405" w:type="dxa"/>
           </w:tcPr>
           <w:p>
-            <w:proofErr w:type="spellStart"/>
             <w:r>
               <w:rPr>
                 <w:rFonts w:hint="eastAsia"/>
               </w:rPr>
               <w:t>readlatest</w:t>
             </w:r>
-            <w:proofErr w:type="spellEnd"/>
           </w:p>
         </w:tc>
         <w:tc>
@@ -13156,19 +12404,11 @@
             <w:tcW w:w="3227" w:type="dxa"/>
           </w:tcPr>
           <w:p>
-            <w:proofErr w:type="spellStart"/>
-            <w:r>
-              <w:rPr>
-                <w:rFonts w:hint="eastAsia"/>
-              </w:rPr>
-              <w:t>SequoiaDB</w:t>
-            </w:r>
-            <w:proofErr w:type="spellEnd"/>
-            <w:r>
-              <w:rPr>
-                <w:rFonts w:hint="eastAsia"/>
-              </w:rPr>
-              <w:t xml:space="preserve"> 1.</w:t>
+            <w:r>
+              <w:rPr>
+                <w:rFonts w:hint="eastAsia"/>
+              </w:rPr>
+              <w:t>SequoiaDB 1.</w:t>
             </w:r>
             <w:r>
               <w:rPr>
@@ -13844,7 +13084,7 @@
         <a:sysClr val="windowText" lastClr="000000"/>
       </a:dk1>
       <a:lt1>
-        <a:sysClr val="window" lastClr="FFFFFF"/>
+        <a:sysClr val="window" lastClr="C7EDCC"/>
       </a:lt1>
       <a:dk2>
         <a:srgbClr val="1F497D"/>

--- a/internal_doc/07.版本报告/SequoiaDB_1.10版本发布评估说明书.docx
+++ b/internal_doc/07.版本报告/SequoiaDB_1.10版本发布评估说明书.docx
@@ -3049,7 +3049,14 @@
           <w:tcPr>
             <w:tcW w:w="1043" w:type="dxa"/>
           </w:tcPr>
-          <w:p/>
+          <w:p>
+            <w:r>
+              <w:rPr>
+                <w:rFonts w:hint="eastAsia"/>
+              </w:rPr>
+              <w:t>良</w:t>
+            </w:r>
+          </w:p>
         </w:tc>
       </w:tr>
       <w:tr>
@@ -3108,7 +3115,14 @@
           <w:tcPr>
             <w:tcW w:w="1043" w:type="dxa"/>
           </w:tcPr>
-          <w:p/>
+          <w:p>
+            <w:r>
+              <w:rPr>
+                <w:rFonts w:hint="eastAsia"/>
+              </w:rPr>
+              <w:t>良</w:t>
+            </w:r>
+          </w:p>
         </w:tc>
       </w:tr>
       <w:tr>
@@ -3171,7 +3185,14 @@
           <w:tcPr>
             <w:tcW w:w="1043" w:type="dxa"/>
           </w:tcPr>
-          <w:p/>
+          <w:p>
+            <w:r>
+              <w:rPr>
+                <w:rFonts w:hint="eastAsia"/>
+              </w:rPr>
+              <w:t>良</w:t>
+            </w:r>
+          </w:p>
         </w:tc>
       </w:tr>
       <w:tr>
@@ -3232,7 +3253,14 @@
           <w:tcPr>
             <w:tcW w:w="1043" w:type="dxa"/>
           </w:tcPr>
-          <w:p/>
+          <w:p>
+            <w:r>
+              <w:rPr>
+                <w:rFonts w:hint="eastAsia"/>
+              </w:rPr>
+              <w:t>良</w:t>
+            </w:r>
+          </w:p>
         </w:tc>
       </w:tr>
       <w:tr>
@@ -3305,6 +3333,12 @@
                 <w:color w:val="0070C0"/>
               </w:rPr>
             </w:pPr>
+            <w:r>
+              <w:rPr>
+                <w:rFonts w:hint="eastAsia"/>
+              </w:rPr>
+              <w:t>良</w:t>
+            </w:r>
           </w:p>
         </w:tc>
       </w:tr>
@@ -3414,7 +3448,14 @@
           <w:tcPr>
             <w:tcW w:w="1043" w:type="dxa"/>
           </w:tcPr>
-          <w:p/>
+          <w:p>
+            <w:r>
+              <w:rPr>
+                <w:rFonts w:hint="eastAsia"/>
+              </w:rPr>
+              <w:t>良</w:t>
+            </w:r>
+          </w:p>
         </w:tc>
       </w:tr>
       <w:tr>
@@ -3469,7 +3510,14 @@
           <w:tcPr>
             <w:tcW w:w="1043" w:type="dxa"/>
           </w:tcPr>
-          <w:p/>
+          <w:p>
+            <w:r>
+              <w:rPr>
+                <w:rFonts w:hint="eastAsia"/>
+              </w:rPr>
+              <w:t>良</w:t>
+            </w:r>
+          </w:p>
         </w:tc>
       </w:tr>
       <w:tr>
@@ -3550,6 +3598,12 @@
                 <w:color w:val="0070C0"/>
               </w:rPr>
             </w:pPr>
+            <w:r>
+              <w:rPr>
+                <w:rFonts w:hint="eastAsia"/>
+              </w:rPr>
+              <w:t>良</w:t>
+            </w:r>
           </w:p>
         </w:tc>
       </w:tr>
@@ -3635,6 +3689,12 @@
                 <w:color w:val="0070C0"/>
               </w:rPr>
             </w:pPr>
+            <w:r>
+              <w:rPr>
+                <w:rFonts w:hint="eastAsia"/>
+              </w:rPr>
+              <w:t>良</w:t>
+            </w:r>
           </w:p>
         </w:tc>
       </w:tr>
@@ -3741,7 +3801,14 @@
           <w:tcPr>
             <w:tcW w:w="1043" w:type="dxa"/>
           </w:tcPr>
-          <w:p/>
+          <w:p>
+            <w:r>
+              <w:rPr>
+                <w:rFonts w:hint="eastAsia"/>
+              </w:rPr>
+              <w:t>良</w:t>
+            </w:r>
+          </w:p>
         </w:tc>
       </w:tr>
       <w:tr>
@@ -3796,7 +3863,14 @@
           <w:tcPr>
             <w:tcW w:w="1043" w:type="dxa"/>
           </w:tcPr>
-          <w:p/>
+          <w:p>
+            <w:r>
+              <w:rPr>
+                <w:rFonts w:hint="eastAsia"/>
+              </w:rPr>
+              <w:t>良</w:t>
+            </w:r>
+          </w:p>
         </w:tc>
       </w:tr>
       <w:tr>
@@ -3851,7 +3925,14 @@
           <w:tcPr>
             <w:tcW w:w="1043" w:type="dxa"/>
           </w:tcPr>
-          <w:p/>
+          <w:p>
+            <w:r>
+              <w:rPr>
+                <w:rFonts w:hint="eastAsia"/>
+              </w:rPr>
+              <w:t>良</w:t>
+            </w:r>
+          </w:p>
         </w:tc>
       </w:tr>
       <w:tr>
@@ -3906,7 +3987,14 @@
           <w:tcPr>
             <w:tcW w:w="1043" w:type="dxa"/>
           </w:tcPr>
-          <w:p/>
+          <w:p>
+            <w:r>
+              <w:rPr>
+                <w:rFonts w:hint="eastAsia"/>
+              </w:rPr>
+              <w:t>良</w:t>
+            </w:r>
+          </w:p>
         </w:tc>
       </w:tr>
       <w:tr>
@@ -3979,7 +4067,14 @@
           <w:tcPr>
             <w:tcW w:w="1043" w:type="dxa"/>
           </w:tcPr>
-          <w:p/>
+          <w:p>
+            <w:r>
+              <w:rPr>
+                <w:rFonts w:hint="eastAsia"/>
+              </w:rPr>
+              <w:t>良</w:t>
+            </w:r>
+          </w:p>
         </w:tc>
       </w:tr>
       <w:tr>
@@ -4040,7 +4135,14 @@
           <w:tcPr>
             <w:tcW w:w="1043" w:type="dxa"/>
           </w:tcPr>
-          <w:p/>
+          <w:p>
+            <w:r>
+              <w:rPr>
+                <w:rFonts w:hint="eastAsia"/>
+              </w:rPr>
+              <w:t>劣</w:t>
+            </w:r>
+          </w:p>
         </w:tc>
       </w:tr>
       <w:tr>
@@ -4307,7 +4409,14 @@
           <w:tcPr>
             <w:tcW w:w="1043" w:type="dxa"/>
           </w:tcPr>
-          <w:p/>
+          <w:p>
+            <w:r>
+              <w:rPr>
+                <w:rFonts w:hint="eastAsia"/>
+              </w:rPr>
+              <w:t>良</w:t>
+            </w:r>
+          </w:p>
         </w:tc>
       </w:tr>
       <w:tr>
@@ -4364,7 +4473,14 @@
           <w:tcPr>
             <w:tcW w:w="1043" w:type="dxa"/>
           </w:tcPr>
-          <w:p/>
+          <w:p>
+            <w:r>
+              <w:rPr>
+                <w:rFonts w:hint="eastAsia"/>
+              </w:rPr>
+              <w:t>良</w:t>
+            </w:r>
+          </w:p>
         </w:tc>
       </w:tr>
       <w:tr>
@@ -4433,7 +4549,14 @@
           <w:tcPr>
             <w:tcW w:w="1043" w:type="dxa"/>
           </w:tcPr>
-          <w:p/>
+          <w:p>
+            <w:r>
+              <w:rPr>
+                <w:rFonts w:hint="eastAsia"/>
+              </w:rPr>
+              <w:t>良</w:t>
+            </w:r>
+          </w:p>
         </w:tc>
       </w:tr>
       <w:tr>
@@ -4508,7 +4631,14 @@
           <w:tcPr>
             <w:tcW w:w="1043" w:type="dxa"/>
           </w:tcPr>
-          <w:p/>
+          <w:p>
+            <w:r>
+              <w:rPr>
+                <w:rFonts w:hint="eastAsia"/>
+              </w:rPr>
+              <w:t>良</w:t>
+            </w:r>
+          </w:p>
         </w:tc>
       </w:tr>
       <w:tr>
@@ -4571,7 +4701,14 @@
           <w:tcPr>
             <w:tcW w:w="1043" w:type="dxa"/>
           </w:tcPr>
-          <w:p/>
+          <w:p>
+            <w:r>
+              <w:rPr>
+                <w:rFonts w:hint="eastAsia"/>
+              </w:rPr>
+              <w:t>劣</w:t>
+            </w:r>
+          </w:p>
         </w:tc>
       </w:tr>
       <w:tr>
@@ -4650,7 +4787,14 @@
           <w:tcPr>
             <w:tcW w:w="1043" w:type="dxa"/>
           </w:tcPr>
-          <w:p/>
+          <w:p>
+            <w:r>
+              <w:rPr>
+                <w:rFonts w:hint="eastAsia"/>
+              </w:rPr>
+              <w:t>良</w:t>
+            </w:r>
+          </w:p>
         </w:tc>
       </w:tr>
       <w:tr>
@@ -4717,7 +4861,14 @@
           <w:tcPr>
             <w:tcW w:w="1043" w:type="dxa"/>
           </w:tcPr>
-          <w:p/>
+          <w:p>
+            <w:r>
+              <w:rPr>
+                <w:rFonts w:hint="eastAsia"/>
+              </w:rPr>
+              <w:t>良</w:t>
+            </w:r>
+          </w:p>
         </w:tc>
       </w:tr>
       <w:tr>
@@ -4790,7 +4941,14 @@
           <w:tcPr>
             <w:tcW w:w="1043" w:type="dxa"/>
           </w:tcPr>
-          <w:p/>
+          <w:p>
+            <w:r>
+              <w:rPr>
+                <w:rFonts w:hint="eastAsia"/>
+              </w:rPr>
+              <w:t>良</w:t>
+            </w:r>
+          </w:p>
         </w:tc>
       </w:tr>
       <w:tr>
@@ -4875,7 +5033,14 @@
           <w:tcPr>
             <w:tcW w:w="1043" w:type="dxa"/>
           </w:tcPr>
-          <w:p/>
+          <w:p>
+            <w:r>
+              <w:rPr>
+                <w:rFonts w:hint="eastAsia"/>
+              </w:rPr>
+              <w:t>良</w:t>
+            </w:r>
+          </w:p>
         </w:tc>
       </w:tr>
       <w:tr>
@@ -4972,7 +5137,14 @@
           <w:tcPr>
             <w:tcW w:w="1043" w:type="dxa"/>
           </w:tcPr>
-          <w:p/>
+          <w:p>
+            <w:r>
+              <w:rPr>
+                <w:rFonts w:hint="eastAsia"/>
+              </w:rPr>
+              <w:t>良</w:t>
+            </w:r>
+          </w:p>
         </w:tc>
       </w:tr>
       <w:tr>
@@ -5033,7 +5205,14 @@
           <w:tcPr>
             <w:tcW w:w="1043" w:type="dxa"/>
           </w:tcPr>
-          <w:p/>
+          <w:p>
+            <w:r>
+              <w:rPr>
+                <w:rFonts w:hint="eastAsia"/>
+              </w:rPr>
+              <w:t>良</w:t>
+            </w:r>
+          </w:p>
         </w:tc>
       </w:tr>
       <w:tr>
@@ -5148,7 +5327,14 @@
           <w:tcPr>
             <w:tcW w:w="1043" w:type="dxa"/>
           </w:tcPr>
-          <w:p/>
+          <w:p>
+            <w:r>
+              <w:rPr>
+                <w:rFonts w:hint="eastAsia"/>
+              </w:rPr>
+              <w:t>良</w:t>
+            </w:r>
+          </w:p>
         </w:tc>
       </w:tr>
       <w:tr>
@@ -5215,7 +5401,14 @@
           <w:tcPr>
             <w:tcW w:w="1043" w:type="dxa"/>
           </w:tcPr>
-          <w:p/>
+          <w:p>
+            <w:r>
+              <w:rPr>
+                <w:rFonts w:hint="eastAsia"/>
+              </w:rPr>
+              <w:t>良</w:t>
+            </w:r>
+          </w:p>
         </w:tc>
       </w:tr>
       <w:tr>
@@ -5276,7 +5469,14 @@
           <w:tcPr>
             <w:tcW w:w="1043" w:type="dxa"/>
           </w:tcPr>
-          <w:p/>
+          <w:p>
+            <w:r>
+              <w:rPr>
+                <w:rFonts w:hint="eastAsia"/>
+              </w:rPr>
+              <w:t>良</w:t>
+            </w:r>
+          </w:p>
         </w:tc>
       </w:tr>
       <w:tr>
@@ -5331,7 +5531,14 @@
           <w:tcPr>
             <w:tcW w:w="1043" w:type="dxa"/>
           </w:tcPr>
-          <w:p/>
+          <w:p>
+            <w:r>
+              <w:rPr>
+                <w:rFonts w:hint="eastAsia"/>
+              </w:rPr>
+              <w:t>良</w:t>
+            </w:r>
+          </w:p>
         </w:tc>
       </w:tr>
       <w:tr>
@@ -5398,7 +5605,14 @@
           <w:tcPr>
             <w:tcW w:w="1043" w:type="dxa"/>
           </w:tcPr>
-          <w:p/>
+          <w:p>
+            <w:r>
+              <w:rPr>
+                <w:rFonts w:hint="eastAsia"/>
+              </w:rPr>
+              <w:t>良</w:t>
+            </w:r>
+          </w:p>
         </w:tc>
       </w:tr>
       <w:tr>
@@ -5483,7 +5697,14 @@
           <w:tcPr>
             <w:tcW w:w="1043" w:type="dxa"/>
           </w:tcPr>
-          <w:p/>
+          <w:p>
+            <w:r>
+              <w:rPr>
+                <w:rFonts w:hint="eastAsia"/>
+              </w:rPr>
+              <w:t>良</w:t>
+            </w:r>
+          </w:p>
         </w:tc>
       </w:tr>
       <w:tr>
@@ -5560,7 +5781,14 @@
           <w:tcPr>
             <w:tcW w:w="1043" w:type="dxa"/>
           </w:tcPr>
-          <w:p/>
+          <w:p>
+            <w:r>
+              <w:rPr>
+                <w:rFonts w:hint="eastAsia"/>
+              </w:rPr>
+              <w:t>良</w:t>
+            </w:r>
+          </w:p>
         </w:tc>
       </w:tr>
       <w:tr>
@@ -5627,7 +5855,14 @@
           <w:tcPr>
             <w:tcW w:w="1043" w:type="dxa"/>
           </w:tcPr>
-          <w:p/>
+          <w:p>
+            <w:r>
+              <w:rPr>
+                <w:rFonts w:hint="eastAsia"/>
+              </w:rPr>
+              <w:t>良</w:t>
+            </w:r>
+          </w:p>
         </w:tc>
       </w:tr>
       <w:tr>
@@ -5702,7 +5937,14 @@
           <w:tcPr>
             <w:tcW w:w="1043" w:type="dxa"/>
           </w:tcPr>
-          <w:p/>
+          <w:p>
+            <w:r>
+              <w:rPr>
+                <w:rFonts w:hint="eastAsia"/>
+              </w:rPr>
+              <w:t>良</w:t>
+            </w:r>
+          </w:p>
         </w:tc>
       </w:tr>
       <w:tr>
@@ -5795,7 +6037,14 @@
           <w:tcPr>
             <w:tcW w:w="1043" w:type="dxa"/>
           </w:tcPr>
-          <w:p/>
+          <w:p>
+            <w:r>
+              <w:rPr>
+                <w:rFonts w:hint="eastAsia"/>
+              </w:rPr>
+              <w:t>良</w:t>
+            </w:r>
+          </w:p>
         </w:tc>
       </w:tr>
       <w:tr>
@@ -5867,7 +6116,14 @@
           <w:tcPr>
             <w:tcW w:w="1043" w:type="dxa"/>
           </w:tcPr>
-          <w:p/>
+          <w:p>
+            <w:r>
+              <w:rPr>
+                <w:rFonts w:hint="eastAsia"/>
+              </w:rPr>
+              <w:t>良</w:t>
+            </w:r>
+          </w:p>
         </w:tc>
       </w:tr>
       <w:tr>
@@ -5948,7 +6204,14 @@
           <w:tcPr>
             <w:tcW w:w="1043" w:type="dxa"/>
           </w:tcPr>
-          <w:p/>
+          <w:p>
+            <w:r>
+              <w:rPr>
+                <w:rFonts w:hint="eastAsia"/>
+              </w:rPr>
+              <w:t>良</w:t>
+            </w:r>
+          </w:p>
         </w:tc>
       </w:tr>
       <w:tr>
@@ -6017,7 +6280,14 @@
           <w:tcPr>
             <w:tcW w:w="1043" w:type="dxa"/>
           </w:tcPr>
-          <w:p/>
+          <w:p>
+            <w:r>
+              <w:rPr>
+                <w:rFonts w:hint="eastAsia"/>
+              </w:rPr>
+              <w:t>良</w:t>
+            </w:r>
+          </w:p>
         </w:tc>
       </w:tr>
       <w:tr>
@@ -6098,7 +6368,14 @@
           <w:tcPr>
             <w:tcW w:w="1043" w:type="dxa"/>
           </w:tcPr>
-          <w:p/>
+          <w:p>
+            <w:r>
+              <w:rPr>
+                <w:rFonts w:hint="eastAsia"/>
+              </w:rPr>
+              <w:t>良</w:t>
+            </w:r>
+          </w:p>
         </w:tc>
       </w:tr>
       <w:tr>
@@ -6197,7 +6474,14 @@
           <w:tcPr>
             <w:tcW w:w="1043" w:type="dxa"/>
           </w:tcPr>
-          <w:p/>
+          <w:p>
+            <w:r>
+              <w:rPr>
+                <w:rFonts w:hint="eastAsia"/>
+              </w:rPr>
+              <w:t>良</w:t>
+            </w:r>
+          </w:p>
         </w:tc>
       </w:tr>
       <w:tr>
@@ -6278,7 +6562,14 @@
           <w:tcPr>
             <w:tcW w:w="1043" w:type="dxa"/>
           </w:tcPr>
-          <w:p/>
+          <w:p>
+            <w:r>
+              <w:rPr>
+                <w:rFonts w:hint="eastAsia"/>
+              </w:rPr>
+              <w:t>良</w:t>
+            </w:r>
+          </w:p>
         </w:tc>
       </w:tr>
       <w:tr>
@@ -6405,7 +6696,15 @@
           <w:tcPr>
             <w:tcW w:w="1043" w:type="dxa"/>
           </w:tcPr>
-          <w:p/>
+          <w:p>
+            <w:r>
+              <w:rPr>
+                <w:rFonts w:hint="eastAsia"/>
+              </w:rPr>
+              <w:lastRenderedPageBreak/>
+              <w:t>良</w:t>
+            </w:r>
+          </w:p>
         </w:tc>
       </w:tr>
       <w:tr>
@@ -6534,7 +6833,14 @@
           <w:tcPr>
             <w:tcW w:w="1043" w:type="dxa"/>
           </w:tcPr>
-          <w:p/>
+          <w:p>
+            <w:r>
+              <w:rPr>
+                <w:rFonts w:hint="eastAsia"/>
+              </w:rPr>
+              <w:t>良</w:t>
+            </w:r>
+          </w:p>
         </w:tc>
       </w:tr>
       <w:tr>
@@ -6603,7 +6909,14 @@
           <w:tcPr>
             <w:tcW w:w="1043" w:type="dxa"/>
           </w:tcPr>
-          <w:p/>
+          <w:p>
+            <w:r>
+              <w:rPr>
+                <w:rFonts w:hint="eastAsia"/>
+              </w:rPr>
+              <w:t>良</w:t>
+            </w:r>
+          </w:p>
         </w:tc>
       </w:tr>
       <w:tr>
@@ -6690,7 +7003,14 @@
           <w:tcPr>
             <w:tcW w:w="1043" w:type="dxa"/>
           </w:tcPr>
-          <w:p/>
+          <w:p>
+            <w:r>
+              <w:rPr>
+                <w:rFonts w:hint="eastAsia"/>
+              </w:rPr>
+              <w:t>良</w:t>
+            </w:r>
+          </w:p>
         </w:tc>
       </w:tr>
       <w:tr>
@@ -6757,7 +7077,14 @@
           <w:tcPr>
             <w:tcW w:w="1043" w:type="dxa"/>
           </w:tcPr>
-          <w:p/>
+          <w:p>
+            <w:r>
+              <w:rPr>
+                <w:rFonts w:hint="eastAsia"/>
+              </w:rPr>
+              <w:t>中</w:t>
+            </w:r>
+          </w:p>
         </w:tc>
       </w:tr>
       <w:tr>
@@ -6806,7 +7133,14 @@
           <w:tcPr>
             <w:tcW w:w="1043" w:type="dxa"/>
           </w:tcPr>
-          <w:p/>
+          <w:p>
+            <w:r>
+              <w:rPr>
+                <w:rFonts w:hint="eastAsia"/>
+              </w:rPr>
+              <w:t>良</w:t>
+            </w:r>
+          </w:p>
         </w:tc>
       </w:tr>
       <w:tr>
@@ -6861,7 +7195,14 @@
           <w:tcPr>
             <w:tcW w:w="1043" w:type="dxa"/>
           </w:tcPr>
-          <w:p/>
+          <w:p>
+            <w:r>
+              <w:rPr>
+                <w:rFonts w:hint="eastAsia"/>
+              </w:rPr>
+              <w:t>良</w:t>
+            </w:r>
+          </w:p>
         </w:tc>
       </w:tr>
       <w:tr>
@@ -6916,7 +7257,14 @@
           <w:tcPr>
             <w:tcW w:w="1043" w:type="dxa"/>
           </w:tcPr>
-          <w:p/>
+          <w:p>
+            <w:r>
+              <w:rPr>
+                <w:rFonts w:hint="eastAsia"/>
+              </w:rPr>
+              <w:t>良</w:t>
+            </w:r>
+          </w:p>
         </w:tc>
       </w:tr>
       <w:tr>
@@ -6971,7 +7319,14 @@
           <w:tcPr>
             <w:tcW w:w="1043" w:type="dxa"/>
           </w:tcPr>
-          <w:p/>
+          <w:p>
+            <w:r>
+              <w:rPr>
+                <w:rFonts w:hint="eastAsia"/>
+              </w:rPr>
+              <w:t>良</w:t>
+            </w:r>
+          </w:p>
         </w:tc>
       </w:tr>
       <w:tr>
@@ -7062,7 +7417,14 @@
           <w:tcPr>
             <w:tcW w:w="1043" w:type="dxa"/>
           </w:tcPr>
-          <w:p/>
+          <w:p>
+            <w:r>
+              <w:rPr>
+                <w:rFonts w:hint="eastAsia"/>
+              </w:rPr>
+              <w:t>良</w:t>
+            </w:r>
+          </w:p>
         </w:tc>
       </w:tr>
       <w:tr>
@@ -7111,7 +7473,14 @@
           <w:tcPr>
             <w:tcW w:w="1043" w:type="dxa"/>
           </w:tcPr>
-          <w:p/>
+          <w:p>
+            <w:r>
+              <w:rPr>
+                <w:rFonts w:hint="eastAsia"/>
+              </w:rPr>
+              <w:t>良</w:t>
+            </w:r>
+          </w:p>
         </w:tc>
       </w:tr>
       <w:tr>
@@ -7160,7 +7529,14 @@
           <w:tcPr>
             <w:tcW w:w="1043" w:type="dxa"/>
           </w:tcPr>
-          <w:p/>
+          <w:p>
+            <w:r>
+              <w:rPr>
+                <w:rFonts w:hint="eastAsia"/>
+              </w:rPr>
+              <w:t>良</w:t>
+            </w:r>
+          </w:p>
         </w:tc>
       </w:tr>
       <w:tr>
@@ -7248,7 +7624,14 @@
           <w:tcPr>
             <w:tcW w:w="1043" w:type="dxa"/>
           </w:tcPr>
-          <w:p/>
+          <w:p>
+            <w:r>
+              <w:rPr>
+                <w:rFonts w:hint="eastAsia"/>
+              </w:rPr>
+              <w:t>良</w:t>
+            </w:r>
+          </w:p>
         </w:tc>
       </w:tr>
       <w:tr>

--- a/internal_doc/07.版本报告/SequoiaDB_1.10版本发布评估说明书.docx
+++ b/internal_doc/07.版本报告/SequoiaDB_1.10版本发布评估说明书.docx
@@ -7706,7 +7706,14 @@
           <w:tcPr>
             <w:tcW w:w="1043" w:type="dxa"/>
           </w:tcPr>
-          <w:p/>
+          <w:p>
+            <w:r>
+              <w:rPr>
+                <w:rFonts w:hint="eastAsia"/>
+              </w:rPr>
+              <w:t>良</w:t>
+            </w:r>
+          </w:p>
         </w:tc>
       </w:tr>
       <w:tr>
@@ -7799,7 +7806,14 @@
           <w:tcPr>
             <w:tcW w:w="1043" w:type="dxa"/>
           </w:tcPr>
-          <w:p/>
+          <w:p>
+            <w:r>
+              <w:rPr>
+                <w:rFonts w:hint="eastAsia"/>
+              </w:rPr>
+              <w:t>良</w:t>
+            </w:r>
+          </w:p>
         </w:tc>
       </w:tr>
       <w:tr>
@@ -7890,7 +7904,14 @@
           <w:tcPr>
             <w:tcW w:w="1043" w:type="dxa"/>
           </w:tcPr>
-          <w:p/>
+          <w:p>
+            <w:r>
+              <w:rPr>
+                <w:rFonts w:hint="eastAsia"/>
+              </w:rPr>
+              <w:t>良</w:t>
+            </w:r>
+          </w:p>
         </w:tc>
       </w:tr>
       <w:tr>
@@ -7979,7 +8000,14 @@
           <w:tcPr>
             <w:tcW w:w="1043" w:type="dxa"/>
           </w:tcPr>
-          <w:p/>
+          <w:p>
+            <w:r>
+              <w:rPr>
+                <w:rFonts w:hint="eastAsia"/>
+              </w:rPr>
+              <w:t>良</w:t>
+            </w:r>
+          </w:p>
         </w:tc>
       </w:tr>
       <w:tr>
@@ -8023,7 +8051,14 @@
           <w:tcPr>
             <w:tcW w:w="1043" w:type="dxa"/>
           </w:tcPr>
-          <w:p/>
+          <w:p>
+            <w:r>
+              <w:rPr>
+                <w:rFonts w:hint="eastAsia"/>
+              </w:rPr>
+              <w:t>良</w:t>
+            </w:r>
+          </w:p>
         </w:tc>
       </w:tr>
       <w:tr>
@@ -8130,7 +8165,14 @@
           <w:tcPr>
             <w:tcW w:w="1043" w:type="dxa"/>
           </w:tcPr>
-          <w:p/>
+          <w:p>
+            <w:r>
+              <w:rPr>
+                <w:rFonts w:hint="eastAsia"/>
+              </w:rPr>
+              <w:t>良</w:t>
+            </w:r>
+          </w:p>
         </w:tc>
       </w:tr>
       <w:tr>
@@ -8193,7 +8235,14 @@
           <w:tcPr>
             <w:tcW w:w="1043" w:type="dxa"/>
           </w:tcPr>
-          <w:p/>
+          <w:p>
+            <w:r>
+              <w:rPr>
+                <w:rFonts w:hint="eastAsia"/>
+              </w:rPr>
+              <w:t>良</w:t>
+            </w:r>
+          </w:p>
         </w:tc>
       </w:tr>
       <w:tr>
@@ -8279,7 +8328,14 @@
           <w:tcPr>
             <w:tcW w:w="1043" w:type="dxa"/>
           </w:tcPr>
-          <w:p/>
+          <w:p>
+            <w:r>
+              <w:rPr>
+                <w:rFonts w:hint="eastAsia"/>
+              </w:rPr>
+              <w:t>良</w:t>
+            </w:r>
+          </w:p>
         </w:tc>
       </w:tr>
       <w:tr>
@@ -8386,7 +8442,14 @@
           <w:tcPr>
             <w:tcW w:w="1043" w:type="dxa"/>
           </w:tcPr>
-          <w:p/>
+          <w:p>
+            <w:r>
+              <w:rPr>
+                <w:rFonts w:hint="eastAsia"/>
+              </w:rPr>
+              <w:t>良</w:t>
+            </w:r>
+          </w:p>
         </w:tc>
       </w:tr>
       <w:tr>
@@ -8451,7 +8514,14 @@
           <w:tcPr>
             <w:tcW w:w="1043" w:type="dxa"/>
           </w:tcPr>
-          <w:p/>
+          <w:p>
+            <w:r>
+              <w:rPr>
+                <w:rFonts w:hint="eastAsia"/>
+              </w:rPr>
+              <w:t>良</w:t>
+            </w:r>
+          </w:p>
         </w:tc>
       </w:tr>
       <w:tr>
@@ -8565,7 +8635,14 @@
           <w:tcPr>
             <w:tcW w:w="1043" w:type="dxa"/>
           </w:tcPr>
-          <w:p/>
+          <w:p>
+            <w:r>
+              <w:rPr>
+                <w:rFonts w:hint="eastAsia"/>
+              </w:rPr>
+              <w:t>良</w:t>
+            </w:r>
+          </w:p>
         </w:tc>
       </w:tr>
       <w:tr>
@@ -8644,7 +8721,14 @@
           <w:tcPr>
             <w:tcW w:w="1043" w:type="dxa"/>
           </w:tcPr>
-          <w:p/>
+          <w:p>
+            <w:r>
+              <w:rPr>
+                <w:rFonts w:hint="eastAsia"/>
+              </w:rPr>
+              <w:t>良</w:t>
+            </w:r>
+          </w:p>
         </w:tc>
       </w:tr>
       <w:tr>
@@ -8737,7 +8821,14 @@
           <w:tcPr>
             <w:tcW w:w="1043" w:type="dxa"/>
           </w:tcPr>
-          <w:p/>
+          <w:p>
+            <w:r>
+              <w:rPr>
+                <w:rFonts w:hint="eastAsia"/>
+              </w:rPr>
+              <w:t>良</w:t>
+            </w:r>
+          </w:p>
         </w:tc>
       </w:tr>
       <w:tr>
@@ -8802,7 +8893,14 @@
           <w:tcPr>
             <w:tcW w:w="1043" w:type="dxa"/>
           </w:tcPr>
-          <w:p/>
+          <w:p>
+            <w:r>
+              <w:rPr>
+                <w:rFonts w:hint="eastAsia"/>
+              </w:rPr>
+              <w:t>良</w:t>
+            </w:r>
+          </w:p>
         </w:tc>
       </w:tr>
       <w:tr>
@@ -8895,7 +8993,14 @@
           <w:tcPr>
             <w:tcW w:w="1043" w:type="dxa"/>
           </w:tcPr>
-          <w:p/>
+          <w:p>
+            <w:r>
+              <w:rPr>
+                <w:rFonts w:hint="eastAsia"/>
+              </w:rPr>
+              <w:t>良</w:t>
+            </w:r>
+          </w:p>
         </w:tc>
       </w:tr>
       <w:tr>
@@ -8988,7 +9093,14 @@
           <w:tcPr>
             <w:tcW w:w="1043" w:type="dxa"/>
           </w:tcPr>
-          <w:p/>
+          <w:p>
+            <w:r>
+              <w:rPr>
+                <w:rFonts w:hint="eastAsia"/>
+              </w:rPr>
+              <w:t>良</w:t>
+            </w:r>
+          </w:p>
         </w:tc>
       </w:tr>
       <w:tr>
@@ -9088,7 +9200,14 @@
           <w:tcPr>
             <w:tcW w:w="1043" w:type="dxa"/>
           </w:tcPr>
-          <w:p/>
+          <w:p>
+            <w:r>
+              <w:rPr>
+                <w:rFonts w:hint="eastAsia"/>
+              </w:rPr>
+              <w:t>良</w:t>
+            </w:r>
+          </w:p>
         </w:tc>
       </w:tr>
       <w:tr>
@@ -10951,7 +11070,14 @@
           <w:tcPr>
             <w:tcW w:w="1559" w:type="dxa"/>
           </w:tcPr>
-          <w:p/>
+          <w:p>
+            <w:r>
+              <w:rPr>
+                <w:rFonts w:hint="eastAsia"/>
+              </w:rPr>
+              <w:t>正常</w:t>
+            </w:r>
+          </w:p>
         </w:tc>
       </w:tr>
       <w:tr>
@@ -11050,7 +11176,14 @@
           <w:tcPr>
             <w:tcW w:w="1559" w:type="dxa"/>
           </w:tcPr>
-          <w:p/>
+          <w:p>
+            <w:r>
+              <w:rPr>
+                <w:rFonts w:hint="eastAsia"/>
+              </w:rPr>
+              <w:t>正常</w:t>
+            </w:r>
+          </w:p>
         </w:tc>
       </w:tr>
       <w:tr>
@@ -11276,7 +11409,14 @@
           <w:tcPr>
             <w:tcW w:w="1559" w:type="dxa"/>
           </w:tcPr>
-          <w:p/>
+          <w:p>
+            <w:r>
+              <w:rPr>
+                <w:rFonts w:hint="eastAsia"/>
+              </w:rPr>
+              <w:t>正常</w:t>
+            </w:r>
+          </w:p>
         </w:tc>
       </w:tr>
       <w:tr>

--- a/internal_doc/07.版本报告/SequoiaDB_1.10版本发布评估说明书.docx
+++ b/internal_doc/07.版本报告/SequoiaDB_1.10版本发布评估说明书.docx
@@ -4263,7 +4263,14 @@
           <w:tcPr>
             <w:tcW w:w="1043" w:type="dxa"/>
           </w:tcPr>
-          <w:p/>
+          <w:p>
+            <w:r>
+              <w:rPr>
+                <w:rFonts w:hint="eastAsia"/>
+              </w:rPr>
+              <w:t>良</w:t>
+            </w:r>
+          </w:p>
         </w:tc>
       </w:tr>
       <w:tr>
@@ -4336,7 +4343,14 @@
           <w:tcPr>
             <w:tcW w:w="1043" w:type="dxa"/>
           </w:tcPr>
-          <w:p/>
+          <w:p>
+            <w:r>
+              <w:rPr>
+                <w:rFonts w:hint="eastAsia"/>
+              </w:rPr>
+              <w:t>良</w:t>
+            </w:r>
+          </w:p>
         </w:tc>
       </w:tr>
       <w:tr>

--- a/internal_doc/07.版本报告/SequoiaDB_1.10版本发布评估说明书.docx
+++ b/internal_doc/07.版本报告/SequoiaDB_1.10版本发布评估说明书.docx
@@ -3744,7 +3744,14 @@
           <w:tcPr>
             <w:tcW w:w="1043" w:type="dxa"/>
           </w:tcPr>
-          <w:p/>
+          <w:p>
+            <w:r>
+              <w:rPr>
+                <w:rFonts w:hint="eastAsia"/>
+              </w:rPr>
+              <w:t>良</w:t>
+            </w:r>
+          </w:p>
         </w:tc>
       </w:tr>
       <w:tr>

--- a/internal_doc/07.版本报告/SequoiaDB_1.10版本发布评估说明书.docx
+++ b/internal_doc/07.版本报告/SequoiaDB_1.10版本发布评估说明书.docx
@@ -2845,7 +2845,14 @@
           <w:tcPr>
             <w:tcW w:w="1681" w:type="dxa"/>
           </w:tcPr>
-          <w:p/>
+          <w:p>
+            <w:r>
+              <w:rPr>
+                <w:rFonts w:hint="eastAsia"/>
+              </w:rPr>
+              <w:t>良</w:t>
+            </w:r>
+          </w:p>
         </w:tc>
       </w:tr>
       <w:tr>
